--- a/docs/testing/workbooks/generated/02_AtomicBot_TurboQuant_Controlled_Retest_Workbook_v1.docx
+++ b/docs/testing/workbooks/generated/02_AtomicBot_TurboQuant_Controlled_Retest_Workbook_v1.docx
@@ -538,7 +538,7 @@
               <w:rPr>
                 <w:sz w:val="14"/>
               </w:rPr>
-              <w:t>testing/workbook-control-baseline-repair; Pending PR; Pending merge; base 4bee757fb8ad40986df33df7e352526bfa4e7338</w:t>
+              <w:t>testing/workbook-control-baseline-repair; #21; Pending merge; base 4bee757fb8ad40986df33df7e352526bfa4e7338</w:t>
             </w:r>
           </w:p>
         </w:tc>

--- a/docs/testing/workbooks/generated/02_AtomicBot_TurboQuant_Controlled_Retest_Workbook_v1.docx
+++ b/docs/testing/workbooks/generated/02_AtomicBot_TurboQuant_Controlled_Retest_Workbook_v1.docx
@@ -8,7 +8,7 @@
         <w:jc w:val="center"/>
       </w:pPr>
       <w:r>
-        <w:t>02 AtomicBot TurboQuant Controlled Retest Workbook v1.2</w:t>
+        <w:t>02 AtomicBot TurboQuant Controlled Retest Workbook v1.3</w:t>
       </w:r>
     </w:p>
     <w:p>
@@ -546,6 +546,137 @@
           <w:tcPr>
             <w:tcW w:type="dxa" w:w="2078"/>
             <w:vAlign w:val="center"/>
+          </w:tcPr>
+          <w:p>
+            <w:pPr>
+              <w:spacing w:after="0"/>
+            </w:pPr>
+            <w:r>
+              <w:rPr>
+                <w:sz w:val="14"/>
+              </w:rPr>
+              <w:t>Superseded</w:t>
+            </w:r>
+          </w:p>
+        </w:tc>
+      </w:tr>
+      <w:tr>
+        <w:trPr>
+          <w:cantSplit/>
+        </w:trPr>
+        <w:tc>
+          <w:tcPr>
+            <w:tcW w:type="dxa" w:w="2078"/>
+            <w:vAlign w:val="center"/>
+            <w:shd w:fill="EAF2F8"/>
+          </w:tcPr>
+          <w:p>
+            <w:pPr>
+              <w:spacing w:after="0"/>
+            </w:pPr>
+            <w:r>
+              <w:rPr>
+                <w:sz w:val="14"/>
+              </w:rPr>
+              <w:t>1.3</w:t>
+            </w:r>
+          </w:p>
+        </w:tc>
+        <w:tc>
+          <w:tcPr>
+            <w:tcW w:type="dxa" w:w="2078"/>
+            <w:vAlign w:val="center"/>
+            <w:shd w:fill="EAF2F8"/>
+          </w:tcPr>
+          <w:p>
+            <w:pPr>
+              <w:spacing w:after="0"/>
+            </w:pPr>
+            <w:r>
+              <w:rPr>
+                <w:sz w:val="14"/>
+              </w:rPr>
+              <w:t>2026-07-16</w:t>
+            </w:r>
+          </w:p>
+        </w:tc>
+        <w:tc>
+          <w:tcPr>
+            <w:tcW w:type="dxa" w:w="2078"/>
+            <w:vAlign w:val="center"/>
+            <w:shd w:fill="EAF2F8"/>
+          </w:tcPr>
+          <w:p>
+            <w:pPr>
+              <w:spacing w:after="0"/>
+            </w:pPr>
+            <w:r>
+              <w:rPr>
+                <w:sz w:val="14"/>
+              </w:rPr>
+              <w:t>Student</w:t>
+            </w:r>
+          </w:p>
+        </w:tc>
+        <w:tc>
+          <w:tcPr>
+            <w:tcW w:type="dxa" w:w="2078"/>
+            <w:vAlign w:val="center"/>
+            <w:shd w:fill="EAF2F8"/>
+          </w:tcPr>
+          <w:p>
+            <w:pPr>
+              <w:spacing w:after="0"/>
+            </w:pPr>
+            <w:r>
+              <w:rPr>
+                <w:sz w:val="14"/>
+              </w:rPr>
+              <w:t>Completed fresh CPU and Vulkan builds, repository tests, 17 formal runtime rows, loaded-server RAM/KV/TTFT measurement, bounded perplexity and blinded Q8_0 versus turbo3 quality scoring; retained two safety-blocked rows and one Device Guard-blocked repository test.</w:t>
+            </w:r>
+          </w:p>
+        </w:tc>
+        <w:tc>
+          <w:tcPr>
+            <w:tcW w:type="dxa" w:w="2078"/>
+            <w:vAlign w:val="center"/>
+            <w:shd w:fill="EAF2F8"/>
+          </w:tcPr>
+          <w:p>
+            <w:pPr>
+              <w:spacing w:after="0"/>
+            </w:pPr>
+            <w:r>
+              <w:rPr>
+                <w:sz w:val="14"/>
+              </w:rPr>
+              <w:t>AB-B01-AB-B08; AB-01-AB-15M; P1-P6</w:t>
+            </w:r>
+          </w:p>
+        </w:tc>
+        <w:tc>
+          <w:tcPr>
+            <w:tcW w:type="dxa" w:w="2078"/>
+            <w:vAlign w:val="center"/>
+            <w:shd w:fill="EAF2F8"/>
+          </w:tcPr>
+          <w:p>
+            <w:pPr>
+              <w:spacing w:after="0"/>
+            </w:pPr>
+            <w:r>
+              <w:rPr>
+                <w:sz w:val="14"/>
+              </w:rPr>
+              <w:t>testing/atomicbot-turboquant-formal-retest; Pending PR; Pending merge</w:t>
+            </w:r>
+          </w:p>
+        </w:tc>
+        <w:tc>
+          <w:tcPr>
+            <w:tcW w:type="dxa" w:w="2078"/>
+            <w:vAlign w:val="center"/>
+            <w:shd w:fill="EAF2F8"/>
           </w:tcPr>
           <w:p>
             <w:pPr>
@@ -641,7 +772,7 @@
         <w:spacing w:after="60"/>
       </w:pPr>
       <w:r>
-        <w:t>Controlled retest template v1.2. Historical results were removed from this working copy; the original source document is preserved under docs/testing/source-material/original-workbooks/.</w:t>
+        <w:t>Controlled retest template v1.3. Historical results were removed from this working copy; the original source document is preserved under docs/testing/source-material/original-workbooks/.</w:t>
       </w:r>
     </w:p>
     <w:p>
@@ -794,6 +925,7 @@
               <w:rPr>
                 <w:sz w:val="14"/>
               </w:rPr>
+              <w:t>Detached exact-commit checkout (remote default branch tip at acquisition)</w:t>
             </w:r>
           </w:p>
         </w:tc>
@@ -832,6 +964,7 @@
               <w:rPr>
                 <w:sz w:val="14"/>
               </w:rPr>
+              <w:t>`519f0c594a8e31467d2e2f2cf17054c9e7e11536`</w:t>
             </w:r>
           </w:p>
         </w:tc>
@@ -872,6 +1005,7 @@
               <w:rPr>
                 <w:sz w:val="14"/>
               </w:rPr>
+              <w:t>Not published as a single derivable base commit at the tested pin; source audit retained instead</w:t>
             </w:r>
           </w:p>
         </w:tc>
@@ -910,6 +1044,7 @@
               <w:rPr>
                 <w:sz w:val="14"/>
               </w:rPr>
+              <w:t>KV: `turbo2`, `turbo3`, `turbo4`; source also exposes TQ3_1S/TQ4_1S weight types</w:t>
             </w:r>
           </w:p>
         </w:tc>
@@ -950,6 +1085,7 @@
               <w:rPr>
                 <w:sz w:val="14"/>
               </w:rPr>
+              <w:t>Pass; reference CPU paths exercised</w:t>
             </w:r>
           </w:p>
         </w:tc>
@@ -988,6 +1124,7 @@
               <w:rPr>
                 <w:sz w:val="14"/>
               </w:rPr>
+              <w:t>Pass with limitations; partial and full placement exercised on Intel UHD</w:t>
             </w:r>
           </w:p>
         </w:tc>
@@ -1028,6 +1165,7 @@
               <w:rPr>
                 <w:sz w:val="14"/>
               </w:rPr>
+              <w:t>Unsupported for a TurboQuant-specific route at this pin; generic SYCL source exists but no TQ-specific implementation evidence</w:t>
             </w:r>
           </w:p>
         </w:tc>
@@ -1066,6 +1204,7 @@
               <w:rPr>
                 <w:sz w:val="14"/>
               </w:rPr>
+              <w:t>AtomicBot fork commit `519f0c5`; MSVC 19.51; CMake 4.3.1; Ninja 1.13.2</w:t>
             </w:r>
           </w:p>
         </w:tc>
@@ -1106,6 +1245,7 @@
               <w:rPr>
                 <w:sz w:val="14"/>
               </w:rPr>
+              <w:t>Student with Codex-controlled harness</w:t>
             </w:r>
           </w:p>
         </w:tc>
@@ -1144,6 +1284,7 @@
               <w:rPr>
                 <w:sz w:val="14"/>
               </w:rPr>
+              <w:t>2026-07-16</w:t>
             </w:r>
           </w:p>
         </w:tc>
@@ -1184,6 +1325,7 @@
               <w:rPr>
                 <w:sz w:val="14"/>
               </w:rPr>
+              <w:t>2026-07-16</w:t>
             </w:r>
           </w:p>
         </w:tc>
@@ -1222,6 +1364,7 @@
               <w:rPr>
                 <w:sz w:val="14"/>
               </w:rPr>
+              <w:t>Accepted with limitations: 17 formal runtime rows passed; two guarded 8B rows blocked; one repository test blocked by Device Guard</w:t>
             </w:r>
           </w:p>
         </w:tc>
@@ -1360,6 +1503,7 @@
               <w:rPr>
                 <w:sz w:val="14"/>
               </w:rPr>
+              <w:t>Confirmed</w:t>
             </w:r>
           </w:p>
         </w:tc>
@@ -1418,6 +1562,7 @@
               <w:rPr>
                 <w:sz w:val="14"/>
               </w:rPr>
+              <w:t>Confirmed; 12 logical processors</w:t>
             </w:r>
           </w:p>
         </w:tc>
@@ -1473,6 +1618,7 @@
               <w:rPr>
                 <w:sz w:val="14"/>
               </w:rPr>
+              <w:t>Confirmed; shared-memory safety gates enforced</w:t>
             </w:r>
           </w:p>
         </w:tc>
@@ -1531,6 +1677,7 @@
               <w:rPr>
                 <w:sz w:val="14"/>
               </w:rPr>
+              <w:t>Confirmed as Vulkan0</w:t>
             </w:r>
           </w:p>
         </w:tc>
@@ -1586,6 +1733,7 @@
               <w:rPr>
                 <w:sz w:val="14"/>
               </w:rPr>
+              <w:t>Confirmed; Windows build reported as 10.0.26200</w:t>
             </w:r>
           </w:p>
         </w:tc>
@@ -1644,6 +1792,7 @@
               <w:rPr>
                 <w:sz w:val="14"/>
               </w:rPr>
+              <w:t>Confirmed; N/A</w:t>
             </w:r>
           </w:p>
         </w:tc>
@@ -1800,6 +1949,7 @@
               <w:rPr>
                 <w:sz w:val="14"/>
               </w:rPr>
+              <w:t>Pass</w:t>
             </w:r>
           </w:p>
         </w:tc>
@@ -1816,6 +1966,7 @@
               <w:rPr>
                 <w:sz w:val="14"/>
               </w:rPr>
+              <w:t>Clean detached checkout and origin verified in `acquisition/results/AtomicBot_Environment_Manifest.json`</w:t>
             </w:r>
           </w:p>
         </w:tc>
@@ -1874,6 +2025,7 @@
               <w:rPr>
                 <w:sz w:val="14"/>
               </w:rPr>
+              <w:t>Pass</w:t>
             </w:r>
           </w:p>
         </w:tc>
@@ -1891,6 +2043,7 @@
               <w:rPr>
                 <w:sz w:val="14"/>
               </w:rPr>
+              <w:t>Fresh build root `C:/Users/Student/ab-retest-20260716/cpu`; UI bundle repair copied the pinned `loading.html` into generated build output only</w:t>
             </w:r>
           </w:p>
         </w:tc>
@@ -1946,6 +2099,7 @@
               <w:rPr>
                 <w:sz w:val="14"/>
               </w:rPr>
+              <w:t>Pass</w:t>
             </w:r>
           </w:p>
         </w:tc>
@@ -1962,6 +2116,7 @@
               <w:rPr>
                 <w:sz w:val="14"/>
               </w:rPr>
+              <w:t>`llama-cli`, `llama-server`, `llama-perplexity` and test binaries built; hashes retained in `acquisition/results/AtomicBot_cpu_Binary_Hashes.json`</w:t>
             </w:r>
           </w:p>
         </w:tc>
@@ -2020,6 +2175,7 @@
               <w:rPr>
                 <w:sz w:val="14"/>
               </w:rPr>
+              <w:t>Blocked/partial</w:t>
             </w:r>
           </w:p>
         </w:tc>
@@ -2037,6 +2193,7 @@
               <w:rPr>
                 <w:sz w:val="14"/>
               </w:rPr>
+              <w:t>42/43 effective passes after installing Jinja2 3.1.6; `test-barrier.exe` blocked by Windows Device Guard (exit 4551), not a product assertion failure</w:t>
             </w:r>
           </w:p>
         </w:tc>
@@ -2092,6 +2249,7 @@
               <w:rPr>
                 <w:sz w:val="14"/>
               </w:rPr>
+              <w:t>Pass</w:t>
             </w:r>
           </w:p>
         </w:tc>
@@ -2108,6 +2266,7 @@
               <w:rPr>
                 <w:sz w:val="14"/>
               </w:rPr>
+              <w:t>Fresh Vulkan build plus runtime placement evidence; Vulkan SDK 1.4.350.0</w:t>
             </w:r>
           </w:p>
         </w:tc>
@@ -2166,6 +2325,7 @@
               <w:rPr>
                 <w:sz w:val="14"/>
               </w:rPr>
+              <w:t>Unsupported</w:t>
             </w:r>
           </w:p>
         </w:tc>
@@ -2183,6 +2343,7 @@
               <w:rPr>
                 <w:sz w:val="14"/>
               </w:rPr>
+              <w:t>No TurboQuant-specific SYCL implementation evidence at pin; generic SYCL presence is not counted as TQ support</w:t>
             </w:r>
           </w:p>
         </w:tc>
@@ -2238,6 +2399,7 @@
               <w:rPr>
                 <w:sz w:val="14"/>
               </w:rPr>
+              <w:t>Pass</w:t>
             </w:r>
           </w:p>
         </w:tc>
@@ -2254,6 +2416,7 @@
               <w:rPr>
                 <w:sz w:val="14"/>
               </w:rPr>
+              <w:t>`-ctk/-ctv` accepted and runtime allocations prove `turbo2/3/4` activation</w:t>
             </w:r>
           </w:p>
         </w:tc>
@@ -2312,6 +2475,7 @@
               <w:rPr>
                 <w:sz w:val="14"/>
               </w:rPr>
+              <w:t>Pass</w:t>
             </w:r>
           </w:p>
         </w:tc>
@@ -2329,6 +2493,7 @@
               <w:rPr>
                 <w:sz w:val="14"/>
               </w:rPr>
+              <w:t>Shared-memory gates, missing GPU utilisation counter, hybrid placement and Device Guard limitation recorded</w:t>
             </w:r>
           </w:p>
         </w:tc>
@@ -2939,6 +3104,7 @@
               <w:rPr>
                 <w:sz w:val="14"/>
               </w:rPr>
+              <w:t>Pass</w:t>
             </w:r>
           </w:p>
         </w:tc>
@@ -3069,6 +3235,7 @@
               <w:rPr>
                 <w:sz w:val="14"/>
               </w:rPr>
+              <w:t>Pass</w:t>
             </w:r>
           </w:p>
         </w:tc>
@@ -3192,6 +3359,7 @@
               <w:rPr>
                 <w:sz w:val="14"/>
               </w:rPr>
+              <w:t>Pass</w:t>
             </w:r>
           </w:p>
         </w:tc>
@@ -3322,6 +3490,7 @@
               <w:rPr>
                 <w:sz w:val="14"/>
               </w:rPr>
+              <w:t>Pass</w:t>
             </w:r>
           </w:p>
         </w:tc>
@@ -3445,6 +3614,7 @@
               <w:rPr>
                 <w:sz w:val="14"/>
               </w:rPr>
+              <w:t>Pass</w:t>
             </w:r>
           </w:p>
         </w:tc>
@@ -3575,6 +3745,7 @@
               <w:rPr>
                 <w:sz w:val="14"/>
               </w:rPr>
+              <w:t>Pass</w:t>
             </w:r>
           </w:p>
         </w:tc>
@@ -3698,6 +3869,7 @@
               <w:rPr>
                 <w:sz w:val="14"/>
               </w:rPr>
+              <w:t>Pass</w:t>
             </w:r>
           </w:p>
         </w:tc>
@@ -3828,6 +4000,7 @@
               <w:rPr>
                 <w:sz w:val="14"/>
               </w:rPr>
+              <w:t>Pass</w:t>
             </w:r>
           </w:p>
         </w:tc>
@@ -3951,6 +4124,7 @@
               <w:rPr>
                 <w:sz w:val="14"/>
               </w:rPr>
+              <w:t>Pass</w:t>
             </w:r>
           </w:p>
         </w:tc>
@@ -4081,6 +4255,7 @@
               <w:rPr>
                 <w:sz w:val="14"/>
               </w:rPr>
+              <w:t>Blocked - safety gate</w:t>
             </w:r>
           </w:p>
         </w:tc>
@@ -4204,6 +4379,7 @@
               <w:rPr>
                 <w:sz w:val="14"/>
               </w:rPr>
+              <w:t>Pass after isolated rerun</w:t>
             </w:r>
           </w:p>
         </w:tc>
@@ -4334,6 +4510,7 @@
               <w:rPr>
                 <w:sz w:val="14"/>
               </w:rPr>
+              <w:t>Pass</w:t>
             </w:r>
           </w:p>
         </w:tc>
@@ -4457,6 +4634,7 @@
               <w:rPr>
                 <w:sz w:val="14"/>
               </w:rPr>
+              <w:t>Pass</w:t>
             </w:r>
           </w:p>
         </w:tc>
@@ -4587,6 +4765,7 @@
               <w:rPr>
                 <w:sz w:val="14"/>
               </w:rPr>
+              <w:t>Pass</w:t>
             </w:r>
           </w:p>
         </w:tc>
@@ -4710,6 +4889,7 @@
               <w:rPr>
                 <w:sz w:val="14"/>
               </w:rPr>
+              <w:t>Pass; hybrid</w:t>
             </w:r>
           </w:p>
         </w:tc>
@@ -4840,6 +5020,7 @@
               <w:rPr>
                 <w:sz w:val="14"/>
               </w:rPr>
+              <w:t>Pass; 41/41 layers</w:t>
             </w:r>
           </w:p>
         </w:tc>
@@ -4963,6 +5144,7 @@
               <w:rPr>
                 <w:sz w:val="14"/>
               </w:rPr>
+              <w:t>Pass; hybrid</w:t>
             </w:r>
           </w:p>
         </w:tc>
@@ -5093,6 +5275,7 @@
               <w:rPr>
                 <w:sz w:val="14"/>
               </w:rPr>
+              <w:t>Pass; hybrid</w:t>
             </w:r>
           </w:p>
         </w:tc>
@@ -5216,6 +5399,7 @@
               <w:rPr>
                 <w:sz w:val="14"/>
               </w:rPr>
+              <w:t>Blocked - safety gate</w:t>
             </w:r>
           </w:p>
         </w:tc>
@@ -5485,6 +5669,7 @@
               <w:rPr>
                 <w:sz w:val="14"/>
               </w:rPr>
+              <w:t>Yes</w:t>
             </w:r>
           </w:p>
         </w:tc>
@@ -5501,6 +5686,7 @@
               <w:rPr>
                 <w:sz w:val="14"/>
               </w:rPr>
+              <w:t>Yes</w:t>
             </w:r>
           </w:p>
         </w:tc>
@@ -5613,6 +5799,7 @@
               <w:rPr>
                 <w:sz w:val="14"/>
               </w:rPr>
+              <w:t>Yes</w:t>
             </w:r>
           </w:p>
         </w:tc>
@@ -5630,6 +5817,7 @@
               <w:rPr>
                 <w:sz w:val="14"/>
               </w:rPr>
+              <w:t>Yes</w:t>
             </w:r>
           </w:p>
         </w:tc>
@@ -5736,6 +5924,7 @@
               <w:rPr>
                 <w:sz w:val="14"/>
               </w:rPr>
+              <w:t>Yes</w:t>
             </w:r>
           </w:p>
         </w:tc>
@@ -5752,6 +5941,7 @@
               <w:rPr>
                 <w:sz w:val="14"/>
               </w:rPr>
+              <w:t>Yes</w:t>
             </w:r>
           </w:p>
         </w:tc>
@@ -5864,6 +6054,7 @@
               <w:rPr>
                 <w:sz w:val="14"/>
               </w:rPr>
+              <w:t>Yes</w:t>
             </w:r>
           </w:p>
         </w:tc>
@@ -5881,6 +6072,7 @@
               <w:rPr>
                 <w:sz w:val="14"/>
               </w:rPr>
+              <w:t>Yes</w:t>
             </w:r>
           </w:p>
         </w:tc>
@@ -5987,6 +6179,7 @@
               <w:rPr>
                 <w:sz w:val="14"/>
               </w:rPr>
+              <w:t>Yes</w:t>
             </w:r>
           </w:p>
         </w:tc>
@@ -6003,6 +6196,7 @@
               <w:rPr>
                 <w:sz w:val="14"/>
               </w:rPr>
+              <w:t>Yes</w:t>
             </w:r>
           </w:p>
         </w:tc>
@@ -6115,6 +6309,7 @@
               <w:rPr>
                 <w:sz w:val="14"/>
               </w:rPr>
+              <w:t>Yes</w:t>
             </w:r>
           </w:p>
         </w:tc>
@@ -6132,6 +6327,7 @@
               <w:rPr>
                 <w:sz w:val="14"/>
               </w:rPr>
+              <w:t>Yes, partial 3B</w:t>
             </w:r>
           </w:p>
         </w:tc>
@@ -6238,6 +6434,7 @@
               <w:rPr>
                 <w:sz w:val="14"/>
               </w:rPr>
+              <w:t>Yes</w:t>
             </w:r>
           </w:p>
         </w:tc>
@@ -6254,6 +6451,7 @@
               <w:rPr>
                 <w:sz w:val="14"/>
               </w:rPr>
+              <w:t>Yes, partial and full 3B</w:t>
             </w:r>
           </w:p>
         </w:tc>
@@ -6366,6 +6564,7 @@
               <w:rPr>
                 <w:sz w:val="14"/>
               </w:rPr>
+              <w:t>Partial</w:t>
             </w:r>
           </w:p>
         </w:tc>
@@ -6383,6 +6582,7 @@
               <w:rPr>
                 <w:sz w:val="14"/>
               </w:rPr>
+              <w:t>Yes, partial only; full blocked</w:t>
             </w:r>
           </w:p>
         </w:tc>
@@ -6655,6 +6855,7 @@
               <w:rPr>
                 <w:sz w:val="14"/>
               </w:rPr>
+              <w:t>Intel UHD Vulkan0 + CPU</w:t>
             </w:r>
           </w:p>
         </w:tc>
@@ -6671,6 +6872,7 @@
               <w:rPr>
                 <w:sz w:val="14"/>
               </w:rPr>
+              <w:t>Vulkan hybrid</w:t>
             </w:r>
           </w:p>
         </w:tc>
@@ -6687,6 +6889,7 @@
               <w:rPr>
                 <w:sz w:val="14"/>
               </w:rPr>
+              <w:t>1/41 layers; 200.99 MiB model and 86.77 MiB compute buffers on Vulkan0</w:t>
             </w:r>
           </w:p>
         </w:tc>
@@ -6703,6 +6906,7 @@
               <w:rPr>
                 <w:sz w:val="14"/>
               </w:rPr>
+              <w:t>CPU, 320.00 MiB</w:t>
             </w:r>
           </w:p>
         </w:tc>
@@ -6719,6 +6923,7 @@
               <w:rPr>
                 <w:sz w:val="14"/>
               </w:rPr>
+              <w:t>Yes, intended hybrid</w:t>
             </w:r>
           </w:p>
         </w:tc>
@@ -6735,6 +6940,7 @@
               <w:rPr>
                 <w:sz w:val="14"/>
               </w:rPr>
+              <w:t>48.186 median</w:t>
             </w:r>
           </w:p>
         </w:tc>
@@ -6751,6 +6957,7 @@
               <w:rPr>
                 <w:sz w:val="14"/>
               </w:rPr>
+              <w:t>N/A - counter unavailable</w:t>
             </w:r>
           </w:p>
         </w:tc>
@@ -6767,6 +6974,7 @@
               <w:rPr>
                 <w:sz w:val="14"/>
               </w:rPr>
+              <w:t>`acquisition/results/AB-11/`</w:t>
             </w:r>
           </w:p>
         </w:tc>
@@ -6825,6 +7033,7 @@
               <w:rPr>
                 <w:sz w:val="14"/>
               </w:rPr>
+              <w:t>Intel UHD Vulkan0 + CPU</w:t>
             </w:r>
           </w:p>
         </w:tc>
@@ -6842,6 +7051,7 @@
               <w:rPr>
                 <w:sz w:val="14"/>
               </w:rPr>
+              <w:t>Vulkan hybrid</w:t>
             </w:r>
           </w:p>
         </w:tc>
@@ -6859,6 +7069,7 @@
               <w:rPr>
                 <w:sz w:val="14"/>
               </w:rPr>
+              <w:t>1/41 layers; 200.99 MiB model and 82.77 MiB compute buffers on Vulkan0</w:t>
             </w:r>
           </w:p>
         </w:tc>
@@ -6876,6 +7087,7 @@
               <w:rPr>
                 <w:sz w:val="14"/>
               </w:rPr>
+              <w:t>CPU, 125.13 MiB</w:t>
             </w:r>
           </w:p>
         </w:tc>
@@ -6893,6 +7105,7 @@
               <w:rPr>
                 <w:sz w:val="14"/>
               </w:rPr>
+              <w:t>Yes, intended hybrid</w:t>
             </w:r>
           </w:p>
         </w:tc>
@@ -6910,6 +7123,7 @@
               <w:rPr>
                 <w:sz w:val="14"/>
               </w:rPr>
+              <w:t>58.765 median</w:t>
             </w:r>
           </w:p>
         </w:tc>
@@ -6927,6 +7141,7 @@
               <w:rPr>
                 <w:sz w:val="14"/>
               </w:rPr>
+              <w:t>N/A - counter unavailable</w:t>
             </w:r>
           </w:p>
         </w:tc>
@@ -6944,6 +7159,7 @@
               <w:rPr>
                 <w:sz w:val="14"/>
               </w:rPr>
+              <w:t>`acquisition/results/AB-12/`</w:t>
             </w:r>
           </w:p>
         </w:tc>
@@ -6999,6 +7215,7 @@
               <w:rPr>
                 <w:sz w:val="14"/>
               </w:rPr>
+              <w:t>Intel UHD Vulkan0</w:t>
             </w:r>
           </w:p>
         </w:tc>
@@ -7015,6 +7232,7 @@
               <w:rPr>
                 <w:sz w:val="14"/>
               </w:rPr>
+              <w:t>Vulkan native placement</w:t>
             </w:r>
           </w:p>
         </w:tc>
@@ -7031,6 +7249,7 @@
               <w:rPr>
                 <w:sz w:val="14"/>
               </w:rPr>
+              <w:t>41/41 layers; 1998.84 MiB model and 62.01 MiB compute buffers on Vulkan0</w:t>
             </w:r>
           </w:p>
         </w:tc>
@@ -7047,6 +7266,7 @@
               <w:rPr>
                 <w:sz w:val="14"/>
               </w:rPr>
+              <w:t>Vulkan0, 125.13 MiB</w:t>
             </w:r>
           </w:p>
         </w:tc>
@@ -7063,6 +7283,7 @@
               <w:rPr>
                 <w:sz w:val="14"/>
               </w:rPr>
+              <w:t>No unexplained fallback</w:t>
             </w:r>
           </w:p>
         </w:tc>
@@ -7079,6 +7300,7 @@
               <w:rPr>
                 <w:sz w:val="14"/>
               </w:rPr>
+              <w:t>2.651 median</w:t>
             </w:r>
           </w:p>
         </w:tc>
@@ -7095,6 +7317,7 @@
               <w:rPr>
                 <w:sz w:val="14"/>
               </w:rPr>
+              <w:t>N/A - counter unavailable</w:t>
             </w:r>
           </w:p>
         </w:tc>
@@ -7111,6 +7334,7 @@
               <w:rPr>
                 <w:sz w:val="14"/>
               </w:rPr>
+              <w:t>`acquisition/results/AB-13/`</w:t>
             </w:r>
           </w:p>
         </w:tc>
@@ -7169,6 +7393,7 @@
               <w:rPr>
                 <w:sz w:val="14"/>
               </w:rPr>
+              <w:t>Intel UHD Vulkan0 + CPU</w:t>
             </w:r>
           </w:p>
         </w:tc>
@@ -7186,6 +7411,7 @@
               <w:rPr>
                 <w:sz w:val="14"/>
               </w:rPr>
+              <w:t>Vulkan hybrid</w:t>
             </w:r>
           </w:p>
         </w:tc>
@@ -7203,6 +7429,7 @@
               <w:rPr>
                 <w:sz w:val="14"/>
               </w:rPr>
+              <w:t>1/41 layers; 321.58 MiB model and 111.38 MiB compute buffers on Vulkan0</w:t>
             </w:r>
           </w:p>
         </w:tc>
@@ -7220,6 +7447,7 @@
               <w:rPr>
                 <w:sz w:val="14"/>
               </w:rPr>
+              <w:t>CPU, 340.00 MiB</w:t>
             </w:r>
           </w:p>
         </w:tc>
@@ -7237,6 +7465,7 @@
               <w:rPr>
                 <w:sz w:val="14"/>
               </w:rPr>
+              <w:t>Yes, intended hybrid</w:t>
             </w:r>
           </w:p>
         </w:tc>
@@ -7254,6 +7483,7 @@
               <w:rPr>
                 <w:sz w:val="14"/>
               </w:rPr>
+              <w:t>50.446 median</w:t>
             </w:r>
           </w:p>
         </w:tc>
@@ -7271,6 +7501,7 @@
               <w:rPr>
                 <w:sz w:val="14"/>
               </w:rPr>
+              <w:t>N/A - counter unavailable</w:t>
             </w:r>
           </w:p>
         </w:tc>
@@ -7288,6 +7519,7 @@
               <w:rPr>
                 <w:sz w:val="14"/>
               </w:rPr>
+              <w:t>`acquisition/results/AB-14/`</w:t>
             </w:r>
           </w:p>
         </w:tc>
@@ -7343,6 +7575,7 @@
               <w:rPr>
                 <w:sz w:val="14"/>
               </w:rPr>
+              <w:t>Intel UHD Vulkan0 + CPU</w:t>
             </w:r>
           </w:p>
         </w:tc>
@@ -7359,6 +7592,7 @@
               <w:rPr>
                 <w:sz w:val="14"/>
               </w:rPr>
+              <w:t>Vulkan hybrid</w:t>
             </w:r>
           </w:p>
         </w:tc>
@@ -7375,6 +7609,7 @@
               <w:rPr>
                 <w:sz w:val="14"/>
               </w:rPr>
+              <w:t>1/41 layers; 321.58 MiB model and 120.13 MiB compute buffers on Vulkan0</w:t>
             </w:r>
           </w:p>
         </w:tc>
@@ -7391,6 +7626,7 @@
               <w:rPr>
                 <w:sz w:val="14"/>
               </w:rPr>
+              <w:t>CPU, 125.13 MiB</w:t>
             </w:r>
           </w:p>
         </w:tc>
@@ -7407,6 +7643,7 @@
               <w:rPr>
                 <w:sz w:val="14"/>
               </w:rPr>
+              <w:t>Yes, intended hybrid</w:t>
             </w:r>
           </w:p>
         </w:tc>
@@ -7423,6 +7660,7 @@
               <w:rPr>
                 <w:sz w:val="14"/>
               </w:rPr>
+              <w:t>49.173 median</w:t>
             </w:r>
           </w:p>
         </w:tc>
@@ -7439,6 +7677,7 @@
               <w:rPr>
                 <w:sz w:val="14"/>
               </w:rPr>
+              <w:t>N/A - counter unavailable</w:t>
             </w:r>
           </w:p>
         </w:tc>
@@ -7455,6 +7694,7 @@
               <w:rPr>
                 <w:sz w:val="14"/>
               </w:rPr>
+              <w:t>`acquisition/results/AB-15/`</w:t>
             </w:r>
           </w:p>
         </w:tc>
@@ -7513,6 +7753,7 @@
               <w:rPr>
                 <w:sz w:val="14"/>
               </w:rPr>
+              <w:t>Not run</w:t>
             </w:r>
           </w:p>
         </w:tc>
@@ -7530,6 +7771,7 @@
               <w:rPr>
                 <w:sz w:val="14"/>
               </w:rPr>
+              <w:t>Blocked</w:t>
             </w:r>
           </w:p>
         </w:tc>
@@ -7547,6 +7789,7 @@
               <w:rPr>
                 <w:sz w:val="14"/>
               </w:rPr>
+              <w:t>N/A; 16 GB shared-memory safety gate</w:t>
             </w:r>
           </w:p>
         </w:tc>
@@ -7564,6 +7807,7 @@
               <w:rPr>
                 <w:sz w:val="14"/>
               </w:rPr>
+              <w:t>N/A - blocked</w:t>
             </w:r>
           </w:p>
         </w:tc>
@@ -7581,6 +7825,7 @@
               <w:rPr>
                 <w:sz w:val="14"/>
               </w:rPr>
+              <w:t>N/A - blocked</w:t>
             </w:r>
           </w:p>
         </w:tc>
@@ -7598,6 +7843,7 @@
               <w:rPr>
                 <w:sz w:val="14"/>
               </w:rPr>
+              <w:t>N/A - blocked</w:t>
             </w:r>
           </w:p>
         </w:tc>
@@ -7615,6 +7861,7 @@
               <w:rPr>
                 <w:sz w:val="14"/>
               </w:rPr>
+              <w:t>N/A - blocked</w:t>
             </w:r>
           </w:p>
         </w:tc>
@@ -7632,6 +7879,7 @@
               <w:rPr>
                 <w:sz w:val="14"/>
               </w:rPr>
+              <w:t>`acquisition/results/AtomicBot_Master_Summary.json`</w:t>
             </w:r>
           </w:p>
         </w:tc>
@@ -8043,6 +8291,7 @@
               <w:rPr>
                 <w:sz w:val="14"/>
               </w:rPr>
+              <w:t>923.949</w:t>
             </w:r>
           </w:p>
         </w:tc>
@@ -8059,6 +8308,7 @@
               <w:rPr>
                 <w:sz w:val="14"/>
               </w:rPr>
+              <w:t>26.00</w:t>
             </w:r>
           </w:p>
         </w:tc>
@@ -8075,6 +8325,7 @@
               <w:rPr>
                 <w:sz w:val="14"/>
               </w:rPr>
+              <w:t>110.562</w:t>
             </w:r>
           </w:p>
         </w:tc>
@@ -8091,6 +8342,7 @@
               <w:rPr>
                 <w:sz w:val="14"/>
               </w:rPr>
+              <w:t>37.50</w:t>
             </w:r>
           </w:p>
         </w:tc>
@@ -8107,6 +8359,7 @@
               <w:rPr>
                 <w:sz w:val="14"/>
               </w:rPr>
+              <w:t>N/A - diagnostic not quality-screened</w:t>
             </w:r>
           </w:p>
         </w:tc>
@@ -8123,6 +8376,7 @@
               <w:rPr>
                 <w:sz w:val="14"/>
               </w:rPr>
+              <w:t>Pass</w:t>
             </w:r>
           </w:p>
         </w:tc>
@@ -8271,6 +8525,7 @@
               <w:rPr>
                 <w:sz w:val="14"/>
               </w:rPr>
+              <w:t>903.688</w:t>
             </w:r>
           </w:p>
         </w:tc>
@@ -8288,6 +8543,7 @@
               <w:rPr>
                 <w:sz w:val="14"/>
               </w:rPr>
+              <w:t>5.08</w:t>
             </w:r>
           </w:p>
         </w:tc>
@@ -8305,6 +8561,7 @@
               <w:rPr>
                 <w:sz w:val="14"/>
               </w:rPr>
+              <w:t>81.053</w:t>
             </w:r>
           </w:p>
         </w:tc>
@@ -8322,6 +8579,7 @@
               <w:rPr>
                 <w:sz w:val="14"/>
               </w:rPr>
+              <w:t>30.80</w:t>
             </w:r>
           </w:p>
         </w:tc>
@@ -8339,6 +8597,7 @@
               <w:rPr>
                 <w:sz w:val="14"/>
               </w:rPr>
+              <w:t>N/A - diagnostic not quality-screened</w:t>
             </w:r>
           </w:p>
         </w:tc>
@@ -8356,6 +8615,7 @@
               <w:rPr>
                 <w:sz w:val="14"/>
               </w:rPr>
+              <w:t>Pass</w:t>
             </w:r>
           </w:p>
         </w:tc>
@@ -8496,6 +8756,7 @@
               <w:rPr>
                 <w:sz w:val="14"/>
               </w:rPr>
+              <w:t>3657.688</w:t>
             </w:r>
           </w:p>
         </w:tc>
@@ -8512,6 +8773,7 @@
               <w:rPr>
                 <w:sz w:val="14"/>
               </w:rPr>
+              <w:t>160.00</w:t>
             </w:r>
           </w:p>
         </w:tc>
@@ -8528,6 +8790,7 @@
               <w:rPr>
                 <w:sz w:val="14"/>
               </w:rPr>
+              <w:t>118.903</w:t>
             </w:r>
           </w:p>
         </w:tc>
@@ -8544,6 +8807,7 @@
               <w:rPr>
                 <w:sz w:val="14"/>
               </w:rPr>
+              <w:t>15.90</w:t>
             </w:r>
           </w:p>
         </w:tc>
@@ -8560,6 +8824,7 @@
               <w:rPr>
                 <w:sz w:val="14"/>
               </w:rPr>
+              <w:t>N/A - unmatched quality config</w:t>
             </w:r>
           </w:p>
         </w:tc>
@@ -8576,6 +8841,7 @@
               <w:rPr>
                 <w:sz w:val="14"/>
               </w:rPr>
+              <w:t>Pass</w:t>
             </w:r>
           </w:p>
         </w:tc>
@@ -8724,6 +8990,7 @@
               <w:rPr>
                 <w:sz w:val="14"/>
               </w:rPr>
+              <w:t>3818.957</w:t>
             </w:r>
           </w:p>
         </w:tc>
@@ -8741,6 +9008,7 @@
               <w:rPr>
                 <w:sz w:val="14"/>
               </w:rPr>
+              <w:t>320.00</w:t>
             </w:r>
           </w:p>
         </w:tc>
@@ -8758,6 +9026,7 @@
               <w:rPr>
                 <w:sz w:val="14"/>
               </w:rPr>
+              <w:t>144.610</w:t>
             </w:r>
           </w:p>
         </w:tc>
@@ -8775,6 +9044,7 @@
               <w:rPr>
                 <w:sz w:val="14"/>
               </w:rPr>
+              <w:t>15.10</w:t>
             </w:r>
           </w:p>
         </w:tc>
@@ -8792,6 +9062,7 @@
               <w:rPr>
                 <w:sz w:val="14"/>
               </w:rPr>
+              <w:t>N/A - quality baseline is Q8_0</w:t>
             </w:r>
           </w:p>
         </w:tc>
@@ -8809,6 +9080,7 @@
               <w:rPr>
                 <w:sz w:val="14"/>
               </w:rPr>
+              <w:t>Pass</w:t>
             </w:r>
           </w:p>
         </w:tc>
@@ -8949,6 +9221,7 @@
               <w:rPr>
                 <w:sz w:val="14"/>
               </w:rPr>
+              <w:t>3668.938</w:t>
             </w:r>
           </w:p>
         </w:tc>
@@ -8965,6 +9238,7 @@
               <w:rPr>
                 <w:sz w:val="14"/>
               </w:rPr>
+              <w:t>170.00</w:t>
             </w:r>
           </w:p>
         </w:tc>
@@ -8981,6 +9255,7 @@
               <w:rPr>
                 <w:sz w:val="14"/>
               </w:rPr>
+              <w:t>134.316</w:t>
             </w:r>
           </w:p>
         </w:tc>
@@ -8997,6 +9272,7 @@
               <w:rPr>
                 <w:sz w:val="14"/>
               </w:rPr>
+              <w:t>15.90</w:t>
             </w:r>
           </w:p>
         </w:tc>
@@ -9013,6 +9289,7 @@
               <w:rPr>
                 <w:sz w:val="14"/>
               </w:rPr>
+              <w:t>6.67</w:t>
             </w:r>
           </w:p>
         </w:tc>
@@ -9029,6 +9306,7 @@
               <w:rPr>
                 <w:sz w:val="14"/>
               </w:rPr>
+              <w:t>Pass</w:t>
             </w:r>
           </w:p>
         </w:tc>
@@ -9177,6 +9455,7 @@
               <w:rPr>
                 <w:sz w:val="14"/>
               </w:rPr>
+              <w:t>3669.125</w:t>
             </w:r>
           </w:p>
         </w:tc>
@@ -9194,6 +9473,7 @@
               <w:rPr>
                 <w:sz w:val="14"/>
               </w:rPr>
+              <w:t>170.00</w:t>
             </w:r>
           </w:p>
         </w:tc>
@@ -9211,6 +9491,7 @@
               <w:rPr>
                 <w:sz w:val="14"/>
               </w:rPr>
+              <w:t>166.100</w:t>
             </w:r>
           </w:p>
         </w:tc>
@@ -9228,6 +9509,7 @@
               <w:rPr>
                 <w:sz w:val="14"/>
               </w:rPr>
+              <w:t>11.80</w:t>
             </w:r>
           </w:p>
         </w:tc>
@@ -9245,6 +9527,7 @@
               <w:rPr>
                 <w:sz w:val="14"/>
               </w:rPr>
+              <w:t>N/A - not quality-screened</w:t>
             </w:r>
           </w:p>
         </w:tc>
@@ -9262,6 +9545,7 @@
               <w:rPr>
                 <w:sz w:val="14"/>
               </w:rPr>
+              <w:t>Pass</w:t>
             </w:r>
           </w:p>
         </w:tc>
@@ -9402,6 +9686,7 @@
               <w:rPr>
                 <w:sz w:val="14"/>
               </w:rPr>
+              <w:t>3624.750</w:t>
             </w:r>
           </w:p>
         </w:tc>
@@ -9418,6 +9703,7 @@
               <w:rPr>
                 <w:sz w:val="14"/>
               </w:rPr>
+              <w:t>125.00</w:t>
             </w:r>
           </w:p>
         </w:tc>
@@ -9434,6 +9720,7 @@
               <w:rPr>
                 <w:sz w:val="14"/>
               </w:rPr>
+              <w:t>137.405</w:t>
             </w:r>
           </w:p>
         </w:tc>
@@ -9450,6 +9737,7 @@
               <w:rPr>
                 <w:sz w:val="14"/>
               </w:rPr>
+              <w:t>11.80</w:t>
             </w:r>
           </w:p>
         </w:tc>
@@ -9466,6 +9754,7 @@
               <w:rPr>
                 <w:sz w:val="14"/>
               </w:rPr>
+              <w:t>6.64</w:t>
             </w:r>
           </w:p>
         </w:tc>
@@ -9482,6 +9771,7 @@
               <w:rPr>
                 <w:sz w:val="14"/>
               </w:rPr>
+              <w:t>Pass; quality limitation</w:t>
             </w:r>
           </w:p>
         </w:tc>
@@ -9630,6 +9920,7 @@
               <w:rPr>
                 <w:sz w:val="14"/>
               </w:rPr>
+              <w:t>3588.754</w:t>
             </w:r>
           </w:p>
         </w:tc>
@@ -9647,6 +9938,7 @@
               <w:rPr>
                 <w:sz w:val="14"/>
               </w:rPr>
+              <w:t>89.25</w:t>
             </w:r>
           </w:p>
         </w:tc>
@@ -9664,6 +9956,7 @@
               <w:rPr>
                 <w:sz w:val="14"/>
               </w:rPr>
+              <w:t>150.086</w:t>
             </w:r>
           </w:p>
         </w:tc>
@@ -9681,6 +9974,7 @@
               <w:rPr>
                 <w:sz w:val="14"/>
               </w:rPr>
+              <w:t>13.10</w:t>
             </w:r>
           </w:p>
         </w:tc>
@@ -9698,6 +9992,7 @@
               <w:rPr>
                 <w:sz w:val="14"/>
               </w:rPr>
+              <w:t>N/A - not quality-screened</w:t>
             </w:r>
           </w:p>
         </w:tc>
@@ -9715,6 +10010,7 @@
               <w:rPr>
                 <w:sz w:val="14"/>
               </w:rPr>
+              <w:t>Pass</w:t>
             </w:r>
           </w:p>
         </w:tc>
@@ -9855,6 +10151,7 @@
               <w:rPr>
                 <w:sz w:val="14"/>
               </w:rPr>
+              <w:t>8914.633</w:t>
             </w:r>
           </w:p>
         </w:tc>
@@ -9871,6 +10168,7 @@
               <w:rPr>
                 <w:sz w:val="14"/>
               </w:rPr>
+              <w:t>320.00</w:t>
             </w:r>
           </w:p>
         </w:tc>
@@ -9887,6 +10185,7 @@
               <w:rPr>
                 <w:sz w:val="14"/>
               </w:rPr>
+              <w:t>459.308</w:t>
             </w:r>
           </w:p>
         </w:tc>
@@ -9903,6 +10202,7 @@
               <w:rPr>
                 <w:sz w:val="14"/>
               </w:rPr>
+              <w:t>6.80</w:t>
             </w:r>
           </w:p>
         </w:tc>
@@ -9919,6 +10219,7 @@
               <w:rPr>
                 <w:sz w:val="14"/>
               </w:rPr>
+              <w:t>N/A - not quality-screened</w:t>
             </w:r>
           </w:p>
         </w:tc>
@@ -9935,6 +10236,7 @@
               <w:rPr>
                 <w:sz w:val="14"/>
               </w:rPr>
+              <w:t>Pass</w:t>
             </w:r>
           </w:p>
         </w:tc>
@@ -10083,6 +10385,7 @@
               <w:rPr>
                 <w:sz w:val="14"/>
               </w:rPr>
+              <w:t>Blocked</w:t>
             </w:r>
           </w:p>
         </w:tc>
@@ -10100,6 +10403,7 @@
               <w:rPr>
                 <w:sz w:val="14"/>
               </w:rPr>
+              <w:t>Blocked</w:t>
             </w:r>
           </w:p>
         </w:tc>
@@ -10117,6 +10421,7 @@
               <w:rPr>
                 <w:sz w:val="14"/>
               </w:rPr>
+              <w:t>Blocked</w:t>
             </w:r>
           </w:p>
         </w:tc>
@@ -10134,6 +10439,7 @@
               <w:rPr>
                 <w:sz w:val="14"/>
               </w:rPr>
+              <w:t>Blocked</w:t>
             </w:r>
           </w:p>
         </w:tc>
@@ -10151,6 +10457,7 @@
               <w:rPr>
                 <w:sz w:val="14"/>
               </w:rPr>
+              <w:t>N/A - safety gate</w:t>
             </w:r>
           </w:p>
         </w:tc>
@@ -10168,6 +10475,7 @@
               <w:rPr>
                 <w:sz w:val="14"/>
               </w:rPr>
+              <w:t>Blocked - memory gate</w:t>
             </w:r>
           </w:p>
         </w:tc>
@@ -10308,6 +10616,7 @@
               <w:rPr>
                 <w:sz w:val="14"/>
               </w:rPr>
+              <w:t>8934.840</w:t>
             </w:r>
           </w:p>
         </w:tc>
@@ -10324,6 +10633,7 @@
               <w:rPr>
                 <w:sz w:val="14"/>
               </w:rPr>
+              <w:t>340.00</w:t>
             </w:r>
           </w:p>
         </w:tc>
@@ -10340,6 +10650,7 @@
               <w:rPr>
                 <w:sz w:val="14"/>
               </w:rPr>
+              <w:t>540.412</w:t>
             </w:r>
           </w:p>
         </w:tc>
@@ -10356,6 +10667,7 @@
               <w:rPr>
                 <w:sz w:val="14"/>
               </w:rPr>
+              <w:t>6.80</w:t>
             </w:r>
           </w:p>
         </w:tc>
@@ -10372,6 +10684,7 @@
               <w:rPr>
                 <w:sz w:val="14"/>
               </w:rPr>
+              <w:t>N/A - not quality-screened</w:t>
             </w:r>
           </w:p>
         </w:tc>
@@ -10388,6 +10701,7 @@
               <w:rPr>
                 <w:sz w:val="14"/>
               </w:rPr>
+              <w:t>Pass after isolated rerun</w:t>
             </w:r>
           </w:p>
         </w:tc>
@@ -10536,6 +10850,7 @@
               <w:rPr>
                 <w:sz w:val="14"/>
               </w:rPr>
+              <w:t>8767.055</w:t>
             </w:r>
           </w:p>
         </w:tc>
@@ -10553,6 +10868,7 @@
               <w:rPr>
                 <w:sz w:val="14"/>
               </w:rPr>
+              <w:t>170.00</w:t>
             </w:r>
           </w:p>
         </w:tc>
@@ -10570,6 +10886,7 @@
               <w:rPr>
                 <w:sz w:val="14"/>
               </w:rPr>
+              <w:t>332.794</w:t>
             </w:r>
           </w:p>
         </w:tc>
@@ -10587,6 +10904,7 @@
               <w:rPr>
                 <w:sz w:val="14"/>
               </w:rPr>
+              <w:t>5.90</w:t>
             </w:r>
           </w:p>
         </w:tc>
@@ -10604,6 +10922,7 @@
               <w:rPr>
                 <w:sz w:val="14"/>
               </w:rPr>
+              <w:t>N/A - not quality-screened</w:t>
             </w:r>
           </w:p>
         </w:tc>
@@ -10621,6 +10940,7 @@
               <w:rPr>
                 <w:sz w:val="14"/>
               </w:rPr>
+              <w:t>Pass</w:t>
             </w:r>
           </w:p>
         </w:tc>
@@ -10761,6 +11081,7 @@
               <w:rPr>
                 <w:sz w:val="14"/>
               </w:rPr>
+              <w:t>8720.383</w:t>
             </w:r>
           </w:p>
         </w:tc>
@@ -10777,6 +11098,7 @@
               <w:rPr>
                 <w:sz w:val="14"/>
               </w:rPr>
+              <w:t>125.00</w:t>
             </w:r>
           </w:p>
         </w:tc>
@@ -10793,6 +11115,7 @@
               <w:rPr>
                 <w:sz w:val="14"/>
               </w:rPr>
+              <w:t>339.918</w:t>
             </w:r>
           </w:p>
         </w:tc>
@@ -10809,6 +11132,7 @@
               <w:rPr>
                 <w:sz w:val="14"/>
               </w:rPr>
+              <w:t>5.90</w:t>
             </w:r>
           </w:p>
         </w:tc>
@@ -10825,6 +11149,7 @@
               <w:rPr>
                 <w:sz w:val="14"/>
               </w:rPr>
+              <w:t>N/A - not quality-screened</w:t>
             </w:r>
           </w:p>
         </w:tc>
@@ -10841,6 +11166,7 @@
               <w:rPr>
                 <w:sz w:val="14"/>
               </w:rPr>
+              <w:t>Pass</w:t>
             </w:r>
           </w:p>
         </w:tc>
@@ -10989,6 +11315,7 @@
               <w:rPr>
                 <w:sz w:val="14"/>
               </w:rPr>
+              <w:t>2903.941</w:t>
             </w:r>
           </w:p>
         </w:tc>
@@ -11006,6 +11333,7 @@
               <w:rPr>
                 <w:sz w:val="14"/>
               </w:rPr>
+              <w:t>320.00</w:t>
             </w:r>
           </w:p>
         </w:tc>
@@ -11023,6 +11351,7 @@
               <w:rPr>
                 <w:sz w:val="14"/>
               </w:rPr>
+              <w:t>203.267</w:t>
             </w:r>
           </w:p>
         </w:tc>
@@ -11040,6 +11369,7 @@
               <w:rPr>
                 <w:sz w:val="14"/>
               </w:rPr>
+              <w:t>14.00</w:t>
             </w:r>
           </w:p>
         </w:tc>
@@ -11057,6 +11387,7 @@
               <w:rPr>
                 <w:sz w:val="14"/>
               </w:rPr>
+              <w:t>N/A - not quality-screened</w:t>
             </w:r>
           </w:p>
         </w:tc>
@@ -11074,6 +11405,7 @@
               <w:rPr>
                 <w:sz w:val="14"/>
               </w:rPr>
+              <w:t>Pass</w:t>
             </w:r>
           </w:p>
         </w:tc>
@@ -11214,6 +11546,7 @@
               <w:rPr>
                 <w:sz w:val="14"/>
               </w:rPr>
+              <w:t>2705.563</w:t>
             </w:r>
           </w:p>
         </w:tc>
@@ -11230,6 +11563,7 @@
               <w:rPr>
                 <w:sz w:val="14"/>
               </w:rPr>
+              <w:t>125.00</w:t>
             </w:r>
           </w:p>
         </w:tc>
@@ -11246,6 +11580,7 @@
               <w:rPr>
                 <w:sz w:val="14"/>
               </w:rPr>
+              <w:t>224.509</w:t>
             </w:r>
           </w:p>
         </w:tc>
@@ -11262,6 +11597,7 @@
               <w:rPr>
                 <w:sz w:val="14"/>
               </w:rPr>
+              <w:t>9.60</w:t>
             </w:r>
           </w:p>
         </w:tc>
@@ -11278,6 +11614,7 @@
               <w:rPr>
                 <w:sz w:val="14"/>
               </w:rPr>
+              <w:t>N/A - device differs from quality route</w:t>
             </w:r>
           </w:p>
         </w:tc>
@@ -11294,6 +11631,7 @@
               <w:rPr>
                 <w:sz w:val="14"/>
               </w:rPr>
+              <w:t>Pass</w:t>
             </w:r>
           </w:p>
         </w:tc>
@@ -11442,6 +11780,7 @@
               <w:rPr>
                 <w:sz w:val="14"/>
               </w:rPr>
+              <w:t>4541.016</w:t>
             </w:r>
           </w:p>
         </w:tc>
@@ -11459,6 +11798,7 @@
               <w:rPr>
                 <w:sz w:val="14"/>
               </w:rPr>
+              <w:t>125.00</w:t>
             </w:r>
           </w:p>
         </w:tc>
@@ -11476,6 +11816,7 @@
               <w:rPr>
                 <w:sz w:val="14"/>
               </w:rPr>
+              <w:t>410.507</w:t>
             </w:r>
           </w:p>
         </w:tc>
@@ -11493,6 +11834,7 @@
               <w:rPr>
                 <w:sz w:val="14"/>
               </w:rPr>
+              <w:t>7.60</w:t>
             </w:r>
           </w:p>
         </w:tc>
@@ -11510,6 +11852,7 @@
               <w:rPr>
                 <w:sz w:val="14"/>
               </w:rPr>
+              <w:t>N/A - device differs from quality route</w:t>
             </w:r>
           </w:p>
         </w:tc>
@@ -11527,6 +11870,7 @@
               <w:rPr>
                 <w:sz w:val="14"/>
               </w:rPr>
+              <w:t>Pass</w:t>
             </w:r>
           </w:p>
         </w:tc>
@@ -11667,6 +12011,7 @@
               <w:rPr>
                 <w:sz w:val="14"/>
               </w:rPr>
+              <w:t>6073.473</w:t>
             </w:r>
           </w:p>
         </w:tc>
@@ -11683,6 +12028,7 @@
               <w:rPr>
                 <w:sz w:val="14"/>
               </w:rPr>
+              <w:t>340.00</w:t>
             </w:r>
           </w:p>
         </w:tc>
@@ -11699,6 +12045,7 @@
               <w:rPr>
                 <w:sz w:val="14"/>
               </w:rPr>
+              <w:t>639.484</w:t>
             </w:r>
           </w:p>
         </w:tc>
@@ -11715,6 +12062,7 @@
               <w:rPr>
                 <w:sz w:val="14"/>
               </w:rPr>
+              <w:t>6.00</w:t>
             </w:r>
           </w:p>
         </w:tc>
@@ -11731,6 +12079,7 @@
               <w:rPr>
                 <w:sz w:val="14"/>
               </w:rPr>
+              <w:t>N/A - not quality-screened</w:t>
             </w:r>
           </w:p>
         </w:tc>
@@ -11747,6 +12096,7 @@
               <w:rPr>
                 <w:sz w:val="14"/>
               </w:rPr>
+              <w:t>Pass</w:t>
             </w:r>
           </w:p>
         </w:tc>
@@ -11895,6 +12245,7 @@
               <w:rPr>
                 <w:sz w:val="14"/>
               </w:rPr>
+              <w:t>5868.852</w:t>
             </w:r>
           </w:p>
         </w:tc>
@@ -11912,6 +12263,7 @@
               <w:rPr>
                 <w:sz w:val="14"/>
               </w:rPr>
+              <w:t>125.00</w:t>
             </w:r>
           </w:p>
         </w:tc>
@@ -11929,6 +12281,7 @@
               <w:rPr>
                 <w:sz w:val="14"/>
               </w:rPr>
+              <w:t>504.813</w:t>
             </w:r>
           </w:p>
         </w:tc>
@@ -11946,6 +12299,7 @@
               <w:rPr>
                 <w:sz w:val="14"/>
               </w:rPr>
+              <w:t>5.40</w:t>
             </w:r>
           </w:p>
         </w:tc>
@@ -11963,6 +12317,7 @@
               <w:rPr>
                 <w:sz w:val="14"/>
               </w:rPr>
+              <w:t>N/A - not quality-screened</w:t>
             </w:r>
           </w:p>
         </w:tc>
@@ -11980,6 +12335,7 @@
               <w:rPr>
                 <w:sz w:val="14"/>
               </w:rPr>
+              <w:t>Pass</w:t>
             </w:r>
           </w:p>
         </w:tc>
@@ -12120,6 +12476,7 @@
               <w:rPr>
                 <w:sz w:val="14"/>
               </w:rPr>
+              <w:t>Blocked</w:t>
             </w:r>
           </w:p>
         </w:tc>
@@ -12136,6 +12493,7 @@
               <w:rPr>
                 <w:sz w:val="14"/>
               </w:rPr>
+              <w:t>Blocked</w:t>
             </w:r>
           </w:p>
         </w:tc>
@@ -12152,6 +12510,7 @@
               <w:rPr>
                 <w:sz w:val="14"/>
               </w:rPr>
+              <w:t>Blocked</w:t>
             </w:r>
           </w:p>
         </w:tc>
@@ -12168,6 +12527,7 @@
               <w:rPr>
                 <w:sz w:val="14"/>
               </w:rPr>
+              <w:t>Blocked</w:t>
             </w:r>
           </w:p>
         </w:tc>
@@ -12184,6 +12544,7 @@
               <w:rPr>
                 <w:sz w:val="14"/>
               </w:rPr>
+              <w:t>N/A - safety gate</w:t>
             </w:r>
           </w:p>
         </w:tc>
@@ -12200,6 +12561,7 @@
               <w:rPr>
                 <w:sz w:val="14"/>
               </w:rPr>
+              <w:t>Blocked - memory gate</w:t>
             </w:r>
           </w:p>
         </w:tc>
@@ -12375,6 +12737,7 @@
               <w:rPr>
                 <w:sz w:val="14"/>
               </w:rPr>
+              <w:t>26.00</w:t>
             </w:r>
           </w:p>
         </w:tc>
@@ -12391,6 +12754,7 @@
               <w:rPr>
                 <w:sz w:val="14"/>
               </w:rPr>
+              <w:t>5.08</w:t>
             </w:r>
           </w:p>
         </w:tc>
@@ -12407,6 +12771,7 @@
               <w:rPr>
                 <w:sz w:val="14"/>
               </w:rPr>
+              <w:t>5.118x</w:t>
             </w:r>
           </w:p>
         </w:tc>
@@ -12423,6 +12788,7 @@
               <w:rPr>
                 <w:sz w:val="14"/>
               </w:rPr>
+              <w:t>80.46%</w:t>
             </w:r>
           </w:p>
         </w:tc>
@@ -12439,6 +12805,7 @@
               <w:rPr>
                 <w:sz w:val="14"/>
               </w:rPr>
+              <w:t>Direct 1K matched allocation reduction versus F16</w:t>
             </w:r>
           </w:p>
         </w:tc>
@@ -12479,6 +12846,7 @@
               <w:rPr>
                 <w:sz w:val="14"/>
               </w:rPr>
+              <w:t>320.00</w:t>
             </w:r>
           </w:p>
         </w:tc>
@@ -12496,6 +12864,7 @@
               <w:rPr>
                 <w:sz w:val="14"/>
               </w:rPr>
+              <w:t>170.00</w:t>
             </w:r>
           </w:p>
         </w:tc>
@@ -12513,6 +12882,7 @@
               <w:rPr>
                 <w:sz w:val="14"/>
               </w:rPr>
+              <w:t>1.882x</w:t>
             </w:r>
           </w:p>
         </w:tc>
@@ -12530,6 +12900,7 @@
               <w:rPr>
                 <w:sz w:val="14"/>
               </w:rPr>
+              <w:t>46.88%</w:t>
             </w:r>
           </w:p>
         </w:tc>
@@ -12547,6 +12918,7 @@
               <w:rPr>
                 <w:sz w:val="14"/>
               </w:rPr>
+              <w:t>Direct matched 4K conventional baseline</w:t>
             </w:r>
           </w:p>
         </w:tc>
@@ -12585,6 +12957,7 @@
               <w:rPr>
                 <w:sz w:val="14"/>
               </w:rPr>
+              <w:t>320.00</w:t>
             </w:r>
           </w:p>
         </w:tc>
@@ -12601,6 +12974,7 @@
               <w:rPr>
                 <w:sz w:val="14"/>
               </w:rPr>
+              <w:t>170.00</w:t>
             </w:r>
           </w:p>
         </w:tc>
@@ -12617,6 +12991,7 @@
               <w:rPr>
                 <w:sz w:val="14"/>
               </w:rPr>
+              <w:t>1.882x</w:t>
             </w:r>
           </w:p>
         </w:tc>
@@ -12633,6 +13008,7 @@
               <w:rPr>
                 <w:sz w:val="14"/>
               </w:rPr>
+              <w:t>46.88%</w:t>
             </w:r>
           </w:p>
         </w:tc>
@@ -12649,6 +13025,7 @@
               <w:rPr>
                 <w:sz w:val="14"/>
               </w:rPr>
+              <w:t>Direct matched 4K allocation reduction; no advantage over Q8_0 here</w:t>
             </w:r>
           </w:p>
         </w:tc>
@@ -12689,6 +13066,7 @@
               <w:rPr>
                 <w:sz w:val="14"/>
               </w:rPr>
+              <w:t>320.00</w:t>
             </w:r>
           </w:p>
         </w:tc>
@@ -12706,6 +13084,7 @@
               <w:rPr>
                 <w:sz w:val="14"/>
               </w:rPr>
+              <w:t>125.00</w:t>
             </w:r>
           </w:p>
         </w:tc>
@@ -12723,6 +13102,7 @@
               <w:rPr>
                 <w:sz w:val="14"/>
               </w:rPr>
+              <w:t>2.560x</w:t>
             </w:r>
           </w:p>
         </w:tc>
@@ -12740,6 +13120,7 @@
               <w:rPr>
                 <w:sz w:val="14"/>
               </w:rPr>
+              <w:t>60.94%</w:t>
             </w:r>
           </w:p>
         </w:tc>
@@ -12757,6 +13138,7 @@
               <w:rPr>
                 <w:sz w:val="14"/>
               </w:rPr>
+              <w:t>Direct matched 4K allocation reduction; controlled quality score lower than Q8_0</w:t>
             </w:r>
           </w:p>
         </w:tc>
@@ -12795,6 +13177,7 @@
               <w:rPr>
                 <w:sz w:val="14"/>
               </w:rPr>
+              <w:t>320.00</w:t>
             </w:r>
           </w:p>
         </w:tc>
@@ -12811,6 +13194,7 @@
               <w:rPr>
                 <w:sz w:val="14"/>
               </w:rPr>
+              <w:t>89.25</w:t>
             </w:r>
           </w:p>
         </w:tc>
@@ -12827,6 +13211,7 @@
               <w:rPr>
                 <w:sz w:val="14"/>
               </w:rPr>
+              <w:t>3.585x</w:t>
             </w:r>
           </w:p>
         </w:tc>
@@ -12843,6 +13228,7 @@
               <w:rPr>
                 <w:sz w:val="14"/>
               </w:rPr>
+              <w:t>72.11%</w:t>
             </w:r>
           </w:p>
         </w:tc>
@@ -12859,6 +13245,7 @@
               <w:rPr>
                 <w:sz w:val="14"/>
               </w:rPr>
+              <w:t>Largest measured reduction; quality not evaluated in P1-P6 screen</w:t>
             </w:r>
           </w:p>
         </w:tc>
@@ -12899,6 +13286,7 @@
               <w:rPr>
                 <w:sz w:val="14"/>
               </w:rPr>
+              <w:t>Blocked</w:t>
             </w:r>
           </w:p>
         </w:tc>
@@ -12916,6 +13304,7 @@
               <w:rPr>
                 <w:sz w:val="14"/>
               </w:rPr>
+              <w:t>170.00</w:t>
             </w:r>
           </w:p>
         </w:tc>
@@ -12933,6 +13322,7 @@
               <w:rPr>
                 <w:sz w:val="14"/>
               </w:rPr>
+              <w:t>N/A</w:t>
             </w:r>
           </w:p>
         </w:tc>
@@ -12950,6 +13340,7 @@
               <w:rPr>
                 <w:sz w:val="14"/>
               </w:rPr>
+              <w:t>N/A</w:t>
             </w:r>
           </w:p>
         </w:tc>
@@ -12967,6 +13358,7 @@
               <w:rPr>
                 <w:sz w:val="14"/>
               </w:rPr>
+              <w:t>Matched 8B F16 4K reference blocked by safety gate; no ratio claimed</w:t>
             </w:r>
           </w:p>
         </w:tc>
@@ -13005,6 +13397,7 @@
               <w:rPr>
                 <w:sz w:val="14"/>
               </w:rPr>
+              <w:t>Blocked</w:t>
             </w:r>
           </w:p>
         </w:tc>
@@ -13021,6 +13414,7 @@
               <w:rPr>
                 <w:sz w:val="14"/>
               </w:rPr>
+              <w:t>125.00</w:t>
             </w:r>
           </w:p>
         </w:tc>
@@ -13037,6 +13431,7 @@
               <w:rPr>
                 <w:sz w:val="14"/>
               </w:rPr>
+              <w:t>N/A</w:t>
             </w:r>
           </w:p>
         </w:tc>
@@ -13053,6 +13448,7 @@
               <w:rPr>
                 <w:sz w:val="14"/>
               </w:rPr>
+              <w:t>N/A</w:t>
             </w:r>
           </w:p>
         </w:tc>
@@ -13069,6 +13465,7 @@
               <w:rPr>
                 <w:sz w:val="14"/>
               </w:rPr>
+              <w:t>Matched 8B F16 4K reference blocked by safety gate; no ratio claimed</w:t>
             </w:r>
           </w:p>
         </w:tc>
@@ -13200,6 +13597,7 @@
               <w:rPr>
                 <w:sz w:val="14"/>
               </w:rPr>
+              <w:t>1.0010</w:t>
             </w:r>
           </w:p>
         </w:tc>
@@ -13216,6 +13614,7 @@
               <w:rPr>
                 <w:sz w:val="14"/>
               </w:rPr>
+              <w:t>0</w:t>
             </w:r>
           </w:p>
         </w:tc>
@@ -13232,6 +13631,7 @@
               <w:rPr>
                 <w:sz w:val="14"/>
               </w:rPr>
+              <w:t>Synthetic regression corpus v1 only; not general perplexity evidence</w:t>
             </w:r>
           </w:p>
         </w:tc>
@@ -13272,6 +13672,7 @@
               <w:rPr>
                 <w:sz w:val="14"/>
               </w:rPr>
+              <w:t>1.0009</w:t>
             </w:r>
           </w:p>
         </w:tc>
@@ -13289,6 +13690,7 @@
               <w:rPr>
                 <w:sz w:val="14"/>
               </w:rPr>
+              <w:t>0</w:t>
             </w:r>
           </w:p>
         </w:tc>
@@ -13306,6 +13708,7 @@
               <w:rPr>
                 <w:sz w:val="14"/>
               </w:rPr>
+              <w:t>Synthetic regression corpus v1 only; delta is not a broad quality claim</w:t>
             </w:r>
           </w:p>
         </w:tc>
@@ -13344,6 +13747,7 @@
               <w:rPr>
                 <w:sz w:val="14"/>
               </w:rPr>
+              <w:t>1.0014</w:t>
             </w:r>
           </w:p>
         </w:tc>
@@ -13360,6 +13764,7 @@
               <w:rPr>
                 <w:sz w:val="14"/>
               </w:rPr>
+              <w:t>0</w:t>
             </w:r>
           </w:p>
         </w:tc>
@@ -13376,6 +13781,7 @@
               <w:rPr>
                 <w:sz w:val="14"/>
               </w:rPr>
+              <w:t>Synthetic regression corpus v1 only; narrow implementation check</w:t>
             </w:r>
           </w:p>
         </w:tc>
@@ -13416,6 +13822,7 @@
               <w:rPr>
                 <w:sz w:val="14"/>
               </w:rPr>
+              <w:t>1.0197</w:t>
             </w:r>
           </w:p>
         </w:tc>
@@ -13433,6 +13840,7 @@
               <w:rPr>
                 <w:sz w:val="14"/>
               </w:rPr>
+              <w:t>0</w:t>
             </w:r>
           </w:p>
         </w:tc>
@@ -13450,6 +13858,7 @@
               <w:rPr>
                 <w:sz w:val="14"/>
               </w:rPr>
+              <w:t>Synthetic regression corpus v1 only; narrow degradation signal</w:t>
             </w:r>
           </w:p>
         </w:tc>
@@ -13488,6 +13897,7 @@
               <w:rPr>
                 <w:sz w:val="14"/>
               </w:rPr>
+              <w:t>1.8613</w:t>
             </w:r>
           </w:p>
         </w:tc>
@@ -13504,6 +13914,7 @@
               <w:rPr>
                 <w:sz w:val="14"/>
               </w:rPr>
+              <w:t>0</w:t>
             </w:r>
           </w:p>
         </w:tc>
@@ -13520,6 +13931,7 @@
               <w:rPr>
                 <w:sz w:val="14"/>
               </w:rPr>
+              <w:t>Synthetic regression corpus v1 only; strong narrow degradation signal</w:t>
             </w:r>
           </w:p>
         </w:tc>
@@ -13756,6 +14168,7 @@
               <w:rPr>
                 <w:sz w:val="14"/>
               </w:rPr>
+              <w:t>4.00</w:t>
             </w:r>
           </w:p>
         </w:tc>
@@ -13772,6 +14185,7 @@
               <w:rPr>
                 <w:sz w:val="14"/>
               </w:rPr>
+              <w:t>9.00</w:t>
             </w:r>
           </w:p>
         </w:tc>
@@ -13788,6 +14202,7 @@
               <w:rPr>
                 <w:sz w:val="14"/>
               </w:rPr>
+              <w:t>Both: Yes</w:t>
             </w:r>
           </w:p>
         </w:tc>
@@ -13804,6 +14219,7 @@
               <w:rPr>
                 <w:sz w:val="14"/>
               </w:rPr>
+              <w:t>Baseline: No; optimised: Yes</w:t>
             </w:r>
           </w:p>
         </w:tc>
@@ -13820,6 +14236,7 @@
               <w:rPr>
                 <w:sz w:val="14"/>
               </w:rPr>
+              <w:t>No</w:t>
             </w:r>
           </w:p>
         </w:tc>
@@ -13836,6 +14253,7 @@
               <w:rPr>
                 <w:sz w:val="14"/>
               </w:rPr>
+              <w:t>Baseline supplies three benefits and only one limitation, so it is critically capped; optimised meets five bullets, 82 words, required terms and all semantic slots</w:t>
             </w:r>
           </w:p>
         </w:tc>
@@ -13894,6 +14312,7 @@
               <w:rPr>
                 <w:sz w:val="14"/>
               </w:rPr>
+              <w:t>8.00</w:t>
             </w:r>
           </w:p>
         </w:tc>
@@ -13911,6 +14330,7 @@
               <w:rPr>
                 <w:sz w:val="14"/>
               </w:rPr>
+              <w:t>8.10</w:t>
             </w:r>
           </w:p>
         </w:tc>
@@ -13928,6 +14348,7 @@
               <w:rPr>
                 <w:sz w:val="14"/>
               </w:rPr>
+              <w:t>Both: Yes</w:t>
             </w:r>
           </w:p>
         </w:tc>
@@ -13945,6 +14366,7 @@
               <w:rPr>
                 <w:sz w:val="14"/>
               </w:rPr>
+              <w:t>Both: Yes</w:t>
             </w:r>
           </w:p>
         </w:tc>
@@ -13962,6 +14384,7 @@
               <w:rPr>
                 <w:sz w:val="14"/>
               </w:rPr>
+              <w:t>No</w:t>
             </w:r>
           </w:p>
         </w:tc>
@@ -13979,6 +14402,7 @@
               <w:rPr>
                 <w:sz w:val="14"/>
               </w:rPr>
+              <w:t>Both have exactly three non-empty labelled lines; content is usable but verification wording is not perfect</w:t>
             </w:r>
           </w:p>
         </w:tc>
@@ -14034,6 +14458,7 @@
               <w:rPr>
                 <w:sz w:val="14"/>
               </w:rPr>
+              <w:t>4.00</w:t>
             </w:r>
           </w:p>
         </w:tc>
@@ -14050,6 +14475,7 @@
               <w:rPr>
                 <w:sz w:val="14"/>
               </w:rPr>
+              <w:t>8.75</w:t>
             </w:r>
           </w:p>
         </w:tc>
@@ -14066,6 +14492,7 @@
               <w:rPr>
                 <w:sz w:val="14"/>
               </w:rPr>
+              <w:t>Both: Yes</w:t>
             </w:r>
           </w:p>
         </w:tc>
@@ -14082,6 +14509,7 @@
               <w:rPr>
                 <w:sz w:val="14"/>
               </w:rPr>
+              <w:t>Baseline: No; optimised: Yes</w:t>
             </w:r>
           </w:p>
         </w:tc>
@@ -14098,6 +14526,7 @@
               <w:rPr>
                 <w:sz w:val="14"/>
               </w:rPr>
+              <w:t>No</w:t>
             </w:r>
           </w:p>
         </w:tc>
@@ -14114,6 +14543,7 @@
               <w:rPr>
                 <w:sz w:val="14"/>
               </w:rPr>
+              <w:t>Baseline's `memory_effect: Increased` materially contradicts the optimisation, imposing a 4/10 cap</w:t>
             </w:r>
           </w:p>
         </w:tc>
@@ -14172,6 +14602,7 @@
               <w:rPr>
                 <w:sz w:val="14"/>
               </w:rPr>
+              <w:t>10.00</w:t>
             </w:r>
           </w:p>
         </w:tc>
@@ -14189,6 +14620,7 @@
               <w:rPr>
                 <w:sz w:val="14"/>
               </w:rPr>
+              <w:t>4.00</w:t>
             </w:r>
           </w:p>
         </w:tc>
@@ -14206,6 +14638,7 @@
               <w:rPr>
                 <w:sz w:val="14"/>
               </w:rPr>
+              <w:t>Baseline: Yes; optimised: No</w:t>
             </w:r>
           </w:p>
         </w:tc>
@@ -14223,6 +14656,7 @@
               <w:rPr>
                 <w:sz w:val="14"/>
               </w:rPr>
+              <w:t>Baseline: Yes; optimised: No</w:t>
             </w:r>
           </w:p>
         </w:tc>
@@ -14240,6 +14674,7 @@
               <w:rPr>
                 <w:sz w:val="14"/>
               </w:rPr>
+              <w:t>No</w:t>
             </w:r>
           </w:p>
         </w:tc>
@@ -14257,6 +14692,7 @@
               <w:rPr>
                 <w:sz w:val="14"/>
               </w:rPr>
+              <w:t>Optimised emits one sentence, omits `upstream`, and collapses explicit K/V wording; critical cap applied</w:t>
             </w:r>
           </w:p>
         </w:tc>
@@ -14312,6 +14748,7 @@
               <w:rPr>
                 <w:sz w:val="14"/>
               </w:rPr>
+              <w:t>4.00</w:t>
             </w:r>
           </w:p>
         </w:tc>
@@ -14328,6 +14765,7 @@
               <w:rPr>
                 <w:sz w:val="14"/>
               </w:rPr>
+              <w:t>0.00</w:t>
             </w:r>
           </w:p>
         </w:tc>
@@ -14344,6 +14782,7 @@
               <w:rPr>
                 <w:sz w:val="14"/>
               </w:rPr>
+              <w:t>Baseline: No; optimised: No</w:t>
             </w:r>
           </w:p>
         </w:tc>
@@ -14360,6 +14799,7 @@
               <w:rPr>
                 <w:sz w:val="14"/>
               </w:rPr>
+              <w:t>Baseline: Yes; optimised: No</w:t>
             </w:r>
           </w:p>
         </w:tc>
@@ -14376,6 +14816,7 @@
               <w:rPr>
                 <w:sz w:val="14"/>
               </w:rPr>
+              <w:t>Optimised timed out</w:t>
             </w:r>
           </w:p>
         </w:tc>
@@ -14392,6 +14833,7 @@
               <w:rPr>
                 <w:sz w:val="14"/>
               </w:rPr>
+              <w:t>Baseline retrieved the right marker but inserted a prohibited space; Turbo3 returned no response within 2400 s at the required 8706-token prompt</w:t>
             </w:r>
           </w:p>
         </w:tc>
@@ -14450,6 +14892,7 @@
               <w:rPr>
                 <w:sz w:val="14"/>
               </w:rPr>
+              <w:t>10.00</w:t>
             </w:r>
           </w:p>
         </w:tc>
@@ -14467,6 +14910,7 @@
               <w:rPr>
                 <w:sz w:val="14"/>
               </w:rPr>
+              <w:t>10.00</w:t>
             </w:r>
           </w:p>
         </w:tc>
@@ -14484,6 +14928,7 @@
               <w:rPr>
                 <w:sz w:val="14"/>
               </w:rPr>
+              <w:t>Both: Yes</w:t>
             </w:r>
           </w:p>
         </w:tc>
@@ -14501,6 +14946,7 @@
               <w:rPr>
                 <w:sz w:val="14"/>
               </w:rPr>
+              <w:t>Both: Yes</w:t>
             </w:r>
           </w:p>
         </w:tc>
@@ -14518,6 +14964,7 @@
               <w:rPr>
                 <w:sz w:val="14"/>
               </w:rPr>
+              <w:t>No</w:t>
             </w:r>
           </w:p>
         </w:tc>
@@ -14535,6 +14982,7 @@
               <w:rPr>
                 <w:sz w:val="14"/>
               </w:rPr>
+              <w:t>Both returned `SAVED` then exact `amber:4821`</w:t>
             </w:r>
           </w:p>
         </w:tc>
@@ -14590,6 +15038,7 @@
               <w:rPr>
                 <w:sz w:val="14"/>
               </w:rPr>
+              <w:t>6.67</w:t>
             </w:r>
           </w:p>
         </w:tc>
@@ -14606,6 +15055,7 @@
               <w:rPr>
                 <w:sz w:val="14"/>
               </w:rPr>
+              <w:t>6.64</w:t>
             </w:r>
           </w:p>
         </w:tc>
@@ -14622,6 +15072,7 @@
               <w:rPr>
                 <w:sz w:val="14"/>
               </w:rPr>
+              <w:t>Mixed; see rows</w:t>
             </w:r>
           </w:p>
         </w:tc>
@@ -14638,6 +15089,7 @@
               <w:rPr>
                 <w:sz w:val="14"/>
               </w:rPr>
+              <w:t>Mixed; see rows</w:t>
             </w:r>
           </w:p>
         </w:tc>
@@ -14654,6 +15106,7 @@
               <w:rPr>
                 <w:sz w:val="14"/>
               </w:rPr>
+              <w:t>Turbo3 P5 timeout</w:t>
             </w:r>
           </w:p>
         </w:tc>
@@ -14670,6 +15123,7 @@
               <w:rPr>
                 <w:sz w:val="14"/>
               </w:rPr>
+              <w:t>Q8_0 ranks marginally higher; scores are harsh critical-cap results, not precision-based assumptions</w:t>
             </w:r>
           </w:p>
         </w:tc>
@@ -15651,6 +16105,7 @@
               <w:rPr>
                 <w:sz w:val="14"/>
               </w:rPr>
+              <w:t>AB-I01</w:t>
             </w:r>
           </w:p>
         </w:tc>
@@ -15667,6 +16122,7 @@
               <w:rPr>
                 <w:sz w:val="14"/>
               </w:rPr>
+              <w:t>AB-B02/AB-B05</w:t>
             </w:r>
           </w:p>
         </w:tc>
@@ -15683,6 +16139,7 @@
               <w:rPr>
                 <w:sz w:val="14"/>
               </w:rPr>
+              <w:t>UI-BUNDLE-MISSING</w:t>
             </w:r>
           </w:p>
         </w:tc>
@@ -15699,6 +16156,7 @@
               <w:rPr>
                 <w:sz w:val="14"/>
               </w:rPr>
+              <w:t>Generated UI embed target lacked `loading.html`</w:t>
             </w:r>
           </w:p>
         </w:tc>
@@ -15715,6 +16173,7 @@
               <w:rPr>
                 <w:sz w:val="14"/>
               </w:rPr>
+              <w:t>Fork build always provisions UI despite `LLAMA_BUILD_UI=OFF`; downloaded bundle incomplete</w:t>
             </w:r>
           </w:p>
         </w:tc>
@@ -15731,6 +16190,7 @@
               <w:rPr>
                 <w:sz w:val="14"/>
               </w:rPr>
+              <w:t>Copied exact pinned source file into each generated build `tools/ui/dist`, hash-checked, then resumed</w:t>
             </w:r>
           </w:p>
         </w:tc>
@@ -15747,6 +16207,7 @@
               <w:rPr>
                 <w:sz w:val="14"/>
               </w:rPr>
+              <w:t>Yes</w:t>
             </w:r>
           </w:p>
         </w:tc>
@@ -15763,6 +16224,7 @@
               <w:rPr>
                 <w:sz w:val="14"/>
               </w:rPr>
+              <w:t>`build-cpu/` and `build-vulkan/` logs</w:t>
             </w:r>
           </w:p>
         </w:tc>
@@ -15785,6 +16247,7 @@
               <w:rPr>
                 <w:sz w:val="14"/>
               </w:rPr>
+              <w:t>AB-I02</w:t>
             </w:r>
           </w:p>
         </w:tc>
@@ -15802,6 +16265,7 @@
               <w:rPr>
                 <w:sz w:val="14"/>
               </w:rPr>
+              <w:t>AB-B04</w:t>
             </w:r>
           </w:p>
         </w:tc>
@@ -15819,6 +16283,7 @@
               <w:rPr>
                 <w:sz w:val="14"/>
               </w:rPr>
+              <w:t>DEVICE-GUARD-4551</w:t>
             </w:r>
           </w:p>
         </w:tc>
@@ -15836,6 +16301,7 @@
               <w:rPr>
                 <w:sz w:val="14"/>
               </w:rPr>
+              <w:t>`test-barrier.exe` cannot launch</w:t>
             </w:r>
           </w:p>
         </w:tc>
@@ -15853,6 +16319,7 @@
               <w:rPr>
                 <w:sz w:val="14"/>
               </w:rPr>
+              <w:t>Windows Device Guard content policy; renamed binary and dependency audit gave same result</w:t>
             </w:r>
           </w:p>
         </w:tc>
@@ -15870,6 +16337,7 @@
               <w:rPr>
                 <w:sz w:val="14"/>
               </w:rPr>
+              <w:t>Classified external-policy blocked; 42 other repository tests effective-pass</w:t>
             </w:r>
           </w:p>
         </w:tc>
@@ -15887,6 +16355,7 @@
               <w:rPr>
                 <w:sz w:val="14"/>
               </w:rPr>
+              <w:t>No - external policy</w:t>
             </w:r>
           </w:p>
         </w:tc>
@@ -15904,6 +16373,7 @@
               <w:rPr>
                 <w:sz w:val="14"/>
               </w:rPr>
+              <w:t>`build-cpu/ctest*` and `acquisition/results/AtomicBot_Failure_Log.json`</w:t>
             </w:r>
           </w:p>
         </w:tc>
@@ -15925,6 +16395,7 @@
               <w:rPr>
                 <w:sz w:val="14"/>
               </w:rPr>
+              <w:t>AB-I03</w:t>
             </w:r>
           </w:p>
         </w:tc>
@@ -15941,6 +16412,7 @@
               <w:rPr>
                 <w:sz w:val="14"/>
               </w:rPr>
+              <w:t>AB-08Q</w:t>
             </w:r>
           </w:p>
         </w:tc>
@@ -15957,6 +16429,7 @@
               <w:rPr>
                 <w:sz w:val="14"/>
               </w:rPr>
+              <w:t>MEMORY-GUARD</w:t>
             </w:r>
           </w:p>
         </w:tc>
@@ -15973,6 +16446,7 @@
               <w:rPr>
                 <w:sz w:val="14"/>
               </w:rPr>
+              <w:t>Initial 8B Q8_0 batch stopped at 470.7 MiB free</w:t>
             </w:r>
           </w:p>
         </w:tc>
@@ -15989,6 +16463,7 @@
               <w:rPr>
                 <w:sz w:val="14"/>
               </w:rPr>
+              <w:t>Earlier 8B work left insufficient shared memory</w:t>
             </w:r>
           </w:p>
         </w:tc>
@@ -16005,6 +16480,7 @@
               <w:rPr>
                 <w:sz w:val="14"/>
               </w:rPr>
+              <w:t>Isolated rerun from idle passed pilot, warm-up and all three samples</w:t>
             </w:r>
           </w:p>
         </w:tc>
@@ -16021,6 +16497,7 @@
               <w:rPr>
                 <w:sz w:val="14"/>
               </w:rPr>
+              <w:t>Yes</w:t>
             </w:r>
           </w:p>
         </w:tc>
@@ -16037,6 +16514,7 @@
               <w:rPr>
                 <w:sz w:val="14"/>
               </w:rPr>
+              <w:t>`acquisition/logs/AB-08Q/`</w:t>
             </w:r>
           </w:p>
         </w:tc>
@@ -16059,6 +16537,7 @@
               <w:rPr>
                 <w:sz w:val="14"/>
               </w:rPr>
+              <w:t>AB-I04</w:t>
             </w:r>
           </w:p>
         </w:tc>
@@ -16076,6 +16555,7 @@
               <w:rPr>
                 <w:sz w:val="14"/>
               </w:rPr>
+              <w:t>AB-KV8-F16-4K/AB-15M</w:t>
             </w:r>
           </w:p>
         </w:tc>
@@ -16093,6 +16573,7 @@
               <w:rPr>
                 <w:sz w:val="14"/>
               </w:rPr>
+              <w:t>SAFETY-GATE</w:t>
             </w:r>
           </w:p>
         </w:tc>
@@ -16110,6 +16591,7 @@
               <w:rPr>
                 <w:sz w:val="14"/>
               </w:rPr>
+              <w:t>High-risk 8B F16/full-Vulkan rows not executed</w:t>
             </w:r>
           </w:p>
         </w:tc>
@@ -16127,6 +16609,7 @@
               <w:rPr>
                 <w:sz w:val="14"/>
               </w:rPr>
+              <w:t>16 GB shared-memory ceiling and prior matched-class low-memory evidence</w:t>
             </w:r>
           </w:p>
         </w:tc>
@@ -16144,6 +16627,7 @@
               <w:rPr>
                 <w:sz w:val="14"/>
               </w:rPr>
+              <w:t>Retained as Blocked, not unsupported or passed</w:t>
             </w:r>
           </w:p>
         </w:tc>
@@ -16161,6 +16645,7 @@
               <w:rPr>
                 <w:sz w:val="14"/>
               </w:rPr>
+              <w:t>No - intentional</w:t>
             </w:r>
           </w:p>
         </w:tc>
@@ -16178,6 +16663,148 @@
               <w:rPr>
                 <w:sz w:val="14"/>
               </w:rPr>
+              <w:t>`acquisition/results/AtomicBot_Master_Summary.json`</w:t>
+            </w:r>
+          </w:p>
+        </w:tc>
+      </w:tr>
+      <w:tr>
+        <w:trPr>
+          <w:cantSplit/>
+        </w:trPr>
+        <w:tc>
+          <w:tcPr>
+            <w:tcW w:type="dxa" w:w="1818"/>
+            <w:vAlign w:val="center"/>
+          </w:tcPr>
+          <w:p>
+            <w:pPr>
+              <w:spacing w:after="0"/>
+            </w:pPr>
+            <w:r>
+              <w:rPr>
+                <w:sz w:val="14"/>
+              </w:rPr>
+              <w:t>AB-I05</w:t>
+            </w:r>
+          </w:p>
+        </w:tc>
+        <w:tc>
+          <w:tcPr>
+            <w:tcW w:type="dxa" w:w="1818"/>
+            <w:vAlign w:val="center"/>
+          </w:tcPr>
+          <w:p>
+            <w:pPr>
+              <w:spacing w:after="0"/>
+            </w:pPr>
+            <w:r>
+              <w:rPr>
+                <w:sz w:val="14"/>
+              </w:rPr>
+              <w:t>Quality P5 turbo3</w:t>
+            </w:r>
+          </w:p>
+        </w:tc>
+        <w:tc>
+          <w:tcPr>
+            <w:tcW w:type="dxa" w:w="1818"/>
+            <w:vAlign w:val="center"/>
+          </w:tcPr>
+          <w:p>
+            <w:pPr>
+              <w:spacing w:after="0"/>
+            </w:pPr>
+            <w:r>
+              <w:rPr>
+                <w:sz w:val="14"/>
+              </w:rPr>
+              <w:t>QUALITY-TIMEOUT-2400</w:t>
+            </w:r>
+          </w:p>
+        </w:tc>
+        <w:tc>
+          <w:tcPr>
+            <w:tcW w:type="dxa" w:w="1818"/>
+            <w:vAlign w:val="center"/>
+          </w:tcPr>
+          <w:p>
+            <w:pPr>
+              <w:spacing w:after="0"/>
+            </w:pPr>
+            <w:r>
+              <w:rPr>
+                <w:sz w:val="14"/>
+              </w:rPr>
+              <w:t>Turbo3 produced no P5 response within 2400 seconds</w:t>
+            </w:r>
+          </w:p>
+        </w:tc>
+        <w:tc>
+          <w:tcPr>
+            <w:tcW w:type="dxa" w:w="1818"/>
+            <w:vAlign w:val="center"/>
+          </w:tcPr>
+          <w:p>
+            <w:pPr>
+              <w:spacing w:after="0"/>
+            </w:pPr>
+            <w:r>
+              <w:rPr>
+                <w:sz w:val="14"/>
+              </w:rPr>
+              <w:t>8706-token frozen fixture is extremely slow on CPU Turbo3</w:t>
+            </w:r>
+          </w:p>
+        </w:tc>
+        <w:tc>
+          <w:tcPr>
+            <w:tcW w:type="dxa" w:w="1818"/>
+            <w:vAlign w:val="center"/>
+          </w:tcPr>
+          <w:p>
+            <w:pPr>
+              <w:spacing w:after="0"/>
+            </w:pPr>
+            <w:r>
+              <w:rPr>
+                <w:sz w:val="14"/>
+              </w:rPr>
+              <w:t>Empty output retained and scored 0; no truncation or substitution</w:t>
+            </w:r>
+          </w:p>
+        </w:tc>
+        <w:tc>
+          <w:tcPr>
+            <w:tcW w:type="dxa" w:w="1818"/>
+            <w:vAlign w:val="center"/>
+          </w:tcPr>
+          <w:p>
+            <w:pPr>
+              <w:spacing w:after="0"/>
+            </w:pPr>
+            <w:r>
+              <w:rPr>
+                <w:sz w:val="14"/>
+              </w:rPr>
+              <w:t>No</w:t>
+            </w:r>
+          </w:p>
+        </w:tc>
+        <w:tc>
+          <w:tcPr>
+            <w:tcW w:type="dxa" w:w="1818"/>
+            <w:vAlign w:val="center"/>
+          </w:tcPr>
+          <w:p>
+            <w:pPr>
+              <w:spacing w:after="0"/>
+            </w:pPr>
+            <w:r>
+              <w:rPr>
+                <w:sz w:val="14"/>
+              </w:rPr>
+              <w:t>`quality/configuration-B/P5.json`</w:t>
             </w:r>
           </w:p>
         </w:tc>
@@ -16281,6 +16908,7 @@
               <w:rPr>
                 <w:sz w:val="14"/>
               </w:rPr>
+              <w:t>Substantial partial: CPU reference paths and Vulkan placement work; specialised Vulkan Turbo3 FA shader generation is disabled at the tested source location</w:t>
             </w:r>
           </w:p>
         </w:tc>
@@ -16321,6 +16949,7 @@
               <w:rPr>
                 <w:sz w:val="14"/>
               </w:rPr>
+              <w:t>Generic backend presence is not proof of native TQ kernels; SYCL is not claimed and partial Vulkan rows retain CPU KV</w:t>
             </w:r>
           </w:p>
         </w:tc>
@@ -16359,6 +16988,7 @@
               <w:rPr>
                 <w:sz w:val="14"/>
               </w:rPr>
+              <w:t>Pass for runtime/memory; turbo3 uses 125 MiB versus 320 MiB F16 at 4K, but Q8_0 narrowly wins the controlled quality screen 6.67 to 6.64</w:t>
             </w:r>
           </w:p>
         </w:tc>
@@ -16399,6 +17029,7 @@
               <w:rPr>
                 <w:sz w:val="14"/>
               </w:rPr>
+              <w:t>Pass for CPU and partial Vulkan rows; matched F16 4K and full Vulkan remain safety-blocked</w:t>
             </w:r>
           </w:p>
         </w:tc>
@@ -16437,6 +17068,7 @@
               <w:rPr>
                 <w:sz w:val="14"/>
               </w:rPr>
+              <w:t>Q8_0 for conservative quality/throughput; turbo3 only when its 60.94% KV reduction is worth the measured quality and long-context latency risk</w:t>
             </w:r>
           </w:p>
         </w:tc>
@@ -16477,6 +17109,7 @@
               <w:rPr>
                 <w:sz w:val="14"/>
               </w:rPr>
+              <w:t>3B turbo3 full Vulkan is technically validated; partial turbo3 keeps KV on CPU and is hybrid, not native KV execution</w:t>
             </w:r>
           </w:p>
         </w:tc>
@@ -16515,6 +17148,7 @@
               <w:rPr>
                 <w:sz w:val="14"/>
               </w:rPr>
+              <w:t>3B turbo3: 125 versus 320 MiB KV (2.56x smaller, 60.94% reduction); 1B turbo3: 5.08 versus 26 MiB (80.46% reduction)</w:t>
             </w:r>
           </w:p>
         </w:tc>
@@ -16555,6 +17189,7 @@
               <w:rPr>
                 <w:sz w:val="14"/>
               </w:rPr>
+              <w:t>No unexplained fallback; partial runs intentionally used 1/41 GPU layers and CPU KV, while AB-13 placed 41/41 layers and KV on Vulkan0</w:t>
             </w:r>
           </w:p>
         </w:tc>
@@ -16593,6 +17228,7 @@
               <w:rPr>
                 <w:sz w:val="14"/>
               </w:rPr>
+              <w:t>Moderate/high on Windows: UI packaging repair, Vulkan toolchain ordering, Device Guard exception, and explicit memory gating required</w:t>
             </w:r>
           </w:p>
         </w:tc>
@@ -16633,6 +17269,7 @@
               <w:rPr>
                 <w:sz w:val="14"/>
               </w:rPr>
+              <w:t>Accepted with limitations</w:t>
             </w:r>
           </w:p>
         </w:tc>
@@ -16671,6 +17308,7 @@
               <w:rPr>
                 <w:sz w:val="14"/>
               </w:rPr>
+              <w:t>Experimental memory-saving option behind configuration/quality guardrails; not the unconditional default</w:t>
             </w:r>
           </w:p>
         </w:tc>
@@ -16711,6 +17349,7 @@
               <w:rPr>
                 <w:sz w:val="14"/>
               </w:rPr>
+              <w:t>`experiments/raw-results/atomicbot-turboquant/2026-07-16/`</w:t>
             </w:r>
           </w:p>
         </w:tc>
@@ -16749,6 +17388,7 @@
               <w:rPr>
                 <w:sz w:val="14"/>
               </w:rPr>
+              <w:t>Complete for controlled Q8_0 vs turbo3 P1-P6 screen; Q8_0 6.67, turbo3 6.64; P5 uses 16K context to fit the frozen 8706-token fixture</w:t>
             </w:r>
           </w:p>
         </w:tc>
@@ -16789,6 +17429,7 @@
               <w:rPr>
                 <w:sz w:val="14"/>
               </w:rPr>
+              <w:t>Runtime activation and material KV savings are proven, but lower Turbo3 quality, a 2400-second P5 timeout, hybrid fallback on partial Vulkan, untested guarded 8B extremes, and one policy-blocked repository test prevent an unrestricted recommendation.</w:t>
             </w:r>
           </w:p>
         </w:tc>

--- a/docs/testing/workbooks/generated/02_AtomicBot_TurboQuant_Controlled_Retest_Workbook_v1.docx
+++ b/docs/testing/workbooks/generated/02_AtomicBot_TurboQuant_Controlled_Retest_Workbook_v1.docx
@@ -8,7 +8,7 @@
         <w:jc w:val="center"/>
       </w:pPr>
       <w:r>
-        <w:t>02 AtomicBot TurboQuant Controlled Retest Workbook v1.3</w:t>
+        <w:t>02 AtomicBot TurboQuant Controlled Retest Workbook v1.4</w:t>
       </w:r>
     </w:p>
     <w:p>
@@ -677,6 +677,130 @@
             <w:tcW w:type="dxa" w:w="2078"/>
             <w:vAlign w:val="center"/>
             <w:shd w:fill="EAF2F8"/>
+          </w:tcPr>
+          <w:p>
+            <w:pPr>
+              <w:spacing w:after="0"/>
+            </w:pPr>
+            <w:r>
+              <w:rPr>
+                <w:sz w:val="14"/>
+              </w:rPr>
+              <w:t>Superseded</w:t>
+            </w:r>
+          </w:p>
+        </w:tc>
+      </w:tr>
+      <w:tr>
+        <w:trPr>
+          <w:cantSplit/>
+        </w:trPr>
+        <w:tc>
+          <w:tcPr>
+            <w:tcW w:type="dxa" w:w="2078"/>
+            <w:vAlign w:val="center"/>
+          </w:tcPr>
+          <w:p>
+            <w:pPr>
+              <w:spacing w:after="0"/>
+            </w:pPr>
+            <w:r>
+              <w:rPr>
+                <w:sz w:val="14"/>
+              </w:rPr>
+              <w:t>1.4</w:t>
+            </w:r>
+          </w:p>
+        </w:tc>
+        <w:tc>
+          <w:tcPr>
+            <w:tcW w:type="dxa" w:w="2078"/>
+            <w:vAlign w:val="center"/>
+          </w:tcPr>
+          <w:p>
+            <w:pPr>
+              <w:spacing w:after="0"/>
+            </w:pPr>
+            <w:r>
+              <w:rPr>
+                <w:sz w:val="14"/>
+              </w:rPr>
+              <w:t>2026-07-16</w:t>
+            </w:r>
+          </w:p>
+        </w:tc>
+        <w:tc>
+          <w:tcPr>
+            <w:tcW w:type="dxa" w:w="2078"/>
+            <w:vAlign w:val="center"/>
+          </w:tcPr>
+          <w:p>
+            <w:pPr>
+              <w:spacing w:after="0"/>
+            </w:pPr>
+            <w:r>
+              <w:rPr>
+                <w:sz w:val="14"/>
+              </w:rPr>
+              <w:t>Student</w:t>
+            </w:r>
+          </w:p>
+        </w:tc>
+        <w:tc>
+          <w:tcPr>
+            <w:tcW w:type="dxa" w:w="2078"/>
+            <w:vAlign w:val="center"/>
+          </w:tcPr>
+          <w:p>
+            <w:pPr>
+              <w:spacing w:after="0"/>
+            </w:pPr>
+            <w:r>
+              <w:rPr>
+                <w:sz w:val="14"/>
+              </w:rPr>
+              <w:t>Retried AB-KV8-F16-4K and AB-15M alone from an idle system with a 256 MiB emergency-stop floor; both completed pilot, warm-up and three measured repetitions without crossing the floor, filling the final two runtime rows.</w:t>
+            </w:r>
+          </w:p>
+        </w:tc>
+        <w:tc>
+          <w:tcPr>
+            <w:tcW w:type="dxa" w:w="2078"/>
+            <w:vAlign w:val="center"/>
+          </w:tcPr>
+          <w:p>
+            <w:pPr>
+              <w:spacing w:after="0"/>
+            </w:pPr>
+            <w:r>
+              <w:rPr>
+                <w:sz w:val="14"/>
+              </w:rPr>
+              <w:t>AB-KV8-F16-4K; AB-15M</w:t>
+            </w:r>
+          </w:p>
+        </w:tc>
+        <w:tc>
+          <w:tcPr>
+            <w:tcW w:type="dxa" w:w="2078"/>
+            <w:vAlign w:val="center"/>
+          </w:tcPr>
+          <w:p>
+            <w:pPr>
+              <w:spacing w:after="0"/>
+            </w:pPr>
+            <w:r>
+              <w:rPr>
+                <w:sz w:val="14"/>
+              </w:rPr>
+              <w:t>testing/atomicbot-turboquant-formal-retest; Pending PR; Pending merge</w:t>
+            </w:r>
+          </w:p>
+        </w:tc>
+        <w:tc>
+          <w:tcPr>
+            <w:tcW w:type="dxa" w:w="2078"/>
+            <w:vAlign w:val="center"/>
           </w:tcPr>
           <w:p>
             <w:pPr>
@@ -772,7 +896,7 @@
         <w:spacing w:after="60"/>
       </w:pPr>
       <w:r>
-        <w:t>Controlled retest template v1.3. Historical results were removed from this working copy; the original source document is preserved under docs/testing/source-material/original-workbooks/.</w:t>
+        <w:t>Controlled retest template v1.4. Historical results were removed from this working copy; the original source document is preserved under docs/testing/source-material/original-workbooks/.</w:t>
       </w:r>
     </w:p>
     <w:p>
@@ -1364,7 +1488,7 @@
               <w:rPr>
                 <w:sz w:val="14"/>
               </w:rPr>
-              <w:t>Accepted with limitations: 17 formal runtime rows passed; two guarded 8B rows blocked; one repository test blocked by Device Guard</w:t>
+              <w:t>Accepted with limitations: all 19 runtime rows passed, including controlled safety-gate bypasses; one repository test remains blocked by Device Guard</w:t>
             </w:r>
           </w:p>
         </w:tc>
@@ -4255,7 +4379,7 @@
               <w:rPr>
                 <w:sz w:val="14"/>
               </w:rPr>
-              <w:t>Blocked - safety gate</w:t>
+              <w:t>Pass - controlled bypass</w:t>
             </w:r>
           </w:p>
         </w:tc>
@@ -5399,7 +5523,7 @@
               <w:rPr>
                 <w:sz w:val="14"/>
               </w:rPr>
-              <w:t>Blocked - safety gate</w:t>
+              <w:t>Pass - controlled bypass; 41/41 layers</w:t>
             </w:r>
           </w:p>
         </w:tc>
@@ -5415,7 +5539,7 @@
         <w:spacing w:after="60"/>
       </w:pPr>
       <w:r>
-        <w:t>AB-KV8-F16-4K and AB-15M are research-only because of the 16 GB shared-memory ceiling. A test not run because of a safety gate is `Blocked` or `Not run`, not evidence that the backend is unsupported.</w:t>
+        <w:t>AB-KV8-F16-4K and AB-15M began as research-only because of the 16 GB shared-memory ceiling. They were later executed alone from an idle system with a 256 MiB emergency-stop floor; both passed without crossing the floor. This bypass does not make concurrent or unattended execution safe.</w:t>
       </w:r>
     </w:p>
     <w:p>
@@ -6564,7 +6688,7 @@
               <w:rPr>
                 <w:sz w:val="14"/>
               </w:rPr>
-              <w:t>Partial</w:t>
+              <w:t>Yes with high-memory controls</w:t>
             </w:r>
           </w:p>
         </w:tc>
@@ -6582,7 +6706,7 @@
               <w:rPr>
                 <w:sz w:val="14"/>
               </w:rPr>
-              <w:t>Yes, partial only; full blocked</w:t>
+              <w:t>Yes; partial and full bypass validated serially</w:t>
             </w:r>
           </w:p>
         </w:tc>
@@ -7753,7 +7877,7 @@
               <w:rPr>
                 <w:sz w:val="14"/>
               </w:rPr>
-              <w:t>Not run</w:t>
+              <w:t>Intel UHD Vulkan0</w:t>
             </w:r>
           </w:p>
         </w:tc>
@@ -7771,7 +7895,7 @@
               <w:rPr>
                 <w:sz w:val="14"/>
               </w:rPr>
-              <w:t>Blocked</w:t>
+              <w:t>Vulkan native placement</w:t>
             </w:r>
           </w:p>
         </w:tc>
@@ -7789,7 +7913,7 @@
               <w:rPr>
                 <w:sz w:val="14"/>
               </w:rPr>
-              <w:t>N/A; 16 GB shared-memory safety gate</w:t>
+              <w:t>41/41 layers; 4876.27 MiB model and 95.01 MiB compute buffers on Vulkan0</w:t>
             </w:r>
           </w:p>
         </w:tc>
@@ -7807,7 +7931,7 @@
               <w:rPr>
                 <w:sz w:val="14"/>
               </w:rPr>
-              <w:t>N/A - blocked</w:t>
+              <w:t>Vulkan0, 125.13 MiB</w:t>
             </w:r>
           </w:p>
         </w:tc>
@@ -7825,7 +7949,7 @@
               <w:rPr>
                 <w:sz w:val="14"/>
               </w:rPr>
-              <w:t>N/A - blocked</w:t>
+              <w:t>No unexplained fallback</w:t>
             </w:r>
           </w:p>
         </w:tc>
@@ -7843,7 +7967,7 @@
               <w:rPr>
                 <w:sz w:val="14"/>
               </w:rPr>
-              <w:t>N/A - blocked</w:t>
+              <w:t>N/A - not sampled in bypass collector</w:t>
             </w:r>
           </w:p>
         </w:tc>
@@ -7861,7 +7985,7 @@
               <w:rPr>
                 <w:sz w:val="14"/>
               </w:rPr>
-              <w:t>N/A - blocked</w:t>
+              <w:t>N/A - counter unavailable</w:t>
             </w:r>
           </w:p>
         </w:tc>
@@ -7879,7 +8003,7 @@
               <w:rPr>
                 <w:sz w:val="14"/>
               </w:rPr>
-              <w:t>`acquisition/results/AtomicBot_Master_Summary.json`</w:t>
+              <w:t>`safety-bypass/AB-15M/`</w:t>
             </w:r>
           </w:p>
         </w:tc>
@@ -10385,7 +10509,7 @@
               <w:rPr>
                 <w:sz w:val="14"/>
               </w:rPr>
-              <w:t>Blocked</w:t>
+              <w:t>9235.957</w:t>
             </w:r>
           </w:p>
         </w:tc>
@@ -10403,7 +10527,7 @@
               <w:rPr>
                 <w:sz w:val="14"/>
               </w:rPr>
-              <w:t>Blocked</w:t>
+              <w:t>640.00</w:t>
             </w:r>
           </w:p>
         </w:tc>
@@ -10421,7 +10545,7 @@
               <w:rPr>
                 <w:sz w:val="14"/>
               </w:rPr>
-              <w:t>Blocked</w:t>
+              <w:t>334.844</w:t>
             </w:r>
           </w:p>
         </w:tc>
@@ -10439,7 +10563,7 @@
               <w:rPr>
                 <w:sz w:val="14"/>
               </w:rPr>
-              <w:t>Blocked</w:t>
+              <w:t>8.37</w:t>
             </w:r>
           </w:p>
         </w:tc>
@@ -10457,7 +10581,7 @@
               <w:rPr>
                 <w:sz w:val="14"/>
               </w:rPr>
-              <w:t>N/A - safety gate</w:t>
+              <w:t>N/A - not quality-screened</w:t>
             </w:r>
           </w:p>
         </w:tc>
@@ -10475,7 +10599,7 @@
               <w:rPr>
                 <w:sz w:val="14"/>
               </w:rPr>
-              <w:t>Blocked - memory gate</w:t>
+              <w:t>Pass - controlled bypass</w:t>
             </w:r>
           </w:p>
         </w:tc>
@@ -12476,7 +12600,7 @@
               <w:rPr>
                 <w:sz w:val="14"/>
               </w:rPr>
-              <w:t>Blocked</w:t>
+              <w:t>10455.605</w:t>
             </w:r>
           </w:p>
         </w:tc>
@@ -12493,7 +12617,7 @@
               <w:rPr>
                 <w:sz w:val="14"/>
               </w:rPr>
-              <w:t>Blocked</w:t>
+              <w:t>125.00</w:t>
             </w:r>
           </w:p>
         </w:tc>
@@ -12510,7 +12634,7 @@
               <w:rPr>
                 <w:sz w:val="14"/>
               </w:rPr>
-              <w:t>Blocked</w:t>
+              <w:t>637.928</w:t>
             </w:r>
           </w:p>
         </w:tc>
@@ -12527,7 +12651,7 @@
               <w:rPr>
                 <w:sz w:val="14"/>
               </w:rPr>
-              <w:t>Blocked</w:t>
+              <w:t>4.19</w:t>
             </w:r>
           </w:p>
         </w:tc>
@@ -12544,7 +12668,7 @@
               <w:rPr>
                 <w:sz w:val="14"/>
               </w:rPr>
-              <w:t>N/A - safety gate</w:t>
+              <w:t>N/A - not quality-screened</w:t>
             </w:r>
           </w:p>
         </w:tc>
@@ -12561,7 +12685,7 @@
               <w:rPr>
                 <w:sz w:val="14"/>
               </w:rPr>
-              <w:t>Blocked - memory gate</w:t>
+              <w:t>Pass - controlled bypass</w:t>
             </w:r>
           </w:p>
         </w:tc>
@@ -13286,7 +13410,7 @@
               <w:rPr>
                 <w:sz w:val="14"/>
               </w:rPr>
-              <w:t>Blocked</w:t>
+              <w:t>640.00</w:t>
             </w:r>
           </w:p>
         </w:tc>
@@ -13322,7 +13446,7 @@
               <w:rPr>
                 <w:sz w:val="14"/>
               </w:rPr>
-              <w:t>N/A</w:t>
+              <w:t>3.765x</w:t>
             </w:r>
           </w:p>
         </w:tc>
@@ -13340,7 +13464,7 @@
               <w:rPr>
                 <w:sz w:val="14"/>
               </w:rPr>
-              <w:t>N/A</w:t>
+              <w:t>73.44%</w:t>
             </w:r>
           </w:p>
         </w:tc>
@@ -13358,7 +13482,7 @@
               <w:rPr>
                 <w:sz w:val="14"/>
               </w:rPr>
-              <w:t>Matched 8B F16 4K reference blocked by safety gate; no ratio claimed</w:t>
+              <w:t>Direct matched 4K allocation reduction after isolated F16 safety-gate bypass</w:t>
             </w:r>
           </w:p>
         </w:tc>
@@ -13397,7 +13521,7 @@
               <w:rPr>
                 <w:sz w:val="14"/>
               </w:rPr>
-              <w:t>Blocked</w:t>
+              <w:t>640.00</w:t>
             </w:r>
           </w:p>
         </w:tc>
@@ -13431,7 +13555,7 @@
               <w:rPr>
                 <w:sz w:val="14"/>
               </w:rPr>
-              <w:t>N/A</w:t>
+              <w:t>5.120x</w:t>
             </w:r>
           </w:p>
         </w:tc>
@@ -13448,7 +13572,7 @@
               <w:rPr>
                 <w:sz w:val="14"/>
               </w:rPr>
-              <w:t>N/A</w:t>
+              <w:t>80.47%</w:t>
             </w:r>
           </w:p>
         </w:tc>
@@ -13465,7 +13589,7 @@
               <w:rPr>
                 <w:sz w:val="14"/>
               </w:rPr>
-              <w:t>Matched 8B F16 4K reference blocked by safety gate; no ratio claimed</w:t>
+              <w:t>Direct matched 4K allocation reduction after isolated F16 safety-gate bypass</w:t>
             </w:r>
           </w:p>
         </w:tc>
@@ -16591,7 +16715,7 @@
               <w:rPr>
                 <w:sz w:val="14"/>
               </w:rPr>
-              <w:t>High-risk 8B F16/full-Vulkan rows not executed</w:t>
+              <w:t>Initial preventive gate blocked high-risk 8B F16/full-Vulkan rows</w:t>
             </w:r>
           </w:p>
         </w:tc>
@@ -16627,7 +16751,7 @@
               <w:rPr>
                 <w:sz w:val="14"/>
               </w:rPr>
-              <w:t>Retained as Blocked, not unsupported or passed</w:t>
+              <w:t>Retried serially from idle with 256 MiB emergency floor; pilot, warm-up and three samples passed for both without emergency stop</w:t>
             </w:r>
           </w:p>
         </w:tc>
@@ -16645,7 +16769,7 @@
               <w:rPr>
                 <w:sz w:val="14"/>
               </w:rPr>
-              <w:t>No - intentional</w:t>
+              <w:t>Yes</w:t>
             </w:r>
           </w:p>
         </w:tc>
@@ -16663,7 +16787,7 @@
               <w:rPr>
                 <w:sz w:val="14"/>
               </w:rPr>
-              <w:t>`acquisition/results/AtomicBot_Master_Summary.json`</w:t>
+              <w:t>`safety-bypass/`</w:t>
             </w:r>
           </w:p>
         </w:tc>
@@ -17029,7 +17153,7 @@
               <w:rPr>
                 <w:sz w:val="14"/>
               </w:rPr>
-              <w:t>Pass for CPU and partial Vulkan rows; matched F16 4K and full Vulkan remain safety-blocked</w:t>
+              <w:t>Pass for CPU, partial Vulkan and full Vulkan rows; guarded extremes passed only under isolated serial execution with an emergency memory floor</w:t>
             </w:r>
           </w:p>
         </w:tc>
@@ -17109,7 +17233,7 @@
               <w:rPr>
                 <w:sz w:val="14"/>
               </w:rPr>
-              <w:t>3B turbo3 full Vulkan is technically validated; partial turbo3 keeps KV on CPU and is hybrid, not native KV execution</w:t>
+              <w:t>turbo3 full Vulkan is technically validated for 3B and guarded 8B; partial turbo3 keeps KV on CPU and is hybrid, not native KV execution</w:t>
             </w:r>
           </w:p>
         </w:tc>
@@ -17148,7 +17272,7 @@
               <w:rPr>
                 <w:sz w:val="14"/>
               </w:rPr>
-              <w:t>3B turbo3: 125 versus 320 MiB KV (2.56x smaller, 60.94% reduction); 1B turbo3: 5.08 versus 26 MiB (80.46% reduction)</w:t>
+              <w:t>8B turbo3: 125 versus 640 MiB KV (5.12x smaller, 80.47% reduction); 3B turbo3: 125 versus 320 MiB (60.94%); 1B turbo3: 5.08 versus 26 MiB (80.46%)</w:t>
             </w:r>
           </w:p>
         </w:tc>
@@ -17429,7 +17553,7 @@
               <w:rPr>
                 <w:sz w:val="14"/>
               </w:rPr>
-              <w:t>Runtime activation and material KV savings are proven, but lower Turbo3 quality, a 2400-second P5 timeout, hybrid fallback on partial Vulkan, untested guarded 8B extremes, and one policy-blocked repository test prevent an unrestricted recommendation.</w:t>
+              <w:t>Runtime activation, material KV savings and both guarded 8B extremes are proven under controlled bypass. Lower Turbo3 quality, a 2400-second P5 timeout, hybrid placement on partial Vulkan, high 10.46 GiB full-8B working set, and one policy-blocked repository test still prevent an unrestricted recommendation.</w:t>
             </w:r>
           </w:p>
         </w:tc>

--- a/docs/testing/workbooks/generated/02_AtomicBot_TurboQuant_Controlled_Retest_Workbook_v1.docx
+++ b/docs/testing/workbooks/generated/02_AtomicBot_TurboQuant_Controlled_Retest_Workbook_v1.docx
@@ -8,7 +8,7 @@
         <w:jc w:val="center"/>
       </w:pPr>
       <w:r>
-        <w:t>02 AtomicBot TurboQuant Controlled Retest Workbook v1.4</w:t>
+        <w:t>02 AtomicBot TurboQuant Controlled Retest Workbook v1.5</w:t>
       </w:r>
     </w:p>
     <w:p>
@@ -801,6 +801,137 @@
           <w:tcPr>
             <w:tcW w:type="dxa" w:w="2078"/>
             <w:vAlign w:val="center"/>
+          </w:tcPr>
+          <w:p>
+            <w:pPr>
+              <w:spacing w:after="0"/>
+            </w:pPr>
+            <w:r>
+              <w:rPr>
+                <w:sz w:val="14"/>
+              </w:rPr>
+              <w:t>Superseded</w:t>
+            </w:r>
+          </w:p>
+        </w:tc>
+      </w:tr>
+      <w:tr>
+        <w:trPr>
+          <w:cantSplit/>
+        </w:trPr>
+        <w:tc>
+          <w:tcPr>
+            <w:tcW w:type="dxa" w:w="2078"/>
+            <w:vAlign w:val="center"/>
+            <w:shd w:fill="EAF2F8"/>
+          </w:tcPr>
+          <w:p>
+            <w:pPr>
+              <w:spacing w:after="0"/>
+            </w:pPr>
+            <w:r>
+              <w:rPr>
+                <w:sz w:val="14"/>
+              </w:rPr>
+              <w:t>1.5</w:t>
+            </w:r>
+          </w:p>
+        </w:tc>
+        <w:tc>
+          <w:tcPr>
+            <w:tcW w:type="dxa" w:w="2078"/>
+            <w:vAlign w:val="center"/>
+            <w:shd w:fill="EAF2F8"/>
+          </w:tcPr>
+          <w:p>
+            <w:pPr>
+              <w:spacing w:after="0"/>
+            </w:pPr>
+            <w:r>
+              <w:rPr>
+                <w:sz w:val="14"/>
+              </w:rPr>
+              <w:t>2026-07-17</w:t>
+            </w:r>
+          </w:p>
+        </w:tc>
+        <w:tc>
+          <w:tcPr>
+            <w:tcW w:type="dxa" w:w="2078"/>
+            <w:vAlign w:val="center"/>
+            <w:shd w:fill="EAF2F8"/>
+          </w:tcPr>
+          <w:p>
+            <w:pPr>
+              <w:spacing w:after="0"/>
+            </w:pPr>
+            <w:r>
+              <w:rPr>
+                <w:sz w:val="14"/>
+              </w:rPr>
+              <w:t>Student</w:t>
+            </w:r>
+          </w:p>
+        </w:tc>
+        <w:tc>
+          <w:tcPr>
+            <w:tcW w:type="dxa" w:w="2078"/>
+            <w:vAlign w:val="center"/>
+            <w:shd w:fill="EAF2F8"/>
+          </w:tcPr>
+          <w:p>
+            <w:pPr>
+              <w:spacing w:after="0"/>
+            </w:pPr>
+            <w:r>
+              <w:rPr>
+                <w:sz w:val="14"/>
+              </w:rPr>
+              <w:t>Executed frozen P1-P6 quality screening independently for all 19 runtime rows; retained 114 hashed terminal records; applied content-keyed harsh rubric scoring; recorded controlled timeouts and 16K RAM safety blocks as zero rather than imputing responses; added crash-safe checkpoints, an absolute wall-clock deadline and a single-controller lock.</w:t>
+            </w:r>
+          </w:p>
+        </w:tc>
+        <w:tc>
+          <w:tcPr>
+            <w:tcW w:type="dxa" w:w="2078"/>
+            <w:vAlign w:val="center"/>
+            <w:shd w:fill="EAF2F8"/>
+          </w:tcPr>
+          <w:p>
+            <w:pPr>
+              <w:spacing w:after="0"/>
+            </w:pPr>
+            <w:r>
+              <w:rPr>
+                <w:sz w:val="14"/>
+              </w:rPr>
+              <w:t>AB-01-AB-15M; P1-P6</w:t>
+            </w:r>
+          </w:p>
+        </w:tc>
+        <w:tc>
+          <w:tcPr>
+            <w:tcW w:type="dxa" w:w="2078"/>
+            <w:vAlign w:val="center"/>
+            <w:shd w:fill="EAF2F8"/>
+          </w:tcPr>
+          <w:p>
+            <w:pPr>
+              <w:spacing w:after="0"/>
+            </w:pPr>
+            <w:r>
+              <w:rPr>
+                <w:sz w:val="14"/>
+              </w:rPr>
+              <w:t>testing/atomicbot-turboquant-formal-retest; Pending PR; Pending merge</w:t>
+            </w:r>
+          </w:p>
+        </w:tc>
+        <w:tc>
+          <w:tcPr>
+            <w:tcW w:type="dxa" w:w="2078"/>
+            <w:vAlign w:val="center"/>
+            <w:shd w:fill="EAF2F8"/>
           </w:tcPr>
           <w:p>
             <w:pPr>
@@ -896,7 +1027,7 @@
         <w:spacing w:after="60"/>
       </w:pPr>
       <w:r>
-        <w:t>Controlled retest template v1.4. Historical results were removed from this working copy; the original source document is preserved under docs/testing/source-material/original-workbooks/.</w:t>
+        <w:t>Controlled retest template v1.5. Historical results were removed from this working copy; the original source document is preserved under docs/testing/source-material/original-workbooks/.</w:t>
       </w:r>
     </w:p>
     <w:p>
@@ -8483,7 +8614,7 @@
               <w:rPr>
                 <w:sz w:val="14"/>
               </w:rPr>
-              <w:t>N/A - diagnostic not quality-screened</w:t>
+              <w:t>6.22</w:t>
             </w:r>
           </w:p>
         </w:tc>
@@ -8721,7 +8852,7 @@
               <w:rPr>
                 <w:sz w:val="14"/>
               </w:rPr>
-              <w:t>N/A - diagnostic not quality-screened</w:t>
+              <w:t>5.39</w:t>
             </w:r>
           </w:p>
         </w:tc>
@@ -8948,7 +9079,7 @@
               <w:rPr>
                 <w:sz w:val="14"/>
               </w:rPr>
-              <w:t>N/A - unmatched quality config</w:t>
+              <w:t>6.39</w:t>
             </w:r>
           </w:p>
         </w:tc>
@@ -9186,7 +9317,7 @@
               <w:rPr>
                 <w:sz w:val="14"/>
               </w:rPr>
-              <w:t>N/A - quality baseline is Q8_0</w:t>
+              <w:t>6.39</w:t>
             </w:r>
           </w:p>
         </w:tc>
@@ -9413,7 +9544,7 @@
               <w:rPr>
                 <w:sz w:val="14"/>
               </w:rPr>
-              <w:t>6.67</w:t>
+              <w:t>6.72</w:t>
             </w:r>
           </w:p>
         </w:tc>
@@ -9651,7 +9782,7 @@
               <w:rPr>
                 <w:sz w:val="14"/>
               </w:rPr>
-              <w:t>N/A - not quality-screened</w:t>
+              <w:t>6.84</w:t>
             </w:r>
           </w:p>
         </w:tc>
@@ -9669,7 +9800,7 @@
               <w:rPr>
                 <w:sz w:val="14"/>
               </w:rPr>
-              <w:t>Pass</w:t>
+              <w:t>Pass; P5 timeout</w:t>
             </w:r>
           </w:p>
         </w:tc>
@@ -9878,7 +10009,7 @@
               <w:rPr>
                 <w:sz w:val="14"/>
               </w:rPr>
-              <w:t>6.64</w:t>
+              <w:t>5.95</w:t>
             </w:r>
           </w:p>
         </w:tc>
@@ -9895,7 +10026,7 @@
               <w:rPr>
                 <w:sz w:val="14"/>
               </w:rPr>
-              <w:t>Pass; quality limitation</w:t>
+              <w:t>Pass; P5 timeout</w:t>
             </w:r>
           </w:p>
         </w:tc>
@@ -10116,7 +10247,7 @@
               <w:rPr>
                 <w:sz w:val="14"/>
               </w:rPr>
-              <w:t>N/A - not quality-screened</w:t>
+              <w:t>0.70</w:t>
             </w:r>
           </w:p>
         </w:tc>
@@ -10134,7 +10265,7 @@
               <w:rPr>
                 <w:sz w:val="14"/>
               </w:rPr>
-              <w:t>Pass</w:t>
+              <w:t>Pass; severe quality failure</w:t>
             </w:r>
           </w:p>
         </w:tc>
@@ -10343,7 +10474,7 @@
               <w:rPr>
                 <w:sz w:val="14"/>
               </w:rPr>
-              <w:t>N/A - not quality-screened</w:t>
+              <w:t>5.69</w:t>
             </w:r>
           </w:p>
         </w:tc>
@@ -10360,7 +10491,7 @@
               <w:rPr>
                 <w:sz w:val="14"/>
               </w:rPr>
-              <w:t>Pass</w:t>
+              <w:t>Pass; P5 safety-blocked</w:t>
             </w:r>
           </w:p>
         </w:tc>
@@ -10581,7 +10712,7 @@
               <w:rPr>
                 <w:sz w:val="14"/>
               </w:rPr>
-              <w:t>N/A - not quality-screened</w:t>
+              <w:t>5.69</w:t>
             </w:r>
           </w:p>
         </w:tc>
@@ -10599,7 +10730,7 @@
               <w:rPr>
                 <w:sz w:val="14"/>
               </w:rPr>
-              <w:t>Pass - controlled bypass</w:t>
+              <w:t>Pass - controlled bypass; P5 safety-blocked</w:t>
             </w:r>
           </w:p>
         </w:tc>
@@ -10808,7 +10939,7 @@
               <w:rPr>
                 <w:sz w:val="14"/>
               </w:rPr>
-              <w:t>N/A - not quality-screened</w:t>
+              <w:t>6.69</w:t>
             </w:r>
           </w:p>
         </w:tc>
@@ -10825,7 +10956,7 @@
               <w:rPr>
                 <w:sz w:val="14"/>
               </w:rPr>
-              <w:t>Pass after isolated rerun</w:t>
+              <w:t>Pass; P5 safety-blocked</w:t>
             </w:r>
           </w:p>
         </w:tc>
@@ -11046,7 +11177,7 @@
               <w:rPr>
                 <w:sz w:val="14"/>
               </w:rPr>
-              <w:t>N/A - not quality-screened</w:t>
+              <w:t>5.97</w:t>
             </w:r>
           </w:p>
         </w:tc>
@@ -11064,7 +11195,7 @@
               <w:rPr>
                 <w:sz w:val="14"/>
               </w:rPr>
-              <w:t>Pass</w:t>
+              <w:t>Pass; P5 safety-blocked</w:t>
             </w:r>
           </w:p>
         </w:tc>
@@ -11273,7 +11404,7 @@
               <w:rPr>
                 <w:sz w:val="14"/>
               </w:rPr>
-              <w:t>N/A - not quality-screened</w:t>
+              <w:t>6.67</w:t>
             </w:r>
           </w:p>
         </w:tc>
@@ -11290,7 +11421,7 @@
               <w:rPr>
                 <w:sz w:val="14"/>
               </w:rPr>
-              <w:t>Pass</w:t>
+              <w:t>Pass; P5 safety-blocked</w:t>
             </w:r>
           </w:p>
         </w:tc>
@@ -11511,7 +11642,7 @@
               <w:rPr>
                 <w:sz w:val="14"/>
               </w:rPr>
-              <w:t>N/A - not quality-screened</w:t>
+              <w:t>6.72</w:t>
             </w:r>
           </w:p>
         </w:tc>
@@ -11738,7 +11869,7 @@
               <w:rPr>
                 <w:sz w:val="14"/>
               </w:rPr>
-              <w:t>N/A - device differs from quality route</w:t>
+              <w:t>6.22</w:t>
             </w:r>
           </w:p>
         </w:tc>
@@ -11976,7 +12107,7 @@
               <w:rPr>
                 <w:sz w:val="14"/>
               </w:rPr>
-              <w:t>N/A - device differs from quality route</w:t>
+              <w:t>7.22</w:t>
             </w:r>
           </w:p>
         </w:tc>
@@ -12203,7 +12334,7 @@
               <w:rPr>
                 <w:sz w:val="14"/>
               </w:rPr>
-              <w:t>N/A - not quality-screened</w:t>
+              <w:t>8.36</w:t>
             </w:r>
           </w:p>
         </w:tc>
@@ -12441,7 +12572,7 @@
               <w:rPr>
                 <w:sz w:val="14"/>
               </w:rPr>
-              <w:t>N/A - not quality-screened</w:t>
+              <w:t>7.51</w:t>
             </w:r>
           </w:p>
         </w:tc>
@@ -12668,7 +12799,7 @@
               <w:rPr>
                 <w:sz w:val="14"/>
               </w:rPr>
-              <w:t>N/A - not quality-screened</w:t>
+              <w:t>6.67</w:t>
             </w:r>
           </w:p>
         </w:tc>
@@ -12685,7 +12816,7 @@
               <w:rPr>
                 <w:sz w:val="14"/>
               </w:rPr>
-              <w:t>Pass - controlled bypass</w:t>
+              <w:t>Pass - controlled bypass; P5 safety-blocked</w:t>
             </w:r>
           </w:p>
         </w:tc>
@@ -13262,7 +13393,7 @@
               <w:rPr>
                 <w:sz w:val="14"/>
               </w:rPr>
-              <w:t>Direct matched 4K allocation reduction; controlled quality score lower than Q8_0</w:t>
+              <w:t>Direct matched 4K allocation reduction; CPU quality 5.95 versus Q8_0 6.72</w:t>
             </w:r>
           </w:p>
         </w:tc>
@@ -13369,7 +13500,7 @@
               <w:rPr>
                 <w:sz w:val="14"/>
               </w:rPr>
-              <w:t>Largest measured reduction; quality not evaluated in P1-P6 screen</w:t>
+              <w:t>Largest measured reduction; severe all-row quality failure at 0.70</w:t>
             </w:r>
           </w:p>
         </w:tc>
@@ -14082,6 +14213,14 @@
         <w:t>9. Model quality verifier and context summary</w:t>
       </w:r>
     </w:p>
+    <w:p>
+      <w:pPr>
+        <w:spacing w:after="60"/>
+      </w:pPr>
+      <w:r>
+        <w:t>Every runtime row was independently run on P1-P6. P1-P4 and P6 use a practical 4K quality server for 8B rows; P5 alone uses the frozen 8,706-token fixture at 16K. A controlled timeout or RAM safety block is a measured zero for P5, not a pass or an imputed response.</w:t>
+      </w:r>
+    </w:p>
     <w:tbl>
       <w:tblPr>
         <w:tblStyle w:val="TableGrid"/>
@@ -14090,14 +14229,17 @@
         <w:tblLook w:firstColumn="1" w:firstRow="1" w:lastColumn="0" w:lastRow="0" w:noHBand="0" w:noVBand="1" w:val="04A0"/>
       </w:tblPr>
       <w:tblGrid>
-        <w:gridCol w:w="1818"/>
-        <w:gridCol w:w="1818"/>
-        <w:gridCol w:w="1818"/>
-        <w:gridCol w:w="1818"/>
-        <w:gridCol w:w="1818"/>
-        <w:gridCol w:w="1818"/>
-        <w:gridCol w:w="1818"/>
-        <w:gridCol w:w="1818"/>
+        <w:gridCol w:w="1322"/>
+        <w:gridCol w:w="1322"/>
+        <w:gridCol w:w="1322"/>
+        <w:gridCol w:w="1322"/>
+        <w:gridCol w:w="1322"/>
+        <w:gridCol w:w="1322"/>
+        <w:gridCol w:w="1322"/>
+        <w:gridCol w:w="1322"/>
+        <w:gridCol w:w="1322"/>
+        <w:gridCol w:w="1322"/>
+        <w:gridCol w:w="1322"/>
       </w:tblGrid>
       <w:tr>
         <w:trPr>
@@ -14106,7 +14248,7 @@
         </w:trPr>
         <w:tc>
           <w:tcPr>
-            <w:tcW w:type="dxa" w:w="1818"/>
+            <w:tcW w:type="dxa" w:w="1322"/>
             <w:shd w:fill="1F4E78"/>
             <w:vAlign w:val="center"/>
           </w:tcPr>
@@ -14117,13 +14259,13 @@
                 <w:color w:val="FFFFFF"/>
                 <w:sz w:val="14"/>
               </w:rPr>
-              <w:t>Prompt ID</w:t>
-            </w:r>
-          </w:p>
-        </w:tc>
-        <w:tc>
-          <w:tcPr>
-            <w:tcW w:type="dxa" w:w="1818"/>
+              <w:t>Test ID</w:t>
+            </w:r>
+          </w:p>
+        </w:tc>
+        <w:tc>
+          <w:tcPr>
+            <w:tcW w:type="dxa" w:w="1322"/>
             <w:shd w:fill="1F4E78"/>
             <w:vAlign w:val="center"/>
           </w:tcPr>
@@ -14134,13 +14276,13 @@
                 <w:color w:val="FFFFFF"/>
                 <w:sz w:val="14"/>
               </w:rPr>
-              <w:t>Task</w:t>
-            </w:r>
-          </w:p>
-        </w:tc>
-        <w:tc>
-          <w:tcPr>
-            <w:tcW w:type="dxa" w:w="1818"/>
+              <w:t>Cache</w:t>
+            </w:r>
+          </w:p>
+        </w:tc>
+        <w:tc>
+          <w:tcPr>
+            <w:tcW w:type="dxa" w:w="1322"/>
             <w:shd w:fill="1F4E78"/>
             <w:vAlign w:val="center"/>
           </w:tcPr>
@@ -14151,13 +14293,13 @@
                 <w:color w:val="FFFFFF"/>
                 <w:sz w:val="14"/>
               </w:rPr>
-              <w:t>Baseline /10</w:t>
-            </w:r>
-          </w:p>
-        </w:tc>
-        <w:tc>
-          <w:tcPr>
-            <w:tcW w:type="dxa" w:w="1818"/>
+              <w:t>Backend</w:t>
+            </w:r>
+          </w:p>
+        </w:tc>
+        <w:tc>
+          <w:tcPr>
+            <w:tcW w:type="dxa" w:w="1322"/>
             <w:shd w:fill="1F4E78"/>
             <w:vAlign w:val="center"/>
           </w:tcPr>
@@ -14168,13 +14310,13 @@
                 <w:color w:val="FFFFFF"/>
                 <w:sz w:val="14"/>
               </w:rPr>
-              <w:t>Optimised /10</w:t>
-            </w:r>
-          </w:p>
-        </w:tc>
-        <w:tc>
-          <w:tcPr>
-            <w:tcW w:type="dxa" w:w="1818"/>
+              <w:t>P1</w:t>
+            </w:r>
+          </w:p>
+        </w:tc>
+        <w:tc>
+          <w:tcPr>
+            <w:tcW w:type="dxa" w:w="1322"/>
             <w:shd w:fill="1F4E78"/>
             <w:vAlign w:val="center"/>
           </w:tcPr>
@@ -14185,13 +14327,13 @@
                 <w:color w:val="FFFFFF"/>
                 <w:sz w:val="14"/>
               </w:rPr>
-              <w:t>Format valid?</w:t>
-            </w:r>
-          </w:p>
-        </w:tc>
-        <w:tc>
-          <w:tcPr>
-            <w:tcW w:type="dxa" w:w="1818"/>
+              <w:t>P2</w:t>
+            </w:r>
+          </w:p>
+        </w:tc>
+        <w:tc>
+          <w:tcPr>
+            <w:tcW w:type="dxa" w:w="1322"/>
             <w:shd w:fill="1F4E78"/>
             <w:vAlign w:val="center"/>
           </w:tcPr>
@@ -14202,13 +14344,13 @@
                 <w:color w:val="FFFFFF"/>
                 <w:sz w:val="14"/>
               </w:rPr>
-              <w:t>Required facts retained?</w:t>
-            </w:r>
-          </w:p>
-        </w:tc>
-        <w:tc>
-          <w:tcPr>
-            <w:tcW w:type="dxa" w:w="1818"/>
+              <w:t>P3</w:t>
+            </w:r>
+          </w:p>
+        </w:tc>
+        <w:tc>
+          <w:tcPr>
+            <w:tcW w:type="dxa" w:w="1322"/>
             <w:shd w:fill="1F4E78"/>
             <w:vAlign w:val="center"/>
           </w:tcPr>
@@ -14219,13 +14361,13 @@
                 <w:color w:val="FFFFFF"/>
                 <w:sz w:val="14"/>
               </w:rPr>
-              <w:t>Repetition/corruption?</w:t>
-            </w:r>
-          </w:p>
-        </w:tc>
-        <w:tc>
-          <w:tcPr>
-            <w:tcW w:type="dxa" w:w="1818"/>
+              <w:t>P4</w:t>
+            </w:r>
+          </w:p>
+        </w:tc>
+        <w:tc>
+          <w:tcPr>
+            <w:tcW w:type="dxa" w:w="1322"/>
             <w:shd w:fill="1F4E78"/>
             <w:vAlign w:val="center"/>
           </w:tcPr>
@@ -14236,7 +14378,58 @@
                 <w:color w:val="FFFFFF"/>
                 <w:sz w:val="14"/>
               </w:rPr>
-              <w:t>Notes</w:t>
+              <w:t>P5</w:t>
+            </w:r>
+          </w:p>
+        </w:tc>
+        <w:tc>
+          <w:tcPr>
+            <w:tcW w:type="dxa" w:w="1322"/>
+            <w:shd w:fill="1F4E78"/>
+            <w:vAlign w:val="center"/>
+          </w:tcPr>
+          <w:p>
+            <w:r>
+              <w:rPr>
+                <w:b/>
+                <w:color w:val="FFFFFF"/>
+                <w:sz w:val="14"/>
+              </w:rPr>
+              <w:t>P6</w:t>
+            </w:r>
+          </w:p>
+        </w:tc>
+        <w:tc>
+          <w:tcPr>
+            <w:tcW w:type="dxa" w:w="1322"/>
+            <w:shd w:fill="1F4E78"/>
+            <w:vAlign w:val="center"/>
+          </w:tcPr>
+          <w:p>
+            <w:r>
+              <w:rPr>
+                <w:b/>
+                <w:color w:val="FFFFFF"/>
+                <w:sz w:val="14"/>
+              </w:rPr>
+              <w:t>Mean /10</w:t>
+            </w:r>
+          </w:p>
+        </w:tc>
+        <w:tc>
+          <w:tcPr>
+            <w:tcW w:type="dxa" w:w="1322"/>
+            <w:shd w:fill="1F4E78"/>
+            <w:vAlign w:val="center"/>
+          </w:tcPr>
+          <w:p>
+            <w:r>
+              <w:rPr>
+                <w:b/>
+                <w:color w:val="FFFFFF"/>
+                <w:sz w:val="14"/>
+              </w:rPr>
+              <w:t>Main cap or limitation</w:t>
             </w:r>
           </w:p>
         </w:tc>
@@ -14247,41 +14440,109 @@
         </w:trPr>
         <w:tc>
           <w:tcPr>
-            <w:tcW w:type="dxa" w:w="1818"/>
-            <w:vAlign w:val="center"/>
-          </w:tcPr>
-          <w:p>
-            <w:pPr>
-              <w:spacing w:after="0"/>
-            </w:pPr>
-            <w:r>
-              <w:rPr>
-                <w:sz w:val="14"/>
-              </w:rPr>
-              <w:t>P1</w:t>
-            </w:r>
-          </w:p>
-        </w:tc>
-        <w:tc>
-          <w:tcPr>
-            <w:tcW w:type="dxa" w:w="1818"/>
-            <w:vAlign w:val="center"/>
-          </w:tcPr>
-          <w:p>
-            <w:pPr>
-              <w:spacing w:after="0"/>
-            </w:pPr>
-            <w:r>
-              <w:rPr>
-                <w:sz w:val="14"/>
-              </w:rPr>
-              <w:t>Sanity explanation</w:t>
-            </w:r>
-          </w:p>
-        </w:tc>
-        <w:tc>
-          <w:tcPr>
-            <w:tcW w:type="dxa" w:w="1818"/>
+            <w:tcW w:type="dxa" w:w="1322"/>
+            <w:vAlign w:val="center"/>
+          </w:tcPr>
+          <w:p>
+            <w:pPr>
+              <w:spacing w:after="0"/>
+            </w:pPr>
+            <w:r>
+              <w:rPr>
+                <w:sz w:val="14"/>
+              </w:rPr>
+              <w:t>AB-01</w:t>
+            </w:r>
+          </w:p>
+        </w:tc>
+        <w:tc>
+          <w:tcPr>
+            <w:tcW w:type="dxa" w:w="1322"/>
+            <w:vAlign w:val="center"/>
+          </w:tcPr>
+          <w:p>
+            <w:pPr>
+              <w:spacing w:after="0"/>
+            </w:pPr>
+            <w:r>
+              <w:rPr>
+                <w:sz w:val="14"/>
+              </w:rPr>
+              <w:t>F16</w:t>
+            </w:r>
+          </w:p>
+        </w:tc>
+        <w:tc>
+          <w:tcPr>
+            <w:tcW w:type="dxa" w:w="1322"/>
+            <w:vAlign w:val="center"/>
+          </w:tcPr>
+          <w:p>
+            <w:pPr>
+              <w:spacing w:after="0"/>
+            </w:pPr>
+            <w:r>
+              <w:rPr>
+                <w:sz w:val="14"/>
+              </w:rPr>
+              <w:t>CPU</w:t>
+            </w:r>
+          </w:p>
+        </w:tc>
+        <w:tc>
+          <w:tcPr>
+            <w:tcW w:type="dxa" w:w="1322"/>
+            <w:vAlign w:val="center"/>
+          </w:tcPr>
+          <w:p>
+            <w:pPr>
+              <w:spacing w:after="0"/>
+            </w:pPr>
+            <w:r>
+              <w:rPr>
+                <w:sz w:val="14"/>
+              </w:rPr>
+              <w:t>9.00</w:t>
+            </w:r>
+          </w:p>
+        </w:tc>
+        <w:tc>
+          <w:tcPr>
+            <w:tcW w:type="dxa" w:w="1322"/>
+            <w:vAlign w:val="center"/>
+          </w:tcPr>
+          <w:p>
+            <w:pPr>
+              <w:spacing w:after="0"/>
+            </w:pPr>
+            <w:r>
+              <w:rPr>
+                <w:sz w:val="14"/>
+              </w:rPr>
+              <w:t>8.30</w:t>
+            </w:r>
+          </w:p>
+        </w:tc>
+        <w:tc>
+          <w:tcPr>
+            <w:tcW w:type="dxa" w:w="1322"/>
+            <w:vAlign w:val="center"/>
+          </w:tcPr>
+          <w:p>
+            <w:pPr>
+              <w:spacing w:after="0"/>
+            </w:pPr>
+            <w:r>
+              <w:rPr>
+                <w:sz w:val="14"/>
+              </w:rPr>
+              <w:t>2.00</w:t>
+            </w:r>
+          </w:p>
+        </w:tc>
+        <w:tc>
+          <w:tcPr>
+            <w:tcW w:type="dxa" w:w="1322"/>
             <w:vAlign w:val="center"/>
           </w:tcPr>
           <w:p>
@@ -14298,86 +14559,69 @@
         </w:tc>
         <w:tc>
           <w:tcPr>
-            <w:tcW w:type="dxa" w:w="1818"/>
-            <w:vAlign w:val="center"/>
-          </w:tcPr>
-          <w:p>
-            <w:pPr>
-              <w:spacing w:after="0"/>
-            </w:pPr>
-            <w:r>
-              <w:rPr>
-                <w:sz w:val="14"/>
-              </w:rPr>
-              <w:t>9.00</w:t>
-            </w:r>
-          </w:p>
-        </w:tc>
-        <w:tc>
-          <w:tcPr>
-            <w:tcW w:type="dxa" w:w="1818"/>
-            <w:vAlign w:val="center"/>
-          </w:tcPr>
-          <w:p>
-            <w:pPr>
-              <w:spacing w:after="0"/>
-            </w:pPr>
-            <w:r>
-              <w:rPr>
-                <w:sz w:val="14"/>
-              </w:rPr>
-              <w:t>Both: Yes</w:t>
-            </w:r>
-          </w:p>
-        </w:tc>
-        <w:tc>
-          <w:tcPr>
-            <w:tcW w:type="dxa" w:w="1818"/>
-            <w:vAlign w:val="center"/>
-          </w:tcPr>
-          <w:p>
-            <w:pPr>
-              <w:spacing w:after="0"/>
-            </w:pPr>
-            <w:r>
-              <w:rPr>
-                <w:sz w:val="14"/>
-              </w:rPr>
-              <w:t>Baseline: No; optimised: Yes</w:t>
-            </w:r>
-          </w:p>
-        </w:tc>
-        <w:tc>
-          <w:tcPr>
-            <w:tcW w:type="dxa" w:w="1818"/>
-            <w:vAlign w:val="center"/>
-          </w:tcPr>
-          <w:p>
-            <w:pPr>
-              <w:spacing w:after="0"/>
-            </w:pPr>
-            <w:r>
-              <w:rPr>
-                <w:sz w:val="14"/>
-              </w:rPr>
-              <w:t>No</w:t>
-            </w:r>
-          </w:p>
-        </w:tc>
-        <w:tc>
-          <w:tcPr>
-            <w:tcW w:type="dxa" w:w="1818"/>
-            <w:vAlign w:val="center"/>
-          </w:tcPr>
-          <w:p>
-            <w:pPr>
-              <w:spacing w:after="0"/>
-            </w:pPr>
-            <w:r>
-              <w:rPr>
-                <w:sz w:val="14"/>
-              </w:rPr>
-              <w:t>Baseline supplies three benefits and only one limitation, so it is critically capped; optimised meets five bullets, 82 words, required terms and all semantic slots</w:t>
+            <w:tcW w:type="dxa" w:w="1322"/>
+            <w:vAlign w:val="center"/>
+          </w:tcPr>
+          <w:p>
+            <w:pPr>
+              <w:spacing w:after="0"/>
+            </w:pPr>
+            <w:r>
+              <w:rPr>
+                <w:sz w:val="14"/>
+              </w:rPr>
+              <w:t>4.00</w:t>
+            </w:r>
+          </w:p>
+        </w:tc>
+        <w:tc>
+          <w:tcPr>
+            <w:tcW w:type="dxa" w:w="1322"/>
+            <w:vAlign w:val="center"/>
+          </w:tcPr>
+          <w:p>
+            <w:pPr>
+              <w:spacing w:after="0"/>
+            </w:pPr>
+            <w:r>
+              <w:rPr>
+                <w:sz w:val="14"/>
+              </w:rPr>
+              <w:t>10.00</w:t>
+            </w:r>
+          </w:p>
+        </w:tc>
+        <w:tc>
+          <w:tcPr>
+            <w:tcW w:type="dxa" w:w="1322"/>
+            <w:vAlign w:val="center"/>
+          </w:tcPr>
+          <w:p>
+            <w:pPr>
+              <w:spacing w:after="0"/>
+            </w:pPr>
+            <w:r>
+              <w:rPr>
+                <w:sz w:val="14"/>
+              </w:rPr>
+              <w:t>6.22</w:t>
+            </w:r>
+          </w:p>
+        </w:tc>
+        <w:tc>
+          <w:tcPr>
+            <w:tcW w:type="dxa" w:w="1322"/>
+            <w:vAlign w:val="center"/>
+          </w:tcPr>
+          <w:p>
+            <w:pPr>
+              <w:spacing w:after="0"/>
+            </w:pPr>
+            <w:r>
+              <w:rPr>
+                <w:sz w:val="14"/>
+              </w:rPr>
+              <w:t>Fenced/wrong-schema JSON; P4 missing runtime; P5 spacing</w:t>
             </w:r>
           </w:p>
         </w:tc>
@@ -14388,145 +14632,198 @@
         </w:trPr>
         <w:tc>
           <w:tcPr>
-            <w:tcW w:type="dxa" w:w="1818"/>
-            <w:vAlign w:val="center"/>
-            <w:shd w:fill="EAF2F8"/>
-          </w:tcPr>
-          <w:p>
-            <w:pPr>
-              <w:spacing w:after="0"/>
-            </w:pPr>
-            <w:r>
-              <w:rPr>
-                <w:sz w:val="14"/>
-              </w:rPr>
-              <w:t>P2</w:t>
-            </w:r>
-          </w:p>
-        </w:tc>
-        <w:tc>
-          <w:tcPr>
-            <w:tcW w:type="dxa" w:w="1818"/>
-            <w:vAlign w:val="center"/>
-            <w:shd w:fill="EAF2F8"/>
-          </w:tcPr>
-          <w:p>
-            <w:pPr>
-              <w:spacing w:after="0"/>
-            </w:pPr>
-            <w:r>
-              <w:rPr>
-                <w:sz w:val="14"/>
-              </w:rPr>
-              <w:t>Instruction following</w:t>
-            </w:r>
-          </w:p>
-        </w:tc>
-        <w:tc>
-          <w:tcPr>
-            <w:tcW w:type="dxa" w:w="1818"/>
-            <w:vAlign w:val="center"/>
-            <w:shd w:fill="EAF2F8"/>
-          </w:tcPr>
-          <w:p>
-            <w:pPr>
-              <w:spacing w:after="0"/>
-            </w:pPr>
-            <w:r>
-              <w:rPr>
-                <w:sz w:val="14"/>
-              </w:rPr>
-              <w:t>8.00</w:t>
-            </w:r>
-          </w:p>
-        </w:tc>
-        <w:tc>
-          <w:tcPr>
-            <w:tcW w:type="dxa" w:w="1818"/>
-            <w:vAlign w:val="center"/>
-            <w:shd w:fill="EAF2F8"/>
-          </w:tcPr>
-          <w:p>
-            <w:pPr>
-              <w:spacing w:after="0"/>
-            </w:pPr>
-            <w:r>
-              <w:rPr>
-                <w:sz w:val="14"/>
-              </w:rPr>
-              <w:t>8.10</w:t>
-            </w:r>
-          </w:p>
-        </w:tc>
-        <w:tc>
-          <w:tcPr>
-            <w:tcW w:type="dxa" w:w="1818"/>
-            <w:vAlign w:val="center"/>
-            <w:shd w:fill="EAF2F8"/>
-          </w:tcPr>
-          <w:p>
-            <w:pPr>
-              <w:spacing w:after="0"/>
-            </w:pPr>
-            <w:r>
-              <w:rPr>
-                <w:sz w:val="14"/>
-              </w:rPr>
-              <w:t>Both: Yes</w:t>
-            </w:r>
-          </w:p>
-        </w:tc>
-        <w:tc>
-          <w:tcPr>
-            <w:tcW w:type="dxa" w:w="1818"/>
-            <w:vAlign w:val="center"/>
-            <w:shd w:fill="EAF2F8"/>
-          </w:tcPr>
-          <w:p>
-            <w:pPr>
-              <w:spacing w:after="0"/>
-            </w:pPr>
-            <w:r>
-              <w:rPr>
-                <w:sz w:val="14"/>
-              </w:rPr>
-              <w:t>Both: Yes</w:t>
-            </w:r>
-          </w:p>
-        </w:tc>
-        <w:tc>
-          <w:tcPr>
-            <w:tcW w:type="dxa" w:w="1818"/>
-            <w:vAlign w:val="center"/>
-            <w:shd w:fill="EAF2F8"/>
-          </w:tcPr>
-          <w:p>
-            <w:pPr>
-              <w:spacing w:after="0"/>
-            </w:pPr>
-            <w:r>
-              <w:rPr>
-                <w:sz w:val="14"/>
-              </w:rPr>
-              <w:t>No</w:t>
-            </w:r>
-          </w:p>
-        </w:tc>
-        <w:tc>
-          <w:tcPr>
-            <w:tcW w:type="dxa" w:w="1818"/>
-            <w:vAlign w:val="center"/>
-            <w:shd w:fill="EAF2F8"/>
-          </w:tcPr>
-          <w:p>
-            <w:pPr>
-              <w:spacing w:after="0"/>
-            </w:pPr>
-            <w:r>
-              <w:rPr>
-                <w:sz w:val="14"/>
-              </w:rPr>
-              <w:t>Both have exactly three non-empty labelled lines; content is usable but verification wording is not perfect</w:t>
+            <w:tcW w:type="dxa" w:w="1322"/>
+            <w:vAlign w:val="center"/>
+            <w:shd w:fill="EAF2F8"/>
+          </w:tcPr>
+          <w:p>
+            <w:pPr>
+              <w:spacing w:after="0"/>
+            </w:pPr>
+            <w:r>
+              <w:rPr>
+                <w:sz w:val="14"/>
+              </w:rPr>
+              <w:t>AB-02</w:t>
+            </w:r>
+          </w:p>
+        </w:tc>
+        <w:tc>
+          <w:tcPr>
+            <w:tcW w:type="dxa" w:w="1322"/>
+            <w:vAlign w:val="center"/>
+            <w:shd w:fill="EAF2F8"/>
+          </w:tcPr>
+          <w:p>
+            <w:pPr>
+              <w:spacing w:after="0"/>
+            </w:pPr>
+            <w:r>
+              <w:rPr>
+                <w:sz w:val="14"/>
+              </w:rPr>
+              <w:t>turbo3</w:t>
+            </w:r>
+          </w:p>
+        </w:tc>
+        <w:tc>
+          <w:tcPr>
+            <w:tcW w:type="dxa" w:w="1322"/>
+            <w:vAlign w:val="center"/>
+            <w:shd w:fill="EAF2F8"/>
+          </w:tcPr>
+          <w:p>
+            <w:pPr>
+              <w:spacing w:after="0"/>
+            </w:pPr>
+            <w:r>
+              <w:rPr>
+                <w:sz w:val="14"/>
+              </w:rPr>
+              <w:t>CPU</w:t>
+            </w:r>
+          </w:p>
+        </w:tc>
+        <w:tc>
+          <w:tcPr>
+            <w:tcW w:type="dxa" w:w="1322"/>
+            <w:vAlign w:val="center"/>
+            <w:shd w:fill="EAF2F8"/>
+          </w:tcPr>
+          <w:p>
+            <w:pPr>
+              <w:spacing w:after="0"/>
+            </w:pPr>
+            <w:r>
+              <w:rPr>
+                <w:sz w:val="14"/>
+              </w:rPr>
+              <w:t>4.00</w:t>
+            </w:r>
+          </w:p>
+        </w:tc>
+        <w:tc>
+          <w:tcPr>
+            <w:tcW w:type="dxa" w:w="1322"/>
+            <w:vAlign w:val="center"/>
+            <w:shd w:fill="EAF2F8"/>
+          </w:tcPr>
+          <w:p>
+            <w:pPr>
+              <w:spacing w:after="0"/>
+            </w:pPr>
+            <w:r>
+              <w:rPr>
+                <w:sz w:val="14"/>
+              </w:rPr>
+              <w:t>8.30</w:t>
+            </w:r>
+          </w:p>
+        </w:tc>
+        <w:tc>
+          <w:tcPr>
+            <w:tcW w:type="dxa" w:w="1322"/>
+            <w:vAlign w:val="center"/>
+            <w:shd w:fill="EAF2F8"/>
+          </w:tcPr>
+          <w:p>
+            <w:pPr>
+              <w:spacing w:after="0"/>
+            </w:pPr>
+            <w:r>
+              <w:rPr>
+                <w:sz w:val="14"/>
+              </w:rPr>
+              <w:t>2.00</w:t>
+            </w:r>
+          </w:p>
+        </w:tc>
+        <w:tc>
+          <w:tcPr>
+            <w:tcW w:type="dxa" w:w="1322"/>
+            <w:vAlign w:val="center"/>
+            <w:shd w:fill="EAF2F8"/>
+          </w:tcPr>
+          <w:p>
+            <w:pPr>
+              <w:spacing w:after="0"/>
+            </w:pPr>
+            <w:r>
+              <w:rPr>
+                <w:sz w:val="14"/>
+              </w:rPr>
+              <w:t>4.00</w:t>
+            </w:r>
+          </w:p>
+        </w:tc>
+        <w:tc>
+          <w:tcPr>
+            <w:tcW w:type="dxa" w:w="1322"/>
+            <w:vAlign w:val="center"/>
+            <w:shd w:fill="EAF2F8"/>
+          </w:tcPr>
+          <w:p>
+            <w:pPr>
+              <w:spacing w:after="0"/>
+            </w:pPr>
+            <w:r>
+              <w:rPr>
+                <w:sz w:val="14"/>
+              </w:rPr>
+              <w:t>4.00</w:t>
+            </w:r>
+          </w:p>
+        </w:tc>
+        <w:tc>
+          <w:tcPr>
+            <w:tcW w:type="dxa" w:w="1322"/>
+            <w:vAlign w:val="center"/>
+            <w:shd w:fill="EAF2F8"/>
+          </w:tcPr>
+          <w:p>
+            <w:pPr>
+              <w:spacing w:after="0"/>
+            </w:pPr>
+            <w:r>
+              <w:rPr>
+                <w:sz w:val="14"/>
+              </w:rPr>
+              <w:t>10.00</w:t>
+            </w:r>
+          </w:p>
+        </w:tc>
+        <w:tc>
+          <w:tcPr>
+            <w:tcW w:type="dxa" w:w="1322"/>
+            <w:vAlign w:val="center"/>
+            <w:shd w:fill="EAF2F8"/>
+          </w:tcPr>
+          <w:p>
+            <w:pPr>
+              <w:spacing w:after="0"/>
+            </w:pPr>
+            <w:r>
+              <w:rPr>
+                <w:sz w:val="14"/>
+              </w:rPr>
+              <w:t>P1 required-term failure; wrong JSON schema; P5 spacing</w:t>
+            </w:r>
+          </w:p>
+        </w:tc>
+        <w:tc>
+          <w:tcPr>
+            <w:tcW w:type="dxa" w:w="1322"/>
+            <w:vAlign w:val="center"/>
+            <w:shd w:fill="EAF2F8"/>
+          </w:tcPr>
+          <w:p>
+            <w:pPr>
+              <w:spacing w:after="0"/>
+            </w:pPr>
+            <w:r>
+              <w:rPr>
+                <w:sz w:val="14"/>
+              </w:rPr>
             </w:r>
           </w:p>
         </w:tc>
@@ -14537,41 +14834,58 @@
         </w:trPr>
         <w:tc>
           <w:tcPr>
-            <w:tcW w:type="dxa" w:w="1818"/>
-            <w:vAlign w:val="center"/>
-          </w:tcPr>
-          <w:p>
-            <w:pPr>
-              <w:spacing w:after="0"/>
-            </w:pPr>
-            <w:r>
-              <w:rPr>
-                <w:sz w:val="14"/>
-              </w:rPr>
-              <w:t>P3</w:t>
-            </w:r>
-          </w:p>
-        </w:tc>
-        <w:tc>
-          <w:tcPr>
-            <w:tcW w:type="dxa" w:w="1818"/>
-            <w:vAlign w:val="center"/>
-          </w:tcPr>
-          <w:p>
-            <w:pPr>
-              <w:spacing w:after="0"/>
-            </w:pPr>
-            <w:r>
-              <w:rPr>
-                <w:sz w:val="14"/>
-              </w:rPr>
-              <w:t>Exact JSON structure</w:t>
-            </w:r>
-          </w:p>
-        </w:tc>
-        <w:tc>
-          <w:tcPr>
-            <w:tcW w:type="dxa" w:w="1818"/>
+            <w:tcW w:type="dxa" w:w="1322"/>
+            <w:vAlign w:val="center"/>
+          </w:tcPr>
+          <w:p>
+            <w:pPr>
+              <w:spacing w:after="0"/>
+            </w:pPr>
+            <w:r>
+              <w:rPr>
+                <w:sz w:val="14"/>
+              </w:rPr>
+              <w:t>AB-03</w:t>
+            </w:r>
+          </w:p>
+        </w:tc>
+        <w:tc>
+          <w:tcPr>
+            <w:tcW w:type="dxa" w:w="1322"/>
+            <w:vAlign w:val="center"/>
+          </w:tcPr>
+          <w:p>
+            <w:pPr>
+              <w:spacing w:after="0"/>
+            </w:pPr>
+            <w:r>
+              <w:rPr>
+                <w:sz w:val="14"/>
+              </w:rPr>
+              <w:t>F16</w:t>
+            </w:r>
+          </w:p>
+        </w:tc>
+        <w:tc>
+          <w:tcPr>
+            <w:tcW w:type="dxa" w:w="1322"/>
+            <w:vAlign w:val="center"/>
+          </w:tcPr>
+          <w:p>
+            <w:pPr>
+              <w:spacing w:after="0"/>
+            </w:pPr>
+            <w:r>
+              <w:rPr>
+                <w:sz w:val="14"/>
+              </w:rPr>
+              <w:t>CPU</w:t>
+            </w:r>
+          </w:p>
+        </w:tc>
+        <w:tc>
+          <w:tcPr>
+            <w:tcW w:type="dxa" w:w="1322"/>
             <w:vAlign w:val="center"/>
           </w:tcPr>
           <w:p>
@@ -14588,86 +14902,119 @@
         </w:tc>
         <w:tc>
           <w:tcPr>
-            <w:tcW w:type="dxa" w:w="1818"/>
-            <w:vAlign w:val="center"/>
-          </w:tcPr>
-          <w:p>
-            <w:pPr>
-              <w:spacing w:after="0"/>
-            </w:pPr>
-            <w:r>
-              <w:rPr>
-                <w:sz w:val="14"/>
-              </w:rPr>
-              <w:t>8.75</w:t>
-            </w:r>
-          </w:p>
-        </w:tc>
-        <w:tc>
-          <w:tcPr>
-            <w:tcW w:type="dxa" w:w="1818"/>
-            <w:vAlign w:val="center"/>
-          </w:tcPr>
-          <w:p>
-            <w:pPr>
-              <w:spacing w:after="0"/>
-            </w:pPr>
-            <w:r>
-              <w:rPr>
-                <w:sz w:val="14"/>
-              </w:rPr>
-              <w:t>Both: Yes</w:t>
-            </w:r>
-          </w:p>
-        </w:tc>
-        <w:tc>
-          <w:tcPr>
-            <w:tcW w:type="dxa" w:w="1818"/>
-            <w:vAlign w:val="center"/>
-          </w:tcPr>
-          <w:p>
-            <w:pPr>
-              <w:spacing w:after="0"/>
-            </w:pPr>
-            <w:r>
-              <w:rPr>
-                <w:sz w:val="14"/>
-              </w:rPr>
-              <w:t>Baseline: No; optimised: Yes</w:t>
-            </w:r>
-          </w:p>
-        </w:tc>
-        <w:tc>
-          <w:tcPr>
-            <w:tcW w:type="dxa" w:w="1818"/>
-            <w:vAlign w:val="center"/>
-          </w:tcPr>
-          <w:p>
-            <w:pPr>
-              <w:spacing w:after="0"/>
-            </w:pPr>
-            <w:r>
-              <w:rPr>
-                <w:sz w:val="14"/>
-              </w:rPr>
-              <w:t>No</w:t>
-            </w:r>
-          </w:p>
-        </w:tc>
-        <w:tc>
-          <w:tcPr>
-            <w:tcW w:type="dxa" w:w="1818"/>
-            <w:vAlign w:val="center"/>
-          </w:tcPr>
-          <w:p>
-            <w:pPr>
-              <w:spacing w:after="0"/>
-            </w:pPr>
-            <w:r>
-              <w:rPr>
-                <w:sz w:val="14"/>
-              </w:rPr>
-              <w:t>Baseline's `memory_effect: Increased` materially contradicts the optimisation, imposing a 4/10 cap</w:t>
+            <w:tcW w:type="dxa" w:w="1322"/>
+            <w:vAlign w:val="center"/>
+          </w:tcPr>
+          <w:p>
+            <w:pPr>
+              <w:spacing w:after="0"/>
+            </w:pPr>
+            <w:r>
+              <w:rPr>
+                <w:sz w:val="14"/>
+              </w:rPr>
+              <w:t>8.30</w:t>
+            </w:r>
+          </w:p>
+        </w:tc>
+        <w:tc>
+          <w:tcPr>
+            <w:tcW w:type="dxa" w:w="1322"/>
+            <w:vAlign w:val="center"/>
+          </w:tcPr>
+          <w:p>
+            <w:pPr>
+              <w:spacing w:after="0"/>
+            </w:pPr>
+            <w:r>
+              <w:rPr>
+                <w:sz w:val="14"/>
+              </w:rPr>
+              <w:t>4.00</w:t>
+            </w:r>
+          </w:p>
+        </w:tc>
+        <w:tc>
+          <w:tcPr>
+            <w:tcW w:type="dxa" w:w="1322"/>
+            <w:vAlign w:val="center"/>
+          </w:tcPr>
+          <w:p>
+            <w:pPr>
+              <w:spacing w:after="0"/>
+            </w:pPr>
+            <w:r>
+              <w:rPr>
+                <w:sz w:val="14"/>
+              </w:rPr>
+              <w:t>10.00</w:t>
+            </w:r>
+          </w:p>
+        </w:tc>
+        <w:tc>
+          <w:tcPr>
+            <w:tcW w:type="dxa" w:w="1322"/>
+            <w:vAlign w:val="center"/>
+          </w:tcPr>
+          <w:p>
+            <w:pPr>
+              <w:spacing w:after="0"/>
+            </w:pPr>
+            <w:r>
+              <w:rPr>
+                <w:sz w:val="14"/>
+              </w:rPr>
+              <w:t>10.00</w:t>
+            </w:r>
+          </w:p>
+        </w:tc>
+        <w:tc>
+          <w:tcPr>
+            <w:tcW w:type="dxa" w:w="1322"/>
+            <w:vAlign w:val="center"/>
+          </w:tcPr>
+          <w:p>
+            <w:pPr>
+              <w:spacing w:after="0"/>
+            </w:pPr>
+            <w:r>
+              <w:rPr>
+                <w:sz w:val="14"/>
+              </w:rPr>
+              <w:t>2.00</w:t>
+            </w:r>
+          </w:p>
+        </w:tc>
+        <w:tc>
+          <w:tcPr>
+            <w:tcW w:type="dxa" w:w="1322"/>
+            <w:vAlign w:val="center"/>
+          </w:tcPr>
+          <w:p>
+            <w:pPr>
+              <w:spacing w:after="0"/>
+            </w:pPr>
+            <w:r>
+              <w:rPr>
+                <w:sz w:val="14"/>
+              </w:rPr>
+              <w:t>P1 semantic-slot failure; wrong memory claim; P6 lost prefix</w:t>
+            </w:r>
+          </w:p>
+        </w:tc>
+        <w:tc>
+          <w:tcPr>
+            <w:tcW w:type="dxa" w:w="1322"/>
+            <w:vAlign w:val="center"/>
+          </w:tcPr>
+          <w:p>
+            <w:pPr>
+              <w:spacing w:after="0"/>
+            </w:pPr>
+            <w:r>
+              <w:rPr>
+                <w:sz w:val="14"/>
+              </w:rPr>
             </w:r>
           </w:p>
         </w:tc>
@@ -14678,43 +15025,115 @@
         </w:trPr>
         <w:tc>
           <w:tcPr>
-            <w:tcW w:type="dxa" w:w="1818"/>
-            <w:vAlign w:val="center"/>
-            <w:shd w:fill="EAF2F8"/>
-          </w:tcPr>
-          <w:p>
-            <w:pPr>
-              <w:spacing w:after="0"/>
-            </w:pPr>
-            <w:r>
-              <w:rPr>
-                <w:sz w:val="14"/>
-              </w:rPr>
-              <w:t>P4</w:t>
-            </w:r>
-          </w:p>
-        </w:tc>
-        <w:tc>
-          <w:tcPr>
-            <w:tcW w:type="dxa" w:w="1818"/>
-            <w:vAlign w:val="center"/>
-            <w:shd w:fill="EAF2F8"/>
-          </w:tcPr>
-          <w:p>
-            <w:pPr>
-              <w:spacing w:after="0"/>
-            </w:pPr>
-            <w:r>
-              <w:rPr>
-                <w:sz w:val="14"/>
-              </w:rPr>
-              <w:t>Summarisation</w:t>
-            </w:r>
-          </w:p>
-        </w:tc>
-        <w:tc>
-          <w:tcPr>
-            <w:tcW w:type="dxa" w:w="1818"/>
+            <w:tcW w:type="dxa" w:w="1322"/>
+            <w:vAlign w:val="center"/>
+            <w:shd w:fill="EAF2F8"/>
+          </w:tcPr>
+          <w:p>
+            <w:pPr>
+              <w:spacing w:after="0"/>
+            </w:pPr>
+            <w:r>
+              <w:rPr>
+                <w:sz w:val="14"/>
+              </w:rPr>
+              <w:t>AB-KV3-F16-4K</w:t>
+            </w:r>
+          </w:p>
+        </w:tc>
+        <w:tc>
+          <w:tcPr>
+            <w:tcW w:type="dxa" w:w="1322"/>
+            <w:vAlign w:val="center"/>
+            <w:shd w:fill="EAF2F8"/>
+          </w:tcPr>
+          <w:p>
+            <w:pPr>
+              <w:spacing w:after="0"/>
+            </w:pPr>
+            <w:r>
+              <w:rPr>
+                <w:sz w:val="14"/>
+              </w:rPr>
+              <w:t>F16</w:t>
+            </w:r>
+          </w:p>
+        </w:tc>
+        <w:tc>
+          <w:tcPr>
+            <w:tcW w:type="dxa" w:w="1322"/>
+            <w:vAlign w:val="center"/>
+            <w:shd w:fill="EAF2F8"/>
+          </w:tcPr>
+          <w:p>
+            <w:pPr>
+              <w:spacing w:after="0"/>
+            </w:pPr>
+            <w:r>
+              <w:rPr>
+                <w:sz w:val="14"/>
+              </w:rPr>
+              <w:t>CPU</w:t>
+            </w:r>
+          </w:p>
+        </w:tc>
+        <w:tc>
+          <w:tcPr>
+            <w:tcW w:type="dxa" w:w="1322"/>
+            <w:vAlign w:val="center"/>
+            <w:shd w:fill="EAF2F8"/>
+          </w:tcPr>
+          <w:p>
+            <w:pPr>
+              <w:spacing w:after="0"/>
+            </w:pPr>
+            <w:r>
+              <w:rPr>
+                <w:sz w:val="14"/>
+              </w:rPr>
+              <w:t>4.00</w:t>
+            </w:r>
+          </w:p>
+        </w:tc>
+        <w:tc>
+          <w:tcPr>
+            <w:tcW w:type="dxa" w:w="1322"/>
+            <w:vAlign w:val="center"/>
+            <w:shd w:fill="EAF2F8"/>
+          </w:tcPr>
+          <w:p>
+            <w:pPr>
+              <w:spacing w:after="0"/>
+            </w:pPr>
+            <w:r>
+              <w:rPr>
+                <w:sz w:val="14"/>
+              </w:rPr>
+              <w:t>8.30</w:t>
+            </w:r>
+          </w:p>
+        </w:tc>
+        <w:tc>
+          <w:tcPr>
+            <w:tcW w:type="dxa" w:w="1322"/>
+            <w:vAlign w:val="center"/>
+            <w:shd w:fill="EAF2F8"/>
+          </w:tcPr>
+          <w:p>
+            <w:pPr>
+              <w:spacing w:after="0"/>
+            </w:pPr>
+            <w:r>
+              <w:rPr>
+                <w:sz w:val="14"/>
+              </w:rPr>
+              <w:t>4.00</w:t>
+            </w:r>
+          </w:p>
+        </w:tc>
+        <w:tc>
+          <w:tcPr>
+            <w:tcW w:type="dxa" w:w="1322"/>
             <w:vAlign w:val="center"/>
             <w:shd w:fill="EAF2F8"/>
           </w:tcPr>
@@ -14732,91 +15151,72 @@
         </w:tc>
         <w:tc>
           <w:tcPr>
-            <w:tcW w:type="dxa" w:w="1818"/>
-            <w:vAlign w:val="center"/>
-            <w:shd w:fill="EAF2F8"/>
-          </w:tcPr>
-          <w:p>
-            <w:pPr>
-              <w:spacing w:after="0"/>
-            </w:pPr>
-            <w:r>
-              <w:rPr>
-                <w:sz w:val="14"/>
-              </w:rPr>
-              <w:t>4.00</w:t>
-            </w:r>
-          </w:p>
-        </w:tc>
-        <w:tc>
-          <w:tcPr>
-            <w:tcW w:type="dxa" w:w="1818"/>
-            <w:vAlign w:val="center"/>
-            <w:shd w:fill="EAF2F8"/>
-          </w:tcPr>
-          <w:p>
-            <w:pPr>
-              <w:spacing w:after="0"/>
-            </w:pPr>
-            <w:r>
-              <w:rPr>
-                <w:sz w:val="14"/>
-              </w:rPr>
-              <w:t>Baseline: Yes; optimised: No</w:t>
-            </w:r>
-          </w:p>
-        </w:tc>
-        <w:tc>
-          <w:tcPr>
-            <w:tcW w:type="dxa" w:w="1818"/>
-            <w:vAlign w:val="center"/>
-            <w:shd w:fill="EAF2F8"/>
-          </w:tcPr>
-          <w:p>
-            <w:pPr>
-              <w:spacing w:after="0"/>
-            </w:pPr>
-            <w:r>
-              <w:rPr>
-                <w:sz w:val="14"/>
-              </w:rPr>
-              <w:t>Baseline: Yes; optimised: No</w:t>
-            </w:r>
-          </w:p>
-        </w:tc>
-        <w:tc>
-          <w:tcPr>
-            <w:tcW w:type="dxa" w:w="1818"/>
-            <w:vAlign w:val="center"/>
-            <w:shd w:fill="EAF2F8"/>
-          </w:tcPr>
-          <w:p>
-            <w:pPr>
-              <w:spacing w:after="0"/>
-            </w:pPr>
-            <w:r>
-              <w:rPr>
-                <w:sz w:val="14"/>
-              </w:rPr>
-              <w:t>No</w:t>
-            </w:r>
-          </w:p>
-        </w:tc>
-        <w:tc>
-          <w:tcPr>
-            <w:tcW w:type="dxa" w:w="1818"/>
-            <w:vAlign w:val="center"/>
-            <w:shd w:fill="EAF2F8"/>
-          </w:tcPr>
-          <w:p>
-            <w:pPr>
-              <w:spacing w:after="0"/>
-            </w:pPr>
-            <w:r>
-              <w:rPr>
-                <w:sz w:val="14"/>
-              </w:rPr>
-              <w:t>Optimised emits one sentence, omits `upstream`, and collapses explicit K/V wording; critical cap applied</w:t>
+            <w:tcW w:type="dxa" w:w="1322"/>
+            <w:vAlign w:val="center"/>
+            <w:shd w:fill="EAF2F8"/>
+          </w:tcPr>
+          <w:p>
+            <w:pPr>
+              <w:spacing w:after="0"/>
+            </w:pPr>
+            <w:r>
+              <w:rPr>
+                <w:sz w:val="14"/>
+              </w:rPr>
+              <w:t>10.00</w:t>
+            </w:r>
+          </w:p>
+        </w:tc>
+        <w:tc>
+          <w:tcPr>
+            <w:tcW w:type="dxa" w:w="1322"/>
+            <w:vAlign w:val="center"/>
+            <w:shd w:fill="EAF2F8"/>
+          </w:tcPr>
+          <w:p>
+            <w:pPr>
+              <w:spacing w:after="0"/>
+            </w:pPr>
+            <w:r>
+              <w:rPr>
+                <w:sz w:val="14"/>
+              </w:rPr>
+              <w:t>2.00</w:t>
+            </w:r>
+          </w:p>
+        </w:tc>
+        <w:tc>
+          <w:tcPr>
+            <w:tcW w:type="dxa" w:w="1322"/>
+            <w:vAlign w:val="center"/>
+            <w:shd w:fill="EAF2F8"/>
+          </w:tcPr>
+          <w:p>
+            <w:pPr>
+              <w:spacing w:after="0"/>
+            </w:pPr>
+            <w:r>
+              <w:rPr>
+                <w:sz w:val="14"/>
+              </w:rPr>
+              <w:t>Same independently observed response failures as AB-03</w:t>
+            </w:r>
+          </w:p>
+        </w:tc>
+        <w:tc>
+          <w:tcPr>
+            <w:tcW w:type="dxa" w:w="1322"/>
+            <w:vAlign w:val="center"/>
+            <w:shd w:fill="EAF2F8"/>
+          </w:tcPr>
+          <w:p>
+            <w:pPr>
+              <w:spacing w:after="0"/>
+            </w:pPr>
+            <w:r>
+              <w:rPr>
+                <w:sz w:val="14"/>
+              </w:rPr>
             </w:r>
           </w:p>
         </w:tc>
@@ -14827,41 +15227,58 @@
         </w:trPr>
         <w:tc>
           <w:tcPr>
-            <w:tcW w:type="dxa" w:w="1818"/>
-            <w:vAlign w:val="center"/>
-          </w:tcPr>
-          <w:p>
-            <w:pPr>
-              <w:spacing w:after="0"/>
-            </w:pPr>
-            <w:r>
-              <w:rPr>
-                <w:sz w:val="14"/>
-              </w:rPr>
-              <w:t>P5</w:t>
-            </w:r>
-          </w:p>
-        </w:tc>
-        <w:tc>
-          <w:tcPr>
-            <w:tcW w:type="dxa" w:w="1818"/>
-            <w:vAlign w:val="center"/>
-          </w:tcPr>
-          <w:p>
-            <w:pPr>
-              <w:spacing w:after="0"/>
-            </w:pPr>
-            <w:r>
-              <w:rPr>
-                <w:sz w:val="14"/>
-              </w:rPr>
-              <w:t>Long-context retrieval</w:t>
-            </w:r>
-          </w:p>
-        </w:tc>
-        <w:tc>
-          <w:tcPr>
-            <w:tcW w:type="dxa" w:w="1818"/>
+            <w:tcW w:type="dxa" w:w="1322"/>
+            <w:vAlign w:val="center"/>
+          </w:tcPr>
+          <w:p>
+            <w:pPr>
+              <w:spacing w:after="0"/>
+            </w:pPr>
+            <w:r>
+              <w:rPr>
+                <w:sz w:val="14"/>
+              </w:rPr>
+              <w:t>AB-04</w:t>
+            </w:r>
+          </w:p>
+        </w:tc>
+        <w:tc>
+          <w:tcPr>
+            <w:tcW w:type="dxa" w:w="1322"/>
+            <w:vAlign w:val="center"/>
+          </w:tcPr>
+          <w:p>
+            <w:pPr>
+              <w:spacing w:after="0"/>
+            </w:pPr>
+            <w:r>
+              <w:rPr>
+                <w:sz w:val="14"/>
+              </w:rPr>
+              <w:t>Q8_0</w:t>
+            </w:r>
+          </w:p>
+        </w:tc>
+        <w:tc>
+          <w:tcPr>
+            <w:tcW w:type="dxa" w:w="1322"/>
+            <w:vAlign w:val="center"/>
+          </w:tcPr>
+          <w:p>
+            <w:pPr>
+              <w:spacing w:after="0"/>
+            </w:pPr>
+            <w:r>
+              <w:rPr>
+                <w:sz w:val="14"/>
+              </w:rPr>
+              <w:t>CPU</w:t>
+            </w:r>
+          </w:p>
+        </w:tc>
+        <w:tc>
+          <w:tcPr>
+            <w:tcW w:type="dxa" w:w="1322"/>
             <w:vAlign w:val="center"/>
           </w:tcPr>
           <w:p>
@@ -14878,86 +15295,119 @@
         </w:tc>
         <w:tc>
           <w:tcPr>
-            <w:tcW w:type="dxa" w:w="1818"/>
-            <w:vAlign w:val="center"/>
-          </w:tcPr>
-          <w:p>
-            <w:pPr>
-              <w:spacing w:after="0"/>
-            </w:pPr>
-            <w:r>
-              <w:rPr>
-                <w:sz w:val="14"/>
-              </w:rPr>
-              <w:t>0.00</w:t>
-            </w:r>
-          </w:p>
-        </w:tc>
-        <w:tc>
-          <w:tcPr>
-            <w:tcW w:type="dxa" w:w="1818"/>
-            <w:vAlign w:val="center"/>
-          </w:tcPr>
-          <w:p>
-            <w:pPr>
-              <w:spacing w:after="0"/>
-            </w:pPr>
-            <w:r>
-              <w:rPr>
-                <w:sz w:val="14"/>
-              </w:rPr>
-              <w:t>Baseline: No; optimised: No</w:t>
-            </w:r>
-          </w:p>
-        </w:tc>
-        <w:tc>
-          <w:tcPr>
-            <w:tcW w:type="dxa" w:w="1818"/>
-            <w:vAlign w:val="center"/>
-          </w:tcPr>
-          <w:p>
-            <w:pPr>
-              <w:spacing w:after="0"/>
-            </w:pPr>
-            <w:r>
-              <w:rPr>
-                <w:sz w:val="14"/>
-              </w:rPr>
-              <w:t>Baseline: Yes; optimised: No</w:t>
-            </w:r>
-          </w:p>
-        </w:tc>
-        <w:tc>
-          <w:tcPr>
-            <w:tcW w:type="dxa" w:w="1818"/>
-            <w:vAlign w:val="center"/>
-          </w:tcPr>
-          <w:p>
-            <w:pPr>
-              <w:spacing w:after="0"/>
-            </w:pPr>
-            <w:r>
-              <w:rPr>
-                <w:sz w:val="14"/>
-              </w:rPr>
-              <w:t>Optimised timed out</w:t>
-            </w:r>
-          </w:p>
-        </w:tc>
-        <w:tc>
-          <w:tcPr>
-            <w:tcW w:type="dxa" w:w="1818"/>
-            <w:vAlign w:val="center"/>
-          </w:tcPr>
-          <w:p>
-            <w:pPr>
-              <w:spacing w:after="0"/>
-            </w:pPr>
-            <w:r>
-              <w:rPr>
-                <w:sz w:val="14"/>
-              </w:rPr>
-              <w:t>Baseline retrieved the right marker but inserted a prohibited space; Turbo3 returned no response within 2400 s at the required 8706-token prompt</w:t>
+            <w:tcW w:type="dxa" w:w="1322"/>
+            <w:vAlign w:val="center"/>
+          </w:tcPr>
+          <w:p>
+            <w:pPr>
+              <w:spacing w:after="0"/>
+            </w:pPr>
+            <w:r>
+              <w:rPr>
+                <w:sz w:val="14"/>
+              </w:rPr>
+              <w:t>8.30</w:t>
+            </w:r>
+          </w:p>
+        </w:tc>
+        <w:tc>
+          <w:tcPr>
+            <w:tcW w:type="dxa" w:w="1322"/>
+            <w:vAlign w:val="center"/>
+          </w:tcPr>
+          <w:p>
+            <w:pPr>
+              <w:spacing w:after="0"/>
+            </w:pPr>
+            <w:r>
+              <w:rPr>
+                <w:sz w:val="14"/>
+              </w:rPr>
+              <w:t>4.00</w:t>
+            </w:r>
+          </w:p>
+        </w:tc>
+        <w:tc>
+          <w:tcPr>
+            <w:tcW w:type="dxa" w:w="1322"/>
+            <w:vAlign w:val="center"/>
+          </w:tcPr>
+          <w:p>
+            <w:pPr>
+              <w:spacing w:after="0"/>
+            </w:pPr>
+            <w:r>
+              <w:rPr>
+                <w:sz w:val="14"/>
+              </w:rPr>
+              <w:t>10.00</w:t>
+            </w:r>
+          </w:p>
+        </w:tc>
+        <w:tc>
+          <w:tcPr>
+            <w:tcW w:type="dxa" w:w="1322"/>
+            <w:vAlign w:val="center"/>
+          </w:tcPr>
+          <w:p>
+            <w:pPr>
+              <w:spacing w:after="0"/>
+            </w:pPr>
+            <w:r>
+              <w:rPr>
+                <w:sz w:val="14"/>
+              </w:rPr>
+              <w:t>4.00</w:t>
+            </w:r>
+          </w:p>
+        </w:tc>
+        <w:tc>
+          <w:tcPr>
+            <w:tcW w:type="dxa" w:w="1322"/>
+            <w:vAlign w:val="center"/>
+          </w:tcPr>
+          <w:p>
+            <w:pPr>
+              <w:spacing w:after="0"/>
+            </w:pPr>
+            <w:r>
+              <w:rPr>
+                <w:sz w:val="14"/>
+              </w:rPr>
+              <w:t>10.00</w:t>
+            </w:r>
+          </w:p>
+        </w:tc>
+        <w:tc>
+          <w:tcPr>
+            <w:tcW w:type="dxa" w:w="1322"/>
+            <w:vAlign w:val="center"/>
+          </w:tcPr>
+          <w:p>
+            <w:pPr>
+              <w:spacing w:after="0"/>
+            </w:pPr>
+            <w:r>
+              <w:rPr>
+                <w:sz w:val="14"/>
+              </w:rPr>
+              <w:t>P1 slot failure; wrong memory claim; P5 spacing</w:t>
+            </w:r>
+          </w:p>
+        </w:tc>
+        <w:tc>
+          <w:tcPr>
+            <w:tcW w:type="dxa" w:w="1322"/>
+            <w:vAlign w:val="center"/>
+          </w:tcPr>
+          <w:p>
+            <w:pPr>
+              <w:spacing w:after="0"/>
+            </w:pPr>
+            <w:r>
+              <w:rPr>
+                <w:sz w:val="14"/>
+              </w:rPr>
             </w:r>
           </w:p>
         </w:tc>
@@ -14968,43 +15418,115 @@
         </w:trPr>
         <w:tc>
           <w:tcPr>
-            <w:tcW w:type="dxa" w:w="1818"/>
-            <w:vAlign w:val="center"/>
-            <w:shd w:fill="EAF2F8"/>
-          </w:tcPr>
-          <w:p>
-            <w:pPr>
-              <w:spacing w:after="0"/>
-            </w:pPr>
-            <w:r>
-              <w:rPr>
-                <w:sz w:val="14"/>
-              </w:rPr>
-              <w:t>P6</w:t>
-            </w:r>
-          </w:p>
-        </w:tc>
-        <w:tc>
-          <w:tcPr>
-            <w:tcW w:type="dxa" w:w="1818"/>
-            <w:vAlign w:val="center"/>
-            <w:shd w:fill="EAF2F8"/>
-          </w:tcPr>
-          <w:p>
-            <w:pPr>
-              <w:spacing w:after="0"/>
-            </w:pPr>
-            <w:r>
-              <w:rPr>
-                <w:sz w:val="14"/>
-              </w:rPr>
-              <w:t>Multi-turn stability</w:t>
-            </w:r>
-          </w:p>
-        </w:tc>
-        <w:tc>
-          <w:tcPr>
-            <w:tcW w:type="dxa" w:w="1818"/>
+            <w:tcW w:type="dxa" w:w="1322"/>
+            <w:vAlign w:val="center"/>
+            <w:shd w:fill="EAF2F8"/>
+          </w:tcPr>
+          <w:p>
+            <w:pPr>
+              <w:spacing w:after="0"/>
+            </w:pPr>
+            <w:r>
+              <w:rPr>
+                <w:sz w:val="14"/>
+              </w:rPr>
+              <w:t>AB-05</w:t>
+            </w:r>
+          </w:p>
+        </w:tc>
+        <w:tc>
+          <w:tcPr>
+            <w:tcW w:type="dxa" w:w="1322"/>
+            <w:vAlign w:val="center"/>
+            <w:shd w:fill="EAF2F8"/>
+          </w:tcPr>
+          <w:p>
+            <w:pPr>
+              <w:spacing w:after="0"/>
+            </w:pPr>
+            <w:r>
+              <w:rPr>
+                <w:sz w:val="14"/>
+              </w:rPr>
+              <w:t>turbo4</w:t>
+            </w:r>
+          </w:p>
+        </w:tc>
+        <w:tc>
+          <w:tcPr>
+            <w:tcW w:type="dxa" w:w="1322"/>
+            <w:vAlign w:val="center"/>
+            <w:shd w:fill="EAF2F8"/>
+          </w:tcPr>
+          <w:p>
+            <w:pPr>
+              <w:spacing w:after="0"/>
+            </w:pPr>
+            <w:r>
+              <w:rPr>
+                <w:sz w:val="14"/>
+              </w:rPr>
+              <w:t>CPU</w:t>
+            </w:r>
+          </w:p>
+        </w:tc>
+        <w:tc>
+          <w:tcPr>
+            <w:tcW w:type="dxa" w:w="1322"/>
+            <w:vAlign w:val="center"/>
+            <w:shd w:fill="EAF2F8"/>
+          </w:tcPr>
+          <w:p>
+            <w:pPr>
+              <w:spacing w:after="0"/>
+            </w:pPr>
+            <w:r>
+              <w:rPr>
+                <w:sz w:val="14"/>
+              </w:rPr>
+              <w:t>4.00</w:t>
+            </w:r>
+          </w:p>
+        </w:tc>
+        <w:tc>
+          <w:tcPr>
+            <w:tcW w:type="dxa" w:w="1322"/>
+            <w:vAlign w:val="center"/>
+            <w:shd w:fill="EAF2F8"/>
+          </w:tcPr>
+          <w:p>
+            <w:pPr>
+              <w:spacing w:after="0"/>
+            </w:pPr>
+            <w:r>
+              <w:rPr>
+                <w:sz w:val="14"/>
+              </w:rPr>
+              <w:t>8.30</w:t>
+            </w:r>
+          </w:p>
+        </w:tc>
+        <w:tc>
+          <w:tcPr>
+            <w:tcW w:type="dxa" w:w="1322"/>
+            <w:vAlign w:val="center"/>
+            <w:shd w:fill="EAF2F8"/>
+          </w:tcPr>
+          <w:p>
+            <w:pPr>
+              <w:spacing w:after="0"/>
+            </w:pPr>
+            <w:r>
+              <w:rPr>
+                <w:sz w:val="14"/>
+              </w:rPr>
+              <w:t>8.70</w:t>
+            </w:r>
+          </w:p>
+        </w:tc>
+        <w:tc>
+          <w:tcPr>
+            <w:tcW w:type="dxa" w:w="1322"/>
             <w:vAlign w:val="center"/>
             <w:shd w:fill="EAF2F8"/>
           </w:tcPr>
@@ -15022,7 +15544,25 @@
         </w:tc>
         <w:tc>
           <w:tcPr>
-            <w:tcW w:type="dxa" w:w="1818"/>
+            <w:tcW w:type="dxa" w:w="1322"/>
+            <w:vAlign w:val="center"/>
+            <w:shd w:fill="EAF2F8"/>
+          </w:tcPr>
+          <w:p>
+            <w:pPr>
+              <w:spacing w:after="0"/>
+            </w:pPr>
+            <w:r>
+              <w:rPr>
+                <w:sz w:val="14"/>
+              </w:rPr>
+              <w:t>0.00</w:t>
+            </w:r>
+          </w:p>
+        </w:tc>
+        <w:tc>
+          <w:tcPr>
+            <w:tcW w:type="dxa" w:w="1322"/>
             <w:vAlign w:val="center"/>
             <w:shd w:fill="EAF2F8"/>
           </w:tcPr>
@@ -15040,73 +15580,36 @@
         </w:tc>
         <w:tc>
           <w:tcPr>
-            <w:tcW w:type="dxa" w:w="1818"/>
-            <w:vAlign w:val="center"/>
-            <w:shd w:fill="EAF2F8"/>
-          </w:tcPr>
-          <w:p>
-            <w:pPr>
-              <w:spacing w:after="0"/>
-            </w:pPr>
-            <w:r>
-              <w:rPr>
-                <w:sz w:val="14"/>
-              </w:rPr>
-              <w:t>Both: Yes</w:t>
-            </w:r>
-          </w:p>
-        </w:tc>
-        <w:tc>
-          <w:tcPr>
-            <w:tcW w:type="dxa" w:w="1818"/>
-            <w:vAlign w:val="center"/>
-            <w:shd w:fill="EAF2F8"/>
-          </w:tcPr>
-          <w:p>
-            <w:pPr>
-              <w:spacing w:after="0"/>
-            </w:pPr>
-            <w:r>
-              <w:rPr>
-                <w:sz w:val="14"/>
-              </w:rPr>
-              <w:t>Both: Yes</w:t>
-            </w:r>
-          </w:p>
-        </w:tc>
-        <w:tc>
-          <w:tcPr>
-            <w:tcW w:type="dxa" w:w="1818"/>
-            <w:vAlign w:val="center"/>
-            <w:shd w:fill="EAF2F8"/>
-          </w:tcPr>
-          <w:p>
-            <w:pPr>
-              <w:spacing w:after="0"/>
-            </w:pPr>
-            <w:r>
-              <w:rPr>
-                <w:sz w:val="14"/>
-              </w:rPr>
-              <w:t>No</w:t>
-            </w:r>
-          </w:p>
-        </w:tc>
-        <w:tc>
-          <w:tcPr>
-            <w:tcW w:type="dxa" w:w="1818"/>
-            <w:vAlign w:val="center"/>
-            <w:shd w:fill="EAF2F8"/>
-          </w:tcPr>
-          <w:p>
-            <w:pPr>
-              <w:spacing w:after="0"/>
-            </w:pPr>
-            <w:r>
-              <w:rPr>
-                <w:sz w:val="14"/>
-              </w:rPr>
-              <w:t>Both returned `SAVED` then exact `amber:4821`</w:t>
+            <w:tcW w:type="dxa" w:w="1322"/>
+            <w:vAlign w:val="center"/>
+            <w:shd w:fill="EAF2F8"/>
+          </w:tcPr>
+          <w:p>
+            <w:pPr>
+              <w:spacing w:after="0"/>
+            </w:pPr>
+            <w:r>
+              <w:rPr>
+                <w:sz w:val="14"/>
+              </w:rPr>
+              <w:t>P1 incomplete; P5 2,400-second timeout</w:t>
+            </w:r>
+          </w:p>
+        </w:tc>
+        <w:tc>
+          <w:tcPr>
+            <w:tcW w:type="dxa" w:w="1322"/>
+            <w:vAlign w:val="center"/>
+            <w:shd w:fill="EAF2F8"/>
+          </w:tcPr>
+          <w:p>
+            <w:pPr>
+              <w:spacing w:after="0"/>
+            </w:pPr>
+            <w:r>
+              <w:rPr>
+                <w:sz w:val="14"/>
+              </w:rPr>
             </w:r>
           </w:p>
         </w:tc>
@@ -15117,41 +15620,1344 @@
         </w:trPr>
         <w:tc>
           <w:tcPr>
-            <w:tcW w:type="dxa" w:w="1818"/>
-            <w:vAlign w:val="center"/>
-          </w:tcPr>
-          <w:p>
-            <w:pPr>
-              <w:spacing w:after="0"/>
-            </w:pPr>
-            <w:r>
-              <w:rPr>
-                <w:sz w:val="14"/>
-              </w:rPr>
-              <w:t>Total</w:t>
-            </w:r>
-          </w:p>
-        </w:tc>
-        <w:tc>
-          <w:tcPr>
-            <w:tcW w:type="dxa" w:w="1818"/>
-            <w:vAlign w:val="center"/>
-          </w:tcPr>
-          <w:p>
-            <w:pPr>
-              <w:spacing w:after="0"/>
-            </w:pPr>
-            <w:r>
-              <w:rPr>
-                <w:sz w:val="14"/>
-              </w:rPr>
-              <w:t>P1-P6 result</w:t>
-            </w:r>
-          </w:p>
-        </w:tc>
-        <w:tc>
-          <w:tcPr>
-            <w:tcW w:type="dxa" w:w="1818"/>
+            <w:tcW w:type="dxa" w:w="1322"/>
+            <w:vAlign w:val="center"/>
+          </w:tcPr>
+          <w:p>
+            <w:pPr>
+              <w:spacing w:after="0"/>
+            </w:pPr>
+            <w:r>
+              <w:rPr>
+                <w:sz w:val="14"/>
+              </w:rPr>
+              <w:t>AB-06</w:t>
+            </w:r>
+          </w:p>
+        </w:tc>
+        <w:tc>
+          <w:tcPr>
+            <w:tcW w:type="dxa" w:w="1322"/>
+            <w:vAlign w:val="center"/>
+          </w:tcPr>
+          <w:p>
+            <w:pPr>
+              <w:spacing w:after="0"/>
+            </w:pPr>
+            <w:r>
+              <w:rPr>
+                <w:sz w:val="14"/>
+              </w:rPr>
+              <w:t>turbo3</w:t>
+            </w:r>
+          </w:p>
+        </w:tc>
+        <w:tc>
+          <w:tcPr>
+            <w:tcW w:type="dxa" w:w="1322"/>
+            <w:vAlign w:val="center"/>
+          </w:tcPr>
+          <w:p>
+            <w:pPr>
+              <w:spacing w:after="0"/>
+            </w:pPr>
+            <w:r>
+              <w:rPr>
+                <w:sz w:val="14"/>
+              </w:rPr>
+              <w:t>CPU</w:t>
+            </w:r>
+          </w:p>
+        </w:tc>
+        <w:tc>
+          <w:tcPr>
+            <w:tcW w:type="dxa" w:w="1322"/>
+            <w:vAlign w:val="center"/>
+          </w:tcPr>
+          <w:p>
+            <w:pPr>
+              <w:spacing w:after="0"/>
+            </w:pPr>
+            <w:r>
+              <w:rPr>
+                <w:sz w:val="14"/>
+              </w:rPr>
+              <w:t>9.00</w:t>
+            </w:r>
+          </w:p>
+        </w:tc>
+        <w:tc>
+          <w:tcPr>
+            <w:tcW w:type="dxa" w:w="1322"/>
+            <w:vAlign w:val="center"/>
+          </w:tcPr>
+          <w:p>
+            <w:pPr>
+              <w:spacing w:after="0"/>
+            </w:pPr>
+            <w:r>
+              <w:rPr>
+                <w:sz w:val="14"/>
+              </w:rPr>
+              <w:t>4.00</w:t>
+            </w:r>
+          </w:p>
+        </w:tc>
+        <w:tc>
+          <w:tcPr>
+            <w:tcW w:type="dxa" w:w="1322"/>
+            <w:vAlign w:val="center"/>
+          </w:tcPr>
+          <w:p>
+            <w:pPr>
+              <w:spacing w:after="0"/>
+            </w:pPr>
+            <w:r>
+              <w:rPr>
+                <w:sz w:val="14"/>
+              </w:rPr>
+              <w:t>8.70</w:t>
+            </w:r>
+          </w:p>
+        </w:tc>
+        <w:tc>
+          <w:tcPr>
+            <w:tcW w:type="dxa" w:w="1322"/>
+            <w:vAlign w:val="center"/>
+          </w:tcPr>
+          <w:p>
+            <w:pPr>
+              <w:spacing w:after="0"/>
+            </w:pPr>
+            <w:r>
+              <w:rPr>
+                <w:sz w:val="14"/>
+              </w:rPr>
+              <w:t>4.00</w:t>
+            </w:r>
+          </w:p>
+        </w:tc>
+        <w:tc>
+          <w:tcPr>
+            <w:tcW w:type="dxa" w:w="1322"/>
+            <w:vAlign w:val="center"/>
+          </w:tcPr>
+          <w:p>
+            <w:pPr>
+              <w:spacing w:after="0"/>
+            </w:pPr>
+            <w:r>
+              <w:rPr>
+                <w:sz w:val="14"/>
+              </w:rPr>
+              <w:t>0.00</w:t>
+            </w:r>
+          </w:p>
+        </w:tc>
+        <w:tc>
+          <w:tcPr>
+            <w:tcW w:type="dxa" w:w="1322"/>
+            <w:vAlign w:val="center"/>
+          </w:tcPr>
+          <w:p>
+            <w:pPr>
+              <w:spacing w:after="0"/>
+            </w:pPr>
+            <w:r>
+              <w:rPr>
+                <w:sz w:val="14"/>
+              </w:rPr>
+              <w:t>10.00</w:t>
+            </w:r>
+          </w:p>
+        </w:tc>
+        <w:tc>
+          <w:tcPr>
+            <w:tcW w:type="dxa" w:w="1322"/>
+            <w:vAlign w:val="center"/>
+          </w:tcPr>
+          <w:p>
+            <w:pPr>
+              <w:spacing w:after="0"/>
+            </w:pPr>
+            <w:r>
+              <w:rPr>
+                <w:sz w:val="14"/>
+              </w:rPr>
+              <w:t>Lossless-check contradiction; P4 omissions; P5 timeout</w:t>
+            </w:r>
+          </w:p>
+        </w:tc>
+        <w:tc>
+          <w:tcPr>
+            <w:tcW w:type="dxa" w:w="1322"/>
+            <w:vAlign w:val="center"/>
+          </w:tcPr>
+          <w:p>
+            <w:pPr>
+              <w:spacing w:after="0"/>
+            </w:pPr>
+            <w:r>
+              <w:rPr>
+                <w:sz w:val="14"/>
+              </w:rPr>
+            </w:r>
+          </w:p>
+        </w:tc>
+      </w:tr>
+      <w:tr>
+        <w:trPr>
+          <w:cantSplit/>
+        </w:trPr>
+        <w:tc>
+          <w:tcPr>
+            <w:tcW w:type="dxa" w:w="1322"/>
+            <w:vAlign w:val="center"/>
+            <w:shd w:fill="EAF2F8"/>
+          </w:tcPr>
+          <w:p>
+            <w:pPr>
+              <w:spacing w:after="0"/>
+            </w:pPr>
+            <w:r>
+              <w:rPr>
+                <w:sz w:val="14"/>
+              </w:rPr>
+              <w:t>AB-07</w:t>
+            </w:r>
+          </w:p>
+        </w:tc>
+        <w:tc>
+          <w:tcPr>
+            <w:tcW w:type="dxa" w:w="1322"/>
+            <w:vAlign w:val="center"/>
+            <w:shd w:fill="EAF2F8"/>
+          </w:tcPr>
+          <w:p>
+            <w:pPr>
+              <w:spacing w:after="0"/>
+            </w:pPr>
+            <w:r>
+              <w:rPr>
+                <w:sz w:val="14"/>
+              </w:rPr>
+              <w:t>turbo2</w:t>
+            </w:r>
+          </w:p>
+        </w:tc>
+        <w:tc>
+          <w:tcPr>
+            <w:tcW w:type="dxa" w:w="1322"/>
+            <w:vAlign w:val="center"/>
+            <w:shd w:fill="EAF2F8"/>
+          </w:tcPr>
+          <w:p>
+            <w:pPr>
+              <w:spacing w:after="0"/>
+            </w:pPr>
+            <w:r>
+              <w:rPr>
+                <w:sz w:val="14"/>
+              </w:rPr>
+              <w:t>CPU</w:t>
+            </w:r>
+          </w:p>
+        </w:tc>
+        <w:tc>
+          <w:tcPr>
+            <w:tcW w:type="dxa" w:w="1322"/>
+            <w:vAlign w:val="center"/>
+            <w:shd w:fill="EAF2F8"/>
+          </w:tcPr>
+          <w:p>
+            <w:pPr>
+              <w:spacing w:after="0"/>
+            </w:pPr>
+            <w:r>
+              <w:rPr>
+                <w:sz w:val="14"/>
+              </w:rPr>
+              <w:t>0.60</w:t>
+            </w:r>
+          </w:p>
+        </w:tc>
+        <w:tc>
+          <w:tcPr>
+            <w:tcW w:type="dxa" w:w="1322"/>
+            <w:vAlign w:val="center"/>
+            <w:shd w:fill="EAF2F8"/>
+          </w:tcPr>
+          <w:p>
+            <w:pPr>
+              <w:spacing w:after="0"/>
+            </w:pPr>
+            <w:r>
+              <w:rPr>
+                <w:sz w:val="14"/>
+              </w:rPr>
+              <w:t>0.70</w:t>
+            </w:r>
+          </w:p>
+        </w:tc>
+        <w:tc>
+          <w:tcPr>
+            <w:tcW w:type="dxa" w:w="1322"/>
+            <w:vAlign w:val="center"/>
+            <w:shd w:fill="EAF2F8"/>
+          </w:tcPr>
+          <w:p>
+            <w:pPr>
+              <w:spacing w:after="0"/>
+            </w:pPr>
+            <w:r>
+              <w:rPr>
+                <w:sz w:val="14"/>
+              </w:rPr>
+              <w:t>2.00</w:t>
+            </w:r>
+          </w:p>
+        </w:tc>
+        <w:tc>
+          <w:tcPr>
+            <w:tcW w:type="dxa" w:w="1322"/>
+            <w:vAlign w:val="center"/>
+            <w:shd w:fill="EAF2F8"/>
+          </w:tcPr>
+          <w:p>
+            <w:pPr>
+              <w:spacing w:after="0"/>
+            </w:pPr>
+            <w:r>
+              <w:rPr>
+                <w:sz w:val="14"/>
+              </w:rPr>
+              <w:t>1.00</w:t>
+            </w:r>
+          </w:p>
+        </w:tc>
+        <w:tc>
+          <w:tcPr>
+            <w:tcW w:type="dxa" w:w="1322"/>
+            <w:vAlign w:val="center"/>
+            <w:shd w:fill="EAF2F8"/>
+          </w:tcPr>
+          <w:p>
+            <w:pPr>
+              <w:spacing w:after="0"/>
+            </w:pPr>
+            <w:r>
+              <w:rPr>
+                <w:sz w:val="14"/>
+              </w:rPr>
+              <w:t>0.00</w:t>
+            </w:r>
+          </w:p>
+        </w:tc>
+        <w:tc>
+          <w:tcPr>
+            <w:tcW w:type="dxa" w:w="1322"/>
+            <w:vAlign w:val="center"/>
+            <w:shd w:fill="EAF2F8"/>
+          </w:tcPr>
+          <w:p>
+            <w:pPr>
+              <w:spacing w:after="0"/>
+            </w:pPr>
+            <w:r>
+              <w:rPr>
+                <w:sz w:val="14"/>
+              </w:rPr>
+              <w:t>0.00</w:t>
+            </w:r>
+          </w:p>
+        </w:tc>
+        <w:tc>
+          <w:tcPr>
+            <w:tcW w:type="dxa" w:w="1322"/>
+            <w:vAlign w:val="center"/>
+            <w:shd w:fill="EAF2F8"/>
+          </w:tcPr>
+          <w:p>
+            <w:pPr>
+              <w:spacing w:after="0"/>
+            </w:pPr>
+            <w:r>
+              <w:rPr>
+                <w:sz w:val="14"/>
+              </w:rPr>
+              <w:t>0.70</w:t>
+            </w:r>
+          </w:p>
+        </w:tc>
+        <w:tc>
+          <w:tcPr>
+            <w:tcW w:type="dxa" w:w="1322"/>
+            <w:vAlign w:val="center"/>
+            <w:shd w:fill="EAF2F8"/>
+          </w:tcPr>
+          <w:p>
+            <w:pPr>
+              <w:spacing w:after="0"/>
+            </w:pPr>
+            <w:r>
+              <w:rPr>
+                <w:sz w:val="14"/>
+              </w:rPr>
+              <w:t>Severe corruption/incompleteness across the screen</w:t>
+            </w:r>
+          </w:p>
+        </w:tc>
+      </w:tr>
+      <w:tr>
+        <w:trPr>
+          <w:cantSplit/>
+        </w:trPr>
+        <w:tc>
+          <w:tcPr>
+            <w:tcW w:type="dxa" w:w="1322"/>
+            <w:vAlign w:val="center"/>
+          </w:tcPr>
+          <w:p>
+            <w:pPr>
+              <w:spacing w:after="0"/>
+            </w:pPr>
+            <w:r>
+              <w:rPr>
+                <w:sz w:val="14"/>
+              </w:rPr>
+              <w:t>AB-08F</w:t>
+            </w:r>
+          </w:p>
+        </w:tc>
+        <w:tc>
+          <w:tcPr>
+            <w:tcW w:type="dxa" w:w="1322"/>
+            <w:vAlign w:val="center"/>
+          </w:tcPr>
+          <w:p>
+            <w:pPr>
+              <w:spacing w:after="0"/>
+            </w:pPr>
+            <w:r>
+              <w:rPr>
+                <w:sz w:val="14"/>
+              </w:rPr>
+              <w:t>F16</w:t>
+            </w:r>
+          </w:p>
+        </w:tc>
+        <w:tc>
+          <w:tcPr>
+            <w:tcW w:type="dxa" w:w="1322"/>
+            <w:vAlign w:val="center"/>
+          </w:tcPr>
+          <w:p>
+            <w:pPr>
+              <w:spacing w:after="0"/>
+            </w:pPr>
+            <w:r>
+              <w:rPr>
+                <w:sz w:val="14"/>
+              </w:rPr>
+              <w:t>CPU</w:t>
+            </w:r>
+          </w:p>
+        </w:tc>
+        <w:tc>
+          <w:tcPr>
+            <w:tcW w:type="dxa" w:w="1322"/>
+            <w:vAlign w:val="center"/>
+          </w:tcPr>
+          <w:p>
+            <w:pPr>
+              <w:spacing w:after="0"/>
+            </w:pPr>
+            <w:r>
+              <w:rPr>
+                <w:sz w:val="14"/>
+              </w:rPr>
+              <w:t>4.00</w:t>
+            </w:r>
+          </w:p>
+        </w:tc>
+        <w:tc>
+          <w:tcPr>
+            <w:tcW w:type="dxa" w:w="1322"/>
+            <w:vAlign w:val="center"/>
+          </w:tcPr>
+          <w:p>
+            <w:pPr>
+              <w:spacing w:after="0"/>
+            </w:pPr>
+            <w:r>
+              <w:rPr>
+                <w:sz w:val="14"/>
+              </w:rPr>
+              <w:t>8.30</w:t>
+            </w:r>
+          </w:p>
+        </w:tc>
+        <w:tc>
+          <w:tcPr>
+            <w:tcW w:type="dxa" w:w="1322"/>
+            <w:vAlign w:val="center"/>
+          </w:tcPr>
+          <w:p>
+            <w:pPr>
+              <w:spacing w:after="0"/>
+            </w:pPr>
+            <w:r>
+              <w:rPr>
+                <w:sz w:val="14"/>
+              </w:rPr>
+              <w:t>7.80</w:t>
+            </w:r>
+          </w:p>
+        </w:tc>
+        <w:tc>
+          <w:tcPr>
+            <w:tcW w:type="dxa" w:w="1322"/>
+            <w:vAlign w:val="center"/>
+          </w:tcPr>
+          <w:p>
+            <w:pPr>
+              <w:spacing w:after="0"/>
+            </w:pPr>
+            <w:r>
+              <w:rPr>
+                <w:sz w:val="14"/>
+              </w:rPr>
+              <w:t>4.00</w:t>
+            </w:r>
+          </w:p>
+        </w:tc>
+        <w:tc>
+          <w:tcPr>
+            <w:tcW w:type="dxa" w:w="1322"/>
+            <w:vAlign w:val="center"/>
+          </w:tcPr>
+          <w:p>
+            <w:pPr>
+              <w:spacing w:after="0"/>
+            </w:pPr>
+            <w:r>
+              <w:rPr>
+                <w:sz w:val="14"/>
+              </w:rPr>
+              <w:t>0.00</w:t>
+            </w:r>
+          </w:p>
+        </w:tc>
+        <w:tc>
+          <w:tcPr>
+            <w:tcW w:type="dxa" w:w="1322"/>
+            <w:vAlign w:val="center"/>
+          </w:tcPr>
+          <w:p>
+            <w:pPr>
+              <w:spacing w:after="0"/>
+            </w:pPr>
+            <w:r>
+              <w:rPr>
+                <w:sz w:val="14"/>
+              </w:rPr>
+              <w:t>10.00</w:t>
+            </w:r>
+          </w:p>
+        </w:tc>
+        <w:tc>
+          <w:tcPr>
+            <w:tcW w:type="dxa" w:w="1322"/>
+            <w:vAlign w:val="center"/>
+          </w:tcPr>
+          <w:p>
+            <w:pPr>
+              <w:spacing w:after="0"/>
+            </w:pPr>
+            <w:r>
+              <w:rPr>
+                <w:sz w:val="14"/>
+              </w:rPr>
+              <w:t>5.69</w:t>
+            </w:r>
+          </w:p>
+        </w:tc>
+        <w:tc>
+          <w:tcPr>
+            <w:tcW w:type="dxa" w:w="1322"/>
+            <w:vAlign w:val="center"/>
+          </w:tcPr>
+          <w:p>
+            <w:pPr>
+              <w:spacing w:after="0"/>
+            </w:pPr>
+            <w:r>
+              <w:rPr>
+                <w:sz w:val="14"/>
+              </w:rPr>
+              <w:t>P1/P4 omissions; 16K P5 safety-blocked</w:t>
+            </w:r>
+          </w:p>
+        </w:tc>
+      </w:tr>
+      <w:tr>
+        <w:trPr>
+          <w:cantSplit/>
+        </w:trPr>
+        <w:tc>
+          <w:tcPr>
+            <w:tcW w:type="dxa" w:w="1322"/>
+            <w:vAlign w:val="center"/>
+            <w:shd w:fill="EAF2F8"/>
+          </w:tcPr>
+          <w:p>
+            <w:pPr>
+              <w:spacing w:after="0"/>
+            </w:pPr>
+            <w:r>
+              <w:rPr>
+                <w:sz w:val="14"/>
+              </w:rPr>
+              <w:t>AB-KV8-F16-4K</w:t>
+            </w:r>
+          </w:p>
+        </w:tc>
+        <w:tc>
+          <w:tcPr>
+            <w:tcW w:type="dxa" w:w="1322"/>
+            <w:vAlign w:val="center"/>
+            <w:shd w:fill="EAF2F8"/>
+          </w:tcPr>
+          <w:p>
+            <w:pPr>
+              <w:spacing w:after="0"/>
+            </w:pPr>
+            <w:r>
+              <w:rPr>
+                <w:sz w:val="14"/>
+              </w:rPr>
+              <w:t>F16</w:t>
+            </w:r>
+          </w:p>
+        </w:tc>
+        <w:tc>
+          <w:tcPr>
+            <w:tcW w:type="dxa" w:w="1322"/>
+            <w:vAlign w:val="center"/>
+            <w:shd w:fill="EAF2F8"/>
+          </w:tcPr>
+          <w:p>
+            <w:pPr>
+              <w:spacing w:after="0"/>
+            </w:pPr>
+            <w:r>
+              <w:rPr>
+                <w:sz w:val="14"/>
+              </w:rPr>
+              <w:t>CPU</w:t>
+            </w:r>
+          </w:p>
+        </w:tc>
+        <w:tc>
+          <w:tcPr>
+            <w:tcW w:type="dxa" w:w="1322"/>
+            <w:vAlign w:val="center"/>
+            <w:shd w:fill="EAF2F8"/>
+          </w:tcPr>
+          <w:p>
+            <w:pPr>
+              <w:spacing w:after="0"/>
+            </w:pPr>
+            <w:r>
+              <w:rPr>
+                <w:sz w:val="14"/>
+              </w:rPr>
+              <w:t>4.00</w:t>
+            </w:r>
+          </w:p>
+        </w:tc>
+        <w:tc>
+          <w:tcPr>
+            <w:tcW w:type="dxa" w:w="1322"/>
+            <w:vAlign w:val="center"/>
+            <w:shd w:fill="EAF2F8"/>
+          </w:tcPr>
+          <w:p>
+            <w:pPr>
+              <w:spacing w:after="0"/>
+            </w:pPr>
+            <w:r>
+              <w:rPr>
+                <w:sz w:val="14"/>
+              </w:rPr>
+              <w:t>8.30</w:t>
+            </w:r>
+          </w:p>
+        </w:tc>
+        <w:tc>
+          <w:tcPr>
+            <w:tcW w:type="dxa" w:w="1322"/>
+            <w:vAlign w:val="center"/>
+            <w:shd w:fill="EAF2F8"/>
+          </w:tcPr>
+          <w:p>
+            <w:pPr>
+              <w:spacing w:after="0"/>
+            </w:pPr>
+            <w:r>
+              <w:rPr>
+                <w:sz w:val="14"/>
+              </w:rPr>
+              <w:t>7.80</w:t>
+            </w:r>
+          </w:p>
+        </w:tc>
+        <w:tc>
+          <w:tcPr>
+            <w:tcW w:type="dxa" w:w="1322"/>
+            <w:vAlign w:val="center"/>
+            <w:shd w:fill="EAF2F8"/>
+          </w:tcPr>
+          <w:p>
+            <w:pPr>
+              <w:spacing w:after="0"/>
+            </w:pPr>
+            <w:r>
+              <w:rPr>
+                <w:sz w:val="14"/>
+              </w:rPr>
+              <w:t>4.00</w:t>
+            </w:r>
+          </w:p>
+        </w:tc>
+        <w:tc>
+          <w:tcPr>
+            <w:tcW w:type="dxa" w:w="1322"/>
+            <w:vAlign w:val="center"/>
+            <w:shd w:fill="EAF2F8"/>
+          </w:tcPr>
+          <w:p>
+            <w:pPr>
+              <w:spacing w:after="0"/>
+            </w:pPr>
+            <w:r>
+              <w:rPr>
+                <w:sz w:val="14"/>
+              </w:rPr>
+              <w:t>0.00</w:t>
+            </w:r>
+          </w:p>
+        </w:tc>
+        <w:tc>
+          <w:tcPr>
+            <w:tcW w:type="dxa" w:w="1322"/>
+            <w:vAlign w:val="center"/>
+            <w:shd w:fill="EAF2F8"/>
+          </w:tcPr>
+          <w:p>
+            <w:pPr>
+              <w:spacing w:after="0"/>
+            </w:pPr>
+            <w:r>
+              <w:rPr>
+                <w:sz w:val="14"/>
+              </w:rPr>
+              <w:t>10.00</w:t>
+            </w:r>
+          </w:p>
+        </w:tc>
+        <w:tc>
+          <w:tcPr>
+            <w:tcW w:type="dxa" w:w="1322"/>
+            <w:vAlign w:val="center"/>
+            <w:shd w:fill="EAF2F8"/>
+          </w:tcPr>
+          <w:p>
+            <w:pPr>
+              <w:spacing w:after="0"/>
+            </w:pPr>
+            <w:r>
+              <w:rPr>
+                <w:sz w:val="14"/>
+              </w:rPr>
+              <w:t>5.69</w:t>
+            </w:r>
+          </w:p>
+        </w:tc>
+        <w:tc>
+          <w:tcPr>
+            <w:tcW w:type="dxa" w:w="1322"/>
+            <w:vAlign w:val="center"/>
+            <w:shd w:fill="EAF2F8"/>
+          </w:tcPr>
+          <w:p>
+            <w:pPr>
+              <w:spacing w:after="0"/>
+            </w:pPr>
+            <w:r>
+              <w:rPr>
+                <w:sz w:val="14"/>
+              </w:rPr>
+              <w:t>Independently observed same caps; P5 safety-blocked</w:t>
+            </w:r>
+          </w:p>
+        </w:tc>
+      </w:tr>
+      <w:tr>
+        <w:trPr>
+          <w:cantSplit/>
+        </w:trPr>
+        <w:tc>
+          <w:tcPr>
+            <w:tcW w:type="dxa" w:w="1322"/>
+            <w:vAlign w:val="center"/>
+          </w:tcPr>
+          <w:p>
+            <w:pPr>
+              <w:spacing w:after="0"/>
+            </w:pPr>
+            <w:r>
+              <w:rPr>
+                <w:sz w:val="14"/>
+              </w:rPr>
+              <w:t>AB-08Q</w:t>
+            </w:r>
+          </w:p>
+        </w:tc>
+        <w:tc>
+          <w:tcPr>
+            <w:tcW w:type="dxa" w:w="1322"/>
+            <w:vAlign w:val="center"/>
+          </w:tcPr>
+          <w:p>
+            <w:pPr>
+              <w:spacing w:after="0"/>
+            </w:pPr>
+            <w:r>
+              <w:rPr>
+                <w:sz w:val="14"/>
+              </w:rPr>
+              <w:t>Q8_0</w:t>
+            </w:r>
+          </w:p>
+        </w:tc>
+        <w:tc>
+          <w:tcPr>
+            <w:tcW w:type="dxa" w:w="1322"/>
+            <w:vAlign w:val="center"/>
+          </w:tcPr>
+          <w:p>
+            <w:pPr>
+              <w:spacing w:after="0"/>
+            </w:pPr>
+            <w:r>
+              <w:rPr>
+                <w:sz w:val="14"/>
+              </w:rPr>
+              <w:t>CPU</w:t>
+            </w:r>
+          </w:p>
+        </w:tc>
+        <w:tc>
+          <w:tcPr>
+            <w:tcW w:type="dxa" w:w="1322"/>
+            <w:vAlign w:val="center"/>
+          </w:tcPr>
+          <w:p>
+            <w:pPr>
+              <w:spacing w:after="0"/>
+            </w:pPr>
+            <w:r>
+              <w:rPr>
+                <w:sz w:val="14"/>
+              </w:rPr>
+              <w:t>4.00</w:t>
+            </w:r>
+          </w:p>
+        </w:tc>
+        <w:tc>
+          <w:tcPr>
+            <w:tcW w:type="dxa" w:w="1322"/>
+            <w:vAlign w:val="center"/>
+          </w:tcPr>
+          <w:p>
+            <w:pPr>
+              <w:spacing w:after="0"/>
+            </w:pPr>
+            <w:r>
+              <w:rPr>
+                <w:sz w:val="14"/>
+              </w:rPr>
+              <w:t>8.30</w:t>
+            </w:r>
+          </w:p>
+        </w:tc>
+        <w:tc>
+          <w:tcPr>
+            <w:tcW w:type="dxa" w:w="1322"/>
+            <w:vAlign w:val="center"/>
+          </w:tcPr>
+          <w:p>
+            <w:pPr>
+              <w:spacing w:after="0"/>
+            </w:pPr>
+            <w:r>
+              <w:rPr>
+                <w:sz w:val="14"/>
+              </w:rPr>
+              <w:t>7.80</w:t>
+            </w:r>
+          </w:p>
+        </w:tc>
+        <w:tc>
+          <w:tcPr>
+            <w:tcW w:type="dxa" w:w="1322"/>
+            <w:vAlign w:val="center"/>
+          </w:tcPr>
+          <w:p>
+            <w:pPr>
+              <w:spacing w:after="0"/>
+            </w:pPr>
+            <w:r>
+              <w:rPr>
+                <w:sz w:val="14"/>
+              </w:rPr>
+              <w:t>10.00</w:t>
+            </w:r>
+          </w:p>
+        </w:tc>
+        <w:tc>
+          <w:tcPr>
+            <w:tcW w:type="dxa" w:w="1322"/>
+            <w:vAlign w:val="center"/>
+          </w:tcPr>
+          <w:p>
+            <w:pPr>
+              <w:spacing w:after="0"/>
+            </w:pPr>
+            <w:r>
+              <w:rPr>
+                <w:sz w:val="14"/>
+              </w:rPr>
+              <w:t>0.00</w:t>
+            </w:r>
+          </w:p>
+        </w:tc>
+        <w:tc>
+          <w:tcPr>
+            <w:tcW w:type="dxa" w:w="1322"/>
+            <w:vAlign w:val="center"/>
+          </w:tcPr>
+          <w:p>
+            <w:pPr>
+              <w:spacing w:after="0"/>
+            </w:pPr>
+            <w:r>
+              <w:rPr>
+                <w:sz w:val="14"/>
+              </w:rPr>
+              <w:t>10.00</w:t>
+            </w:r>
+          </w:p>
+        </w:tc>
+        <w:tc>
+          <w:tcPr>
+            <w:tcW w:type="dxa" w:w="1322"/>
+            <w:vAlign w:val="center"/>
+          </w:tcPr>
+          <w:p>
+            <w:pPr>
+              <w:spacing w:after="0"/>
+            </w:pPr>
+            <w:r>
+              <w:rPr>
+                <w:sz w:val="14"/>
+              </w:rPr>
+              <w:t>6.69</w:t>
+            </w:r>
+          </w:p>
+        </w:tc>
+        <w:tc>
+          <w:tcPr>
+            <w:tcW w:type="dxa" w:w="1322"/>
+            <w:vAlign w:val="center"/>
+          </w:tcPr>
+          <w:p>
+            <w:pPr>
+              <w:spacing w:after="0"/>
+            </w:pPr>
+            <w:r>
+              <w:rPr>
+                <w:sz w:val="14"/>
+              </w:rPr>
+              <w:t>P1 slot failure; P5 safety-blocked</w:t>
+            </w:r>
+          </w:p>
+        </w:tc>
+      </w:tr>
+      <w:tr>
+        <w:trPr>
+          <w:cantSplit/>
+        </w:trPr>
+        <w:tc>
+          <w:tcPr>
+            <w:tcW w:type="dxa" w:w="1322"/>
+            <w:vAlign w:val="center"/>
+            <w:shd w:fill="EAF2F8"/>
+          </w:tcPr>
+          <w:p>
+            <w:pPr>
+              <w:spacing w:after="0"/>
+            </w:pPr>
+            <w:r>
+              <w:rPr>
+                <w:sz w:val="14"/>
+              </w:rPr>
+              <w:t>AB-09</w:t>
+            </w:r>
+          </w:p>
+        </w:tc>
+        <w:tc>
+          <w:tcPr>
+            <w:tcW w:type="dxa" w:w="1322"/>
+            <w:vAlign w:val="center"/>
+            <w:shd w:fill="EAF2F8"/>
+          </w:tcPr>
+          <w:p>
+            <w:pPr>
+              <w:spacing w:after="0"/>
+            </w:pPr>
+            <w:r>
+              <w:rPr>
+                <w:sz w:val="14"/>
+              </w:rPr>
+              <w:t>turbo4</w:t>
+            </w:r>
+          </w:p>
+        </w:tc>
+        <w:tc>
+          <w:tcPr>
+            <w:tcW w:type="dxa" w:w="1322"/>
+            <w:vAlign w:val="center"/>
+            <w:shd w:fill="EAF2F8"/>
+          </w:tcPr>
+          <w:p>
+            <w:pPr>
+              <w:spacing w:after="0"/>
+            </w:pPr>
+            <w:r>
+              <w:rPr>
+                <w:sz w:val="14"/>
+              </w:rPr>
+              <w:t>CPU</w:t>
+            </w:r>
+          </w:p>
+        </w:tc>
+        <w:tc>
+          <w:tcPr>
+            <w:tcW w:type="dxa" w:w="1322"/>
+            <w:vAlign w:val="center"/>
+            <w:shd w:fill="EAF2F8"/>
+          </w:tcPr>
+          <w:p>
+            <w:pPr>
+              <w:spacing w:after="0"/>
+            </w:pPr>
+            <w:r>
+              <w:rPr>
+                <w:sz w:val="14"/>
+              </w:rPr>
+              <w:t>4.00</w:t>
+            </w:r>
+          </w:p>
+        </w:tc>
+        <w:tc>
+          <w:tcPr>
+            <w:tcW w:type="dxa" w:w="1322"/>
+            <w:vAlign w:val="center"/>
+            <w:shd w:fill="EAF2F8"/>
+          </w:tcPr>
+          <w:p>
+            <w:pPr>
+              <w:spacing w:after="0"/>
+            </w:pPr>
+            <w:r>
+              <w:rPr>
+                <w:sz w:val="14"/>
+              </w:rPr>
+              <w:t>4.00</w:t>
+            </w:r>
+          </w:p>
+        </w:tc>
+        <w:tc>
+          <w:tcPr>
+            <w:tcW w:type="dxa" w:w="1322"/>
+            <w:vAlign w:val="center"/>
+            <w:shd w:fill="EAF2F8"/>
+          </w:tcPr>
+          <w:p>
+            <w:pPr>
+              <w:spacing w:after="0"/>
+            </w:pPr>
+            <w:r>
+              <w:rPr>
+                <w:sz w:val="14"/>
+              </w:rPr>
+              <w:t>7.80</w:t>
+            </w:r>
+          </w:p>
+        </w:tc>
+        <w:tc>
+          <w:tcPr>
+            <w:tcW w:type="dxa" w:w="1322"/>
+            <w:vAlign w:val="center"/>
+            <w:shd w:fill="EAF2F8"/>
+          </w:tcPr>
+          <w:p>
+            <w:pPr>
+              <w:spacing w:after="0"/>
+            </w:pPr>
+            <w:r>
+              <w:rPr>
+                <w:sz w:val="14"/>
+              </w:rPr>
+              <w:t>10.00</w:t>
+            </w:r>
+          </w:p>
+        </w:tc>
+        <w:tc>
+          <w:tcPr>
+            <w:tcW w:type="dxa" w:w="1322"/>
+            <w:vAlign w:val="center"/>
+            <w:shd w:fill="EAF2F8"/>
+          </w:tcPr>
+          <w:p>
+            <w:pPr>
+              <w:spacing w:after="0"/>
+            </w:pPr>
+            <w:r>
+              <w:rPr>
+                <w:sz w:val="14"/>
+              </w:rPr>
+              <w:t>0.00</w:t>
+            </w:r>
+          </w:p>
+        </w:tc>
+        <w:tc>
+          <w:tcPr>
+            <w:tcW w:type="dxa" w:w="1322"/>
+            <w:vAlign w:val="center"/>
+            <w:shd w:fill="EAF2F8"/>
+          </w:tcPr>
+          <w:p>
+            <w:pPr>
+              <w:spacing w:after="0"/>
+            </w:pPr>
+            <w:r>
+              <w:rPr>
+                <w:sz w:val="14"/>
+              </w:rPr>
+              <w:t>10.00</w:t>
+            </w:r>
+          </w:p>
+        </w:tc>
+        <w:tc>
+          <w:tcPr>
+            <w:tcW w:type="dxa" w:w="1322"/>
+            <w:vAlign w:val="center"/>
+            <w:shd w:fill="EAF2F8"/>
+          </w:tcPr>
+          <w:p>
+            <w:pPr>
+              <w:spacing w:after="0"/>
+            </w:pPr>
+            <w:r>
+              <w:rPr>
+                <w:sz w:val="14"/>
+              </w:rPr>
+              <w:t>5.97</w:t>
+            </w:r>
+          </w:p>
+        </w:tc>
+        <w:tc>
+          <w:tcPr>
+            <w:tcW w:type="dxa" w:w="1322"/>
+            <w:vAlign w:val="center"/>
+            <w:shd w:fill="EAF2F8"/>
+          </w:tcPr>
+          <w:p>
+            <w:pPr>
+              <w:spacing w:after="0"/>
+            </w:pPr>
+            <w:r>
+              <w:rPr>
+                <w:sz w:val="14"/>
+              </w:rPr>
+              <w:t>Quantum-circuit hallucination; P5 safety-blocked</w:t>
+            </w:r>
+          </w:p>
+        </w:tc>
+      </w:tr>
+      <w:tr>
+        <w:trPr>
+          <w:cantSplit/>
+        </w:trPr>
+        <w:tc>
+          <w:tcPr>
+            <w:tcW w:type="dxa" w:w="1322"/>
+            <w:vAlign w:val="center"/>
+          </w:tcPr>
+          <w:p>
+            <w:pPr>
+              <w:spacing w:after="0"/>
+            </w:pPr>
+            <w:r>
+              <w:rPr>
+                <w:sz w:val="14"/>
+              </w:rPr>
+              <w:t>AB-10</w:t>
+            </w:r>
+          </w:p>
+        </w:tc>
+        <w:tc>
+          <w:tcPr>
+            <w:tcW w:type="dxa" w:w="1322"/>
+            <w:vAlign w:val="center"/>
+          </w:tcPr>
+          <w:p>
+            <w:pPr>
+              <w:spacing w:after="0"/>
+            </w:pPr>
+            <w:r>
+              <w:rPr>
+                <w:sz w:val="14"/>
+              </w:rPr>
+              <w:t>turbo3</w:t>
+            </w:r>
+          </w:p>
+        </w:tc>
+        <w:tc>
+          <w:tcPr>
+            <w:tcW w:type="dxa" w:w="1322"/>
+            <w:vAlign w:val="center"/>
+          </w:tcPr>
+          <w:p>
+            <w:pPr>
+              <w:spacing w:after="0"/>
+            </w:pPr>
+            <w:r>
+              <w:rPr>
+                <w:sz w:val="14"/>
+              </w:rPr>
+              <w:t>CPU</w:t>
+            </w:r>
+          </w:p>
+        </w:tc>
+        <w:tc>
+          <w:tcPr>
+            <w:tcW w:type="dxa" w:w="1322"/>
+            <w:vAlign w:val="center"/>
+          </w:tcPr>
+          <w:p>
+            <w:pPr>
+              <w:spacing w:after="0"/>
+            </w:pPr>
+            <w:r>
+              <w:rPr>
+                <w:sz w:val="14"/>
+              </w:rPr>
+              <w:t>9.00</w:t>
+            </w:r>
+          </w:p>
+        </w:tc>
+        <w:tc>
+          <w:tcPr>
+            <w:tcW w:type="dxa" w:w="1322"/>
+            <w:vAlign w:val="center"/>
+          </w:tcPr>
+          <w:p>
+            <w:pPr>
+              <w:spacing w:after="0"/>
+            </w:pPr>
+            <w:r>
+              <w:rPr>
+                <w:sz w:val="14"/>
+              </w:rPr>
+              <w:t>8.30</w:t>
+            </w:r>
+          </w:p>
+        </w:tc>
+        <w:tc>
+          <w:tcPr>
+            <w:tcW w:type="dxa" w:w="1322"/>
+            <w:vAlign w:val="center"/>
+          </w:tcPr>
+          <w:p>
+            <w:pPr>
+              <w:spacing w:after="0"/>
+            </w:pPr>
+            <w:r>
+              <w:rPr>
+                <w:sz w:val="14"/>
+              </w:rPr>
+              <w:t>8.70</w:t>
+            </w:r>
+          </w:p>
+        </w:tc>
+        <w:tc>
+          <w:tcPr>
+            <w:tcW w:type="dxa" w:w="1322"/>
+            <w:vAlign w:val="center"/>
+          </w:tcPr>
+          <w:p>
+            <w:pPr>
+              <w:spacing w:after="0"/>
+            </w:pPr>
+            <w:r>
+              <w:rPr>
+                <w:sz w:val="14"/>
+              </w:rPr>
+              <w:t>4.00</w:t>
+            </w:r>
+          </w:p>
+        </w:tc>
+        <w:tc>
+          <w:tcPr>
+            <w:tcW w:type="dxa" w:w="1322"/>
+            <w:vAlign w:val="center"/>
+          </w:tcPr>
+          <w:p>
+            <w:pPr>
+              <w:spacing w:after="0"/>
+            </w:pPr>
+            <w:r>
+              <w:rPr>
+                <w:sz w:val="14"/>
+              </w:rPr>
+              <w:t>0.00</w:t>
+            </w:r>
+          </w:p>
+        </w:tc>
+        <w:tc>
+          <w:tcPr>
+            <w:tcW w:type="dxa" w:w="1322"/>
+            <w:vAlign w:val="center"/>
+          </w:tcPr>
+          <w:p>
+            <w:pPr>
+              <w:spacing w:after="0"/>
+            </w:pPr>
+            <w:r>
+              <w:rPr>
+                <w:sz w:val="14"/>
+              </w:rPr>
+              <w:t>10.00</w:t>
+            </w:r>
+          </w:p>
+        </w:tc>
+        <w:tc>
+          <w:tcPr>
+            <w:tcW w:type="dxa" w:w="1322"/>
             <w:vAlign w:val="center"/>
           </w:tcPr>
           <w:p>
@@ -15168,86 +16974,1203 @@
         </w:tc>
         <w:tc>
           <w:tcPr>
-            <w:tcW w:type="dxa" w:w="1818"/>
-            <w:vAlign w:val="center"/>
-          </w:tcPr>
-          <w:p>
-            <w:pPr>
-              <w:spacing w:after="0"/>
-            </w:pPr>
-            <w:r>
-              <w:rPr>
-                <w:sz w:val="14"/>
-              </w:rPr>
-              <w:t>6.64</w:t>
-            </w:r>
-          </w:p>
-        </w:tc>
-        <w:tc>
-          <w:tcPr>
-            <w:tcW w:type="dxa" w:w="1818"/>
-            <w:vAlign w:val="center"/>
-          </w:tcPr>
-          <w:p>
-            <w:pPr>
-              <w:spacing w:after="0"/>
-            </w:pPr>
-            <w:r>
-              <w:rPr>
-                <w:sz w:val="14"/>
-              </w:rPr>
-              <w:t>Mixed; see rows</w:t>
-            </w:r>
-          </w:p>
-        </w:tc>
-        <w:tc>
-          <w:tcPr>
-            <w:tcW w:type="dxa" w:w="1818"/>
-            <w:vAlign w:val="center"/>
-          </w:tcPr>
-          <w:p>
-            <w:pPr>
-              <w:spacing w:after="0"/>
-            </w:pPr>
-            <w:r>
-              <w:rPr>
-                <w:sz w:val="14"/>
-              </w:rPr>
-              <w:t>Mixed; see rows</w:t>
-            </w:r>
-          </w:p>
-        </w:tc>
-        <w:tc>
-          <w:tcPr>
-            <w:tcW w:type="dxa" w:w="1818"/>
-            <w:vAlign w:val="center"/>
-          </w:tcPr>
-          <w:p>
-            <w:pPr>
-              <w:spacing w:after="0"/>
-            </w:pPr>
-            <w:r>
-              <w:rPr>
-                <w:sz w:val="14"/>
-              </w:rPr>
-              <w:t>Turbo3 P5 timeout</w:t>
-            </w:r>
-          </w:p>
-        </w:tc>
-        <w:tc>
-          <w:tcPr>
-            <w:tcW w:type="dxa" w:w="1818"/>
-            <w:vAlign w:val="center"/>
-          </w:tcPr>
-          <w:p>
-            <w:pPr>
-              <w:spacing w:after="0"/>
-            </w:pPr>
-            <w:r>
-              <w:rPr>
-                <w:sz w:val="14"/>
-              </w:rPr>
-              <w:t>Q8_0 ranks marginally higher; scores are harsh critical-cap results, not precision-based assumptions</w:t>
+            <w:tcW w:type="dxa" w:w="1322"/>
+            <w:vAlign w:val="center"/>
+          </w:tcPr>
+          <w:p>
+            <w:pPr>
+              <w:spacing w:after="0"/>
+            </w:pPr>
+            <w:r>
+              <w:rPr>
+                <w:sz w:val="14"/>
+              </w:rPr>
+              <w:t>P4 missing upstream wording; P5 safety-blocked</w:t>
+            </w:r>
+          </w:p>
+        </w:tc>
+      </w:tr>
+      <w:tr>
+        <w:trPr>
+          <w:cantSplit/>
+        </w:trPr>
+        <w:tc>
+          <w:tcPr>
+            <w:tcW w:type="dxa" w:w="1322"/>
+            <w:vAlign w:val="center"/>
+            <w:shd w:fill="EAF2F8"/>
+          </w:tcPr>
+          <w:p>
+            <w:pPr>
+              <w:spacing w:after="0"/>
+            </w:pPr>
+            <w:r>
+              <w:rPr>
+                <w:sz w:val="14"/>
+              </w:rPr>
+              <w:t>AB-11</w:t>
+            </w:r>
+          </w:p>
+        </w:tc>
+        <w:tc>
+          <w:tcPr>
+            <w:tcW w:type="dxa" w:w="1322"/>
+            <w:vAlign w:val="center"/>
+            <w:shd w:fill="EAF2F8"/>
+          </w:tcPr>
+          <w:p>
+            <w:pPr>
+              <w:spacing w:after="0"/>
+            </w:pPr>
+            <w:r>
+              <w:rPr>
+                <w:sz w:val="14"/>
+              </w:rPr>
+              <w:t>F16</w:t>
+            </w:r>
+          </w:p>
+        </w:tc>
+        <w:tc>
+          <w:tcPr>
+            <w:tcW w:type="dxa" w:w="1322"/>
+            <w:vAlign w:val="center"/>
+            <w:shd w:fill="EAF2F8"/>
+          </w:tcPr>
+          <w:p>
+            <w:pPr>
+              <w:spacing w:after="0"/>
+            </w:pPr>
+            <w:r>
+              <w:rPr>
+                <w:sz w:val="14"/>
+              </w:rPr>
+              <w:t>Vulkan partial</w:t>
+            </w:r>
+          </w:p>
+        </w:tc>
+        <w:tc>
+          <w:tcPr>
+            <w:tcW w:type="dxa" w:w="1322"/>
+            <w:vAlign w:val="center"/>
+            <w:shd w:fill="EAF2F8"/>
+          </w:tcPr>
+          <w:p>
+            <w:pPr>
+              <w:spacing w:after="0"/>
+            </w:pPr>
+            <w:r>
+              <w:rPr>
+                <w:sz w:val="14"/>
+              </w:rPr>
+              <w:t>4.00</w:t>
+            </w:r>
+          </w:p>
+        </w:tc>
+        <w:tc>
+          <w:tcPr>
+            <w:tcW w:type="dxa" w:w="1322"/>
+            <w:vAlign w:val="center"/>
+            <w:shd w:fill="EAF2F8"/>
+          </w:tcPr>
+          <w:p>
+            <w:pPr>
+              <w:spacing w:after="0"/>
+            </w:pPr>
+            <w:r>
+              <w:rPr>
+                <w:sz w:val="14"/>
+              </w:rPr>
+              <w:t>8.30</w:t>
+            </w:r>
+          </w:p>
+        </w:tc>
+        <w:tc>
+          <w:tcPr>
+            <w:tcW w:type="dxa" w:w="1322"/>
+            <w:vAlign w:val="center"/>
+            <w:shd w:fill="EAF2F8"/>
+          </w:tcPr>
+          <w:p>
+            <w:pPr>
+              <w:spacing w:after="0"/>
+            </w:pPr>
+            <w:r>
+              <w:rPr>
+                <w:sz w:val="14"/>
+              </w:rPr>
+              <w:t>4.00</w:t>
+            </w:r>
+          </w:p>
+        </w:tc>
+        <w:tc>
+          <w:tcPr>
+            <w:tcW w:type="dxa" w:w="1322"/>
+            <w:vAlign w:val="center"/>
+            <w:shd w:fill="EAF2F8"/>
+          </w:tcPr>
+          <w:p>
+            <w:pPr>
+              <w:spacing w:after="0"/>
+            </w:pPr>
+            <w:r>
+              <w:rPr>
+                <w:sz w:val="14"/>
+              </w:rPr>
+              <w:t>10.00</w:t>
+            </w:r>
+          </w:p>
+        </w:tc>
+        <w:tc>
+          <w:tcPr>
+            <w:tcW w:type="dxa" w:w="1322"/>
+            <w:vAlign w:val="center"/>
+            <w:shd w:fill="EAF2F8"/>
+          </w:tcPr>
+          <w:p>
+            <w:pPr>
+              <w:spacing w:after="0"/>
+            </w:pPr>
+            <w:r>
+              <w:rPr>
+                <w:sz w:val="14"/>
+              </w:rPr>
+              <w:t>4.00</w:t>
+            </w:r>
+          </w:p>
+        </w:tc>
+        <w:tc>
+          <w:tcPr>
+            <w:tcW w:type="dxa" w:w="1322"/>
+            <w:vAlign w:val="center"/>
+            <w:shd w:fill="EAF2F8"/>
+          </w:tcPr>
+          <w:p>
+            <w:pPr>
+              <w:spacing w:after="0"/>
+            </w:pPr>
+            <w:r>
+              <w:rPr>
+                <w:sz w:val="14"/>
+              </w:rPr>
+              <w:t>10.00</w:t>
+            </w:r>
+          </w:p>
+        </w:tc>
+        <w:tc>
+          <w:tcPr>
+            <w:tcW w:type="dxa" w:w="1322"/>
+            <w:vAlign w:val="center"/>
+            <w:shd w:fill="EAF2F8"/>
+          </w:tcPr>
+          <w:p>
+            <w:pPr>
+              <w:spacing w:after="0"/>
+            </w:pPr>
+            <w:r>
+              <w:rPr>
+                <w:sz w:val="14"/>
+              </w:rPr>
+              <w:t>6.72</w:t>
+            </w:r>
+          </w:p>
+        </w:tc>
+        <w:tc>
+          <w:tcPr>
+            <w:tcW w:type="dxa" w:w="1322"/>
+            <w:vAlign w:val="center"/>
+            <w:shd w:fill="EAF2F8"/>
+          </w:tcPr>
+          <w:p>
+            <w:pPr>
+              <w:spacing w:after="0"/>
+            </w:pPr>
+            <w:r>
+              <w:rPr>
+                <w:sz w:val="14"/>
+              </w:rPr>
+              <w:t>P1/P3 caps; P5 marker spacing</w:t>
+            </w:r>
+          </w:p>
+        </w:tc>
+      </w:tr>
+      <w:tr>
+        <w:trPr>
+          <w:cantSplit/>
+        </w:trPr>
+        <w:tc>
+          <w:tcPr>
+            <w:tcW w:type="dxa" w:w="1322"/>
+            <w:vAlign w:val="center"/>
+          </w:tcPr>
+          <w:p>
+            <w:pPr>
+              <w:spacing w:after="0"/>
+            </w:pPr>
+            <w:r>
+              <w:rPr>
+                <w:sz w:val="14"/>
+              </w:rPr>
+              <w:t>AB-12</w:t>
+            </w:r>
+          </w:p>
+        </w:tc>
+        <w:tc>
+          <w:tcPr>
+            <w:tcW w:type="dxa" w:w="1322"/>
+            <w:vAlign w:val="center"/>
+          </w:tcPr>
+          <w:p>
+            <w:pPr>
+              <w:spacing w:after="0"/>
+            </w:pPr>
+            <w:r>
+              <w:rPr>
+                <w:sz w:val="14"/>
+              </w:rPr>
+              <w:t>turbo3</w:t>
+            </w:r>
+          </w:p>
+        </w:tc>
+        <w:tc>
+          <w:tcPr>
+            <w:tcW w:type="dxa" w:w="1322"/>
+            <w:vAlign w:val="center"/>
+          </w:tcPr>
+          <w:p>
+            <w:pPr>
+              <w:spacing w:after="0"/>
+            </w:pPr>
+            <w:r>
+              <w:rPr>
+                <w:sz w:val="14"/>
+              </w:rPr>
+              <w:t>Vulkan partial</w:t>
+            </w:r>
+          </w:p>
+        </w:tc>
+        <w:tc>
+          <w:tcPr>
+            <w:tcW w:type="dxa" w:w="1322"/>
+            <w:vAlign w:val="center"/>
+          </w:tcPr>
+          <w:p>
+            <w:pPr>
+              <w:spacing w:after="0"/>
+            </w:pPr>
+            <w:r>
+              <w:rPr>
+                <w:sz w:val="14"/>
+              </w:rPr>
+              <w:t>4.00</w:t>
+            </w:r>
+          </w:p>
+        </w:tc>
+        <w:tc>
+          <w:tcPr>
+            <w:tcW w:type="dxa" w:w="1322"/>
+            <w:vAlign w:val="center"/>
+          </w:tcPr>
+          <w:p>
+            <w:pPr>
+              <w:spacing w:after="0"/>
+            </w:pPr>
+            <w:r>
+              <w:rPr>
+                <w:sz w:val="14"/>
+              </w:rPr>
+              <w:t>7.30</w:t>
+            </w:r>
+          </w:p>
+        </w:tc>
+        <w:tc>
+          <w:tcPr>
+            <w:tcW w:type="dxa" w:w="1322"/>
+            <w:vAlign w:val="center"/>
+          </w:tcPr>
+          <w:p>
+            <w:pPr>
+              <w:spacing w:after="0"/>
+            </w:pPr>
+            <w:r>
+              <w:rPr>
+                <w:sz w:val="14"/>
+              </w:rPr>
+              <w:t>4.00</w:t>
+            </w:r>
+          </w:p>
+        </w:tc>
+        <w:tc>
+          <w:tcPr>
+            <w:tcW w:type="dxa" w:w="1322"/>
+            <w:vAlign w:val="center"/>
+          </w:tcPr>
+          <w:p>
+            <w:pPr>
+              <w:spacing w:after="0"/>
+            </w:pPr>
+            <w:r>
+              <w:rPr>
+                <w:sz w:val="14"/>
+              </w:rPr>
+              <w:t>10.00</w:t>
+            </w:r>
+          </w:p>
+        </w:tc>
+        <w:tc>
+          <w:tcPr>
+            <w:tcW w:type="dxa" w:w="1322"/>
+            <w:vAlign w:val="center"/>
+          </w:tcPr>
+          <w:p>
+            <w:pPr>
+              <w:spacing w:after="0"/>
+            </w:pPr>
+            <w:r>
+              <w:rPr>
+                <w:sz w:val="14"/>
+              </w:rPr>
+              <w:t>10.00</w:t>
+            </w:r>
+          </w:p>
+        </w:tc>
+        <w:tc>
+          <w:tcPr>
+            <w:tcW w:type="dxa" w:w="1322"/>
+            <w:vAlign w:val="center"/>
+          </w:tcPr>
+          <w:p>
+            <w:pPr>
+              <w:spacing w:after="0"/>
+            </w:pPr>
+            <w:r>
+              <w:rPr>
+                <w:sz w:val="14"/>
+              </w:rPr>
+              <w:t>2.00</w:t>
+            </w:r>
+          </w:p>
+        </w:tc>
+        <w:tc>
+          <w:tcPr>
+            <w:tcW w:type="dxa" w:w="1322"/>
+            <w:vAlign w:val="center"/>
+          </w:tcPr>
+          <w:p>
+            <w:pPr>
+              <w:spacing w:after="0"/>
+            </w:pPr>
+            <w:r>
+              <w:rPr>
+                <w:sz w:val="14"/>
+              </w:rPr>
+              <w:t>6.22</w:t>
+            </w:r>
+          </w:p>
+        </w:tc>
+        <w:tc>
+          <w:tcPr>
+            <w:tcW w:type="dxa" w:w="1322"/>
+            <w:vAlign w:val="center"/>
+          </w:tcPr>
+          <w:p>
+            <w:pPr>
+              <w:spacing w:after="0"/>
+            </w:pPr>
+            <w:r>
+              <w:rPr>
+                <w:sz w:val="14"/>
+              </w:rPr>
+              <w:t>P1 count, wrong memory claim and P6 prefix loss</w:t>
+            </w:r>
+          </w:p>
+        </w:tc>
+      </w:tr>
+      <w:tr>
+        <w:trPr>
+          <w:cantSplit/>
+        </w:trPr>
+        <w:tc>
+          <w:tcPr>
+            <w:tcW w:type="dxa" w:w="1322"/>
+            <w:vAlign w:val="center"/>
+            <w:shd w:fill="EAF2F8"/>
+          </w:tcPr>
+          <w:p>
+            <w:pPr>
+              <w:spacing w:after="0"/>
+            </w:pPr>
+            <w:r>
+              <w:rPr>
+                <w:sz w:val="14"/>
+              </w:rPr>
+              <w:t>AB-13</w:t>
+            </w:r>
+          </w:p>
+        </w:tc>
+        <w:tc>
+          <w:tcPr>
+            <w:tcW w:type="dxa" w:w="1322"/>
+            <w:vAlign w:val="center"/>
+            <w:shd w:fill="EAF2F8"/>
+          </w:tcPr>
+          <w:p>
+            <w:pPr>
+              <w:spacing w:after="0"/>
+            </w:pPr>
+            <w:r>
+              <w:rPr>
+                <w:sz w:val="14"/>
+              </w:rPr>
+              <w:t>turbo3</w:t>
+            </w:r>
+          </w:p>
+        </w:tc>
+        <w:tc>
+          <w:tcPr>
+            <w:tcW w:type="dxa" w:w="1322"/>
+            <w:vAlign w:val="center"/>
+            <w:shd w:fill="EAF2F8"/>
+          </w:tcPr>
+          <w:p>
+            <w:pPr>
+              <w:spacing w:after="0"/>
+            </w:pPr>
+            <w:r>
+              <w:rPr>
+                <w:sz w:val="14"/>
+              </w:rPr>
+              <w:t>Vulkan full</w:t>
+            </w:r>
+          </w:p>
+        </w:tc>
+        <w:tc>
+          <w:tcPr>
+            <w:tcW w:type="dxa" w:w="1322"/>
+            <w:vAlign w:val="center"/>
+            <w:shd w:fill="EAF2F8"/>
+          </w:tcPr>
+          <w:p>
+            <w:pPr>
+              <w:spacing w:after="0"/>
+            </w:pPr>
+            <w:r>
+              <w:rPr>
+                <w:sz w:val="14"/>
+              </w:rPr>
+              <w:t>9.00</w:t>
+            </w:r>
+          </w:p>
+        </w:tc>
+        <w:tc>
+          <w:tcPr>
+            <w:tcW w:type="dxa" w:w="1322"/>
+            <w:vAlign w:val="center"/>
+            <w:shd w:fill="EAF2F8"/>
+          </w:tcPr>
+          <w:p>
+            <w:pPr>
+              <w:spacing w:after="0"/>
+            </w:pPr>
+            <w:r>
+              <w:rPr>
+                <w:sz w:val="14"/>
+              </w:rPr>
+              <w:t>8.30</w:t>
+            </w:r>
+          </w:p>
+        </w:tc>
+        <w:tc>
+          <w:tcPr>
+            <w:tcW w:type="dxa" w:w="1322"/>
+            <w:vAlign w:val="center"/>
+            <w:shd w:fill="EAF2F8"/>
+          </w:tcPr>
+          <w:p>
+            <w:pPr>
+              <w:spacing w:after="0"/>
+            </w:pPr>
+            <w:r>
+              <w:rPr>
+                <w:sz w:val="14"/>
+              </w:rPr>
+              <w:t>2.00</w:t>
+            </w:r>
+          </w:p>
+        </w:tc>
+        <w:tc>
+          <w:tcPr>
+            <w:tcW w:type="dxa" w:w="1322"/>
+            <w:vAlign w:val="center"/>
+            <w:shd w:fill="EAF2F8"/>
+          </w:tcPr>
+          <w:p>
+            <w:pPr>
+              <w:spacing w:after="0"/>
+            </w:pPr>
+            <w:r>
+              <w:rPr>
+                <w:sz w:val="14"/>
+              </w:rPr>
+              <w:t>4.00</w:t>
+            </w:r>
+          </w:p>
+        </w:tc>
+        <w:tc>
+          <w:tcPr>
+            <w:tcW w:type="dxa" w:w="1322"/>
+            <w:vAlign w:val="center"/>
+            <w:shd w:fill="EAF2F8"/>
+          </w:tcPr>
+          <w:p>
+            <w:pPr>
+              <w:spacing w:after="0"/>
+            </w:pPr>
+            <w:r>
+              <w:rPr>
+                <w:sz w:val="14"/>
+              </w:rPr>
+              <w:t>10.00</w:t>
+            </w:r>
+          </w:p>
+        </w:tc>
+        <w:tc>
+          <w:tcPr>
+            <w:tcW w:type="dxa" w:w="1322"/>
+            <w:vAlign w:val="center"/>
+            <w:shd w:fill="EAF2F8"/>
+          </w:tcPr>
+          <w:p>
+            <w:pPr>
+              <w:spacing w:after="0"/>
+            </w:pPr>
+            <w:r>
+              <w:rPr>
+                <w:sz w:val="14"/>
+              </w:rPr>
+              <w:t>10.00</w:t>
+            </w:r>
+          </w:p>
+        </w:tc>
+        <w:tc>
+          <w:tcPr>
+            <w:tcW w:type="dxa" w:w="1322"/>
+            <w:vAlign w:val="center"/>
+            <w:shd w:fill="EAF2F8"/>
+          </w:tcPr>
+          <w:p>
+            <w:pPr>
+              <w:spacing w:after="0"/>
+            </w:pPr>
+            <w:r>
+              <w:rPr>
+                <w:sz w:val="14"/>
+              </w:rPr>
+              <w:t>7.22</w:t>
+            </w:r>
+          </w:p>
+        </w:tc>
+        <w:tc>
+          <w:tcPr>
+            <w:tcW w:type="dxa" w:w="1322"/>
+            <w:vAlign w:val="center"/>
+            <w:shd w:fill="EAF2F8"/>
+          </w:tcPr>
+          <w:p>
+            <w:pPr>
+              <w:spacing w:after="0"/>
+            </w:pPr>
+            <w:r>
+              <w:rPr>
+                <w:sz w:val="14"/>
+              </w:rPr>
+              <w:t>Missing JSON key; P4 model wording cap</w:t>
+            </w:r>
+          </w:p>
+        </w:tc>
+      </w:tr>
+      <w:tr>
+        <w:trPr>
+          <w:cantSplit/>
+        </w:trPr>
+        <w:tc>
+          <w:tcPr>
+            <w:tcW w:type="dxa" w:w="1322"/>
+            <w:vAlign w:val="center"/>
+          </w:tcPr>
+          <w:p>
+            <w:pPr>
+              <w:spacing w:after="0"/>
+            </w:pPr>
+            <w:r>
+              <w:rPr>
+                <w:sz w:val="14"/>
+              </w:rPr>
+              <w:t>AB-14</w:t>
+            </w:r>
+          </w:p>
+        </w:tc>
+        <w:tc>
+          <w:tcPr>
+            <w:tcW w:type="dxa" w:w="1322"/>
+            <w:vAlign w:val="center"/>
+          </w:tcPr>
+          <w:p>
+            <w:pPr>
+              <w:spacing w:after="0"/>
+            </w:pPr>
+            <w:r>
+              <w:rPr>
+                <w:sz w:val="14"/>
+              </w:rPr>
+              <w:t>Q8_0</w:t>
+            </w:r>
+          </w:p>
+        </w:tc>
+        <w:tc>
+          <w:tcPr>
+            <w:tcW w:type="dxa" w:w="1322"/>
+            <w:vAlign w:val="center"/>
+          </w:tcPr>
+          <w:p>
+            <w:pPr>
+              <w:spacing w:after="0"/>
+            </w:pPr>
+            <w:r>
+              <w:rPr>
+                <w:sz w:val="14"/>
+              </w:rPr>
+              <w:t>Vulkan partial</w:t>
+            </w:r>
+          </w:p>
+        </w:tc>
+        <w:tc>
+          <w:tcPr>
+            <w:tcW w:type="dxa" w:w="1322"/>
+            <w:vAlign w:val="center"/>
+          </w:tcPr>
+          <w:p>
+            <w:pPr>
+              <w:spacing w:after="0"/>
+            </w:pPr>
+            <w:r>
+              <w:rPr>
+                <w:sz w:val="14"/>
+              </w:rPr>
+              <w:t>4.00</w:t>
+            </w:r>
+          </w:p>
+        </w:tc>
+        <w:tc>
+          <w:tcPr>
+            <w:tcW w:type="dxa" w:w="1322"/>
+            <w:vAlign w:val="center"/>
+          </w:tcPr>
+          <w:p>
+            <w:pPr>
+              <w:spacing w:after="0"/>
+            </w:pPr>
+            <w:r>
+              <w:rPr>
+                <w:sz w:val="14"/>
+              </w:rPr>
+              <w:t>8.30</w:t>
+            </w:r>
+          </w:p>
+        </w:tc>
+        <w:tc>
+          <w:tcPr>
+            <w:tcW w:type="dxa" w:w="1322"/>
+            <w:vAlign w:val="center"/>
+          </w:tcPr>
+          <w:p>
+            <w:pPr>
+              <w:spacing w:after="0"/>
+            </w:pPr>
+            <w:r>
+              <w:rPr>
+                <w:sz w:val="14"/>
+              </w:rPr>
+              <w:t>7.80</w:t>
+            </w:r>
+          </w:p>
+        </w:tc>
+        <w:tc>
+          <w:tcPr>
+            <w:tcW w:type="dxa" w:w="1322"/>
+            <w:vAlign w:val="center"/>
+          </w:tcPr>
+          <w:p>
+            <w:pPr>
+              <w:spacing w:after="0"/>
+            </w:pPr>
+            <w:r>
+              <w:rPr>
+                <w:sz w:val="14"/>
+              </w:rPr>
+              <w:t>10.00</w:t>
+            </w:r>
+          </w:p>
+        </w:tc>
+        <w:tc>
+          <w:tcPr>
+            <w:tcW w:type="dxa" w:w="1322"/>
+            <w:vAlign w:val="center"/>
+          </w:tcPr>
+          <w:p>
+            <w:pPr>
+              <w:spacing w:after="0"/>
+            </w:pPr>
+            <w:r>
+              <w:rPr>
+                <w:sz w:val="14"/>
+              </w:rPr>
+              <w:t>10.00</w:t>
+            </w:r>
+          </w:p>
+        </w:tc>
+        <w:tc>
+          <w:tcPr>
+            <w:tcW w:type="dxa" w:w="1322"/>
+            <w:vAlign w:val="center"/>
+          </w:tcPr>
+          <w:p>
+            <w:pPr>
+              <w:spacing w:after="0"/>
+            </w:pPr>
+            <w:r>
+              <w:rPr>
+                <w:sz w:val="14"/>
+              </w:rPr>
+              <w:t>10.00</w:t>
+            </w:r>
+          </w:p>
+        </w:tc>
+        <w:tc>
+          <w:tcPr>
+            <w:tcW w:type="dxa" w:w="1322"/>
+            <w:vAlign w:val="center"/>
+          </w:tcPr>
+          <w:p>
+            <w:pPr>
+              <w:spacing w:after="0"/>
+            </w:pPr>
+            <w:r>
+              <w:rPr>
+                <w:sz w:val="14"/>
+              </w:rPr>
+              <w:t>8.36</w:t>
+            </w:r>
+          </w:p>
+        </w:tc>
+        <w:tc>
+          <w:tcPr>
+            <w:tcW w:type="dxa" w:w="1322"/>
+            <w:vAlign w:val="center"/>
+          </w:tcPr>
+          <w:p>
+            <w:pPr>
+              <w:spacing w:after="0"/>
+            </w:pPr>
+            <w:r>
+              <w:rPr>
+                <w:sz w:val="14"/>
+              </w:rPr>
+              <w:t>Highest mean; P1 still critically capped</w:t>
+            </w:r>
+          </w:p>
+        </w:tc>
+      </w:tr>
+      <w:tr>
+        <w:trPr>
+          <w:cantSplit/>
+        </w:trPr>
+        <w:tc>
+          <w:tcPr>
+            <w:tcW w:type="dxa" w:w="1322"/>
+            <w:vAlign w:val="center"/>
+            <w:shd w:fill="EAF2F8"/>
+          </w:tcPr>
+          <w:p>
+            <w:pPr>
+              <w:spacing w:after="0"/>
+            </w:pPr>
+            <w:r>
+              <w:rPr>
+                <w:sz w:val="14"/>
+              </w:rPr>
+              <w:t>AB-15</w:t>
+            </w:r>
+          </w:p>
+        </w:tc>
+        <w:tc>
+          <w:tcPr>
+            <w:tcW w:type="dxa" w:w="1322"/>
+            <w:vAlign w:val="center"/>
+            <w:shd w:fill="EAF2F8"/>
+          </w:tcPr>
+          <w:p>
+            <w:pPr>
+              <w:spacing w:after="0"/>
+            </w:pPr>
+            <w:r>
+              <w:rPr>
+                <w:sz w:val="14"/>
+              </w:rPr>
+              <w:t>turbo3</w:t>
+            </w:r>
+          </w:p>
+        </w:tc>
+        <w:tc>
+          <w:tcPr>
+            <w:tcW w:type="dxa" w:w="1322"/>
+            <w:vAlign w:val="center"/>
+            <w:shd w:fill="EAF2F8"/>
+          </w:tcPr>
+          <w:p>
+            <w:pPr>
+              <w:spacing w:after="0"/>
+            </w:pPr>
+            <w:r>
+              <w:rPr>
+                <w:sz w:val="14"/>
+              </w:rPr>
+              <w:t>Vulkan partial</w:t>
+            </w:r>
+          </w:p>
+        </w:tc>
+        <w:tc>
+          <w:tcPr>
+            <w:tcW w:type="dxa" w:w="1322"/>
+            <w:vAlign w:val="center"/>
+            <w:shd w:fill="EAF2F8"/>
+          </w:tcPr>
+          <w:p>
+            <w:pPr>
+              <w:spacing w:after="0"/>
+            </w:pPr>
+            <w:r>
+              <w:rPr>
+                <w:sz w:val="14"/>
+              </w:rPr>
+              <w:t>4.00</w:t>
+            </w:r>
+          </w:p>
+        </w:tc>
+        <w:tc>
+          <w:tcPr>
+            <w:tcW w:type="dxa" w:w="1322"/>
+            <w:vAlign w:val="center"/>
+            <w:shd w:fill="EAF2F8"/>
+          </w:tcPr>
+          <w:p>
+            <w:pPr>
+              <w:spacing w:after="0"/>
+            </w:pPr>
+            <w:r>
+              <w:rPr>
+                <w:sz w:val="14"/>
+              </w:rPr>
+              <w:t>8.30</w:t>
+            </w:r>
+          </w:p>
+        </w:tc>
+        <w:tc>
+          <w:tcPr>
+            <w:tcW w:type="dxa" w:w="1322"/>
+            <w:vAlign w:val="center"/>
+            <w:shd w:fill="EAF2F8"/>
+          </w:tcPr>
+          <w:p>
+            <w:pPr>
+              <w:spacing w:after="0"/>
+            </w:pPr>
+            <w:r>
+              <w:rPr>
+                <w:sz w:val="14"/>
+              </w:rPr>
+              <w:t>8.70</w:t>
+            </w:r>
+          </w:p>
+        </w:tc>
+        <w:tc>
+          <w:tcPr>
+            <w:tcW w:type="dxa" w:w="1322"/>
+            <w:vAlign w:val="center"/>
+            <w:shd w:fill="EAF2F8"/>
+          </w:tcPr>
+          <w:p>
+            <w:pPr>
+              <w:spacing w:after="0"/>
+            </w:pPr>
+            <w:r>
+              <w:rPr>
+                <w:sz w:val="14"/>
+              </w:rPr>
+              <w:t>4.00</w:t>
+            </w:r>
+          </w:p>
+        </w:tc>
+        <w:tc>
+          <w:tcPr>
+            <w:tcW w:type="dxa" w:w="1322"/>
+            <w:vAlign w:val="center"/>
+            <w:shd w:fill="EAF2F8"/>
+          </w:tcPr>
+          <w:p>
+            <w:pPr>
+              <w:spacing w:after="0"/>
+            </w:pPr>
+            <w:r>
+              <w:rPr>
+                <w:sz w:val="14"/>
+              </w:rPr>
+              <w:t>10.00</w:t>
+            </w:r>
+          </w:p>
+        </w:tc>
+        <w:tc>
+          <w:tcPr>
+            <w:tcW w:type="dxa" w:w="1322"/>
+            <w:vAlign w:val="center"/>
+            <w:shd w:fill="EAF2F8"/>
+          </w:tcPr>
+          <w:p>
+            <w:pPr>
+              <w:spacing w:after="0"/>
+            </w:pPr>
+            <w:r>
+              <w:rPr>
+                <w:sz w:val="14"/>
+              </w:rPr>
+              <w:t>10.00</w:t>
+            </w:r>
+          </w:p>
+        </w:tc>
+        <w:tc>
+          <w:tcPr>
+            <w:tcW w:type="dxa" w:w="1322"/>
+            <w:vAlign w:val="center"/>
+            <w:shd w:fill="EAF2F8"/>
+          </w:tcPr>
+          <w:p>
+            <w:pPr>
+              <w:spacing w:after="0"/>
+            </w:pPr>
+            <w:r>
+              <w:rPr>
+                <w:sz w:val="14"/>
+              </w:rPr>
+              <w:t>7.51</w:t>
+            </w:r>
+          </w:p>
+        </w:tc>
+        <w:tc>
+          <w:tcPr>
+            <w:tcW w:type="dxa" w:w="1322"/>
+            <w:vAlign w:val="center"/>
+            <w:shd w:fill="EAF2F8"/>
+          </w:tcPr>
+          <w:p>
+            <w:pPr>
+              <w:spacing w:after="0"/>
+            </w:pPr>
+            <w:r>
+              <w:rPr>
+                <w:sz w:val="14"/>
+              </w:rPr>
+              <w:t>P1 slot and P4 sentence-count caps</w:t>
+            </w:r>
+          </w:p>
+        </w:tc>
+      </w:tr>
+      <w:tr>
+        <w:trPr>
+          <w:cantSplit/>
+        </w:trPr>
+        <w:tc>
+          <w:tcPr>
+            <w:tcW w:type="dxa" w:w="1322"/>
+            <w:vAlign w:val="center"/>
+          </w:tcPr>
+          <w:p>
+            <w:pPr>
+              <w:spacing w:after="0"/>
+            </w:pPr>
+            <w:r>
+              <w:rPr>
+                <w:sz w:val="14"/>
+              </w:rPr>
+              <w:t>AB-15M</w:t>
+            </w:r>
+          </w:p>
+        </w:tc>
+        <w:tc>
+          <w:tcPr>
+            <w:tcW w:type="dxa" w:w="1322"/>
+            <w:vAlign w:val="center"/>
+          </w:tcPr>
+          <w:p>
+            <w:pPr>
+              <w:spacing w:after="0"/>
+            </w:pPr>
+            <w:r>
+              <w:rPr>
+                <w:sz w:val="14"/>
+              </w:rPr>
+              <w:t>turbo3</w:t>
+            </w:r>
+          </w:p>
+        </w:tc>
+        <w:tc>
+          <w:tcPr>
+            <w:tcW w:type="dxa" w:w="1322"/>
+            <w:vAlign w:val="center"/>
+          </w:tcPr>
+          <w:p>
+            <w:pPr>
+              <w:spacing w:after="0"/>
+            </w:pPr>
+            <w:r>
+              <w:rPr>
+                <w:sz w:val="14"/>
+              </w:rPr>
+              <w:t>Vulkan full</w:t>
+            </w:r>
+          </w:p>
+        </w:tc>
+        <w:tc>
+          <w:tcPr>
+            <w:tcW w:type="dxa" w:w="1322"/>
+            <w:vAlign w:val="center"/>
+          </w:tcPr>
+          <w:p>
+            <w:pPr>
+              <w:spacing w:after="0"/>
+            </w:pPr>
+            <w:r>
+              <w:rPr>
+                <w:sz w:val="14"/>
+              </w:rPr>
+              <w:t>9.00</w:t>
+            </w:r>
+          </w:p>
+        </w:tc>
+        <w:tc>
+          <w:tcPr>
+            <w:tcW w:type="dxa" w:w="1322"/>
+            <w:vAlign w:val="center"/>
+          </w:tcPr>
+          <w:p>
+            <w:pPr>
+              <w:spacing w:after="0"/>
+            </w:pPr>
+            <w:r>
+              <w:rPr>
+                <w:sz w:val="14"/>
+              </w:rPr>
+              <w:t>8.30</w:t>
+            </w:r>
+          </w:p>
+        </w:tc>
+        <w:tc>
+          <w:tcPr>
+            <w:tcW w:type="dxa" w:w="1322"/>
+            <w:vAlign w:val="center"/>
+          </w:tcPr>
+          <w:p>
+            <w:pPr>
+              <w:spacing w:after="0"/>
+            </w:pPr>
+            <w:r>
+              <w:rPr>
+                <w:sz w:val="14"/>
+              </w:rPr>
+              <w:t>8.70</w:t>
+            </w:r>
+          </w:p>
+        </w:tc>
+        <w:tc>
+          <w:tcPr>
+            <w:tcW w:type="dxa" w:w="1322"/>
+            <w:vAlign w:val="center"/>
+          </w:tcPr>
+          <w:p>
+            <w:pPr>
+              <w:spacing w:after="0"/>
+            </w:pPr>
+            <w:r>
+              <w:rPr>
+                <w:sz w:val="14"/>
+              </w:rPr>
+              <w:t>4.00</w:t>
+            </w:r>
+          </w:p>
+        </w:tc>
+        <w:tc>
+          <w:tcPr>
+            <w:tcW w:type="dxa" w:w="1322"/>
+            <w:vAlign w:val="center"/>
+          </w:tcPr>
+          <w:p>
+            <w:pPr>
+              <w:spacing w:after="0"/>
+            </w:pPr>
+            <w:r>
+              <w:rPr>
+                <w:sz w:val="14"/>
+              </w:rPr>
+              <w:t>0.00</w:t>
+            </w:r>
+          </w:p>
+        </w:tc>
+        <w:tc>
+          <w:tcPr>
+            <w:tcW w:type="dxa" w:w="1322"/>
+            <w:vAlign w:val="center"/>
+          </w:tcPr>
+          <w:p>
+            <w:pPr>
+              <w:spacing w:after="0"/>
+            </w:pPr>
+            <w:r>
+              <w:rPr>
+                <w:sz w:val="14"/>
+              </w:rPr>
+              <w:t>10.00</w:t>
+            </w:r>
+          </w:p>
+        </w:tc>
+        <w:tc>
+          <w:tcPr>
+            <w:tcW w:type="dxa" w:w="1322"/>
+            <w:vAlign w:val="center"/>
+          </w:tcPr>
+          <w:p>
+            <w:pPr>
+              <w:spacing w:after="0"/>
+            </w:pPr>
+            <w:r>
+              <w:rPr>
+                <w:sz w:val="14"/>
+              </w:rPr>
+              <w:t>6.67</w:t>
+            </w:r>
+          </w:p>
+        </w:tc>
+        <w:tc>
+          <w:tcPr>
+            <w:tcW w:type="dxa" w:w="1322"/>
+            <w:vAlign w:val="center"/>
+          </w:tcPr>
+          <w:p>
+            <w:pPr>
+              <w:spacing w:after="0"/>
+            </w:pPr>
+            <w:r>
+              <w:rPr>
+                <w:sz w:val="14"/>
+              </w:rPr>
+              <w:t>P4 wording cap; 16K P5 safety-blocked</w:t>
             </w:r>
           </w:p>
         </w:tc>
@@ -15263,7 +18186,7 @@
         <w:spacing w:after="60"/>
       </w:pPr>
       <w:r>
-        <w:t>Baseline = Granite 3B Q4_K_M with Q8_0 KV. Optimised = the same model with turbo3 KV. Preserve every raw output and deterministic validation result.</w:t>
+        <w:t>These scores are response-derived, not ordered by nominal precision. AB-14 ranks highest at 8.36; AB-07 ranks lowest at 0.70 because its outputs are visibly corrupted. Preserve every raw output, hash and deterministic validation result under `2026-07-17/quality-all-rows/`.</w:t>
       </w:r>
     </w:p>
     <w:p>
@@ -16933,6 +19856,296 @@
           </w:p>
         </w:tc>
       </w:tr>
+      <w:tr>
+        <w:trPr>
+          <w:cantSplit/>
+        </w:trPr>
+        <w:tc>
+          <w:tcPr>
+            <w:tcW w:type="dxa" w:w="1818"/>
+            <w:vAlign w:val="center"/>
+            <w:shd w:fill="EAF2F8"/>
+          </w:tcPr>
+          <w:p>
+            <w:pPr>
+              <w:spacing w:after="0"/>
+            </w:pPr>
+            <w:r>
+              <w:rPr>
+                <w:sz w:val="14"/>
+              </w:rPr>
+              <w:t>AB-I06</w:t>
+            </w:r>
+          </w:p>
+        </w:tc>
+        <w:tc>
+          <w:tcPr>
+            <w:tcW w:type="dxa" w:w="1818"/>
+            <w:vAlign w:val="center"/>
+            <w:shd w:fill="EAF2F8"/>
+          </w:tcPr>
+          <w:p>
+            <w:pPr>
+              <w:spacing w:after="0"/>
+            </w:pPr>
+            <w:r>
+              <w:rPr>
+                <w:sz w:val="14"/>
+              </w:rPr>
+              <w:t>AB-08F through AB-15M P5</w:t>
+            </w:r>
+          </w:p>
+        </w:tc>
+        <w:tc>
+          <w:tcPr>
+            <w:tcW w:type="dxa" w:w="1818"/>
+            <w:vAlign w:val="center"/>
+            <w:shd w:fill="EAF2F8"/>
+          </w:tcPr>
+          <w:p>
+            <w:pPr>
+              <w:spacing w:after="0"/>
+            </w:pPr>
+            <w:r>
+              <w:rPr>
+                <w:sz w:val="14"/>
+              </w:rPr>
+              <w:t>QUALITY-RAM-GATE</w:t>
+            </w:r>
+          </w:p>
+        </w:tc>
+        <w:tc>
+          <w:tcPr>
+            <w:tcW w:type="dxa" w:w="1818"/>
+            <w:vAlign w:val="center"/>
+            <w:shd w:fill="EAF2F8"/>
+          </w:tcPr>
+          <w:p>
+            <w:pPr>
+              <w:spacing w:after="0"/>
+            </w:pPr>
+            <w:r>
+              <w:rPr>
+                <w:sz w:val="14"/>
+              </w:rPr>
+              <w:t>Several 8B CPU/full-Vulkan 16K P5 servers crossed the 1.5 GiB free-RAM reserve</w:t>
+            </w:r>
+          </w:p>
+        </w:tc>
+        <w:tc>
+          <w:tcPr>
+            <w:tcW w:type="dxa" w:w="1818"/>
+            <w:vAlign w:val="center"/>
+            <w:shd w:fill="EAF2F8"/>
+          </w:tcPr>
+          <w:p>
+            <w:pPr>
+              <w:spacing w:after="0"/>
+            </w:pPr>
+            <w:r>
+              <w:rPr>
+                <w:sz w:val="14"/>
+              </w:rPr>
+              <w:t>8,706-token fixture requires a 16K server and large KV allocation on a 16 GB shared-memory laptop</w:t>
+            </w:r>
+          </w:p>
+        </w:tc>
+        <w:tc>
+          <w:tcPr>
+            <w:tcW w:type="dxa" w:w="1818"/>
+            <w:vAlign w:val="center"/>
+            <w:shd w:fill="EAF2F8"/>
+          </w:tcPr>
+          <w:p>
+            <w:pPr>
+              <w:spacing w:after="0"/>
+            </w:pPr>
+            <w:r>
+              <w:rPr>
+                <w:sz w:val="14"/>
+              </w:rPr>
+              <w:t>Short prompts measured at 4K; isolated P5 attempt retained as safety-blocked and scored 0</w:t>
+            </w:r>
+          </w:p>
+        </w:tc>
+        <w:tc>
+          <w:tcPr>
+            <w:tcW w:type="dxa" w:w="1818"/>
+            <w:vAlign w:val="center"/>
+            <w:shd w:fill="EAF2F8"/>
+          </w:tcPr>
+          <w:p>
+            <w:pPr>
+              <w:spacing w:after="0"/>
+            </w:pPr>
+            <w:r>
+              <w:rPr>
+                <w:sz w:val="14"/>
+              </w:rPr>
+              <w:t>No - hardware limit</w:t>
+            </w:r>
+          </w:p>
+        </w:tc>
+        <w:tc>
+          <w:tcPr>
+            <w:tcW w:type="dxa" w:w="1818"/>
+            <w:vAlign w:val="center"/>
+            <w:shd w:fill="EAF2F8"/>
+          </w:tcPr>
+          <w:p>
+            <w:pPr>
+              <w:spacing w:after="0"/>
+            </w:pPr>
+            <w:r>
+              <w:rPr>
+                <w:sz w:val="14"/>
+              </w:rPr>
+              <w:t>`2026-07-17/quality-all-rows/`</w:t>
+            </w:r>
+          </w:p>
+        </w:tc>
+      </w:tr>
+      <w:tr>
+        <w:trPr>
+          <w:cantSplit/>
+        </w:trPr>
+        <w:tc>
+          <w:tcPr>
+            <w:tcW w:type="dxa" w:w="1818"/>
+            <w:vAlign w:val="center"/>
+          </w:tcPr>
+          <w:p>
+            <w:pPr>
+              <w:spacing w:after="0"/>
+            </w:pPr>
+            <w:r>
+              <w:rPr>
+                <w:sz w:val="14"/>
+              </w:rPr>
+              <w:t>AB-I07</w:t>
+            </w:r>
+          </w:p>
+        </w:tc>
+        <w:tc>
+          <w:tcPr>
+            <w:tcW w:type="dxa" w:w="1818"/>
+            <w:vAlign w:val="center"/>
+          </w:tcPr>
+          <w:p>
+            <w:pPr>
+              <w:spacing w:after="0"/>
+            </w:pPr>
+            <w:r>
+              <w:rPr>
+                <w:sz w:val="14"/>
+              </w:rPr>
+              <w:t>Quality harness</w:t>
+            </w:r>
+          </w:p>
+        </w:tc>
+        <w:tc>
+          <w:tcPr>
+            <w:tcW w:type="dxa" w:w="1818"/>
+            <w:vAlign w:val="center"/>
+          </w:tcPr>
+          <w:p>
+            <w:pPr>
+              <w:spacing w:after="0"/>
+            </w:pPr>
+            <w:r>
+              <w:rPr>
+                <w:sz w:val="14"/>
+              </w:rPr>
+              <w:t>SLEEP-DEADLINE</w:t>
+            </w:r>
+          </w:p>
+        </w:tc>
+        <w:tc>
+          <w:tcPr>
+            <w:tcW w:type="dxa" w:w="1818"/>
+            <w:vAlign w:val="center"/>
+          </w:tcPr>
+          <w:p>
+            <w:pPr>
+              <w:spacing w:after="0"/>
+            </w:pPr>
+            <w:r>
+              <w:rPr>
+                <w:sz w:val="14"/>
+              </w:rPr>
+              <w:t>A Windows sleep/resume interval bypassed one long blocking wait</w:t>
+            </w:r>
+          </w:p>
+        </w:tc>
+        <w:tc>
+          <w:tcPr>
+            <w:tcW w:type="dxa" w:w="1818"/>
+            <w:vAlign w:val="center"/>
+          </w:tcPr>
+          <w:p>
+            <w:pPr>
+              <w:spacing w:after="0"/>
+            </w:pPr>
+            <w:r>
+              <w:rPr>
+                <w:sz w:val="14"/>
+              </w:rPr>
+              <w:t>A single Windows wait did not advance as UTC wall time advanced during system sleep</w:t>
+            </w:r>
+          </w:p>
+        </w:tc>
+        <w:tc>
+          <w:tcPr>
+            <w:tcW w:type="dxa" w:w="1818"/>
+            <w:vAlign w:val="center"/>
+          </w:tcPr>
+          <w:p>
+            <w:pPr>
+              <w:spacing w:after="0"/>
+            </w:pPr>
+            <w:r>
+              <w:rPr>
+                <w:sz w:val="14"/>
+              </w:rPr>
+              <w:t>Replaced with absolute UTC polling; duplicate-controller lock and per-prompt checkpoints added</w:t>
+            </w:r>
+          </w:p>
+        </w:tc>
+        <w:tc>
+          <w:tcPr>
+            <w:tcW w:type="dxa" w:w="1818"/>
+            <w:vAlign w:val="center"/>
+          </w:tcPr>
+          <w:p>
+            <w:pPr>
+              <w:spacing w:after="0"/>
+            </w:pPr>
+            <w:r>
+              <w:rPr>
+                <w:sz w:val="14"/>
+              </w:rPr>
+              <w:t>Yes</w:t>
+            </w:r>
+          </w:p>
+        </w:tc>
+        <w:tc>
+          <w:tcPr>
+            <w:tcW w:type="dxa" w:w="1818"/>
+            <w:vAlign w:val="center"/>
+          </w:tcPr>
+          <w:p>
+            <w:pPr>
+              <w:spacing w:after="0"/>
+            </w:pPr>
+            <w:r>
+              <w:rPr>
+                <w:sz w:val="14"/>
+              </w:rPr>
+              <w:t>`scripts/testing/run_atomicbot_full_quality.py`</w:t>
+            </w:r>
+          </w:p>
+        </w:tc>
+      </w:tr>
     </w:tbl>
     <w:p>
       <w:pPr>
@@ -17112,7 +20325,7 @@
               <w:rPr>
                 <w:sz w:val="14"/>
               </w:rPr>
-              <w:t>Pass for runtime/memory; turbo3 uses 125 MiB versus 320 MiB F16 at 4K, but Q8_0 narrowly wins the controlled quality screen 6.67 to 6.64</w:t>
+              <w:t>Pass for runtime/memory; CPU turbo3 uses 125 MiB versus 320 MiB F16 at 4K and scores 5.95; Vulkan full turbo3 scores 7.22</w:t>
             </w:r>
           </w:p>
         </w:tc>
@@ -17192,7 +20405,7 @@
               <w:rPr>
                 <w:sz w:val="14"/>
               </w:rPr>
-              <w:t>Q8_0 for conservative quality/throughput; turbo3 only when its 60.94% KV reduction is worth the measured quality and long-context latency risk</w:t>
+              <w:t>Workload-dependent: 3B turbo4 scores 6.84, Q8_0 6.72 and turbo3 5.95; 8B Q8_0/turbo3 are close at 6.69/6.67 but both have safety-blocked P5</w:t>
             </w:r>
           </w:p>
         </w:tc>
@@ -17233,7 +20446,7 @@
               <w:rPr>
                 <w:sz w:val="14"/>
               </w:rPr>
-              <w:t>turbo3 full Vulkan is technically validated for 3B and guarded 8B; partial turbo3 keeps KV on CPU and is hybrid, not native KV execution</w:t>
+              <w:t>Q8_0 Vulkan partial 8B has the highest all-row screen at 8.36; turbo3 Vulkan partial 8B scores 7.51; device placement limitations remain</w:t>
             </w:r>
           </w:p>
         </w:tc>
@@ -17512,7 +20725,7 @@
               <w:rPr>
                 <w:sz w:val="14"/>
               </w:rPr>
-              <w:t>Complete for controlled Q8_0 vs turbo3 P1-P6 screen; Q8_0 6.67, turbo3 6.64; P5 uses 16K context to fit the frozen 8706-token fixture</w:t>
+              <w:t>Complete all-row P1-P6 coverage: 114 terminal records, 114 matching hashes and 19 row means; P5 uses 16K, with explicit 0 scores for controlled timeouts/safety blocks</w:t>
             </w:r>
           </w:p>
         </w:tc>
@@ -17553,7 +20766,7 @@
               <w:rPr>
                 <w:sz w:val="14"/>
               </w:rPr>
-              <w:t>Runtime activation, material KV savings and both guarded 8B extremes are proven under controlled bypass. Lower Turbo3 quality, a 2400-second P5 timeout, hybrid placement on partial Vulkan, high 10.46 GiB full-8B working set, and one policy-blocked repository test still prevent an unrestricted recommendation.</w:t>
+              <w:t>Runtime activation and material KV savings are proven, but quality is response- and backend-dependent rather than precision-ordered. AB-14 leads at 8.36; AB-07 fails severely at 0.70. CPU long-context timeouts, 8B 16K safety blocks, hybrid placement, high full-8B working set and one policy-blocked repository test prevent an unrestricted recommendation.</w:t>
             </w:r>
           </w:p>
         </w:tc>

--- a/docs/testing/workbooks/generated/02_AtomicBot_TurboQuant_Controlled_Retest_Workbook_v1.docx
+++ b/docs/testing/workbooks/generated/02_AtomicBot_TurboQuant_Controlled_Retest_Workbook_v1.docx
@@ -8,7 +8,7 @@
         <w:jc w:val="center"/>
       </w:pPr>
       <w:r>
-        <w:t>02 AtomicBot TurboQuant Controlled Retest Workbook v1.5</w:t>
+        <w:t>02 AtomicBot TurboQuant Controlled Retest Workbook v1.7</w:t>
       </w:r>
     </w:p>
     <w:p>
@@ -906,6 +906,261 @@
                 <w:sz w:val="14"/>
               </w:rPr>
               <w:t>AB-01-AB-15M; P1-P6</w:t>
+            </w:r>
+          </w:p>
+        </w:tc>
+        <w:tc>
+          <w:tcPr>
+            <w:tcW w:type="dxa" w:w="2078"/>
+            <w:vAlign w:val="center"/>
+            <w:shd w:fill="EAF2F8"/>
+          </w:tcPr>
+          <w:p>
+            <w:pPr>
+              <w:spacing w:after="0"/>
+            </w:pPr>
+            <w:r>
+              <w:rPr>
+                <w:sz w:val="14"/>
+              </w:rPr>
+              <w:t>testing/atomicbot-turboquant-formal-retest; Pending PR; Pending merge</w:t>
+            </w:r>
+          </w:p>
+        </w:tc>
+        <w:tc>
+          <w:tcPr>
+            <w:tcW w:type="dxa" w:w="2078"/>
+            <w:vAlign w:val="center"/>
+            <w:shd w:fill="EAF2F8"/>
+          </w:tcPr>
+          <w:p>
+            <w:pPr>
+              <w:spacing w:after="0"/>
+            </w:pPr>
+            <w:r>
+              <w:rPr>
+                <w:sz w:val="14"/>
+              </w:rPr>
+              <w:t>Superseded</w:t>
+            </w:r>
+          </w:p>
+        </w:tc>
+      </w:tr>
+      <w:tr>
+        <w:trPr>
+          <w:cantSplit/>
+        </w:trPr>
+        <w:tc>
+          <w:tcPr>
+            <w:tcW w:type="dxa" w:w="2078"/>
+            <w:vAlign w:val="center"/>
+          </w:tcPr>
+          <w:p>
+            <w:pPr>
+              <w:spacing w:after="0"/>
+            </w:pPr>
+            <w:r>
+              <w:rPr>
+                <w:sz w:val="14"/>
+              </w:rPr>
+              <w:t>1.6</w:t>
+            </w:r>
+          </w:p>
+        </w:tc>
+        <w:tc>
+          <w:tcPr>
+            <w:tcW w:type="dxa" w:w="2078"/>
+            <w:vAlign w:val="center"/>
+          </w:tcPr>
+          <w:p>
+            <w:pPr>
+              <w:spacing w:after="0"/>
+            </w:pPr>
+            <w:r>
+              <w:rPr>
+                <w:sz w:val="14"/>
+              </w:rPr>
+              <w:t>2026-07-17</w:t>
+            </w:r>
+          </w:p>
+        </w:tc>
+        <w:tc>
+          <w:tcPr>
+            <w:tcW w:type="dxa" w:w="2078"/>
+            <w:vAlign w:val="center"/>
+          </w:tcPr>
+          <w:p>
+            <w:pPr>
+              <w:spacing w:after="0"/>
+            </w:pPr>
+            <w:r>
+              <w:rPr>
+                <w:sz w:val="14"/>
+              </w:rPr>
+              <w:t>Student</w:t>
+            </w:r>
+          </w:p>
+        </w:tc>
+        <w:tc>
+          <w:tcPr>
+            <w:tcW w:type="dxa" w:w="2078"/>
+            <w:vAlign w:val="center"/>
+          </w:tcPr>
+          <w:p>
+            <w:pPr>
+              <w:spacing w:after="0"/>
+            </w:pPr>
+            <w:r>
+              <w:rPr>
+                <w:sz w:val="14"/>
+              </w:rPr>
+              <w:t>Repeated AB-15M in isolation and captured 71 accepted request-window CPU/GPU samples across three formal repetitions; added per-run and aggregate mean, median and peak utilization values.</w:t>
+            </w:r>
+          </w:p>
+        </w:tc>
+        <w:tc>
+          <w:tcPr>
+            <w:tcW w:type="dxa" w:w="2078"/>
+            <w:vAlign w:val="center"/>
+          </w:tcPr>
+          <w:p>
+            <w:pPr>
+              <w:spacing w:after="0"/>
+            </w:pPr>
+            <w:r>
+              <w:rPr>
+                <w:sz w:val="14"/>
+              </w:rPr>
+              <w:t>AB-15M</w:t>
+            </w:r>
+          </w:p>
+        </w:tc>
+        <w:tc>
+          <w:tcPr>
+            <w:tcW w:type="dxa" w:w="2078"/>
+            <w:vAlign w:val="center"/>
+          </w:tcPr>
+          <w:p>
+            <w:pPr>
+              <w:spacing w:after="0"/>
+            </w:pPr>
+            <w:r>
+              <w:rPr>
+                <w:sz w:val="14"/>
+              </w:rPr>
+              <w:t>testing/atomicbot-turboquant-formal-retest; Pending PR; Pending merge</w:t>
+            </w:r>
+          </w:p>
+        </w:tc>
+        <w:tc>
+          <w:tcPr>
+            <w:tcW w:type="dxa" w:w="2078"/>
+            <w:vAlign w:val="center"/>
+          </w:tcPr>
+          <w:p>
+            <w:pPr>
+              <w:spacing w:after="0"/>
+            </w:pPr>
+            <w:r>
+              <w:rPr>
+                <w:sz w:val="14"/>
+              </w:rPr>
+              <w:t>Superseded</w:t>
+            </w:r>
+          </w:p>
+        </w:tc>
+      </w:tr>
+      <w:tr>
+        <w:trPr>
+          <w:cantSplit/>
+        </w:trPr>
+        <w:tc>
+          <w:tcPr>
+            <w:tcW w:type="dxa" w:w="2078"/>
+            <w:vAlign w:val="center"/>
+            <w:shd w:fill="EAF2F8"/>
+          </w:tcPr>
+          <w:p>
+            <w:pPr>
+              <w:spacing w:after="0"/>
+            </w:pPr>
+            <w:r>
+              <w:rPr>
+                <w:sz w:val="14"/>
+              </w:rPr>
+              <w:t>1.7</w:t>
+            </w:r>
+          </w:p>
+        </w:tc>
+        <w:tc>
+          <w:tcPr>
+            <w:tcW w:type="dxa" w:w="2078"/>
+            <w:vAlign w:val="center"/>
+            <w:shd w:fill="EAF2F8"/>
+          </w:tcPr>
+          <w:p>
+            <w:pPr>
+              <w:spacing w:after="0"/>
+            </w:pPr>
+            <w:r>
+              <w:rPr>
+                <w:sz w:val="14"/>
+              </w:rPr>
+              <w:t>2026-07-17</w:t>
+            </w:r>
+          </w:p>
+        </w:tc>
+        <w:tc>
+          <w:tcPr>
+            <w:tcW w:type="dxa" w:w="2078"/>
+            <w:vAlign w:val="center"/>
+            <w:shd w:fill="EAF2F8"/>
+          </w:tcPr>
+          <w:p>
+            <w:pPr>
+              <w:spacing w:after="0"/>
+            </w:pPr>
+            <w:r>
+              <w:rPr>
+                <w:sz w:val="14"/>
+              </w:rPr>
+              <w:t>Student</w:t>
+            </w:r>
+          </w:p>
+        </w:tc>
+        <w:tc>
+          <w:tcPr>
+            <w:tcW w:type="dxa" w:w="2078"/>
+            <w:vAlign w:val="center"/>
+            <w:shd w:fill="EAF2F8"/>
+          </w:tcPr>
+          <w:p>
+            <w:pPr>
+              <w:spacing w:after="0"/>
+            </w:pPr>
+            <w:r>
+              <w:rPr>
+                <w:sz w:val="14"/>
+              </w:rPr>
+              <w:t>Repeated all 19 runtime configurations with PID-attributable CPU/GPU sampling; populated per-run and aggregate mean, median and peak values and made Vulkan-partial GPU use explicit.</w:t>
+            </w:r>
+          </w:p>
+        </w:tc>
+        <w:tc>
+          <w:tcPr>
+            <w:tcW w:type="dxa" w:w="2078"/>
+            <w:vAlign w:val="center"/>
+            <w:shd w:fill="EAF2F8"/>
+          </w:tcPr>
+          <w:p>
+            <w:pPr>
+              <w:spacing w:after="0"/>
+            </w:pPr>
+            <w:r>
+              <w:rPr>
+                <w:sz w:val="14"/>
+              </w:rPr>
+              <w:t>AB-01-AB-15M</w:t>
             </w:r>
           </w:p>
         </w:tc>
@@ -1027,7 +1282,7 @@
         <w:spacing w:after="60"/>
       </w:pPr>
       <w:r>
-        <w:t>Controlled retest template v1.5. Historical results were removed from this working copy; the original source document is preserved under docs/testing/source-material/original-workbooks/.</w:t>
+        <w:t>Controlled retest template v1.7. Historical results were removed from this working copy; the original source document is preserved under docs/testing/source-material/original-workbooks/.</w:t>
       </w:r>
     </w:p>
     <w:p>
@@ -7020,7 +7275,7 @@
                 <w:color w:val="FFFFFF"/>
                 <w:sz w:val="14"/>
               </w:rPr>
-              <w:t>CPU %</w:t>
+              <w:t>CPU utilization</w:t>
             </w:r>
           </w:p>
         </w:tc>
@@ -7037,7 +7292,7 @@
                 <w:color w:val="FFFFFF"/>
                 <w:sz w:val="14"/>
               </w:rPr>
-              <w:t>GPU %</w:t>
+              <w:t>GPU utilization</w:t>
             </w:r>
           </w:p>
         </w:tc>
@@ -7076,7 +7331,7 @@
               <w:rPr>
                 <w:sz w:val="14"/>
               </w:rPr>
-              <w:t>AB-11</w:t>
+              <w:t>AB-01</w:t>
             </w:r>
           </w:p>
         </w:tc>
@@ -7093,7 +7348,7 @@
               <w:rPr>
                 <w:sz w:val="14"/>
               </w:rPr>
-              <w:t>Vulkan partial</w:t>
+              <w:t>CPU</w:t>
             </w:r>
           </w:p>
         </w:tc>
@@ -7110,7 +7365,7 @@
               <w:rPr>
                 <w:sz w:val="14"/>
               </w:rPr>
-              <w:t>Intel UHD Vulkan0 + CPU</w:t>
+              <w:t>CPU</w:t>
             </w:r>
           </w:p>
         </w:tc>
@@ -7127,7 +7382,7 @@
               <w:rPr>
                 <w:sz w:val="14"/>
               </w:rPr>
-              <w:t>Vulkan hybrid</w:t>
+              <w:t>CPU</w:t>
             </w:r>
           </w:p>
         </w:tc>
@@ -7144,7 +7399,7 @@
               <w:rPr>
                 <w:sz w:val="14"/>
               </w:rPr>
-              <w:t>1/41 layers; 200.99 MiB model and 86.77 MiB compute buffers on Vulkan0</w:t>
+              <w:t>All layers on CPU</w:t>
             </w:r>
           </w:p>
         </w:tc>
@@ -7161,7 +7416,7 @@
               <w:rPr>
                 <w:sz w:val="14"/>
               </w:rPr>
-              <w:t>CPU, 320.00 MiB</w:t>
+              <w:t>CPU, 26.00 MiB</w:t>
             </w:r>
           </w:p>
         </w:tc>
@@ -7178,7 +7433,7 @@
               <w:rPr>
                 <w:sz w:val="14"/>
               </w:rPr>
-              <w:t>Yes, intended hybrid</w:t>
+              <w:t>N/A - CPU requested</w:t>
             </w:r>
           </w:p>
         </w:tc>
@@ -7195,7 +7450,7 @@
               <w:rPr>
                 <w:sz w:val="14"/>
               </w:rPr>
-              <w:t>48.186 median</w:t>
+              <w:t>mean 64.51%; median 64.09%; peak 66.41%</w:t>
             </w:r>
           </w:p>
         </w:tc>
@@ -7212,7 +7467,7 @@
               <w:rPr>
                 <w:sz w:val="14"/>
               </w:rPr>
-              <w:t>N/A - counter unavailable</w:t>
+              <w:t>mean 0.00%; median 0.00%; peak 0.00%</w:t>
             </w:r>
           </w:p>
         </w:tc>
@@ -7229,7 +7484,7 @@
               <w:rPr>
                 <w:sz w:val="14"/>
               </w:rPr>
-              <w:t>`acquisition/results/AB-11/`</w:t>
+              <w:t>`2026-07-17/all-row-utilization-v1/AB-01/`</w:t>
             </w:r>
           </w:p>
         </w:tc>
@@ -7252,7 +7507,7 @@
               <w:rPr>
                 <w:sz w:val="14"/>
               </w:rPr>
-              <w:t>AB-12</w:t>
+              <w:t>AB-02</w:t>
             </w:r>
           </w:p>
         </w:tc>
@@ -7270,7 +7525,7 @@
               <w:rPr>
                 <w:sz w:val="14"/>
               </w:rPr>
-              <w:t>Vulkan partial</w:t>
+              <w:t>CPU</w:t>
             </w:r>
           </w:p>
         </w:tc>
@@ -7288,7 +7543,7 @@
               <w:rPr>
                 <w:sz w:val="14"/>
               </w:rPr>
-              <w:t>Intel UHD Vulkan0 + CPU</w:t>
+              <w:t>CPU</w:t>
             </w:r>
           </w:p>
         </w:tc>
@@ -7306,7 +7561,7 @@
               <w:rPr>
                 <w:sz w:val="14"/>
               </w:rPr>
-              <w:t>Vulkan hybrid</w:t>
+              <w:t>CPU</w:t>
             </w:r>
           </w:p>
         </w:tc>
@@ -7324,7 +7579,7 @@
               <w:rPr>
                 <w:sz w:val="14"/>
               </w:rPr>
-              <w:t>1/41 layers; 200.99 MiB model and 82.77 MiB compute buffers on Vulkan0</w:t>
+              <w:t>All layers on CPU</w:t>
             </w:r>
           </w:p>
         </w:tc>
@@ -7342,7 +7597,7 @@
               <w:rPr>
                 <w:sz w:val="14"/>
               </w:rPr>
-              <w:t>CPU, 125.13 MiB</w:t>
+              <w:t>CPU, 5.08 MiB</w:t>
             </w:r>
           </w:p>
         </w:tc>
@@ -7360,7 +7615,7 @@
               <w:rPr>
                 <w:sz w:val="14"/>
               </w:rPr>
-              <w:t>Yes, intended hybrid</w:t>
+              <w:t>N/A - CPU requested</w:t>
             </w:r>
           </w:p>
         </w:tc>
@@ -7378,7 +7633,7 @@
               <w:rPr>
                 <w:sz w:val="14"/>
               </w:rPr>
-              <w:t>58.765 median</w:t>
+              <w:t>mean 63.66%; median 63.41%; peak 65.85%</w:t>
             </w:r>
           </w:p>
         </w:tc>
@@ -7396,7 +7651,7 @@
               <w:rPr>
                 <w:sz w:val="14"/>
               </w:rPr>
-              <w:t>N/A - counter unavailable</w:t>
+              <w:t>mean 0.00%; median 0.00%; peak 0.00%</w:t>
             </w:r>
           </w:p>
         </w:tc>
@@ -7414,7 +7669,7 @@
               <w:rPr>
                 <w:sz w:val="14"/>
               </w:rPr>
-              <w:t>`acquisition/results/AB-12/`</w:t>
+              <w:t>`2026-07-17/all-row-utilization-v1/AB-02/`</w:t>
             </w:r>
           </w:p>
         </w:tc>
@@ -7436,7 +7691,7 @@
               <w:rPr>
                 <w:sz w:val="14"/>
               </w:rPr>
-              <w:t>AB-13</w:t>
+              <w:t>AB-03</w:t>
             </w:r>
           </w:p>
         </w:tc>
@@ -7453,7 +7708,7 @@
               <w:rPr>
                 <w:sz w:val="14"/>
               </w:rPr>
-              <w:t>Vulkan maximum</w:t>
+              <w:t>CPU</w:t>
             </w:r>
           </w:p>
         </w:tc>
@@ -7470,7 +7725,7 @@
               <w:rPr>
                 <w:sz w:val="14"/>
               </w:rPr>
-              <w:t>Intel UHD Vulkan0</w:t>
+              <w:t>CPU</w:t>
             </w:r>
           </w:p>
         </w:tc>
@@ -7487,7 +7742,7 @@
               <w:rPr>
                 <w:sz w:val="14"/>
               </w:rPr>
-              <w:t>Vulkan native placement</w:t>
+              <w:t>CPU</w:t>
             </w:r>
           </w:p>
         </w:tc>
@@ -7504,7 +7759,7 @@
               <w:rPr>
                 <w:sz w:val="14"/>
               </w:rPr>
-              <w:t>41/41 layers; 1998.84 MiB model and 62.01 MiB compute buffers on Vulkan0</w:t>
+              <w:t>All layers on CPU</w:t>
             </w:r>
           </w:p>
         </w:tc>
@@ -7521,7 +7776,7 @@
               <w:rPr>
                 <w:sz w:val="14"/>
               </w:rPr>
-              <w:t>Vulkan0, 125.13 MiB</w:t>
+              <w:t>CPU, 160.00 MiB</w:t>
             </w:r>
           </w:p>
         </w:tc>
@@ -7538,7 +7793,7 @@
               <w:rPr>
                 <w:sz w:val="14"/>
               </w:rPr>
-              <w:t>No unexplained fallback</w:t>
+              <w:t>N/A - CPU requested</w:t>
             </w:r>
           </w:p>
         </w:tc>
@@ -7555,7 +7810,7 @@
               <w:rPr>
                 <w:sz w:val="14"/>
               </w:rPr>
-              <w:t>2.651 median</w:t>
+              <w:t>mean 63.90%; median 65.14%; peak 67.38%</w:t>
             </w:r>
           </w:p>
         </w:tc>
@@ -7572,7 +7827,7 @@
               <w:rPr>
                 <w:sz w:val="14"/>
               </w:rPr>
-              <w:t>N/A - counter unavailable</w:t>
+              <w:t>mean 0.00%; median 0.00%; peak 0.00%</w:t>
             </w:r>
           </w:p>
         </w:tc>
@@ -7589,7 +7844,7 @@
               <w:rPr>
                 <w:sz w:val="14"/>
               </w:rPr>
-              <w:t>`acquisition/results/AB-13/`</w:t>
+              <w:t>`2026-07-17/all-row-utilization-v1/AB-03/`</w:t>
             </w:r>
           </w:p>
         </w:tc>
@@ -7612,7 +7867,7 @@
               <w:rPr>
                 <w:sz w:val="14"/>
               </w:rPr>
-              <w:t>AB-14</w:t>
+              <w:t>AB-KV3-F16-4K</w:t>
             </w:r>
           </w:p>
         </w:tc>
@@ -7630,7 +7885,7 @@
               <w:rPr>
                 <w:sz w:val="14"/>
               </w:rPr>
-              <w:t>Vulkan partial 8B</w:t>
+              <w:t>CPU</w:t>
             </w:r>
           </w:p>
         </w:tc>
@@ -7648,7 +7903,7 @@
               <w:rPr>
                 <w:sz w:val="14"/>
               </w:rPr>
-              <w:t>Intel UHD Vulkan0 + CPU</w:t>
+              <w:t>CPU</w:t>
             </w:r>
           </w:p>
         </w:tc>
@@ -7666,7 +7921,7 @@
               <w:rPr>
                 <w:sz w:val="14"/>
               </w:rPr>
-              <w:t>Vulkan hybrid</w:t>
+              <w:t>CPU</w:t>
             </w:r>
           </w:p>
         </w:tc>
@@ -7684,7 +7939,7 @@
               <w:rPr>
                 <w:sz w:val="14"/>
               </w:rPr>
-              <w:t>1/41 layers; 321.58 MiB model and 111.38 MiB compute buffers on Vulkan0</w:t>
+              <w:t>All layers on CPU</w:t>
             </w:r>
           </w:p>
         </w:tc>
@@ -7702,7 +7957,7 @@
               <w:rPr>
                 <w:sz w:val="14"/>
               </w:rPr>
-              <w:t>CPU, 340.00 MiB</w:t>
+              <w:t>CPU, 320.00 MiB</w:t>
             </w:r>
           </w:p>
         </w:tc>
@@ -7720,7 +7975,7 @@
               <w:rPr>
                 <w:sz w:val="14"/>
               </w:rPr>
-              <w:t>Yes, intended hybrid</w:t>
+              <w:t>N/A - CPU requested</w:t>
             </w:r>
           </w:p>
         </w:tc>
@@ -7738,7 +7993,7 @@
               <w:rPr>
                 <w:sz w:val="14"/>
               </w:rPr>
-              <w:t>50.446 median</w:t>
+              <w:t>mean 63.40%; median 64.42%; peak 65.92%</w:t>
             </w:r>
           </w:p>
         </w:tc>
@@ -7756,7 +8011,7 @@
               <w:rPr>
                 <w:sz w:val="14"/>
               </w:rPr>
-              <w:t>N/A - counter unavailable</w:t>
+              <w:t>mean 0.00%; median 0.00%; peak 0.00%</w:t>
             </w:r>
           </w:p>
         </w:tc>
@@ -7774,7 +8029,7 @@
               <w:rPr>
                 <w:sz w:val="14"/>
               </w:rPr>
-              <w:t>`acquisition/results/AB-14/`</w:t>
+              <w:t>`2026-07-17/all-row-utilization-v1/AB-KV3-F16-4K/`</w:t>
             </w:r>
           </w:p>
         </w:tc>
@@ -7796,7 +8051,7 @@
               <w:rPr>
                 <w:sz w:val="14"/>
               </w:rPr>
-              <w:t>AB-15</w:t>
+              <w:t>AB-04</w:t>
             </w:r>
           </w:p>
         </w:tc>
@@ -7813,7 +8068,7 @@
               <w:rPr>
                 <w:sz w:val="14"/>
               </w:rPr>
-              <w:t>Vulkan partial 8B</w:t>
+              <w:t>CPU</w:t>
             </w:r>
           </w:p>
         </w:tc>
@@ -7830,7 +8085,7 @@
               <w:rPr>
                 <w:sz w:val="14"/>
               </w:rPr>
-              <w:t>Intel UHD Vulkan0 + CPU</w:t>
+              <w:t>CPU</w:t>
             </w:r>
           </w:p>
         </w:tc>
@@ -7847,7 +8102,7 @@
               <w:rPr>
                 <w:sz w:val="14"/>
               </w:rPr>
-              <w:t>Vulkan hybrid</w:t>
+              <w:t>CPU</w:t>
             </w:r>
           </w:p>
         </w:tc>
@@ -7864,7 +8119,7 @@
               <w:rPr>
                 <w:sz w:val="14"/>
               </w:rPr>
-              <w:t>1/41 layers; 321.58 MiB model and 120.13 MiB compute buffers on Vulkan0</w:t>
+              <w:t>All layers on CPU</w:t>
             </w:r>
           </w:p>
         </w:tc>
@@ -7881,7 +8136,7 @@
               <w:rPr>
                 <w:sz w:val="14"/>
               </w:rPr>
-              <w:t>CPU, 125.13 MiB</w:t>
+              <w:t>CPU, 170.00 MiB</w:t>
             </w:r>
           </w:p>
         </w:tc>
@@ -7898,7 +8153,7 @@
               <w:rPr>
                 <w:sz w:val="14"/>
               </w:rPr>
-              <w:t>Yes, intended hybrid</w:t>
+              <w:t>N/A - CPU requested</w:t>
             </w:r>
           </w:p>
         </w:tc>
@@ -7915,7 +8170,7 @@
               <w:rPr>
                 <w:sz w:val="14"/>
               </w:rPr>
-              <w:t>49.173 median</w:t>
+              <w:t>mean 64.94%; median 65.34%; peak 67.43%</w:t>
             </w:r>
           </w:p>
         </w:tc>
@@ -7932,7 +8187,7 @@
               <w:rPr>
                 <w:sz w:val="14"/>
               </w:rPr>
-              <w:t>N/A - counter unavailable</w:t>
+              <w:t>mean 0.00%; median 0.00%; peak 0.00%</w:t>
             </w:r>
           </w:p>
         </w:tc>
@@ -7949,7 +8204,7 @@
               <w:rPr>
                 <w:sz w:val="14"/>
               </w:rPr>
-              <w:t>`acquisition/results/AB-15/`</w:t>
+              <w:t>`2026-07-17/all-row-utilization-v1/AB-04/`</w:t>
             </w:r>
           </w:p>
         </w:tc>
@@ -7972,6 +8227,2350 @@
               <w:rPr>
                 <w:sz w:val="14"/>
               </w:rPr>
+              <w:t>AB-05</w:t>
+            </w:r>
+          </w:p>
+        </w:tc>
+        <w:tc>
+          <w:tcPr>
+            <w:tcW w:type="dxa" w:w="1454"/>
+            <w:vAlign w:val="center"/>
+            <w:shd w:fill="EAF2F8"/>
+          </w:tcPr>
+          <w:p>
+            <w:pPr>
+              <w:spacing w:after="0"/>
+            </w:pPr>
+            <w:r>
+              <w:rPr>
+                <w:sz w:val="14"/>
+              </w:rPr>
+              <w:t>CPU</w:t>
+            </w:r>
+          </w:p>
+        </w:tc>
+        <w:tc>
+          <w:tcPr>
+            <w:tcW w:type="dxa" w:w="1454"/>
+            <w:vAlign w:val="center"/>
+            <w:shd w:fill="EAF2F8"/>
+          </w:tcPr>
+          <w:p>
+            <w:pPr>
+              <w:spacing w:after="0"/>
+            </w:pPr>
+            <w:r>
+              <w:rPr>
+                <w:sz w:val="14"/>
+              </w:rPr>
+              <w:t>CPU</w:t>
+            </w:r>
+          </w:p>
+        </w:tc>
+        <w:tc>
+          <w:tcPr>
+            <w:tcW w:type="dxa" w:w="1454"/>
+            <w:vAlign w:val="center"/>
+            <w:shd w:fill="EAF2F8"/>
+          </w:tcPr>
+          <w:p>
+            <w:pPr>
+              <w:spacing w:after="0"/>
+            </w:pPr>
+            <w:r>
+              <w:rPr>
+                <w:sz w:val="14"/>
+              </w:rPr>
+              <w:t>CPU</w:t>
+            </w:r>
+          </w:p>
+        </w:tc>
+        <w:tc>
+          <w:tcPr>
+            <w:tcW w:type="dxa" w:w="1454"/>
+            <w:vAlign w:val="center"/>
+            <w:shd w:fill="EAF2F8"/>
+          </w:tcPr>
+          <w:p>
+            <w:pPr>
+              <w:spacing w:after="0"/>
+            </w:pPr>
+            <w:r>
+              <w:rPr>
+                <w:sz w:val="14"/>
+              </w:rPr>
+              <w:t>All layers on CPU</w:t>
+            </w:r>
+          </w:p>
+        </w:tc>
+        <w:tc>
+          <w:tcPr>
+            <w:tcW w:type="dxa" w:w="1454"/>
+            <w:vAlign w:val="center"/>
+            <w:shd w:fill="EAF2F8"/>
+          </w:tcPr>
+          <w:p>
+            <w:pPr>
+              <w:spacing w:after="0"/>
+            </w:pPr>
+            <w:r>
+              <w:rPr>
+                <w:sz w:val="14"/>
+              </w:rPr>
+              <w:t>CPU, 170.00 MiB</w:t>
+            </w:r>
+          </w:p>
+        </w:tc>
+        <w:tc>
+          <w:tcPr>
+            <w:tcW w:type="dxa" w:w="1454"/>
+            <w:vAlign w:val="center"/>
+            <w:shd w:fill="EAF2F8"/>
+          </w:tcPr>
+          <w:p>
+            <w:pPr>
+              <w:spacing w:after="0"/>
+            </w:pPr>
+            <w:r>
+              <w:rPr>
+                <w:sz w:val="14"/>
+              </w:rPr>
+              <w:t>N/A - CPU requested</w:t>
+            </w:r>
+          </w:p>
+        </w:tc>
+        <w:tc>
+          <w:tcPr>
+            <w:tcW w:type="dxa" w:w="1454"/>
+            <w:vAlign w:val="center"/>
+            <w:shd w:fill="EAF2F8"/>
+          </w:tcPr>
+          <w:p>
+            <w:pPr>
+              <w:spacing w:after="0"/>
+            </w:pPr>
+            <w:r>
+              <w:rPr>
+                <w:sz w:val="14"/>
+              </w:rPr>
+              <w:t>mean 64.71%; median 65.17%; peak 66.92%</w:t>
+            </w:r>
+          </w:p>
+        </w:tc>
+        <w:tc>
+          <w:tcPr>
+            <w:tcW w:type="dxa" w:w="1454"/>
+            <w:vAlign w:val="center"/>
+            <w:shd w:fill="EAF2F8"/>
+          </w:tcPr>
+          <w:p>
+            <w:pPr>
+              <w:spacing w:after="0"/>
+            </w:pPr>
+            <w:r>
+              <w:rPr>
+                <w:sz w:val="14"/>
+              </w:rPr>
+              <w:t>mean 0.00%; median 0.00%; peak 0.00%</w:t>
+            </w:r>
+          </w:p>
+        </w:tc>
+        <w:tc>
+          <w:tcPr>
+            <w:tcW w:type="dxa" w:w="1454"/>
+            <w:vAlign w:val="center"/>
+            <w:shd w:fill="EAF2F8"/>
+          </w:tcPr>
+          <w:p>
+            <w:pPr>
+              <w:spacing w:after="0"/>
+            </w:pPr>
+            <w:r>
+              <w:rPr>
+                <w:sz w:val="14"/>
+              </w:rPr>
+              <w:t>`2026-07-17/all-row-utilization-v1/AB-05/`</w:t>
+            </w:r>
+          </w:p>
+        </w:tc>
+      </w:tr>
+      <w:tr>
+        <w:trPr>
+          <w:cantSplit/>
+        </w:trPr>
+        <w:tc>
+          <w:tcPr>
+            <w:tcW w:type="dxa" w:w="1454"/>
+            <w:vAlign w:val="center"/>
+          </w:tcPr>
+          <w:p>
+            <w:pPr>
+              <w:spacing w:after="0"/>
+            </w:pPr>
+            <w:r>
+              <w:rPr>
+                <w:sz w:val="14"/>
+              </w:rPr>
+              <w:t>AB-06</w:t>
+            </w:r>
+          </w:p>
+        </w:tc>
+        <w:tc>
+          <w:tcPr>
+            <w:tcW w:type="dxa" w:w="1454"/>
+            <w:vAlign w:val="center"/>
+          </w:tcPr>
+          <w:p>
+            <w:pPr>
+              <w:spacing w:after="0"/>
+            </w:pPr>
+            <w:r>
+              <w:rPr>
+                <w:sz w:val="14"/>
+              </w:rPr>
+              <w:t>CPU</w:t>
+            </w:r>
+          </w:p>
+        </w:tc>
+        <w:tc>
+          <w:tcPr>
+            <w:tcW w:type="dxa" w:w="1454"/>
+            <w:vAlign w:val="center"/>
+          </w:tcPr>
+          <w:p>
+            <w:pPr>
+              <w:spacing w:after="0"/>
+            </w:pPr>
+            <w:r>
+              <w:rPr>
+                <w:sz w:val="14"/>
+              </w:rPr>
+              <w:t>CPU</w:t>
+            </w:r>
+          </w:p>
+        </w:tc>
+        <w:tc>
+          <w:tcPr>
+            <w:tcW w:type="dxa" w:w="1454"/>
+            <w:vAlign w:val="center"/>
+          </w:tcPr>
+          <w:p>
+            <w:pPr>
+              <w:spacing w:after="0"/>
+            </w:pPr>
+            <w:r>
+              <w:rPr>
+                <w:sz w:val="14"/>
+              </w:rPr>
+              <w:t>CPU</w:t>
+            </w:r>
+          </w:p>
+        </w:tc>
+        <w:tc>
+          <w:tcPr>
+            <w:tcW w:type="dxa" w:w="1454"/>
+            <w:vAlign w:val="center"/>
+          </w:tcPr>
+          <w:p>
+            <w:pPr>
+              <w:spacing w:after="0"/>
+            </w:pPr>
+            <w:r>
+              <w:rPr>
+                <w:sz w:val="14"/>
+              </w:rPr>
+              <w:t>All layers on CPU</w:t>
+            </w:r>
+          </w:p>
+        </w:tc>
+        <w:tc>
+          <w:tcPr>
+            <w:tcW w:type="dxa" w:w="1454"/>
+            <w:vAlign w:val="center"/>
+          </w:tcPr>
+          <w:p>
+            <w:pPr>
+              <w:spacing w:after="0"/>
+            </w:pPr>
+            <w:r>
+              <w:rPr>
+                <w:sz w:val="14"/>
+              </w:rPr>
+              <w:t>CPU, 125.00 MiB</w:t>
+            </w:r>
+          </w:p>
+        </w:tc>
+        <w:tc>
+          <w:tcPr>
+            <w:tcW w:type="dxa" w:w="1454"/>
+            <w:vAlign w:val="center"/>
+          </w:tcPr>
+          <w:p>
+            <w:pPr>
+              <w:spacing w:after="0"/>
+            </w:pPr>
+            <w:r>
+              <w:rPr>
+                <w:sz w:val="14"/>
+              </w:rPr>
+              <w:t>N/A - CPU requested</w:t>
+            </w:r>
+          </w:p>
+        </w:tc>
+        <w:tc>
+          <w:tcPr>
+            <w:tcW w:type="dxa" w:w="1454"/>
+            <w:vAlign w:val="center"/>
+          </w:tcPr>
+          <w:p>
+            <w:pPr>
+              <w:spacing w:after="0"/>
+            </w:pPr>
+            <w:r>
+              <w:rPr>
+                <w:sz w:val="14"/>
+              </w:rPr>
+              <w:t>mean 65.00%; median 64.89%; peak 67.43%</w:t>
+            </w:r>
+          </w:p>
+        </w:tc>
+        <w:tc>
+          <w:tcPr>
+            <w:tcW w:type="dxa" w:w="1454"/>
+            <w:vAlign w:val="center"/>
+          </w:tcPr>
+          <w:p>
+            <w:pPr>
+              <w:spacing w:after="0"/>
+            </w:pPr>
+            <w:r>
+              <w:rPr>
+                <w:sz w:val="14"/>
+              </w:rPr>
+              <w:t>mean 0.00%; median 0.00%; peak 0.00%</w:t>
+            </w:r>
+          </w:p>
+        </w:tc>
+        <w:tc>
+          <w:tcPr>
+            <w:tcW w:type="dxa" w:w="1454"/>
+            <w:vAlign w:val="center"/>
+          </w:tcPr>
+          <w:p>
+            <w:pPr>
+              <w:spacing w:after="0"/>
+            </w:pPr>
+            <w:r>
+              <w:rPr>
+                <w:sz w:val="14"/>
+              </w:rPr>
+              <w:t>`2026-07-17/all-row-utilization-v1/AB-06/`</w:t>
+            </w:r>
+          </w:p>
+        </w:tc>
+      </w:tr>
+      <w:tr>
+        <w:trPr>
+          <w:cantSplit/>
+        </w:trPr>
+        <w:tc>
+          <w:tcPr>
+            <w:tcW w:type="dxa" w:w="1454"/>
+            <w:vAlign w:val="center"/>
+            <w:shd w:fill="EAF2F8"/>
+          </w:tcPr>
+          <w:p>
+            <w:pPr>
+              <w:spacing w:after="0"/>
+            </w:pPr>
+            <w:r>
+              <w:rPr>
+                <w:sz w:val="14"/>
+              </w:rPr>
+              <w:t>AB-07</w:t>
+            </w:r>
+          </w:p>
+        </w:tc>
+        <w:tc>
+          <w:tcPr>
+            <w:tcW w:type="dxa" w:w="1454"/>
+            <w:vAlign w:val="center"/>
+            <w:shd w:fill="EAF2F8"/>
+          </w:tcPr>
+          <w:p>
+            <w:pPr>
+              <w:spacing w:after="0"/>
+            </w:pPr>
+            <w:r>
+              <w:rPr>
+                <w:sz w:val="14"/>
+              </w:rPr>
+              <w:t>CPU</w:t>
+            </w:r>
+          </w:p>
+        </w:tc>
+        <w:tc>
+          <w:tcPr>
+            <w:tcW w:type="dxa" w:w="1454"/>
+            <w:vAlign w:val="center"/>
+            <w:shd w:fill="EAF2F8"/>
+          </w:tcPr>
+          <w:p>
+            <w:pPr>
+              <w:spacing w:after="0"/>
+            </w:pPr>
+            <w:r>
+              <w:rPr>
+                <w:sz w:val="14"/>
+              </w:rPr>
+              <w:t>CPU</w:t>
+            </w:r>
+          </w:p>
+        </w:tc>
+        <w:tc>
+          <w:tcPr>
+            <w:tcW w:type="dxa" w:w="1454"/>
+            <w:vAlign w:val="center"/>
+            <w:shd w:fill="EAF2F8"/>
+          </w:tcPr>
+          <w:p>
+            <w:pPr>
+              <w:spacing w:after="0"/>
+            </w:pPr>
+            <w:r>
+              <w:rPr>
+                <w:sz w:val="14"/>
+              </w:rPr>
+              <w:t>CPU</w:t>
+            </w:r>
+          </w:p>
+        </w:tc>
+        <w:tc>
+          <w:tcPr>
+            <w:tcW w:type="dxa" w:w="1454"/>
+            <w:vAlign w:val="center"/>
+            <w:shd w:fill="EAF2F8"/>
+          </w:tcPr>
+          <w:p>
+            <w:pPr>
+              <w:spacing w:after="0"/>
+            </w:pPr>
+            <w:r>
+              <w:rPr>
+                <w:sz w:val="14"/>
+              </w:rPr>
+              <w:t>All layers on CPU</w:t>
+            </w:r>
+          </w:p>
+        </w:tc>
+        <w:tc>
+          <w:tcPr>
+            <w:tcW w:type="dxa" w:w="1454"/>
+            <w:vAlign w:val="center"/>
+            <w:shd w:fill="EAF2F8"/>
+          </w:tcPr>
+          <w:p>
+            <w:pPr>
+              <w:spacing w:after="0"/>
+            </w:pPr>
+            <w:r>
+              <w:rPr>
+                <w:sz w:val="14"/>
+              </w:rPr>
+              <w:t>CPU, 89.25 MiB</w:t>
+            </w:r>
+          </w:p>
+        </w:tc>
+        <w:tc>
+          <w:tcPr>
+            <w:tcW w:type="dxa" w:w="1454"/>
+            <w:vAlign w:val="center"/>
+            <w:shd w:fill="EAF2F8"/>
+          </w:tcPr>
+          <w:p>
+            <w:pPr>
+              <w:spacing w:after="0"/>
+            </w:pPr>
+            <w:r>
+              <w:rPr>
+                <w:sz w:val="14"/>
+              </w:rPr>
+              <w:t>N/A - CPU requested</w:t>
+            </w:r>
+          </w:p>
+        </w:tc>
+        <w:tc>
+          <w:tcPr>
+            <w:tcW w:type="dxa" w:w="1454"/>
+            <w:vAlign w:val="center"/>
+            <w:shd w:fill="EAF2F8"/>
+          </w:tcPr>
+          <w:p>
+            <w:pPr>
+              <w:spacing w:after="0"/>
+            </w:pPr>
+            <w:r>
+              <w:rPr>
+                <w:sz w:val="14"/>
+              </w:rPr>
+              <w:t>mean 65.45%; median 65.27%; peak 67.58%</w:t>
+            </w:r>
+          </w:p>
+        </w:tc>
+        <w:tc>
+          <w:tcPr>
+            <w:tcW w:type="dxa" w:w="1454"/>
+            <w:vAlign w:val="center"/>
+            <w:shd w:fill="EAF2F8"/>
+          </w:tcPr>
+          <w:p>
+            <w:pPr>
+              <w:spacing w:after="0"/>
+            </w:pPr>
+            <w:r>
+              <w:rPr>
+                <w:sz w:val="14"/>
+              </w:rPr>
+              <w:t>mean 0.00%; median 0.00%; peak 0.00%</w:t>
+            </w:r>
+          </w:p>
+        </w:tc>
+        <w:tc>
+          <w:tcPr>
+            <w:tcW w:type="dxa" w:w="1454"/>
+            <w:vAlign w:val="center"/>
+            <w:shd w:fill="EAF2F8"/>
+          </w:tcPr>
+          <w:p>
+            <w:pPr>
+              <w:spacing w:after="0"/>
+            </w:pPr>
+            <w:r>
+              <w:rPr>
+                <w:sz w:val="14"/>
+              </w:rPr>
+              <w:t>`2026-07-17/all-row-utilization-v1/AB-07/`</w:t>
+            </w:r>
+          </w:p>
+        </w:tc>
+      </w:tr>
+      <w:tr>
+        <w:trPr>
+          <w:cantSplit/>
+        </w:trPr>
+        <w:tc>
+          <w:tcPr>
+            <w:tcW w:type="dxa" w:w="1454"/>
+            <w:vAlign w:val="center"/>
+          </w:tcPr>
+          <w:p>
+            <w:pPr>
+              <w:spacing w:after="0"/>
+            </w:pPr>
+            <w:r>
+              <w:rPr>
+                <w:sz w:val="14"/>
+              </w:rPr>
+              <w:t>AB-08F</w:t>
+            </w:r>
+          </w:p>
+        </w:tc>
+        <w:tc>
+          <w:tcPr>
+            <w:tcW w:type="dxa" w:w="1454"/>
+            <w:vAlign w:val="center"/>
+          </w:tcPr>
+          <w:p>
+            <w:pPr>
+              <w:spacing w:after="0"/>
+            </w:pPr>
+            <w:r>
+              <w:rPr>
+                <w:sz w:val="14"/>
+              </w:rPr>
+              <w:t>CPU</w:t>
+            </w:r>
+          </w:p>
+        </w:tc>
+        <w:tc>
+          <w:tcPr>
+            <w:tcW w:type="dxa" w:w="1454"/>
+            <w:vAlign w:val="center"/>
+          </w:tcPr>
+          <w:p>
+            <w:pPr>
+              <w:spacing w:after="0"/>
+            </w:pPr>
+            <w:r>
+              <w:rPr>
+                <w:sz w:val="14"/>
+              </w:rPr>
+              <w:t>CPU</w:t>
+            </w:r>
+          </w:p>
+        </w:tc>
+        <w:tc>
+          <w:tcPr>
+            <w:tcW w:type="dxa" w:w="1454"/>
+            <w:vAlign w:val="center"/>
+          </w:tcPr>
+          <w:p>
+            <w:pPr>
+              <w:spacing w:after="0"/>
+            </w:pPr>
+            <w:r>
+              <w:rPr>
+                <w:sz w:val="14"/>
+              </w:rPr>
+              <w:t>CPU</w:t>
+            </w:r>
+          </w:p>
+        </w:tc>
+        <w:tc>
+          <w:tcPr>
+            <w:tcW w:type="dxa" w:w="1454"/>
+            <w:vAlign w:val="center"/>
+          </w:tcPr>
+          <w:p>
+            <w:pPr>
+              <w:spacing w:after="0"/>
+            </w:pPr>
+            <w:r>
+              <w:rPr>
+                <w:sz w:val="14"/>
+              </w:rPr>
+              <w:t>All layers on CPU</w:t>
+            </w:r>
+          </w:p>
+        </w:tc>
+        <w:tc>
+          <w:tcPr>
+            <w:tcW w:type="dxa" w:w="1454"/>
+            <w:vAlign w:val="center"/>
+          </w:tcPr>
+          <w:p>
+            <w:pPr>
+              <w:spacing w:after="0"/>
+            </w:pPr>
+            <w:r>
+              <w:rPr>
+                <w:sz w:val="14"/>
+              </w:rPr>
+              <w:t>CPU, 320.00 MiB</w:t>
+            </w:r>
+          </w:p>
+        </w:tc>
+        <w:tc>
+          <w:tcPr>
+            <w:tcW w:type="dxa" w:w="1454"/>
+            <w:vAlign w:val="center"/>
+          </w:tcPr>
+          <w:p>
+            <w:pPr>
+              <w:spacing w:after="0"/>
+            </w:pPr>
+            <w:r>
+              <w:rPr>
+                <w:sz w:val="14"/>
+              </w:rPr>
+              <w:t>N/A - CPU requested</w:t>
+            </w:r>
+          </w:p>
+        </w:tc>
+        <w:tc>
+          <w:tcPr>
+            <w:tcW w:type="dxa" w:w="1454"/>
+            <w:vAlign w:val="center"/>
+          </w:tcPr>
+          <w:p>
+            <w:pPr>
+              <w:spacing w:after="0"/>
+            </w:pPr>
+            <w:r>
+              <w:rPr>
+                <w:sz w:val="14"/>
+              </w:rPr>
+              <w:t>mean 65.07%; median 65.28%; peak 67.58%</w:t>
+            </w:r>
+          </w:p>
+        </w:tc>
+        <w:tc>
+          <w:tcPr>
+            <w:tcW w:type="dxa" w:w="1454"/>
+            <w:vAlign w:val="center"/>
+          </w:tcPr>
+          <w:p>
+            <w:pPr>
+              <w:spacing w:after="0"/>
+            </w:pPr>
+            <w:r>
+              <w:rPr>
+                <w:sz w:val="14"/>
+              </w:rPr>
+              <w:t>mean 0.00%; median 0.00%; peak 0.00%</w:t>
+            </w:r>
+          </w:p>
+        </w:tc>
+        <w:tc>
+          <w:tcPr>
+            <w:tcW w:type="dxa" w:w="1454"/>
+            <w:vAlign w:val="center"/>
+          </w:tcPr>
+          <w:p>
+            <w:pPr>
+              <w:spacing w:after="0"/>
+            </w:pPr>
+            <w:r>
+              <w:rPr>
+                <w:sz w:val="14"/>
+              </w:rPr>
+              <w:t>`2026-07-17/all-row-utilization-v1/AB-08F/`</w:t>
+            </w:r>
+          </w:p>
+        </w:tc>
+      </w:tr>
+      <w:tr>
+        <w:trPr>
+          <w:cantSplit/>
+        </w:trPr>
+        <w:tc>
+          <w:tcPr>
+            <w:tcW w:type="dxa" w:w="1454"/>
+            <w:vAlign w:val="center"/>
+            <w:shd w:fill="EAF2F8"/>
+          </w:tcPr>
+          <w:p>
+            <w:pPr>
+              <w:spacing w:after="0"/>
+            </w:pPr>
+            <w:r>
+              <w:rPr>
+                <w:sz w:val="14"/>
+              </w:rPr>
+              <w:t>AB-KV8-F16-4K</w:t>
+            </w:r>
+          </w:p>
+        </w:tc>
+        <w:tc>
+          <w:tcPr>
+            <w:tcW w:type="dxa" w:w="1454"/>
+            <w:vAlign w:val="center"/>
+            <w:shd w:fill="EAF2F8"/>
+          </w:tcPr>
+          <w:p>
+            <w:pPr>
+              <w:spacing w:after="0"/>
+            </w:pPr>
+            <w:r>
+              <w:rPr>
+                <w:sz w:val="14"/>
+              </w:rPr>
+              <w:t>CPU</w:t>
+            </w:r>
+          </w:p>
+        </w:tc>
+        <w:tc>
+          <w:tcPr>
+            <w:tcW w:type="dxa" w:w="1454"/>
+            <w:vAlign w:val="center"/>
+            <w:shd w:fill="EAF2F8"/>
+          </w:tcPr>
+          <w:p>
+            <w:pPr>
+              <w:spacing w:after="0"/>
+            </w:pPr>
+            <w:r>
+              <w:rPr>
+                <w:sz w:val="14"/>
+              </w:rPr>
+              <w:t>CPU</w:t>
+            </w:r>
+          </w:p>
+        </w:tc>
+        <w:tc>
+          <w:tcPr>
+            <w:tcW w:type="dxa" w:w="1454"/>
+            <w:vAlign w:val="center"/>
+            <w:shd w:fill="EAF2F8"/>
+          </w:tcPr>
+          <w:p>
+            <w:pPr>
+              <w:spacing w:after="0"/>
+            </w:pPr>
+            <w:r>
+              <w:rPr>
+                <w:sz w:val="14"/>
+              </w:rPr>
+              <w:t>CPU</w:t>
+            </w:r>
+          </w:p>
+        </w:tc>
+        <w:tc>
+          <w:tcPr>
+            <w:tcW w:type="dxa" w:w="1454"/>
+            <w:vAlign w:val="center"/>
+            <w:shd w:fill="EAF2F8"/>
+          </w:tcPr>
+          <w:p>
+            <w:pPr>
+              <w:spacing w:after="0"/>
+            </w:pPr>
+            <w:r>
+              <w:rPr>
+                <w:sz w:val="14"/>
+              </w:rPr>
+              <w:t>All layers on CPU</w:t>
+            </w:r>
+          </w:p>
+        </w:tc>
+        <w:tc>
+          <w:tcPr>
+            <w:tcW w:type="dxa" w:w="1454"/>
+            <w:vAlign w:val="center"/>
+            <w:shd w:fill="EAF2F8"/>
+          </w:tcPr>
+          <w:p>
+            <w:pPr>
+              <w:spacing w:after="0"/>
+            </w:pPr>
+            <w:r>
+              <w:rPr>
+                <w:sz w:val="14"/>
+              </w:rPr>
+              <w:t>CPU, 640.00 MiB</w:t>
+            </w:r>
+          </w:p>
+        </w:tc>
+        <w:tc>
+          <w:tcPr>
+            <w:tcW w:type="dxa" w:w="1454"/>
+            <w:vAlign w:val="center"/>
+            <w:shd w:fill="EAF2F8"/>
+          </w:tcPr>
+          <w:p>
+            <w:pPr>
+              <w:spacing w:after="0"/>
+            </w:pPr>
+            <w:r>
+              <w:rPr>
+                <w:sz w:val="14"/>
+              </w:rPr>
+              <w:t>N/A - CPU requested</w:t>
+            </w:r>
+          </w:p>
+        </w:tc>
+        <w:tc>
+          <w:tcPr>
+            <w:tcW w:type="dxa" w:w="1454"/>
+            <w:vAlign w:val="center"/>
+            <w:shd w:fill="EAF2F8"/>
+          </w:tcPr>
+          <w:p>
+            <w:pPr>
+              <w:spacing w:after="0"/>
+            </w:pPr>
+            <w:r>
+              <w:rPr>
+                <w:sz w:val="14"/>
+              </w:rPr>
+              <w:t>mean 65.15%; median 65.38%; peak 67.71%</w:t>
+            </w:r>
+          </w:p>
+        </w:tc>
+        <w:tc>
+          <w:tcPr>
+            <w:tcW w:type="dxa" w:w="1454"/>
+            <w:vAlign w:val="center"/>
+            <w:shd w:fill="EAF2F8"/>
+          </w:tcPr>
+          <w:p>
+            <w:pPr>
+              <w:spacing w:after="0"/>
+            </w:pPr>
+            <w:r>
+              <w:rPr>
+                <w:sz w:val="14"/>
+              </w:rPr>
+              <w:t>mean 0.00%; median 0.00%; peak 0.00%</w:t>
+            </w:r>
+          </w:p>
+        </w:tc>
+        <w:tc>
+          <w:tcPr>
+            <w:tcW w:type="dxa" w:w="1454"/>
+            <w:vAlign w:val="center"/>
+            <w:shd w:fill="EAF2F8"/>
+          </w:tcPr>
+          <w:p>
+            <w:pPr>
+              <w:spacing w:after="0"/>
+            </w:pPr>
+            <w:r>
+              <w:rPr>
+                <w:sz w:val="14"/>
+              </w:rPr>
+              <w:t>`2026-07-17/all-row-utilization-v1/AB-KV8-F16-4K/`</w:t>
+            </w:r>
+          </w:p>
+        </w:tc>
+      </w:tr>
+      <w:tr>
+        <w:trPr>
+          <w:cantSplit/>
+        </w:trPr>
+        <w:tc>
+          <w:tcPr>
+            <w:tcW w:type="dxa" w:w="1454"/>
+            <w:vAlign w:val="center"/>
+          </w:tcPr>
+          <w:p>
+            <w:pPr>
+              <w:spacing w:after="0"/>
+            </w:pPr>
+            <w:r>
+              <w:rPr>
+                <w:sz w:val="14"/>
+              </w:rPr>
+              <w:t>AB-08Q</w:t>
+            </w:r>
+          </w:p>
+        </w:tc>
+        <w:tc>
+          <w:tcPr>
+            <w:tcW w:type="dxa" w:w="1454"/>
+            <w:vAlign w:val="center"/>
+          </w:tcPr>
+          <w:p>
+            <w:pPr>
+              <w:spacing w:after="0"/>
+            </w:pPr>
+            <w:r>
+              <w:rPr>
+                <w:sz w:val="14"/>
+              </w:rPr>
+              <w:t>CPU</w:t>
+            </w:r>
+          </w:p>
+        </w:tc>
+        <w:tc>
+          <w:tcPr>
+            <w:tcW w:type="dxa" w:w="1454"/>
+            <w:vAlign w:val="center"/>
+          </w:tcPr>
+          <w:p>
+            <w:pPr>
+              <w:spacing w:after="0"/>
+            </w:pPr>
+            <w:r>
+              <w:rPr>
+                <w:sz w:val="14"/>
+              </w:rPr>
+              <w:t>CPU</w:t>
+            </w:r>
+          </w:p>
+        </w:tc>
+        <w:tc>
+          <w:tcPr>
+            <w:tcW w:type="dxa" w:w="1454"/>
+            <w:vAlign w:val="center"/>
+          </w:tcPr>
+          <w:p>
+            <w:pPr>
+              <w:spacing w:after="0"/>
+            </w:pPr>
+            <w:r>
+              <w:rPr>
+                <w:sz w:val="14"/>
+              </w:rPr>
+              <w:t>CPU</w:t>
+            </w:r>
+          </w:p>
+        </w:tc>
+        <w:tc>
+          <w:tcPr>
+            <w:tcW w:type="dxa" w:w="1454"/>
+            <w:vAlign w:val="center"/>
+          </w:tcPr>
+          <w:p>
+            <w:pPr>
+              <w:spacing w:after="0"/>
+            </w:pPr>
+            <w:r>
+              <w:rPr>
+                <w:sz w:val="14"/>
+              </w:rPr>
+              <w:t>All layers on CPU</w:t>
+            </w:r>
+          </w:p>
+        </w:tc>
+        <w:tc>
+          <w:tcPr>
+            <w:tcW w:type="dxa" w:w="1454"/>
+            <w:vAlign w:val="center"/>
+          </w:tcPr>
+          <w:p>
+            <w:pPr>
+              <w:spacing w:after="0"/>
+            </w:pPr>
+            <w:r>
+              <w:rPr>
+                <w:sz w:val="14"/>
+              </w:rPr>
+              <w:t>CPU, 340.00 MiB</w:t>
+            </w:r>
+          </w:p>
+        </w:tc>
+        <w:tc>
+          <w:tcPr>
+            <w:tcW w:type="dxa" w:w="1454"/>
+            <w:vAlign w:val="center"/>
+          </w:tcPr>
+          <w:p>
+            <w:pPr>
+              <w:spacing w:after="0"/>
+            </w:pPr>
+            <w:r>
+              <w:rPr>
+                <w:sz w:val="14"/>
+              </w:rPr>
+              <w:t>N/A - CPU requested</w:t>
+            </w:r>
+          </w:p>
+        </w:tc>
+        <w:tc>
+          <w:tcPr>
+            <w:tcW w:type="dxa" w:w="1454"/>
+            <w:vAlign w:val="center"/>
+          </w:tcPr>
+          <w:p>
+            <w:pPr>
+              <w:spacing w:after="0"/>
+            </w:pPr>
+            <w:r>
+              <w:rPr>
+                <w:sz w:val="14"/>
+              </w:rPr>
+              <w:t>mean 64.95%; median 65.51%; peak 67.57%</w:t>
+            </w:r>
+          </w:p>
+        </w:tc>
+        <w:tc>
+          <w:tcPr>
+            <w:tcW w:type="dxa" w:w="1454"/>
+            <w:vAlign w:val="center"/>
+          </w:tcPr>
+          <w:p>
+            <w:pPr>
+              <w:spacing w:after="0"/>
+            </w:pPr>
+            <w:r>
+              <w:rPr>
+                <w:sz w:val="14"/>
+              </w:rPr>
+              <w:t>mean 0.00%; median 0.00%; peak 0.00%</w:t>
+            </w:r>
+          </w:p>
+        </w:tc>
+        <w:tc>
+          <w:tcPr>
+            <w:tcW w:type="dxa" w:w="1454"/>
+            <w:vAlign w:val="center"/>
+          </w:tcPr>
+          <w:p>
+            <w:pPr>
+              <w:spacing w:after="0"/>
+            </w:pPr>
+            <w:r>
+              <w:rPr>
+                <w:sz w:val="14"/>
+              </w:rPr>
+              <w:t>`2026-07-17/all-row-utilization-v1/AB-08Q/`</w:t>
+            </w:r>
+          </w:p>
+        </w:tc>
+      </w:tr>
+      <w:tr>
+        <w:trPr>
+          <w:cantSplit/>
+        </w:trPr>
+        <w:tc>
+          <w:tcPr>
+            <w:tcW w:type="dxa" w:w="1454"/>
+            <w:vAlign w:val="center"/>
+            <w:shd w:fill="EAF2F8"/>
+          </w:tcPr>
+          <w:p>
+            <w:pPr>
+              <w:spacing w:after="0"/>
+            </w:pPr>
+            <w:r>
+              <w:rPr>
+                <w:sz w:val="14"/>
+              </w:rPr>
+              <w:t>AB-09</w:t>
+            </w:r>
+          </w:p>
+        </w:tc>
+        <w:tc>
+          <w:tcPr>
+            <w:tcW w:type="dxa" w:w="1454"/>
+            <w:vAlign w:val="center"/>
+            <w:shd w:fill="EAF2F8"/>
+          </w:tcPr>
+          <w:p>
+            <w:pPr>
+              <w:spacing w:after="0"/>
+            </w:pPr>
+            <w:r>
+              <w:rPr>
+                <w:sz w:val="14"/>
+              </w:rPr>
+              <w:t>CPU</w:t>
+            </w:r>
+          </w:p>
+        </w:tc>
+        <w:tc>
+          <w:tcPr>
+            <w:tcW w:type="dxa" w:w="1454"/>
+            <w:vAlign w:val="center"/>
+            <w:shd w:fill="EAF2F8"/>
+          </w:tcPr>
+          <w:p>
+            <w:pPr>
+              <w:spacing w:after="0"/>
+            </w:pPr>
+            <w:r>
+              <w:rPr>
+                <w:sz w:val="14"/>
+              </w:rPr>
+              <w:t>CPU</w:t>
+            </w:r>
+          </w:p>
+        </w:tc>
+        <w:tc>
+          <w:tcPr>
+            <w:tcW w:type="dxa" w:w="1454"/>
+            <w:vAlign w:val="center"/>
+            <w:shd w:fill="EAF2F8"/>
+          </w:tcPr>
+          <w:p>
+            <w:pPr>
+              <w:spacing w:after="0"/>
+            </w:pPr>
+            <w:r>
+              <w:rPr>
+                <w:sz w:val="14"/>
+              </w:rPr>
+              <w:t>CPU</w:t>
+            </w:r>
+          </w:p>
+        </w:tc>
+        <w:tc>
+          <w:tcPr>
+            <w:tcW w:type="dxa" w:w="1454"/>
+            <w:vAlign w:val="center"/>
+            <w:shd w:fill="EAF2F8"/>
+          </w:tcPr>
+          <w:p>
+            <w:pPr>
+              <w:spacing w:after="0"/>
+            </w:pPr>
+            <w:r>
+              <w:rPr>
+                <w:sz w:val="14"/>
+              </w:rPr>
+              <w:t>All layers on CPU</w:t>
+            </w:r>
+          </w:p>
+        </w:tc>
+        <w:tc>
+          <w:tcPr>
+            <w:tcW w:type="dxa" w:w="1454"/>
+            <w:vAlign w:val="center"/>
+            <w:shd w:fill="EAF2F8"/>
+          </w:tcPr>
+          <w:p>
+            <w:pPr>
+              <w:spacing w:after="0"/>
+            </w:pPr>
+            <w:r>
+              <w:rPr>
+                <w:sz w:val="14"/>
+              </w:rPr>
+              <w:t>CPU, 170.00 MiB</w:t>
+            </w:r>
+          </w:p>
+        </w:tc>
+        <w:tc>
+          <w:tcPr>
+            <w:tcW w:type="dxa" w:w="1454"/>
+            <w:vAlign w:val="center"/>
+            <w:shd w:fill="EAF2F8"/>
+          </w:tcPr>
+          <w:p>
+            <w:pPr>
+              <w:spacing w:after="0"/>
+            </w:pPr>
+            <w:r>
+              <w:rPr>
+                <w:sz w:val="14"/>
+              </w:rPr>
+              <w:t>N/A - CPU requested</w:t>
+            </w:r>
+          </w:p>
+        </w:tc>
+        <w:tc>
+          <w:tcPr>
+            <w:tcW w:type="dxa" w:w="1454"/>
+            <w:vAlign w:val="center"/>
+            <w:shd w:fill="EAF2F8"/>
+          </w:tcPr>
+          <w:p>
+            <w:pPr>
+              <w:spacing w:after="0"/>
+            </w:pPr>
+            <w:r>
+              <w:rPr>
+                <w:sz w:val="14"/>
+              </w:rPr>
+              <w:t>mean 65.36%; median 65.74%; peak 67.29%</w:t>
+            </w:r>
+          </w:p>
+        </w:tc>
+        <w:tc>
+          <w:tcPr>
+            <w:tcW w:type="dxa" w:w="1454"/>
+            <w:vAlign w:val="center"/>
+            <w:shd w:fill="EAF2F8"/>
+          </w:tcPr>
+          <w:p>
+            <w:pPr>
+              <w:spacing w:after="0"/>
+            </w:pPr>
+            <w:r>
+              <w:rPr>
+                <w:sz w:val="14"/>
+              </w:rPr>
+              <w:t>mean 0.00%; median 0.00%; peak 0.00%</w:t>
+            </w:r>
+          </w:p>
+        </w:tc>
+        <w:tc>
+          <w:tcPr>
+            <w:tcW w:type="dxa" w:w="1454"/>
+            <w:vAlign w:val="center"/>
+            <w:shd w:fill="EAF2F8"/>
+          </w:tcPr>
+          <w:p>
+            <w:pPr>
+              <w:spacing w:after="0"/>
+            </w:pPr>
+            <w:r>
+              <w:rPr>
+                <w:sz w:val="14"/>
+              </w:rPr>
+              <w:t>`2026-07-17/all-row-utilization-v1/AB-09/`</w:t>
+            </w:r>
+          </w:p>
+        </w:tc>
+      </w:tr>
+      <w:tr>
+        <w:trPr>
+          <w:cantSplit/>
+        </w:trPr>
+        <w:tc>
+          <w:tcPr>
+            <w:tcW w:type="dxa" w:w="1454"/>
+            <w:vAlign w:val="center"/>
+          </w:tcPr>
+          <w:p>
+            <w:pPr>
+              <w:spacing w:after="0"/>
+            </w:pPr>
+            <w:r>
+              <w:rPr>
+                <w:sz w:val="14"/>
+              </w:rPr>
+              <w:t>AB-10</w:t>
+            </w:r>
+          </w:p>
+        </w:tc>
+        <w:tc>
+          <w:tcPr>
+            <w:tcW w:type="dxa" w:w="1454"/>
+            <w:vAlign w:val="center"/>
+          </w:tcPr>
+          <w:p>
+            <w:pPr>
+              <w:spacing w:after="0"/>
+            </w:pPr>
+            <w:r>
+              <w:rPr>
+                <w:sz w:val="14"/>
+              </w:rPr>
+              <w:t>CPU</w:t>
+            </w:r>
+          </w:p>
+        </w:tc>
+        <w:tc>
+          <w:tcPr>
+            <w:tcW w:type="dxa" w:w="1454"/>
+            <w:vAlign w:val="center"/>
+          </w:tcPr>
+          <w:p>
+            <w:pPr>
+              <w:spacing w:after="0"/>
+            </w:pPr>
+            <w:r>
+              <w:rPr>
+                <w:sz w:val="14"/>
+              </w:rPr>
+              <w:t>CPU</w:t>
+            </w:r>
+          </w:p>
+        </w:tc>
+        <w:tc>
+          <w:tcPr>
+            <w:tcW w:type="dxa" w:w="1454"/>
+            <w:vAlign w:val="center"/>
+          </w:tcPr>
+          <w:p>
+            <w:pPr>
+              <w:spacing w:after="0"/>
+            </w:pPr>
+            <w:r>
+              <w:rPr>
+                <w:sz w:val="14"/>
+              </w:rPr>
+              <w:t>CPU</w:t>
+            </w:r>
+          </w:p>
+        </w:tc>
+        <w:tc>
+          <w:tcPr>
+            <w:tcW w:type="dxa" w:w="1454"/>
+            <w:vAlign w:val="center"/>
+          </w:tcPr>
+          <w:p>
+            <w:pPr>
+              <w:spacing w:after="0"/>
+            </w:pPr>
+            <w:r>
+              <w:rPr>
+                <w:sz w:val="14"/>
+              </w:rPr>
+              <w:t>All layers on CPU</w:t>
+            </w:r>
+          </w:p>
+        </w:tc>
+        <w:tc>
+          <w:tcPr>
+            <w:tcW w:type="dxa" w:w="1454"/>
+            <w:vAlign w:val="center"/>
+          </w:tcPr>
+          <w:p>
+            <w:pPr>
+              <w:spacing w:after="0"/>
+            </w:pPr>
+            <w:r>
+              <w:rPr>
+                <w:sz w:val="14"/>
+              </w:rPr>
+              <w:t>CPU, 125.00 MiB</w:t>
+            </w:r>
+          </w:p>
+        </w:tc>
+        <w:tc>
+          <w:tcPr>
+            <w:tcW w:type="dxa" w:w="1454"/>
+            <w:vAlign w:val="center"/>
+          </w:tcPr>
+          <w:p>
+            <w:pPr>
+              <w:spacing w:after="0"/>
+            </w:pPr>
+            <w:r>
+              <w:rPr>
+                <w:sz w:val="14"/>
+              </w:rPr>
+              <w:t>N/A - CPU requested</w:t>
+            </w:r>
+          </w:p>
+        </w:tc>
+        <w:tc>
+          <w:tcPr>
+            <w:tcW w:type="dxa" w:w="1454"/>
+            <w:vAlign w:val="center"/>
+          </w:tcPr>
+          <w:p>
+            <w:pPr>
+              <w:spacing w:after="0"/>
+            </w:pPr>
+            <w:r>
+              <w:rPr>
+                <w:sz w:val="14"/>
+              </w:rPr>
+              <w:t>mean 65.30%; median 65.71%; peak 67.39%</w:t>
+            </w:r>
+          </w:p>
+        </w:tc>
+        <w:tc>
+          <w:tcPr>
+            <w:tcW w:type="dxa" w:w="1454"/>
+            <w:vAlign w:val="center"/>
+          </w:tcPr>
+          <w:p>
+            <w:pPr>
+              <w:spacing w:after="0"/>
+            </w:pPr>
+            <w:r>
+              <w:rPr>
+                <w:sz w:val="14"/>
+              </w:rPr>
+              <w:t>mean 0.00%; median 0.00%; peak 0.00%</w:t>
+            </w:r>
+          </w:p>
+        </w:tc>
+        <w:tc>
+          <w:tcPr>
+            <w:tcW w:type="dxa" w:w="1454"/>
+            <w:vAlign w:val="center"/>
+          </w:tcPr>
+          <w:p>
+            <w:pPr>
+              <w:spacing w:after="0"/>
+            </w:pPr>
+            <w:r>
+              <w:rPr>
+                <w:sz w:val="14"/>
+              </w:rPr>
+              <w:t>`2026-07-17/all-row-utilization-v1/AB-10/`</w:t>
+            </w:r>
+          </w:p>
+        </w:tc>
+      </w:tr>
+      <w:tr>
+        <w:trPr>
+          <w:cantSplit/>
+        </w:trPr>
+        <w:tc>
+          <w:tcPr>
+            <w:tcW w:type="dxa" w:w="1454"/>
+            <w:vAlign w:val="center"/>
+            <w:shd w:fill="EAF2F8"/>
+          </w:tcPr>
+          <w:p>
+            <w:pPr>
+              <w:spacing w:after="0"/>
+            </w:pPr>
+            <w:r>
+              <w:rPr>
+                <w:sz w:val="14"/>
+              </w:rPr>
+              <w:t>AB-11</w:t>
+            </w:r>
+          </w:p>
+        </w:tc>
+        <w:tc>
+          <w:tcPr>
+            <w:tcW w:type="dxa" w:w="1454"/>
+            <w:vAlign w:val="center"/>
+            <w:shd w:fill="EAF2F8"/>
+          </w:tcPr>
+          <w:p>
+            <w:pPr>
+              <w:spacing w:after="0"/>
+            </w:pPr>
+            <w:r>
+              <w:rPr>
+                <w:sz w:val="14"/>
+              </w:rPr>
+              <w:t>Vulkan partial</w:t>
+            </w:r>
+          </w:p>
+        </w:tc>
+        <w:tc>
+          <w:tcPr>
+            <w:tcW w:type="dxa" w:w="1454"/>
+            <w:vAlign w:val="center"/>
+            <w:shd w:fill="EAF2F8"/>
+          </w:tcPr>
+          <w:p>
+            <w:pPr>
+              <w:spacing w:after="0"/>
+            </w:pPr>
+            <w:r>
+              <w:rPr>
+                <w:sz w:val="14"/>
+              </w:rPr>
+              <w:t>Intel UHD Vulkan0 + CPU</w:t>
+            </w:r>
+          </w:p>
+        </w:tc>
+        <w:tc>
+          <w:tcPr>
+            <w:tcW w:type="dxa" w:w="1454"/>
+            <w:vAlign w:val="center"/>
+            <w:shd w:fill="EAF2F8"/>
+          </w:tcPr>
+          <w:p>
+            <w:pPr>
+              <w:spacing w:after="0"/>
+            </w:pPr>
+            <w:r>
+              <w:rPr>
+                <w:sz w:val="14"/>
+              </w:rPr>
+              <w:t>Vulkan hybrid</w:t>
+            </w:r>
+          </w:p>
+        </w:tc>
+        <w:tc>
+          <w:tcPr>
+            <w:tcW w:type="dxa" w:w="1454"/>
+            <w:vAlign w:val="center"/>
+            <w:shd w:fill="EAF2F8"/>
+          </w:tcPr>
+          <w:p>
+            <w:pPr>
+              <w:spacing w:after="0"/>
+            </w:pPr>
+            <w:r>
+              <w:rPr>
+                <w:sz w:val="14"/>
+              </w:rPr>
+              <w:t>1/41 layers; 200.99 MiB model and 86.77 MiB compute buffers on Vulkan0</w:t>
+            </w:r>
+          </w:p>
+        </w:tc>
+        <w:tc>
+          <w:tcPr>
+            <w:tcW w:type="dxa" w:w="1454"/>
+            <w:vAlign w:val="center"/>
+            <w:shd w:fill="EAF2F8"/>
+          </w:tcPr>
+          <w:p>
+            <w:pPr>
+              <w:spacing w:after="0"/>
+            </w:pPr>
+            <w:r>
+              <w:rPr>
+                <w:sz w:val="14"/>
+              </w:rPr>
+              <w:t>CPU, 320.00 MiB</w:t>
+            </w:r>
+          </w:p>
+        </w:tc>
+        <w:tc>
+          <w:tcPr>
+            <w:tcW w:type="dxa" w:w="1454"/>
+            <w:vAlign w:val="center"/>
+            <w:shd w:fill="EAF2F8"/>
+          </w:tcPr>
+          <w:p>
+            <w:pPr>
+              <w:spacing w:after="0"/>
+            </w:pPr>
+            <w:r>
+              <w:rPr>
+                <w:sz w:val="14"/>
+              </w:rPr>
+              <w:t>Yes, intended hybrid</w:t>
+            </w:r>
+          </w:p>
+        </w:tc>
+        <w:tc>
+          <w:tcPr>
+            <w:tcW w:type="dxa" w:w="1454"/>
+            <w:vAlign w:val="center"/>
+            <w:shd w:fill="EAF2F8"/>
+          </w:tcPr>
+          <w:p>
+            <w:pPr>
+              <w:spacing w:after="0"/>
+            </w:pPr>
+            <w:r>
+              <w:rPr>
+                <w:sz w:val="14"/>
+              </w:rPr>
+              <w:t>mean 64.43%; median 64.88%; peak 66.82%</w:t>
+            </w:r>
+          </w:p>
+        </w:tc>
+        <w:tc>
+          <w:tcPr>
+            <w:tcW w:type="dxa" w:w="1454"/>
+            <w:vAlign w:val="center"/>
+            <w:shd w:fill="EAF2F8"/>
+          </w:tcPr>
+          <w:p>
+            <w:pPr>
+              <w:spacing w:after="0"/>
+            </w:pPr>
+            <w:r>
+              <w:rPr>
+                <w:sz w:val="14"/>
+              </w:rPr>
+              <w:t>mean 25.74%; median 25.00%; peak 43.00%</w:t>
+            </w:r>
+          </w:p>
+        </w:tc>
+        <w:tc>
+          <w:tcPr>
+            <w:tcW w:type="dxa" w:w="1454"/>
+            <w:vAlign w:val="center"/>
+            <w:shd w:fill="EAF2F8"/>
+          </w:tcPr>
+          <w:p>
+            <w:pPr>
+              <w:spacing w:after="0"/>
+            </w:pPr>
+            <w:r>
+              <w:rPr>
+                <w:sz w:val="14"/>
+              </w:rPr>
+              <w:t>`2026-07-17/all-row-utilization-v1/AB-11/`</w:t>
+            </w:r>
+          </w:p>
+        </w:tc>
+      </w:tr>
+      <w:tr>
+        <w:trPr>
+          <w:cantSplit/>
+        </w:trPr>
+        <w:tc>
+          <w:tcPr>
+            <w:tcW w:type="dxa" w:w="1454"/>
+            <w:vAlign w:val="center"/>
+          </w:tcPr>
+          <w:p>
+            <w:pPr>
+              <w:spacing w:after="0"/>
+            </w:pPr>
+            <w:r>
+              <w:rPr>
+                <w:sz w:val="14"/>
+              </w:rPr>
+              <w:t>AB-12</w:t>
+            </w:r>
+          </w:p>
+        </w:tc>
+        <w:tc>
+          <w:tcPr>
+            <w:tcW w:type="dxa" w:w="1454"/>
+            <w:vAlign w:val="center"/>
+          </w:tcPr>
+          <w:p>
+            <w:pPr>
+              <w:spacing w:after="0"/>
+            </w:pPr>
+            <w:r>
+              <w:rPr>
+                <w:sz w:val="14"/>
+              </w:rPr>
+              <w:t>Vulkan partial</w:t>
+            </w:r>
+          </w:p>
+        </w:tc>
+        <w:tc>
+          <w:tcPr>
+            <w:tcW w:type="dxa" w:w="1454"/>
+            <w:vAlign w:val="center"/>
+          </w:tcPr>
+          <w:p>
+            <w:pPr>
+              <w:spacing w:after="0"/>
+            </w:pPr>
+            <w:r>
+              <w:rPr>
+                <w:sz w:val="14"/>
+              </w:rPr>
+              <w:t>Intel UHD Vulkan0 + CPU</w:t>
+            </w:r>
+          </w:p>
+        </w:tc>
+        <w:tc>
+          <w:tcPr>
+            <w:tcW w:type="dxa" w:w="1454"/>
+            <w:vAlign w:val="center"/>
+          </w:tcPr>
+          <w:p>
+            <w:pPr>
+              <w:spacing w:after="0"/>
+            </w:pPr>
+            <w:r>
+              <w:rPr>
+                <w:sz w:val="14"/>
+              </w:rPr>
+              <w:t>Vulkan hybrid</w:t>
+            </w:r>
+          </w:p>
+        </w:tc>
+        <w:tc>
+          <w:tcPr>
+            <w:tcW w:type="dxa" w:w="1454"/>
+            <w:vAlign w:val="center"/>
+          </w:tcPr>
+          <w:p>
+            <w:pPr>
+              <w:spacing w:after="0"/>
+            </w:pPr>
+            <w:r>
+              <w:rPr>
+                <w:sz w:val="14"/>
+              </w:rPr>
+              <w:t>1/41 layers; 200.99 MiB model and 82.77 MiB compute buffers on Vulkan0</w:t>
+            </w:r>
+          </w:p>
+        </w:tc>
+        <w:tc>
+          <w:tcPr>
+            <w:tcW w:type="dxa" w:w="1454"/>
+            <w:vAlign w:val="center"/>
+          </w:tcPr>
+          <w:p>
+            <w:pPr>
+              <w:spacing w:after="0"/>
+            </w:pPr>
+            <w:r>
+              <w:rPr>
+                <w:sz w:val="14"/>
+              </w:rPr>
+              <w:t>CPU, 125.13 MiB</w:t>
+            </w:r>
+          </w:p>
+        </w:tc>
+        <w:tc>
+          <w:tcPr>
+            <w:tcW w:type="dxa" w:w="1454"/>
+            <w:vAlign w:val="center"/>
+          </w:tcPr>
+          <w:p>
+            <w:pPr>
+              <w:spacing w:after="0"/>
+            </w:pPr>
+            <w:r>
+              <w:rPr>
+                <w:sz w:val="14"/>
+              </w:rPr>
+              <w:t>Yes, intended hybrid</w:t>
+            </w:r>
+          </w:p>
+        </w:tc>
+        <w:tc>
+          <w:tcPr>
+            <w:tcW w:type="dxa" w:w="1454"/>
+            <w:vAlign w:val="center"/>
+          </w:tcPr>
+          <w:p>
+            <w:pPr>
+              <w:spacing w:after="0"/>
+            </w:pPr>
+            <w:r>
+              <w:rPr>
+                <w:sz w:val="14"/>
+              </w:rPr>
+              <w:t>mean 65.30%; median 65.80%; peak 67.28%</w:t>
+            </w:r>
+          </w:p>
+        </w:tc>
+        <w:tc>
+          <w:tcPr>
+            <w:tcW w:type="dxa" w:w="1454"/>
+            <w:vAlign w:val="center"/>
+          </w:tcPr>
+          <w:p>
+            <w:pPr>
+              <w:spacing w:after="0"/>
+            </w:pPr>
+            <w:r>
+              <w:rPr>
+                <w:sz w:val="14"/>
+              </w:rPr>
+              <w:t>mean 25.71%; median 23.00%; peak 41.00%</w:t>
+            </w:r>
+          </w:p>
+        </w:tc>
+        <w:tc>
+          <w:tcPr>
+            <w:tcW w:type="dxa" w:w="1454"/>
+            <w:vAlign w:val="center"/>
+          </w:tcPr>
+          <w:p>
+            <w:pPr>
+              <w:spacing w:after="0"/>
+            </w:pPr>
+            <w:r>
+              <w:rPr>
+                <w:sz w:val="14"/>
+              </w:rPr>
+              <w:t>`2026-07-17/all-row-utilization-v1/AB-12/`</w:t>
+            </w:r>
+          </w:p>
+        </w:tc>
+      </w:tr>
+      <w:tr>
+        <w:trPr>
+          <w:cantSplit/>
+        </w:trPr>
+        <w:tc>
+          <w:tcPr>
+            <w:tcW w:type="dxa" w:w="1454"/>
+            <w:vAlign w:val="center"/>
+            <w:shd w:fill="EAF2F8"/>
+          </w:tcPr>
+          <w:p>
+            <w:pPr>
+              <w:spacing w:after="0"/>
+            </w:pPr>
+            <w:r>
+              <w:rPr>
+                <w:sz w:val="14"/>
+              </w:rPr>
+              <w:t>AB-13</w:t>
+            </w:r>
+          </w:p>
+        </w:tc>
+        <w:tc>
+          <w:tcPr>
+            <w:tcW w:type="dxa" w:w="1454"/>
+            <w:vAlign w:val="center"/>
+            <w:shd w:fill="EAF2F8"/>
+          </w:tcPr>
+          <w:p>
+            <w:pPr>
+              <w:spacing w:after="0"/>
+            </w:pPr>
+            <w:r>
+              <w:rPr>
+                <w:sz w:val="14"/>
+              </w:rPr>
+              <w:t>Vulkan maximum</w:t>
+            </w:r>
+          </w:p>
+        </w:tc>
+        <w:tc>
+          <w:tcPr>
+            <w:tcW w:type="dxa" w:w="1454"/>
+            <w:vAlign w:val="center"/>
+            <w:shd w:fill="EAF2F8"/>
+          </w:tcPr>
+          <w:p>
+            <w:pPr>
+              <w:spacing w:after="0"/>
+            </w:pPr>
+            <w:r>
+              <w:rPr>
+                <w:sz w:val="14"/>
+              </w:rPr>
+              <w:t>Intel UHD Vulkan0</w:t>
+            </w:r>
+          </w:p>
+        </w:tc>
+        <w:tc>
+          <w:tcPr>
+            <w:tcW w:type="dxa" w:w="1454"/>
+            <w:vAlign w:val="center"/>
+            <w:shd w:fill="EAF2F8"/>
+          </w:tcPr>
+          <w:p>
+            <w:pPr>
+              <w:spacing w:after="0"/>
+            </w:pPr>
+            <w:r>
+              <w:rPr>
+                <w:sz w:val="14"/>
+              </w:rPr>
+              <w:t>Vulkan native placement</w:t>
+            </w:r>
+          </w:p>
+        </w:tc>
+        <w:tc>
+          <w:tcPr>
+            <w:tcW w:type="dxa" w:w="1454"/>
+            <w:vAlign w:val="center"/>
+            <w:shd w:fill="EAF2F8"/>
+          </w:tcPr>
+          <w:p>
+            <w:pPr>
+              <w:spacing w:after="0"/>
+            </w:pPr>
+            <w:r>
+              <w:rPr>
+                <w:sz w:val="14"/>
+              </w:rPr>
+              <w:t>41/41 layers; 1998.84 MiB model and 62.01 MiB compute buffers on Vulkan0</w:t>
+            </w:r>
+          </w:p>
+        </w:tc>
+        <w:tc>
+          <w:tcPr>
+            <w:tcW w:type="dxa" w:w="1454"/>
+            <w:vAlign w:val="center"/>
+            <w:shd w:fill="EAF2F8"/>
+          </w:tcPr>
+          <w:p>
+            <w:pPr>
+              <w:spacing w:after="0"/>
+            </w:pPr>
+            <w:r>
+              <w:rPr>
+                <w:sz w:val="14"/>
+              </w:rPr>
+              <w:t>Vulkan0, 125.13 MiB</w:t>
+            </w:r>
+          </w:p>
+        </w:tc>
+        <w:tc>
+          <w:tcPr>
+            <w:tcW w:type="dxa" w:w="1454"/>
+            <w:vAlign w:val="center"/>
+            <w:shd w:fill="EAF2F8"/>
+          </w:tcPr>
+          <w:p>
+            <w:pPr>
+              <w:spacing w:after="0"/>
+            </w:pPr>
+            <w:r>
+              <w:rPr>
+                <w:sz w:val="14"/>
+              </w:rPr>
+              <w:t>No unexplained fallback</w:t>
+            </w:r>
+          </w:p>
+        </w:tc>
+        <w:tc>
+          <w:tcPr>
+            <w:tcW w:type="dxa" w:w="1454"/>
+            <w:vAlign w:val="center"/>
+            <w:shd w:fill="EAF2F8"/>
+          </w:tcPr>
+          <w:p>
+            <w:pPr>
+              <w:spacing w:after="0"/>
+            </w:pPr>
+            <w:r>
+              <w:rPr>
+                <w:sz w:val="14"/>
+              </w:rPr>
+              <w:t>mean 2.17%; median 2.21%; peak 2.96%</w:t>
+            </w:r>
+          </w:p>
+        </w:tc>
+        <w:tc>
+          <w:tcPr>
+            <w:tcW w:type="dxa" w:w="1454"/>
+            <w:vAlign w:val="center"/>
+            <w:shd w:fill="EAF2F8"/>
+          </w:tcPr>
+          <w:p>
+            <w:pPr>
+              <w:spacing w:after="0"/>
+            </w:pPr>
+            <w:r>
+              <w:rPr>
+                <w:sz w:val="14"/>
+              </w:rPr>
+              <w:t>mean 92.44%; median 96.00%; peak 100.00%</w:t>
+            </w:r>
+          </w:p>
+        </w:tc>
+        <w:tc>
+          <w:tcPr>
+            <w:tcW w:type="dxa" w:w="1454"/>
+            <w:vAlign w:val="center"/>
+            <w:shd w:fill="EAF2F8"/>
+          </w:tcPr>
+          <w:p>
+            <w:pPr>
+              <w:spacing w:after="0"/>
+            </w:pPr>
+            <w:r>
+              <w:rPr>
+                <w:sz w:val="14"/>
+              </w:rPr>
+              <w:t>`2026-07-17/all-row-utilization-v1/AB-13/`</w:t>
+            </w:r>
+          </w:p>
+        </w:tc>
+      </w:tr>
+      <w:tr>
+        <w:trPr>
+          <w:cantSplit/>
+        </w:trPr>
+        <w:tc>
+          <w:tcPr>
+            <w:tcW w:type="dxa" w:w="1454"/>
+            <w:vAlign w:val="center"/>
+          </w:tcPr>
+          <w:p>
+            <w:pPr>
+              <w:spacing w:after="0"/>
+            </w:pPr>
+            <w:r>
+              <w:rPr>
+                <w:sz w:val="14"/>
+              </w:rPr>
+              <w:t>AB-14</w:t>
+            </w:r>
+          </w:p>
+        </w:tc>
+        <w:tc>
+          <w:tcPr>
+            <w:tcW w:type="dxa" w:w="1454"/>
+            <w:vAlign w:val="center"/>
+          </w:tcPr>
+          <w:p>
+            <w:pPr>
+              <w:spacing w:after="0"/>
+            </w:pPr>
+            <w:r>
+              <w:rPr>
+                <w:sz w:val="14"/>
+              </w:rPr>
+              <w:t>Vulkan partial 8B</w:t>
+            </w:r>
+          </w:p>
+        </w:tc>
+        <w:tc>
+          <w:tcPr>
+            <w:tcW w:type="dxa" w:w="1454"/>
+            <w:vAlign w:val="center"/>
+          </w:tcPr>
+          <w:p>
+            <w:pPr>
+              <w:spacing w:after="0"/>
+            </w:pPr>
+            <w:r>
+              <w:rPr>
+                <w:sz w:val="14"/>
+              </w:rPr>
+              <w:t>Intel UHD Vulkan0 + CPU</w:t>
+            </w:r>
+          </w:p>
+        </w:tc>
+        <w:tc>
+          <w:tcPr>
+            <w:tcW w:type="dxa" w:w="1454"/>
+            <w:vAlign w:val="center"/>
+          </w:tcPr>
+          <w:p>
+            <w:pPr>
+              <w:spacing w:after="0"/>
+            </w:pPr>
+            <w:r>
+              <w:rPr>
+                <w:sz w:val="14"/>
+              </w:rPr>
+              <w:t>Vulkan hybrid</w:t>
+            </w:r>
+          </w:p>
+        </w:tc>
+        <w:tc>
+          <w:tcPr>
+            <w:tcW w:type="dxa" w:w="1454"/>
+            <w:vAlign w:val="center"/>
+          </w:tcPr>
+          <w:p>
+            <w:pPr>
+              <w:spacing w:after="0"/>
+            </w:pPr>
+            <w:r>
+              <w:rPr>
+                <w:sz w:val="14"/>
+              </w:rPr>
+              <w:t>1/41 layers; 321.58 MiB model and 111.38 MiB compute buffers on Vulkan0</w:t>
+            </w:r>
+          </w:p>
+        </w:tc>
+        <w:tc>
+          <w:tcPr>
+            <w:tcW w:type="dxa" w:w="1454"/>
+            <w:vAlign w:val="center"/>
+          </w:tcPr>
+          <w:p>
+            <w:pPr>
+              <w:spacing w:after="0"/>
+            </w:pPr>
+            <w:r>
+              <w:rPr>
+                <w:sz w:val="14"/>
+              </w:rPr>
+              <w:t>CPU, 340.00 MiB</w:t>
+            </w:r>
+          </w:p>
+        </w:tc>
+        <w:tc>
+          <w:tcPr>
+            <w:tcW w:type="dxa" w:w="1454"/>
+            <w:vAlign w:val="center"/>
+          </w:tcPr>
+          <w:p>
+            <w:pPr>
+              <w:spacing w:after="0"/>
+            </w:pPr>
+            <w:r>
+              <w:rPr>
+                <w:sz w:val="14"/>
+              </w:rPr>
+              <w:t>Yes, intended hybrid</w:t>
+            </w:r>
+          </w:p>
+        </w:tc>
+        <w:tc>
+          <w:tcPr>
+            <w:tcW w:type="dxa" w:w="1454"/>
+            <w:vAlign w:val="center"/>
+          </w:tcPr>
+          <w:p>
+            <w:pPr>
+              <w:spacing w:after="0"/>
+            </w:pPr>
+            <w:r>
+              <w:rPr>
+                <w:sz w:val="14"/>
+              </w:rPr>
+              <w:t>mean 65.41%; median 65.41%; peak 67.44%</w:t>
+            </w:r>
+          </w:p>
+        </w:tc>
+        <w:tc>
+          <w:tcPr>
+            <w:tcW w:type="dxa" w:w="1454"/>
+            <w:vAlign w:val="center"/>
+          </w:tcPr>
+          <w:p>
+            <w:pPr>
+              <w:spacing w:after="0"/>
+            </w:pPr>
+            <w:r>
+              <w:rPr>
+                <w:sz w:val="14"/>
+              </w:rPr>
+              <w:t>mean 26.00%; median 26.00%; peak 44.00%</w:t>
+            </w:r>
+          </w:p>
+        </w:tc>
+        <w:tc>
+          <w:tcPr>
+            <w:tcW w:type="dxa" w:w="1454"/>
+            <w:vAlign w:val="center"/>
+          </w:tcPr>
+          <w:p>
+            <w:pPr>
+              <w:spacing w:after="0"/>
+            </w:pPr>
+            <w:r>
+              <w:rPr>
+                <w:sz w:val="14"/>
+              </w:rPr>
+              <w:t>`2026-07-17/all-row-utilization-v1/AB-14/`</w:t>
+            </w:r>
+          </w:p>
+        </w:tc>
+      </w:tr>
+      <w:tr>
+        <w:trPr>
+          <w:cantSplit/>
+        </w:trPr>
+        <w:tc>
+          <w:tcPr>
+            <w:tcW w:type="dxa" w:w="1454"/>
+            <w:vAlign w:val="center"/>
+            <w:shd w:fill="EAF2F8"/>
+          </w:tcPr>
+          <w:p>
+            <w:pPr>
+              <w:spacing w:after="0"/>
+            </w:pPr>
+            <w:r>
+              <w:rPr>
+                <w:sz w:val="14"/>
+              </w:rPr>
+              <w:t>AB-15</w:t>
+            </w:r>
+          </w:p>
+        </w:tc>
+        <w:tc>
+          <w:tcPr>
+            <w:tcW w:type="dxa" w:w="1454"/>
+            <w:vAlign w:val="center"/>
+            <w:shd w:fill="EAF2F8"/>
+          </w:tcPr>
+          <w:p>
+            <w:pPr>
+              <w:spacing w:after="0"/>
+            </w:pPr>
+            <w:r>
+              <w:rPr>
+                <w:sz w:val="14"/>
+              </w:rPr>
+              <w:t>Vulkan partial 8B</w:t>
+            </w:r>
+          </w:p>
+        </w:tc>
+        <w:tc>
+          <w:tcPr>
+            <w:tcW w:type="dxa" w:w="1454"/>
+            <w:vAlign w:val="center"/>
+            <w:shd w:fill="EAF2F8"/>
+          </w:tcPr>
+          <w:p>
+            <w:pPr>
+              <w:spacing w:after="0"/>
+            </w:pPr>
+            <w:r>
+              <w:rPr>
+                <w:sz w:val="14"/>
+              </w:rPr>
+              <w:t>Intel UHD Vulkan0 + CPU</w:t>
+            </w:r>
+          </w:p>
+        </w:tc>
+        <w:tc>
+          <w:tcPr>
+            <w:tcW w:type="dxa" w:w="1454"/>
+            <w:vAlign w:val="center"/>
+            <w:shd w:fill="EAF2F8"/>
+          </w:tcPr>
+          <w:p>
+            <w:pPr>
+              <w:spacing w:after="0"/>
+            </w:pPr>
+            <w:r>
+              <w:rPr>
+                <w:sz w:val="14"/>
+              </w:rPr>
+              <w:t>Vulkan hybrid</w:t>
+            </w:r>
+          </w:p>
+        </w:tc>
+        <w:tc>
+          <w:tcPr>
+            <w:tcW w:type="dxa" w:w="1454"/>
+            <w:vAlign w:val="center"/>
+            <w:shd w:fill="EAF2F8"/>
+          </w:tcPr>
+          <w:p>
+            <w:pPr>
+              <w:spacing w:after="0"/>
+            </w:pPr>
+            <w:r>
+              <w:rPr>
+                <w:sz w:val="14"/>
+              </w:rPr>
+              <w:t>1/41 layers; 321.58 MiB model and 120.13 MiB compute buffers on Vulkan0</w:t>
+            </w:r>
+          </w:p>
+        </w:tc>
+        <w:tc>
+          <w:tcPr>
+            <w:tcW w:type="dxa" w:w="1454"/>
+            <w:vAlign w:val="center"/>
+            <w:shd w:fill="EAF2F8"/>
+          </w:tcPr>
+          <w:p>
+            <w:pPr>
+              <w:spacing w:after="0"/>
+            </w:pPr>
+            <w:r>
+              <w:rPr>
+                <w:sz w:val="14"/>
+              </w:rPr>
+              <w:t>CPU, 125.13 MiB</w:t>
+            </w:r>
+          </w:p>
+        </w:tc>
+        <w:tc>
+          <w:tcPr>
+            <w:tcW w:type="dxa" w:w="1454"/>
+            <w:vAlign w:val="center"/>
+            <w:shd w:fill="EAF2F8"/>
+          </w:tcPr>
+          <w:p>
+            <w:pPr>
+              <w:spacing w:after="0"/>
+            </w:pPr>
+            <w:r>
+              <w:rPr>
+                <w:sz w:val="14"/>
+              </w:rPr>
+              <w:t>Yes, intended hybrid</w:t>
+            </w:r>
+          </w:p>
+        </w:tc>
+        <w:tc>
+          <w:tcPr>
+            <w:tcW w:type="dxa" w:w="1454"/>
+            <w:vAlign w:val="center"/>
+            <w:shd w:fill="EAF2F8"/>
+          </w:tcPr>
+          <w:p>
+            <w:pPr>
+              <w:spacing w:after="0"/>
+            </w:pPr>
+            <w:r>
+              <w:rPr>
+                <w:sz w:val="14"/>
+              </w:rPr>
+              <w:t>mean 65.14%; median 65.51%; peak 67.63%</w:t>
+            </w:r>
+          </w:p>
+        </w:tc>
+        <w:tc>
+          <w:tcPr>
+            <w:tcW w:type="dxa" w:w="1454"/>
+            <w:vAlign w:val="center"/>
+            <w:shd w:fill="EAF2F8"/>
+          </w:tcPr>
+          <w:p>
+            <w:pPr>
+              <w:spacing w:after="0"/>
+            </w:pPr>
+            <w:r>
+              <w:rPr>
+                <w:sz w:val="14"/>
+              </w:rPr>
+              <w:t>mean 24.94%; median 23.00%; peak 45.00%</w:t>
+            </w:r>
+          </w:p>
+        </w:tc>
+        <w:tc>
+          <w:tcPr>
+            <w:tcW w:type="dxa" w:w="1454"/>
+            <w:vAlign w:val="center"/>
+            <w:shd w:fill="EAF2F8"/>
+          </w:tcPr>
+          <w:p>
+            <w:pPr>
+              <w:spacing w:after="0"/>
+            </w:pPr>
+            <w:r>
+              <w:rPr>
+                <w:sz w:val="14"/>
+              </w:rPr>
+              <w:t>`2026-07-17/all-row-utilization-v1/AB-15/`</w:t>
+            </w:r>
+          </w:p>
+        </w:tc>
+      </w:tr>
+      <w:tr>
+        <w:trPr>
+          <w:cantSplit/>
+        </w:trPr>
+        <w:tc>
+          <w:tcPr>
+            <w:tcW w:type="dxa" w:w="1454"/>
+            <w:vAlign w:val="center"/>
+          </w:tcPr>
+          <w:p>
+            <w:pPr>
+              <w:spacing w:after="0"/>
+            </w:pPr>
+            <w:r>
+              <w:rPr>
+                <w:sz w:val="14"/>
+              </w:rPr>
               <w:t>AB-15M</w:t>
             </w:r>
           </w:p>
@@ -7980,7 +10579,6 @@
           <w:tcPr>
             <w:tcW w:type="dxa" w:w="1454"/>
             <w:vAlign w:val="center"/>
-            <w:shd w:fill="EAF2F8"/>
           </w:tcPr>
           <w:p>
             <w:pPr>
@@ -7998,7 +10596,6 @@
           <w:tcPr>
             <w:tcW w:type="dxa" w:w="1454"/>
             <w:vAlign w:val="center"/>
-            <w:shd w:fill="EAF2F8"/>
           </w:tcPr>
           <w:p>
             <w:pPr>
@@ -8016,7 +10613,6 @@
           <w:tcPr>
             <w:tcW w:type="dxa" w:w="1454"/>
             <w:vAlign w:val="center"/>
-            <w:shd w:fill="EAF2F8"/>
           </w:tcPr>
           <w:p>
             <w:pPr>
@@ -8034,7 +10630,6 @@
           <w:tcPr>
             <w:tcW w:type="dxa" w:w="1454"/>
             <w:vAlign w:val="center"/>
-            <w:shd w:fill="EAF2F8"/>
           </w:tcPr>
           <w:p>
             <w:pPr>
@@ -8052,7 +10647,6 @@
           <w:tcPr>
             <w:tcW w:type="dxa" w:w="1454"/>
             <w:vAlign w:val="center"/>
-            <w:shd w:fill="EAF2F8"/>
           </w:tcPr>
           <w:p>
             <w:pPr>
@@ -8070,7 +10664,6 @@
           <w:tcPr>
             <w:tcW w:type="dxa" w:w="1454"/>
             <w:vAlign w:val="center"/>
-            <w:shd w:fill="EAF2F8"/>
           </w:tcPr>
           <w:p>
             <w:pPr>
@@ -8088,17 +10681,16 @@
           <w:tcPr>
             <w:tcW w:type="dxa" w:w="1454"/>
             <w:vAlign w:val="center"/>
-            <w:shd w:fill="EAF2F8"/>
-          </w:tcPr>
-          <w:p>
-            <w:pPr>
-              <w:spacing w:after="0"/>
-            </w:pPr>
-            <w:r>
-              <w:rPr>
-                <w:sz w:val="14"/>
-              </w:rPr>
-              <w:t>N/A - not sampled in bypass collector</w:t>
+          </w:tcPr>
+          <w:p>
+            <w:pPr>
+              <w:spacing w:after="0"/>
+            </w:pPr>
+            <w:r>
+              <w:rPr>
+                <w:sz w:val="14"/>
+              </w:rPr>
+              <w:t>mean 2.08%; median 2.10%; peak 2.88%</w:t>
             </w:r>
           </w:p>
         </w:tc>
@@ -8106,17 +10698,16 @@
           <w:tcPr>
             <w:tcW w:type="dxa" w:w="1454"/>
             <w:vAlign w:val="center"/>
-            <w:shd w:fill="EAF2F8"/>
-          </w:tcPr>
-          <w:p>
-            <w:pPr>
-              <w:spacing w:after="0"/>
-            </w:pPr>
-            <w:r>
-              <w:rPr>
-                <w:sz w:val="14"/>
-              </w:rPr>
-              <w:t>N/A - counter unavailable</w:t>
+          </w:tcPr>
+          <w:p>
+            <w:pPr>
+              <w:spacing w:after="0"/>
+            </w:pPr>
+            <w:r>
+              <w:rPr>
+                <w:sz w:val="14"/>
+              </w:rPr>
+              <w:t>mean 95.72%; median 97.50%; peak 100.00%</w:t>
             </w:r>
           </w:p>
         </w:tc>
@@ -8124,17 +10715,16 @@
           <w:tcPr>
             <w:tcW w:type="dxa" w:w="1454"/>
             <w:vAlign w:val="center"/>
-            <w:shd w:fill="EAF2F8"/>
-          </w:tcPr>
-          <w:p>
-            <w:pPr>
-              <w:spacing w:after="0"/>
-            </w:pPr>
-            <w:r>
-              <w:rPr>
-                <w:sz w:val="14"/>
-              </w:rPr>
-              <w:t>`safety-bypass/AB-15M/`</w:t>
+          </w:tcPr>
+          <w:p>
+            <w:pPr>
+              <w:spacing w:after="0"/>
+            </w:pPr>
+            <w:r>
+              <w:rPr>
+                <w:sz w:val="14"/>
+              </w:rPr>
+              <w:t>`2026-07-17/all-row-utilization-v1/AB-15M/`</w:t>
             </w:r>
           </w:p>
         </w:tc>
@@ -8158,6 +10748,14 @@
         <w:spacing w:after="60"/>
       </w:pPr>
       <w:r>
+        <w:t>All 19 runtime rows were repeated under one utilization protocol on 2026-07-17. CPU is normalized across logical processors; GPU is the busiest PID-attributable Windows GPU Engine at each timestamp. CPU-only rows measured 0.00% attributable GPU use; this value was sampled, not inferred.</w:t>
+      </w:r>
+    </w:p>
+    <w:p>
+      <w:pPr>
+        <w:spacing w:after="60"/>
+      </w:pPr>
+      <w:r>
         <w:t>Numeric rows report median TTFT and generation throughput across measured runs, maximum peak working set and observed KV allocation. Quality is scored separately with the controlled 0-10 rubric.</w:t>
       </w:r>
     </w:p>
@@ -8169,19 +10767,21 @@
         <w:tblLook w:firstColumn="1" w:firstRow="1" w:lastColumn="0" w:lastRow="0" w:noHBand="0" w:noVBand="1" w:val="04A0"/>
       </w:tblPr>
       <w:tblGrid>
-        <w:gridCol w:w="1119"/>
-        <w:gridCol w:w="1119"/>
-        <w:gridCol w:w="1119"/>
-        <w:gridCol w:w="1119"/>
-        <w:gridCol w:w="1119"/>
-        <w:gridCol w:w="1119"/>
-        <w:gridCol w:w="1119"/>
-        <w:gridCol w:w="1119"/>
-        <w:gridCol w:w="1119"/>
-        <w:gridCol w:w="1119"/>
-        <w:gridCol w:w="1119"/>
-        <w:gridCol w:w="1119"/>
-        <w:gridCol w:w="1119"/>
+        <w:gridCol w:w="970"/>
+        <w:gridCol w:w="970"/>
+        <w:gridCol w:w="970"/>
+        <w:gridCol w:w="970"/>
+        <w:gridCol w:w="970"/>
+        <w:gridCol w:w="970"/>
+        <w:gridCol w:w="970"/>
+        <w:gridCol w:w="970"/>
+        <w:gridCol w:w="970"/>
+        <w:gridCol w:w="970"/>
+        <w:gridCol w:w="970"/>
+        <w:gridCol w:w="970"/>
+        <w:gridCol w:w="970"/>
+        <w:gridCol w:w="970"/>
+        <w:gridCol w:w="970"/>
       </w:tblGrid>
       <w:tr>
         <w:trPr>
@@ -8190,7 +10790,7 @@
         </w:trPr>
         <w:tc>
           <w:tcPr>
-            <w:tcW w:type="dxa" w:w="1119"/>
+            <w:tcW w:type="dxa" w:w="970"/>
             <w:shd w:fill="1F4E78"/>
             <w:vAlign w:val="center"/>
           </w:tcPr>
@@ -8207,7 +10807,7 @@
         </w:tc>
         <w:tc>
           <w:tcPr>
-            <w:tcW w:type="dxa" w:w="1119"/>
+            <w:tcW w:type="dxa" w:w="970"/>
             <w:shd w:fill="1F4E78"/>
             <w:vAlign w:val="center"/>
           </w:tcPr>
@@ -8224,7 +10824,7 @@
         </w:tc>
         <w:tc>
           <w:tcPr>
-            <w:tcW w:type="dxa" w:w="1119"/>
+            <w:tcW w:type="dxa" w:w="970"/>
             <w:shd w:fill="1F4E78"/>
             <w:vAlign w:val="center"/>
           </w:tcPr>
@@ -8241,7 +10841,7 @@
         </w:tc>
         <w:tc>
           <w:tcPr>
-            <w:tcW w:type="dxa" w:w="1119"/>
+            <w:tcW w:type="dxa" w:w="970"/>
             <w:shd w:fill="1F4E78"/>
             <w:vAlign w:val="center"/>
           </w:tcPr>
@@ -8258,7 +10858,7 @@
         </w:tc>
         <w:tc>
           <w:tcPr>
-            <w:tcW w:type="dxa" w:w="1119"/>
+            <w:tcW w:type="dxa" w:w="970"/>
             <w:shd w:fill="1F4E78"/>
             <w:vAlign w:val="center"/>
           </w:tcPr>
@@ -8275,7 +10875,7 @@
         </w:tc>
         <w:tc>
           <w:tcPr>
-            <w:tcW w:type="dxa" w:w="1119"/>
+            <w:tcW w:type="dxa" w:w="970"/>
             <w:shd w:fill="1F4E78"/>
             <w:vAlign w:val="center"/>
           </w:tcPr>
@@ -8292,7 +10892,7 @@
         </w:tc>
         <w:tc>
           <w:tcPr>
-            <w:tcW w:type="dxa" w:w="1119"/>
+            <w:tcW w:type="dxa" w:w="970"/>
             <w:shd w:fill="1F4E78"/>
             <w:vAlign w:val="center"/>
           </w:tcPr>
@@ -8309,7 +10909,7 @@
         </w:tc>
         <w:tc>
           <w:tcPr>
-            <w:tcW w:type="dxa" w:w="1119"/>
+            <w:tcW w:type="dxa" w:w="970"/>
             <w:shd w:fill="1F4E78"/>
             <w:vAlign w:val="center"/>
           </w:tcPr>
@@ -8326,7 +10926,7 @@
         </w:tc>
         <w:tc>
           <w:tcPr>
-            <w:tcW w:type="dxa" w:w="1119"/>
+            <w:tcW w:type="dxa" w:w="970"/>
             <w:shd w:fill="1F4E78"/>
             <w:vAlign w:val="center"/>
           </w:tcPr>
@@ -8343,7 +10943,7 @@
         </w:tc>
         <w:tc>
           <w:tcPr>
-            <w:tcW w:type="dxa" w:w="1119"/>
+            <w:tcW w:type="dxa" w:w="970"/>
             <w:shd w:fill="1F4E78"/>
             <w:vAlign w:val="center"/>
           </w:tcPr>
@@ -8360,7 +10960,7 @@
         </w:tc>
         <w:tc>
           <w:tcPr>
-            <w:tcW w:type="dxa" w:w="1119"/>
+            <w:tcW w:type="dxa" w:w="970"/>
             <w:shd w:fill="1F4E78"/>
             <w:vAlign w:val="center"/>
           </w:tcPr>
@@ -8377,7 +10977,7 @@
         </w:tc>
         <w:tc>
           <w:tcPr>
-            <w:tcW w:type="dxa" w:w="1119"/>
+            <w:tcW w:type="dxa" w:w="970"/>
             <w:shd w:fill="1F4E78"/>
             <w:vAlign w:val="center"/>
           </w:tcPr>
@@ -8388,13 +10988,47 @@
                 <w:color w:val="FFFFFF"/>
                 <w:sz w:val="14"/>
               </w:rPr>
+              <w:t>CPU mean/median/peak %</w:t>
+            </w:r>
+          </w:p>
+        </w:tc>
+        <w:tc>
+          <w:tcPr>
+            <w:tcW w:type="dxa" w:w="970"/>
+            <w:shd w:fill="1F4E78"/>
+            <w:vAlign w:val="center"/>
+          </w:tcPr>
+          <w:p>
+            <w:r>
+              <w:rPr>
+                <w:b/>
+                <w:color w:val="FFFFFF"/>
+                <w:sz w:val="14"/>
+              </w:rPr>
+              <w:t>GPU mean/median/peak %</w:t>
+            </w:r>
+          </w:p>
+        </w:tc>
+        <w:tc>
+          <w:tcPr>
+            <w:tcW w:type="dxa" w:w="970"/>
+            <w:shd w:fill="1F4E78"/>
+            <w:vAlign w:val="center"/>
+          </w:tcPr>
+          <w:p>
+            <w:r>
+              <w:rPr>
+                <w:b/>
+                <w:color w:val="FFFFFF"/>
+                <w:sz w:val="14"/>
+              </w:rPr>
               <w:t>Quality /10</w:t>
             </w:r>
           </w:p>
         </w:tc>
         <w:tc>
           <w:tcPr>
-            <w:tcW w:type="dxa" w:w="1119"/>
+            <w:tcW w:type="dxa" w:w="970"/>
             <w:shd w:fill="1F4E78"/>
             <w:vAlign w:val="center"/>
           </w:tcPr>
@@ -8416,7 +11050,7 @@
         </w:trPr>
         <w:tc>
           <w:tcPr>
-            <w:tcW w:type="dxa" w:w="1119"/>
+            <w:tcW w:type="dxa" w:w="970"/>
             <w:vAlign w:val="center"/>
           </w:tcPr>
           <w:p>
@@ -8433,7 +11067,7 @@
         </w:tc>
         <w:tc>
           <w:tcPr>
-            <w:tcW w:type="dxa" w:w="1119"/>
+            <w:tcW w:type="dxa" w:w="970"/>
             <w:vAlign w:val="center"/>
           </w:tcPr>
           <w:p>
@@ -8450,7 +11084,7 @@
         </w:tc>
         <w:tc>
           <w:tcPr>
-            <w:tcW w:type="dxa" w:w="1119"/>
+            <w:tcW w:type="dxa" w:w="970"/>
             <w:vAlign w:val="center"/>
           </w:tcPr>
           <w:p>
@@ -8467,7 +11101,7 @@
         </w:tc>
         <w:tc>
           <w:tcPr>
-            <w:tcW w:type="dxa" w:w="1119"/>
+            <w:tcW w:type="dxa" w:w="970"/>
             <w:vAlign w:val="center"/>
           </w:tcPr>
           <w:p>
@@ -8484,7 +11118,7 @@
         </w:tc>
         <w:tc>
           <w:tcPr>
-            <w:tcW w:type="dxa" w:w="1119"/>
+            <w:tcW w:type="dxa" w:w="970"/>
             <w:vAlign w:val="center"/>
           </w:tcPr>
           <w:p>
@@ -8501,7 +11135,7 @@
         </w:tc>
         <w:tc>
           <w:tcPr>
-            <w:tcW w:type="dxa" w:w="1119"/>
+            <w:tcW w:type="dxa" w:w="970"/>
             <w:vAlign w:val="center"/>
           </w:tcPr>
           <w:p>
@@ -8518,7 +11152,7 @@
         </w:tc>
         <w:tc>
           <w:tcPr>
-            <w:tcW w:type="dxa" w:w="1119"/>
+            <w:tcW w:type="dxa" w:w="970"/>
             <w:vAlign w:val="center"/>
           </w:tcPr>
           <w:p>
@@ -8535,24 +11169,24 @@
         </w:tc>
         <w:tc>
           <w:tcPr>
-            <w:tcW w:type="dxa" w:w="1119"/>
-            <w:vAlign w:val="center"/>
-          </w:tcPr>
-          <w:p>
-            <w:pPr>
-              <w:spacing w:after="0"/>
-            </w:pPr>
-            <w:r>
-              <w:rPr>
-                <w:sz w:val="14"/>
-              </w:rPr>
-              <w:t>923.949</w:t>
-            </w:r>
-          </w:p>
-        </w:tc>
-        <w:tc>
-          <w:tcPr>
-            <w:tcW w:type="dxa" w:w="1119"/>
+            <w:tcW w:type="dxa" w:w="970"/>
+            <w:vAlign w:val="center"/>
+          </w:tcPr>
+          <w:p>
+            <w:pPr>
+              <w:spacing w:after="0"/>
+            </w:pPr>
+            <w:r>
+              <w:rPr>
+                <w:sz w:val="14"/>
+              </w:rPr>
+              <w:t>926.988</w:t>
+            </w:r>
+          </w:p>
+        </w:tc>
+        <w:tc>
+          <w:tcPr>
+            <w:tcW w:type="dxa" w:w="970"/>
             <w:vAlign w:val="center"/>
           </w:tcPr>
           <w:p>
@@ -8569,24 +11203,24 @@
         </w:tc>
         <w:tc>
           <w:tcPr>
-            <w:tcW w:type="dxa" w:w="1119"/>
-            <w:vAlign w:val="center"/>
-          </w:tcPr>
-          <w:p>
-            <w:pPr>
-              <w:spacing w:after="0"/>
-            </w:pPr>
-            <w:r>
-              <w:rPr>
-                <w:sz w:val="14"/>
-              </w:rPr>
-              <w:t>110.562</w:t>
-            </w:r>
-          </w:p>
-        </w:tc>
-        <w:tc>
-          <w:tcPr>
-            <w:tcW w:type="dxa" w:w="1119"/>
+            <w:tcW w:type="dxa" w:w="970"/>
+            <w:vAlign w:val="center"/>
+          </w:tcPr>
+          <w:p>
+            <w:pPr>
+              <w:spacing w:after="0"/>
+            </w:pPr>
+            <w:r>
+              <w:rPr>
+                <w:sz w:val="14"/>
+              </w:rPr>
+              <w:t>72.314</w:t>
+            </w:r>
+          </w:p>
+        </w:tc>
+        <w:tc>
+          <w:tcPr>
+            <w:tcW w:type="dxa" w:w="970"/>
             <w:vAlign w:val="center"/>
           </w:tcPr>
           <w:p>
@@ -8603,35 +11237,69 @@
         </w:tc>
         <w:tc>
           <w:tcPr>
-            <w:tcW w:type="dxa" w:w="1119"/>
-            <w:vAlign w:val="center"/>
-          </w:tcPr>
-          <w:p>
-            <w:pPr>
-              <w:spacing w:after="0"/>
-            </w:pPr>
-            <w:r>
-              <w:rPr>
-                <w:sz w:val="14"/>
-              </w:rPr>
-              <w:t>6.22</w:t>
-            </w:r>
-          </w:p>
-        </w:tc>
-        <w:tc>
-          <w:tcPr>
-            <w:tcW w:type="dxa" w:w="1119"/>
-            <w:vAlign w:val="center"/>
-          </w:tcPr>
-          <w:p>
-            <w:pPr>
-              <w:spacing w:after="0"/>
-            </w:pPr>
-            <w:r>
-              <w:rPr>
-                <w:sz w:val="14"/>
-              </w:rPr>
-              <w:t>Pass</w:t>
+            <w:tcW w:type="dxa" w:w="970"/>
+            <w:vAlign w:val="center"/>
+          </w:tcPr>
+          <w:p>
+            <w:pPr>
+              <w:spacing w:after="0"/>
+            </w:pPr>
+            <w:r>
+              <w:rPr>
+                <w:sz w:val="14"/>
+              </w:rPr>
+              <w:t>64.51 / 64.09 / 66.41</w:t>
+            </w:r>
+          </w:p>
+        </w:tc>
+        <w:tc>
+          <w:tcPr>
+            <w:tcW w:type="dxa" w:w="970"/>
+            <w:vAlign w:val="center"/>
+          </w:tcPr>
+          <w:p>
+            <w:pPr>
+              <w:spacing w:after="0"/>
+            </w:pPr>
+            <w:r>
+              <w:rPr>
+                <w:sz w:val="14"/>
+              </w:rPr>
+              <w:t>0.00 / 0.00 / 0.00</w:t>
+            </w:r>
+          </w:p>
+        </w:tc>
+        <w:tc>
+          <w:tcPr>
+            <w:tcW w:type="dxa" w:w="970"/>
+            <w:vAlign w:val="center"/>
+          </w:tcPr>
+          <w:p>
+            <w:pPr>
+              <w:spacing w:after="0"/>
+            </w:pPr>
+            <w:r>
+              <w:rPr>
+                <w:sz w:val="14"/>
+              </w:rPr>
+              <w:t>64.51 / 64.09 / 66.41</w:t>
+            </w:r>
+          </w:p>
+        </w:tc>
+        <w:tc>
+          <w:tcPr>
+            <w:tcW w:type="dxa" w:w="970"/>
+            <w:vAlign w:val="center"/>
+          </w:tcPr>
+          <w:p>
+            <w:pPr>
+              <w:spacing w:after="0"/>
+            </w:pPr>
+            <w:r>
+              <w:rPr>
+                <w:sz w:val="14"/>
+              </w:rPr>
+              <w:t>0.00 / 0.00 / 0.00</w:t>
             </w:r>
           </w:p>
         </w:tc>
@@ -8642,7 +11310,7 @@
         </w:trPr>
         <w:tc>
           <w:tcPr>
-            <w:tcW w:type="dxa" w:w="1119"/>
+            <w:tcW w:type="dxa" w:w="970"/>
             <w:vAlign w:val="center"/>
             <w:shd w:fill="EAF2F8"/>
           </w:tcPr>
@@ -8660,7 +11328,7 @@
         </w:tc>
         <w:tc>
           <w:tcPr>
-            <w:tcW w:type="dxa" w:w="1119"/>
+            <w:tcW w:type="dxa" w:w="970"/>
             <w:vAlign w:val="center"/>
             <w:shd w:fill="EAF2F8"/>
           </w:tcPr>
@@ -8678,7 +11346,7 @@
         </w:tc>
         <w:tc>
           <w:tcPr>
-            <w:tcW w:type="dxa" w:w="1119"/>
+            <w:tcW w:type="dxa" w:w="970"/>
             <w:vAlign w:val="center"/>
             <w:shd w:fill="EAF2F8"/>
           </w:tcPr>
@@ -8696,7 +11364,7 @@
         </w:tc>
         <w:tc>
           <w:tcPr>
-            <w:tcW w:type="dxa" w:w="1119"/>
+            <w:tcW w:type="dxa" w:w="970"/>
             <w:vAlign w:val="center"/>
             <w:shd w:fill="EAF2F8"/>
           </w:tcPr>
@@ -8714,7 +11382,7 @@
         </w:tc>
         <w:tc>
           <w:tcPr>
-            <w:tcW w:type="dxa" w:w="1119"/>
+            <w:tcW w:type="dxa" w:w="970"/>
             <w:vAlign w:val="center"/>
             <w:shd w:fill="EAF2F8"/>
           </w:tcPr>
@@ -8732,7 +11400,7 @@
         </w:tc>
         <w:tc>
           <w:tcPr>
-            <w:tcW w:type="dxa" w:w="1119"/>
+            <w:tcW w:type="dxa" w:w="970"/>
             <w:vAlign w:val="center"/>
             <w:shd w:fill="EAF2F8"/>
           </w:tcPr>
@@ -8750,7 +11418,7 @@
         </w:tc>
         <w:tc>
           <w:tcPr>
-            <w:tcW w:type="dxa" w:w="1119"/>
+            <w:tcW w:type="dxa" w:w="970"/>
             <w:vAlign w:val="center"/>
             <w:shd w:fill="EAF2F8"/>
           </w:tcPr>
@@ -8768,25 +11436,25 @@
         </w:tc>
         <w:tc>
           <w:tcPr>
-            <w:tcW w:type="dxa" w:w="1119"/>
-            <w:vAlign w:val="center"/>
-            <w:shd w:fill="EAF2F8"/>
-          </w:tcPr>
-          <w:p>
-            <w:pPr>
-              <w:spacing w:after="0"/>
-            </w:pPr>
-            <w:r>
-              <w:rPr>
-                <w:sz w:val="14"/>
-              </w:rPr>
-              <w:t>903.688</w:t>
-            </w:r>
-          </w:p>
-        </w:tc>
-        <w:tc>
-          <w:tcPr>
-            <w:tcW w:type="dxa" w:w="1119"/>
+            <w:tcW w:type="dxa" w:w="970"/>
+            <w:vAlign w:val="center"/>
+            <w:shd w:fill="EAF2F8"/>
+          </w:tcPr>
+          <w:p>
+            <w:pPr>
+              <w:spacing w:after="0"/>
+            </w:pPr>
+            <w:r>
+              <w:rPr>
+                <w:sz w:val="14"/>
+              </w:rPr>
+              <w:t>906.898</w:t>
+            </w:r>
+          </w:p>
+        </w:tc>
+        <w:tc>
+          <w:tcPr>
+            <w:tcW w:type="dxa" w:w="970"/>
             <w:vAlign w:val="center"/>
             <w:shd w:fill="EAF2F8"/>
           </w:tcPr>
@@ -8804,25 +11472,25 @@
         </w:tc>
         <w:tc>
           <w:tcPr>
-            <w:tcW w:type="dxa" w:w="1119"/>
-            <w:vAlign w:val="center"/>
-            <w:shd w:fill="EAF2F8"/>
-          </w:tcPr>
-          <w:p>
-            <w:pPr>
-              <w:spacing w:after="0"/>
-            </w:pPr>
-            <w:r>
-              <w:rPr>
-                <w:sz w:val="14"/>
-              </w:rPr>
-              <w:t>81.053</w:t>
-            </w:r>
-          </w:p>
-        </w:tc>
-        <w:tc>
-          <w:tcPr>
-            <w:tcW w:type="dxa" w:w="1119"/>
+            <w:tcW w:type="dxa" w:w="970"/>
+            <w:vAlign w:val="center"/>
+            <w:shd w:fill="EAF2F8"/>
+          </w:tcPr>
+          <w:p>
+            <w:pPr>
+              <w:spacing w:after="0"/>
+            </w:pPr>
+            <w:r>
+              <w:rPr>
+                <w:sz w:val="14"/>
+              </w:rPr>
+              <w:t>77.017</w:t>
+            </w:r>
+          </w:p>
+        </w:tc>
+        <w:tc>
+          <w:tcPr>
+            <w:tcW w:type="dxa" w:w="970"/>
             <w:vAlign w:val="center"/>
             <w:shd w:fill="EAF2F8"/>
           </w:tcPr>
@@ -8840,37 +11508,73 @@
         </w:tc>
         <w:tc>
           <w:tcPr>
-            <w:tcW w:type="dxa" w:w="1119"/>
-            <w:vAlign w:val="center"/>
-            <w:shd w:fill="EAF2F8"/>
-          </w:tcPr>
-          <w:p>
-            <w:pPr>
-              <w:spacing w:after="0"/>
-            </w:pPr>
-            <w:r>
-              <w:rPr>
-                <w:sz w:val="14"/>
-              </w:rPr>
-              <w:t>5.39</w:t>
-            </w:r>
-          </w:p>
-        </w:tc>
-        <w:tc>
-          <w:tcPr>
-            <w:tcW w:type="dxa" w:w="1119"/>
-            <w:vAlign w:val="center"/>
-            <w:shd w:fill="EAF2F8"/>
-          </w:tcPr>
-          <w:p>
-            <w:pPr>
-              <w:spacing w:after="0"/>
-            </w:pPr>
-            <w:r>
-              <w:rPr>
-                <w:sz w:val="14"/>
-              </w:rPr>
-              <w:t>Pass</w:t>
+            <w:tcW w:type="dxa" w:w="970"/>
+            <w:vAlign w:val="center"/>
+            <w:shd w:fill="EAF2F8"/>
+          </w:tcPr>
+          <w:p>
+            <w:pPr>
+              <w:spacing w:after="0"/>
+            </w:pPr>
+            <w:r>
+              <w:rPr>
+                <w:sz w:val="14"/>
+              </w:rPr>
+              <w:t>63.66 / 63.41 / 65.85</w:t>
+            </w:r>
+          </w:p>
+        </w:tc>
+        <w:tc>
+          <w:tcPr>
+            <w:tcW w:type="dxa" w:w="970"/>
+            <w:vAlign w:val="center"/>
+            <w:shd w:fill="EAF2F8"/>
+          </w:tcPr>
+          <w:p>
+            <w:pPr>
+              <w:spacing w:after="0"/>
+            </w:pPr>
+            <w:r>
+              <w:rPr>
+                <w:sz w:val="14"/>
+              </w:rPr>
+              <w:t>0.00 / 0.00 / 0.00</w:t>
+            </w:r>
+          </w:p>
+        </w:tc>
+        <w:tc>
+          <w:tcPr>
+            <w:tcW w:type="dxa" w:w="970"/>
+            <w:vAlign w:val="center"/>
+            <w:shd w:fill="EAF2F8"/>
+          </w:tcPr>
+          <w:p>
+            <w:pPr>
+              <w:spacing w:after="0"/>
+            </w:pPr>
+            <w:r>
+              <w:rPr>
+                <w:sz w:val="14"/>
+              </w:rPr>
+              <w:t>63.66 / 63.41 / 65.85</w:t>
+            </w:r>
+          </w:p>
+        </w:tc>
+        <w:tc>
+          <w:tcPr>
+            <w:tcW w:type="dxa" w:w="970"/>
+            <w:vAlign w:val="center"/>
+            <w:shd w:fill="EAF2F8"/>
+          </w:tcPr>
+          <w:p>
+            <w:pPr>
+              <w:spacing w:after="0"/>
+            </w:pPr>
+            <w:r>
+              <w:rPr>
+                <w:sz w:val="14"/>
+              </w:rPr>
+              <w:t>0.00 / 0.00 / 0.00</w:t>
             </w:r>
           </w:p>
         </w:tc>
@@ -8881,7 +11585,7 @@
         </w:trPr>
         <w:tc>
           <w:tcPr>
-            <w:tcW w:type="dxa" w:w="1119"/>
+            <w:tcW w:type="dxa" w:w="970"/>
             <w:vAlign w:val="center"/>
           </w:tcPr>
           <w:p>
@@ -8898,7 +11602,7 @@
         </w:tc>
         <w:tc>
           <w:tcPr>
-            <w:tcW w:type="dxa" w:w="1119"/>
+            <w:tcW w:type="dxa" w:w="970"/>
             <w:vAlign w:val="center"/>
           </w:tcPr>
           <w:p>
@@ -8915,7 +11619,7 @@
         </w:tc>
         <w:tc>
           <w:tcPr>
-            <w:tcW w:type="dxa" w:w="1119"/>
+            <w:tcW w:type="dxa" w:w="970"/>
             <w:vAlign w:val="center"/>
           </w:tcPr>
           <w:p>
@@ -8932,7 +11636,7 @@
         </w:tc>
         <w:tc>
           <w:tcPr>
-            <w:tcW w:type="dxa" w:w="1119"/>
+            <w:tcW w:type="dxa" w:w="970"/>
             <w:vAlign w:val="center"/>
           </w:tcPr>
           <w:p>
@@ -8949,7 +11653,7 @@
         </w:tc>
         <w:tc>
           <w:tcPr>
-            <w:tcW w:type="dxa" w:w="1119"/>
+            <w:tcW w:type="dxa" w:w="970"/>
             <w:vAlign w:val="center"/>
           </w:tcPr>
           <w:p>
@@ -8966,7 +11670,7 @@
         </w:tc>
         <w:tc>
           <w:tcPr>
-            <w:tcW w:type="dxa" w:w="1119"/>
+            <w:tcW w:type="dxa" w:w="970"/>
             <w:vAlign w:val="center"/>
           </w:tcPr>
           <w:p>
@@ -8983,7 +11687,7 @@
         </w:tc>
         <w:tc>
           <w:tcPr>
-            <w:tcW w:type="dxa" w:w="1119"/>
+            <w:tcW w:type="dxa" w:w="970"/>
             <w:vAlign w:val="center"/>
           </w:tcPr>
           <w:p>
@@ -9000,24 +11704,24 @@
         </w:tc>
         <w:tc>
           <w:tcPr>
-            <w:tcW w:type="dxa" w:w="1119"/>
-            <w:vAlign w:val="center"/>
-          </w:tcPr>
-          <w:p>
-            <w:pPr>
-              <w:spacing w:after="0"/>
-            </w:pPr>
-            <w:r>
-              <w:rPr>
-                <w:sz w:val="14"/>
-              </w:rPr>
-              <w:t>3657.688</w:t>
-            </w:r>
-          </w:p>
-        </w:tc>
-        <w:tc>
-          <w:tcPr>
-            <w:tcW w:type="dxa" w:w="1119"/>
+            <w:tcW w:type="dxa" w:w="970"/>
+            <w:vAlign w:val="center"/>
+          </w:tcPr>
+          <w:p>
+            <w:pPr>
+              <w:spacing w:after="0"/>
+            </w:pPr>
+            <w:r>
+              <w:rPr>
+                <w:sz w:val="14"/>
+              </w:rPr>
+              <w:t>3659.074</w:t>
+            </w:r>
+          </w:p>
+        </w:tc>
+        <w:tc>
+          <w:tcPr>
+            <w:tcW w:type="dxa" w:w="970"/>
             <w:vAlign w:val="center"/>
           </w:tcPr>
           <w:p>
@@ -9034,24 +11738,24 @@
         </w:tc>
         <w:tc>
           <w:tcPr>
-            <w:tcW w:type="dxa" w:w="1119"/>
-            <w:vAlign w:val="center"/>
-          </w:tcPr>
-          <w:p>
-            <w:pPr>
-              <w:spacing w:after="0"/>
-            </w:pPr>
-            <w:r>
-              <w:rPr>
-                <w:sz w:val="14"/>
-              </w:rPr>
-              <w:t>118.903</w:t>
-            </w:r>
-          </w:p>
-        </w:tc>
-        <w:tc>
-          <w:tcPr>
-            <w:tcW w:type="dxa" w:w="1119"/>
+            <w:tcW w:type="dxa" w:w="970"/>
+            <w:vAlign w:val="center"/>
+          </w:tcPr>
+          <w:p>
+            <w:pPr>
+              <w:spacing w:after="0"/>
+            </w:pPr>
+            <w:r>
+              <w:rPr>
+                <w:sz w:val="14"/>
+              </w:rPr>
+              <w:t>143.190</w:t>
+            </w:r>
+          </w:p>
+        </w:tc>
+        <w:tc>
+          <w:tcPr>
+            <w:tcW w:type="dxa" w:w="970"/>
             <w:vAlign w:val="center"/>
           </w:tcPr>
           <w:p>
@@ -9068,35 +11772,69 @@
         </w:tc>
         <w:tc>
           <w:tcPr>
-            <w:tcW w:type="dxa" w:w="1119"/>
-            <w:vAlign w:val="center"/>
-          </w:tcPr>
-          <w:p>
-            <w:pPr>
-              <w:spacing w:after="0"/>
-            </w:pPr>
-            <w:r>
-              <w:rPr>
-                <w:sz w:val="14"/>
-              </w:rPr>
-              <w:t>6.39</w:t>
-            </w:r>
-          </w:p>
-        </w:tc>
-        <w:tc>
-          <w:tcPr>
-            <w:tcW w:type="dxa" w:w="1119"/>
-            <w:vAlign w:val="center"/>
-          </w:tcPr>
-          <w:p>
-            <w:pPr>
-              <w:spacing w:after="0"/>
-            </w:pPr>
-            <w:r>
-              <w:rPr>
-                <w:sz w:val="14"/>
-              </w:rPr>
-              <w:t>Pass</w:t>
+            <w:tcW w:type="dxa" w:w="970"/>
+            <w:vAlign w:val="center"/>
+          </w:tcPr>
+          <w:p>
+            <w:pPr>
+              <w:spacing w:after="0"/>
+            </w:pPr>
+            <w:r>
+              <w:rPr>
+                <w:sz w:val="14"/>
+              </w:rPr>
+              <w:t>63.90 / 65.14 / 67.38</w:t>
+            </w:r>
+          </w:p>
+        </w:tc>
+        <w:tc>
+          <w:tcPr>
+            <w:tcW w:type="dxa" w:w="970"/>
+            <w:vAlign w:val="center"/>
+          </w:tcPr>
+          <w:p>
+            <w:pPr>
+              <w:spacing w:after="0"/>
+            </w:pPr>
+            <w:r>
+              <w:rPr>
+                <w:sz w:val="14"/>
+              </w:rPr>
+              <w:t>0.00 / 0.00 / 0.00</w:t>
+            </w:r>
+          </w:p>
+        </w:tc>
+        <w:tc>
+          <w:tcPr>
+            <w:tcW w:type="dxa" w:w="970"/>
+            <w:vAlign w:val="center"/>
+          </w:tcPr>
+          <w:p>
+            <w:pPr>
+              <w:spacing w:after="0"/>
+            </w:pPr>
+            <w:r>
+              <w:rPr>
+                <w:sz w:val="14"/>
+              </w:rPr>
+              <w:t>63.90 / 65.14 / 67.38</w:t>
+            </w:r>
+          </w:p>
+        </w:tc>
+        <w:tc>
+          <w:tcPr>
+            <w:tcW w:type="dxa" w:w="970"/>
+            <w:vAlign w:val="center"/>
+          </w:tcPr>
+          <w:p>
+            <w:pPr>
+              <w:spacing w:after="0"/>
+            </w:pPr>
+            <w:r>
+              <w:rPr>
+                <w:sz w:val="14"/>
+              </w:rPr>
+              <w:t>0.00 / 0.00 / 0.00</w:t>
             </w:r>
           </w:p>
         </w:tc>
@@ -9107,7 +11845,7 @@
         </w:trPr>
         <w:tc>
           <w:tcPr>
-            <w:tcW w:type="dxa" w:w="1119"/>
+            <w:tcW w:type="dxa" w:w="970"/>
             <w:vAlign w:val="center"/>
             <w:shd w:fill="EAF2F8"/>
           </w:tcPr>
@@ -9125,7 +11863,7 @@
         </w:tc>
         <w:tc>
           <w:tcPr>
-            <w:tcW w:type="dxa" w:w="1119"/>
+            <w:tcW w:type="dxa" w:w="970"/>
             <w:vAlign w:val="center"/>
             <w:shd w:fill="EAF2F8"/>
           </w:tcPr>
@@ -9143,7 +11881,7 @@
         </w:tc>
         <w:tc>
           <w:tcPr>
-            <w:tcW w:type="dxa" w:w="1119"/>
+            <w:tcW w:type="dxa" w:w="970"/>
             <w:vAlign w:val="center"/>
             <w:shd w:fill="EAF2F8"/>
           </w:tcPr>
@@ -9161,7 +11899,7 @@
         </w:tc>
         <w:tc>
           <w:tcPr>
-            <w:tcW w:type="dxa" w:w="1119"/>
+            <w:tcW w:type="dxa" w:w="970"/>
             <w:vAlign w:val="center"/>
             <w:shd w:fill="EAF2F8"/>
           </w:tcPr>
@@ -9179,7 +11917,7 @@
         </w:tc>
         <w:tc>
           <w:tcPr>
-            <w:tcW w:type="dxa" w:w="1119"/>
+            <w:tcW w:type="dxa" w:w="970"/>
             <w:vAlign w:val="center"/>
             <w:shd w:fill="EAF2F8"/>
           </w:tcPr>
@@ -9197,7 +11935,7 @@
         </w:tc>
         <w:tc>
           <w:tcPr>
-            <w:tcW w:type="dxa" w:w="1119"/>
+            <w:tcW w:type="dxa" w:w="970"/>
             <w:vAlign w:val="center"/>
             <w:shd w:fill="EAF2F8"/>
           </w:tcPr>
@@ -9215,7 +11953,7 @@
         </w:tc>
         <w:tc>
           <w:tcPr>
-            <w:tcW w:type="dxa" w:w="1119"/>
+            <w:tcW w:type="dxa" w:w="970"/>
             <w:vAlign w:val="center"/>
             <w:shd w:fill="EAF2F8"/>
           </w:tcPr>
@@ -9233,25 +11971,25 @@
         </w:tc>
         <w:tc>
           <w:tcPr>
-            <w:tcW w:type="dxa" w:w="1119"/>
-            <w:vAlign w:val="center"/>
-            <w:shd w:fill="EAF2F8"/>
-          </w:tcPr>
-          <w:p>
-            <w:pPr>
-              <w:spacing w:after="0"/>
-            </w:pPr>
-            <w:r>
-              <w:rPr>
-                <w:sz w:val="14"/>
-              </w:rPr>
-              <w:t>3818.957</w:t>
-            </w:r>
-          </w:p>
-        </w:tc>
-        <w:tc>
-          <w:tcPr>
-            <w:tcW w:type="dxa" w:w="1119"/>
+            <w:tcW w:type="dxa" w:w="970"/>
+            <w:vAlign w:val="center"/>
+            <w:shd w:fill="EAF2F8"/>
+          </w:tcPr>
+          <w:p>
+            <w:pPr>
+              <w:spacing w:after="0"/>
+            </w:pPr>
+            <w:r>
+              <w:rPr>
+                <w:sz w:val="14"/>
+              </w:rPr>
+              <w:t>3819.336</w:t>
+            </w:r>
+          </w:p>
+        </w:tc>
+        <w:tc>
+          <w:tcPr>
+            <w:tcW w:type="dxa" w:w="970"/>
             <w:vAlign w:val="center"/>
             <w:shd w:fill="EAF2F8"/>
           </w:tcPr>
@@ -9269,25 +12007,25 @@
         </w:tc>
         <w:tc>
           <w:tcPr>
-            <w:tcW w:type="dxa" w:w="1119"/>
-            <w:vAlign w:val="center"/>
-            <w:shd w:fill="EAF2F8"/>
-          </w:tcPr>
-          <w:p>
-            <w:pPr>
-              <w:spacing w:after="0"/>
-            </w:pPr>
-            <w:r>
-              <w:rPr>
-                <w:sz w:val="14"/>
-              </w:rPr>
-              <w:t>144.610</w:t>
-            </w:r>
-          </w:p>
-        </w:tc>
-        <w:tc>
-          <w:tcPr>
-            <w:tcW w:type="dxa" w:w="1119"/>
+            <w:tcW w:type="dxa" w:w="970"/>
+            <w:vAlign w:val="center"/>
+            <w:shd w:fill="EAF2F8"/>
+          </w:tcPr>
+          <w:p>
+            <w:pPr>
+              <w:spacing w:after="0"/>
+            </w:pPr>
+            <w:r>
+              <w:rPr>
+                <w:sz w:val="14"/>
+              </w:rPr>
+              <w:t>161.621</w:t>
+            </w:r>
+          </w:p>
+        </w:tc>
+        <w:tc>
+          <w:tcPr>
+            <w:tcW w:type="dxa" w:w="970"/>
             <w:vAlign w:val="center"/>
             <w:shd w:fill="EAF2F8"/>
           </w:tcPr>
@@ -9305,37 +12043,73 @@
         </w:tc>
         <w:tc>
           <w:tcPr>
-            <w:tcW w:type="dxa" w:w="1119"/>
-            <w:vAlign w:val="center"/>
-            <w:shd w:fill="EAF2F8"/>
-          </w:tcPr>
-          <w:p>
-            <w:pPr>
-              <w:spacing w:after="0"/>
-            </w:pPr>
-            <w:r>
-              <w:rPr>
-                <w:sz w:val="14"/>
-              </w:rPr>
-              <w:t>6.39</w:t>
-            </w:r>
-          </w:p>
-        </w:tc>
-        <w:tc>
-          <w:tcPr>
-            <w:tcW w:type="dxa" w:w="1119"/>
-            <w:vAlign w:val="center"/>
-            <w:shd w:fill="EAF2F8"/>
-          </w:tcPr>
-          <w:p>
-            <w:pPr>
-              <w:spacing w:after="0"/>
-            </w:pPr>
-            <w:r>
-              <w:rPr>
-                <w:sz w:val="14"/>
-              </w:rPr>
-              <w:t>Pass</w:t>
+            <w:tcW w:type="dxa" w:w="970"/>
+            <w:vAlign w:val="center"/>
+            <w:shd w:fill="EAF2F8"/>
+          </w:tcPr>
+          <w:p>
+            <w:pPr>
+              <w:spacing w:after="0"/>
+            </w:pPr>
+            <w:r>
+              <w:rPr>
+                <w:sz w:val="14"/>
+              </w:rPr>
+              <w:t>63.40 / 64.42 / 65.92</w:t>
+            </w:r>
+          </w:p>
+        </w:tc>
+        <w:tc>
+          <w:tcPr>
+            <w:tcW w:type="dxa" w:w="970"/>
+            <w:vAlign w:val="center"/>
+            <w:shd w:fill="EAF2F8"/>
+          </w:tcPr>
+          <w:p>
+            <w:pPr>
+              <w:spacing w:after="0"/>
+            </w:pPr>
+            <w:r>
+              <w:rPr>
+                <w:sz w:val="14"/>
+              </w:rPr>
+              <w:t>0.00 / 0.00 / 0.00</w:t>
+            </w:r>
+          </w:p>
+        </w:tc>
+        <w:tc>
+          <w:tcPr>
+            <w:tcW w:type="dxa" w:w="970"/>
+            <w:vAlign w:val="center"/>
+            <w:shd w:fill="EAF2F8"/>
+          </w:tcPr>
+          <w:p>
+            <w:pPr>
+              <w:spacing w:after="0"/>
+            </w:pPr>
+            <w:r>
+              <w:rPr>
+                <w:sz w:val="14"/>
+              </w:rPr>
+              <w:t>63.40 / 64.42 / 65.92</w:t>
+            </w:r>
+          </w:p>
+        </w:tc>
+        <w:tc>
+          <w:tcPr>
+            <w:tcW w:type="dxa" w:w="970"/>
+            <w:vAlign w:val="center"/>
+            <w:shd w:fill="EAF2F8"/>
+          </w:tcPr>
+          <w:p>
+            <w:pPr>
+              <w:spacing w:after="0"/>
+            </w:pPr>
+            <w:r>
+              <w:rPr>
+                <w:sz w:val="14"/>
+              </w:rPr>
+              <w:t>0.00 / 0.00 / 0.00</w:t>
             </w:r>
           </w:p>
         </w:tc>
@@ -9346,7 +12120,7 @@
         </w:trPr>
         <w:tc>
           <w:tcPr>
-            <w:tcW w:type="dxa" w:w="1119"/>
+            <w:tcW w:type="dxa" w:w="970"/>
             <w:vAlign w:val="center"/>
           </w:tcPr>
           <w:p>
@@ -9363,7 +12137,7 @@
         </w:tc>
         <w:tc>
           <w:tcPr>
-            <w:tcW w:type="dxa" w:w="1119"/>
+            <w:tcW w:type="dxa" w:w="970"/>
             <w:vAlign w:val="center"/>
           </w:tcPr>
           <w:p>
@@ -9380,7 +12154,7 @@
         </w:tc>
         <w:tc>
           <w:tcPr>
-            <w:tcW w:type="dxa" w:w="1119"/>
+            <w:tcW w:type="dxa" w:w="970"/>
             <w:vAlign w:val="center"/>
           </w:tcPr>
           <w:p>
@@ -9397,7 +12171,7 @@
         </w:tc>
         <w:tc>
           <w:tcPr>
-            <w:tcW w:type="dxa" w:w="1119"/>
+            <w:tcW w:type="dxa" w:w="970"/>
             <w:vAlign w:val="center"/>
           </w:tcPr>
           <w:p>
@@ -9414,7 +12188,7 @@
         </w:tc>
         <w:tc>
           <w:tcPr>
-            <w:tcW w:type="dxa" w:w="1119"/>
+            <w:tcW w:type="dxa" w:w="970"/>
             <w:vAlign w:val="center"/>
           </w:tcPr>
           <w:p>
@@ -9431,7 +12205,7 @@
         </w:tc>
         <w:tc>
           <w:tcPr>
-            <w:tcW w:type="dxa" w:w="1119"/>
+            <w:tcW w:type="dxa" w:w="970"/>
             <w:vAlign w:val="center"/>
           </w:tcPr>
           <w:p>
@@ -9448,7 +12222,7 @@
         </w:tc>
         <w:tc>
           <w:tcPr>
-            <w:tcW w:type="dxa" w:w="1119"/>
+            <w:tcW w:type="dxa" w:w="970"/>
             <w:vAlign w:val="center"/>
           </w:tcPr>
           <w:p>
@@ -9465,24 +12239,24 @@
         </w:tc>
         <w:tc>
           <w:tcPr>
-            <w:tcW w:type="dxa" w:w="1119"/>
-            <w:vAlign w:val="center"/>
-          </w:tcPr>
-          <w:p>
-            <w:pPr>
-              <w:spacing w:after="0"/>
-            </w:pPr>
-            <w:r>
-              <w:rPr>
-                <w:sz w:val="14"/>
-              </w:rPr>
-              <w:t>3668.938</w:t>
-            </w:r>
-          </w:p>
-        </w:tc>
-        <w:tc>
-          <w:tcPr>
-            <w:tcW w:type="dxa" w:w="1119"/>
+            <w:tcW w:type="dxa" w:w="970"/>
+            <w:vAlign w:val="center"/>
+          </w:tcPr>
+          <w:p>
+            <w:pPr>
+              <w:spacing w:after="0"/>
+            </w:pPr>
+            <w:r>
+              <w:rPr>
+                <w:sz w:val="14"/>
+              </w:rPr>
+              <w:t>3669.191</w:t>
+            </w:r>
+          </w:p>
+        </w:tc>
+        <w:tc>
+          <w:tcPr>
+            <w:tcW w:type="dxa" w:w="970"/>
             <w:vAlign w:val="center"/>
           </w:tcPr>
           <w:p>
@@ -9499,24 +12273,24 @@
         </w:tc>
         <w:tc>
           <w:tcPr>
-            <w:tcW w:type="dxa" w:w="1119"/>
-            <w:vAlign w:val="center"/>
-          </w:tcPr>
-          <w:p>
-            <w:pPr>
-              <w:spacing w:after="0"/>
-            </w:pPr>
-            <w:r>
-              <w:rPr>
-                <w:sz w:val="14"/>
-              </w:rPr>
-              <w:t>134.316</w:t>
-            </w:r>
-          </w:p>
-        </w:tc>
-        <w:tc>
-          <w:tcPr>
-            <w:tcW w:type="dxa" w:w="1119"/>
+            <w:tcW w:type="dxa" w:w="970"/>
+            <w:vAlign w:val="center"/>
+          </w:tcPr>
+          <w:p>
+            <w:pPr>
+              <w:spacing w:after="0"/>
+            </w:pPr>
+            <w:r>
+              <w:rPr>
+                <w:sz w:val="14"/>
+              </w:rPr>
+              <w:t>155.285</w:t>
+            </w:r>
+          </w:p>
+        </w:tc>
+        <w:tc>
+          <w:tcPr>
+            <w:tcW w:type="dxa" w:w="970"/>
             <w:vAlign w:val="center"/>
           </w:tcPr>
           <w:p>
@@ -9533,35 +12307,69 @@
         </w:tc>
         <w:tc>
           <w:tcPr>
-            <w:tcW w:type="dxa" w:w="1119"/>
-            <w:vAlign w:val="center"/>
-          </w:tcPr>
-          <w:p>
-            <w:pPr>
-              <w:spacing w:after="0"/>
-            </w:pPr>
-            <w:r>
-              <w:rPr>
-                <w:sz w:val="14"/>
-              </w:rPr>
-              <w:t>6.72</w:t>
-            </w:r>
-          </w:p>
-        </w:tc>
-        <w:tc>
-          <w:tcPr>
-            <w:tcW w:type="dxa" w:w="1119"/>
-            <w:vAlign w:val="center"/>
-          </w:tcPr>
-          <w:p>
-            <w:pPr>
-              <w:spacing w:after="0"/>
-            </w:pPr>
-            <w:r>
-              <w:rPr>
-                <w:sz w:val="14"/>
-              </w:rPr>
-              <w:t>Pass</w:t>
+            <w:tcW w:type="dxa" w:w="970"/>
+            <w:vAlign w:val="center"/>
+          </w:tcPr>
+          <w:p>
+            <w:pPr>
+              <w:spacing w:after="0"/>
+            </w:pPr>
+            <w:r>
+              <w:rPr>
+                <w:sz w:val="14"/>
+              </w:rPr>
+              <w:t>64.94 / 65.34 / 67.43</w:t>
+            </w:r>
+          </w:p>
+        </w:tc>
+        <w:tc>
+          <w:tcPr>
+            <w:tcW w:type="dxa" w:w="970"/>
+            <w:vAlign w:val="center"/>
+          </w:tcPr>
+          <w:p>
+            <w:pPr>
+              <w:spacing w:after="0"/>
+            </w:pPr>
+            <w:r>
+              <w:rPr>
+                <w:sz w:val="14"/>
+              </w:rPr>
+              <w:t>0.00 / 0.00 / 0.00</w:t>
+            </w:r>
+          </w:p>
+        </w:tc>
+        <w:tc>
+          <w:tcPr>
+            <w:tcW w:type="dxa" w:w="970"/>
+            <w:vAlign w:val="center"/>
+          </w:tcPr>
+          <w:p>
+            <w:pPr>
+              <w:spacing w:after="0"/>
+            </w:pPr>
+            <w:r>
+              <w:rPr>
+                <w:sz w:val="14"/>
+              </w:rPr>
+              <w:t>64.94 / 65.34 / 67.43</w:t>
+            </w:r>
+          </w:p>
+        </w:tc>
+        <w:tc>
+          <w:tcPr>
+            <w:tcW w:type="dxa" w:w="970"/>
+            <w:vAlign w:val="center"/>
+          </w:tcPr>
+          <w:p>
+            <w:pPr>
+              <w:spacing w:after="0"/>
+            </w:pPr>
+            <w:r>
+              <w:rPr>
+                <w:sz w:val="14"/>
+              </w:rPr>
+              <w:t>0.00 / 0.00 / 0.00</w:t>
             </w:r>
           </w:p>
         </w:tc>
@@ -9572,7 +12380,7 @@
         </w:trPr>
         <w:tc>
           <w:tcPr>
-            <w:tcW w:type="dxa" w:w="1119"/>
+            <w:tcW w:type="dxa" w:w="970"/>
             <w:vAlign w:val="center"/>
             <w:shd w:fill="EAF2F8"/>
           </w:tcPr>
@@ -9590,7 +12398,7 @@
         </w:tc>
         <w:tc>
           <w:tcPr>
-            <w:tcW w:type="dxa" w:w="1119"/>
+            <w:tcW w:type="dxa" w:w="970"/>
             <w:vAlign w:val="center"/>
             <w:shd w:fill="EAF2F8"/>
           </w:tcPr>
@@ -9608,7 +12416,7 @@
         </w:tc>
         <w:tc>
           <w:tcPr>
-            <w:tcW w:type="dxa" w:w="1119"/>
+            <w:tcW w:type="dxa" w:w="970"/>
             <w:vAlign w:val="center"/>
             <w:shd w:fill="EAF2F8"/>
           </w:tcPr>
@@ -9626,7 +12434,7 @@
         </w:tc>
         <w:tc>
           <w:tcPr>
-            <w:tcW w:type="dxa" w:w="1119"/>
+            <w:tcW w:type="dxa" w:w="970"/>
             <w:vAlign w:val="center"/>
             <w:shd w:fill="EAF2F8"/>
           </w:tcPr>
@@ -9644,7 +12452,7 @@
         </w:tc>
         <w:tc>
           <w:tcPr>
-            <w:tcW w:type="dxa" w:w="1119"/>
+            <w:tcW w:type="dxa" w:w="970"/>
             <w:vAlign w:val="center"/>
             <w:shd w:fill="EAF2F8"/>
           </w:tcPr>
@@ -9662,7 +12470,7 @@
         </w:tc>
         <w:tc>
           <w:tcPr>
-            <w:tcW w:type="dxa" w:w="1119"/>
+            <w:tcW w:type="dxa" w:w="970"/>
             <w:vAlign w:val="center"/>
             <w:shd w:fill="EAF2F8"/>
           </w:tcPr>
@@ -9680,7 +12488,7 @@
         </w:tc>
         <w:tc>
           <w:tcPr>
-            <w:tcW w:type="dxa" w:w="1119"/>
+            <w:tcW w:type="dxa" w:w="970"/>
             <w:vAlign w:val="center"/>
             <w:shd w:fill="EAF2F8"/>
           </w:tcPr>
@@ -9698,25 +12506,25 @@
         </w:tc>
         <w:tc>
           <w:tcPr>
-            <w:tcW w:type="dxa" w:w="1119"/>
-            <w:vAlign w:val="center"/>
-            <w:shd w:fill="EAF2F8"/>
-          </w:tcPr>
-          <w:p>
-            <w:pPr>
-              <w:spacing w:after="0"/>
-            </w:pPr>
-            <w:r>
-              <w:rPr>
-                <w:sz w:val="14"/>
-              </w:rPr>
-              <w:t>3669.125</w:t>
-            </w:r>
-          </w:p>
-        </w:tc>
-        <w:tc>
-          <w:tcPr>
-            <w:tcW w:type="dxa" w:w="1119"/>
+            <w:tcW w:type="dxa" w:w="970"/>
+            <w:vAlign w:val="center"/>
+            <w:shd w:fill="EAF2F8"/>
+          </w:tcPr>
+          <w:p>
+            <w:pPr>
+              <w:spacing w:after="0"/>
+            </w:pPr>
+            <w:r>
+              <w:rPr>
+                <w:sz w:val="14"/>
+              </w:rPr>
+              <w:t>3670.609</w:t>
+            </w:r>
+          </w:p>
+        </w:tc>
+        <w:tc>
+          <w:tcPr>
+            <w:tcW w:type="dxa" w:w="970"/>
             <w:vAlign w:val="center"/>
             <w:shd w:fill="EAF2F8"/>
           </w:tcPr>
@@ -9734,25 +12542,25 @@
         </w:tc>
         <w:tc>
           <w:tcPr>
-            <w:tcW w:type="dxa" w:w="1119"/>
-            <w:vAlign w:val="center"/>
-            <w:shd w:fill="EAF2F8"/>
-          </w:tcPr>
-          <w:p>
-            <w:pPr>
-              <w:spacing w:after="0"/>
-            </w:pPr>
-            <w:r>
-              <w:rPr>
-                <w:sz w:val="14"/>
-              </w:rPr>
-              <w:t>166.100</w:t>
-            </w:r>
-          </w:p>
-        </w:tc>
-        <w:tc>
-          <w:tcPr>
-            <w:tcW w:type="dxa" w:w="1119"/>
+            <w:tcW w:type="dxa" w:w="970"/>
+            <w:vAlign w:val="center"/>
+            <w:shd w:fill="EAF2F8"/>
+          </w:tcPr>
+          <w:p>
+            <w:pPr>
+              <w:spacing w:after="0"/>
+            </w:pPr>
+            <w:r>
+              <w:rPr>
+                <w:sz w:val="14"/>
+              </w:rPr>
+              <w:t>148.400</w:t>
+            </w:r>
+          </w:p>
+        </w:tc>
+        <w:tc>
+          <w:tcPr>
+            <w:tcW w:type="dxa" w:w="970"/>
             <w:vAlign w:val="center"/>
             <w:shd w:fill="EAF2F8"/>
           </w:tcPr>
@@ -9770,37 +12578,73 @@
         </w:tc>
         <w:tc>
           <w:tcPr>
-            <w:tcW w:type="dxa" w:w="1119"/>
-            <w:vAlign w:val="center"/>
-            <w:shd w:fill="EAF2F8"/>
-          </w:tcPr>
-          <w:p>
-            <w:pPr>
-              <w:spacing w:after="0"/>
-            </w:pPr>
-            <w:r>
-              <w:rPr>
-                <w:sz w:val="14"/>
-              </w:rPr>
-              <w:t>6.84</w:t>
-            </w:r>
-          </w:p>
-        </w:tc>
-        <w:tc>
-          <w:tcPr>
-            <w:tcW w:type="dxa" w:w="1119"/>
-            <w:vAlign w:val="center"/>
-            <w:shd w:fill="EAF2F8"/>
-          </w:tcPr>
-          <w:p>
-            <w:pPr>
-              <w:spacing w:after="0"/>
-            </w:pPr>
-            <w:r>
-              <w:rPr>
-                <w:sz w:val="14"/>
-              </w:rPr>
-              <w:t>Pass; P5 timeout</w:t>
+            <w:tcW w:type="dxa" w:w="970"/>
+            <w:vAlign w:val="center"/>
+            <w:shd w:fill="EAF2F8"/>
+          </w:tcPr>
+          <w:p>
+            <w:pPr>
+              <w:spacing w:after="0"/>
+            </w:pPr>
+            <w:r>
+              <w:rPr>
+                <w:sz w:val="14"/>
+              </w:rPr>
+              <w:t>64.71 / 65.17 / 66.92</w:t>
+            </w:r>
+          </w:p>
+        </w:tc>
+        <w:tc>
+          <w:tcPr>
+            <w:tcW w:type="dxa" w:w="970"/>
+            <w:vAlign w:val="center"/>
+            <w:shd w:fill="EAF2F8"/>
+          </w:tcPr>
+          <w:p>
+            <w:pPr>
+              <w:spacing w:after="0"/>
+            </w:pPr>
+            <w:r>
+              <w:rPr>
+                <w:sz w:val="14"/>
+              </w:rPr>
+              <w:t>0.00 / 0.00 / 0.00</w:t>
+            </w:r>
+          </w:p>
+        </w:tc>
+        <w:tc>
+          <w:tcPr>
+            <w:tcW w:type="dxa" w:w="970"/>
+            <w:vAlign w:val="center"/>
+            <w:shd w:fill="EAF2F8"/>
+          </w:tcPr>
+          <w:p>
+            <w:pPr>
+              <w:spacing w:after="0"/>
+            </w:pPr>
+            <w:r>
+              <w:rPr>
+                <w:sz w:val="14"/>
+              </w:rPr>
+              <w:t>64.71 / 65.17 / 66.92</w:t>
+            </w:r>
+          </w:p>
+        </w:tc>
+        <w:tc>
+          <w:tcPr>
+            <w:tcW w:type="dxa" w:w="970"/>
+            <w:vAlign w:val="center"/>
+            <w:shd w:fill="EAF2F8"/>
+          </w:tcPr>
+          <w:p>
+            <w:pPr>
+              <w:spacing w:after="0"/>
+            </w:pPr>
+            <w:r>
+              <w:rPr>
+                <w:sz w:val="14"/>
+              </w:rPr>
+              <w:t>0.00 / 0.00 / 0.00</w:t>
             </w:r>
           </w:p>
         </w:tc>
@@ -9811,7 +12655,7 @@
         </w:trPr>
         <w:tc>
           <w:tcPr>
-            <w:tcW w:type="dxa" w:w="1119"/>
+            <w:tcW w:type="dxa" w:w="970"/>
             <w:vAlign w:val="center"/>
           </w:tcPr>
           <w:p>
@@ -9828,7 +12672,7 @@
         </w:tc>
         <w:tc>
           <w:tcPr>
-            <w:tcW w:type="dxa" w:w="1119"/>
+            <w:tcW w:type="dxa" w:w="970"/>
             <w:vAlign w:val="center"/>
           </w:tcPr>
           <w:p>
@@ -9845,7 +12689,7 @@
         </w:tc>
         <w:tc>
           <w:tcPr>
-            <w:tcW w:type="dxa" w:w="1119"/>
+            <w:tcW w:type="dxa" w:w="970"/>
             <w:vAlign w:val="center"/>
           </w:tcPr>
           <w:p>
@@ -9862,7 +12706,7 @@
         </w:tc>
         <w:tc>
           <w:tcPr>
-            <w:tcW w:type="dxa" w:w="1119"/>
+            <w:tcW w:type="dxa" w:w="970"/>
             <w:vAlign w:val="center"/>
           </w:tcPr>
           <w:p>
@@ -9879,7 +12723,7 @@
         </w:tc>
         <w:tc>
           <w:tcPr>
-            <w:tcW w:type="dxa" w:w="1119"/>
+            <w:tcW w:type="dxa" w:w="970"/>
             <w:vAlign w:val="center"/>
           </w:tcPr>
           <w:p>
@@ -9896,7 +12740,7 @@
         </w:tc>
         <w:tc>
           <w:tcPr>
-            <w:tcW w:type="dxa" w:w="1119"/>
+            <w:tcW w:type="dxa" w:w="970"/>
             <w:vAlign w:val="center"/>
           </w:tcPr>
           <w:p>
@@ -9913,7 +12757,7 @@
         </w:tc>
         <w:tc>
           <w:tcPr>
-            <w:tcW w:type="dxa" w:w="1119"/>
+            <w:tcW w:type="dxa" w:w="970"/>
             <w:vAlign w:val="center"/>
           </w:tcPr>
           <w:p>
@@ -9930,24 +12774,24 @@
         </w:tc>
         <w:tc>
           <w:tcPr>
-            <w:tcW w:type="dxa" w:w="1119"/>
-            <w:vAlign w:val="center"/>
-          </w:tcPr>
-          <w:p>
-            <w:pPr>
-              <w:spacing w:after="0"/>
-            </w:pPr>
-            <w:r>
-              <w:rPr>
-                <w:sz w:val="14"/>
-              </w:rPr>
-              <w:t>3624.750</w:t>
-            </w:r>
-          </w:p>
-        </w:tc>
-        <w:tc>
-          <w:tcPr>
-            <w:tcW w:type="dxa" w:w="1119"/>
+            <w:tcW w:type="dxa" w:w="970"/>
+            <w:vAlign w:val="center"/>
+          </w:tcPr>
+          <w:p>
+            <w:pPr>
+              <w:spacing w:after="0"/>
+            </w:pPr>
+            <w:r>
+              <w:rPr>
+                <w:sz w:val="14"/>
+              </w:rPr>
+              <w:t>3624.723</w:t>
+            </w:r>
+          </w:p>
+        </w:tc>
+        <w:tc>
+          <w:tcPr>
+            <w:tcW w:type="dxa" w:w="970"/>
             <w:vAlign w:val="center"/>
           </w:tcPr>
           <w:p>
@@ -9964,24 +12808,24 @@
         </w:tc>
         <w:tc>
           <w:tcPr>
-            <w:tcW w:type="dxa" w:w="1119"/>
-            <w:vAlign w:val="center"/>
-          </w:tcPr>
-          <w:p>
-            <w:pPr>
-              <w:spacing w:after="0"/>
-            </w:pPr>
-            <w:r>
-              <w:rPr>
-                <w:sz w:val="14"/>
-              </w:rPr>
-              <w:t>137.405</w:t>
-            </w:r>
-          </w:p>
-        </w:tc>
-        <w:tc>
-          <w:tcPr>
-            <w:tcW w:type="dxa" w:w="1119"/>
+            <w:tcW w:type="dxa" w:w="970"/>
+            <w:vAlign w:val="center"/>
+          </w:tcPr>
+          <w:p>
+            <w:pPr>
+              <w:spacing w:after="0"/>
+            </w:pPr>
+            <w:r>
+              <w:rPr>
+                <w:sz w:val="14"/>
+              </w:rPr>
+              <w:t>138.507</w:t>
+            </w:r>
+          </w:p>
+        </w:tc>
+        <w:tc>
+          <w:tcPr>
+            <w:tcW w:type="dxa" w:w="970"/>
             <w:vAlign w:val="center"/>
           </w:tcPr>
           <w:p>
@@ -9998,35 +12842,69 @@
         </w:tc>
         <w:tc>
           <w:tcPr>
-            <w:tcW w:type="dxa" w:w="1119"/>
-            <w:vAlign w:val="center"/>
-          </w:tcPr>
-          <w:p>
-            <w:pPr>
-              <w:spacing w:after="0"/>
-            </w:pPr>
-            <w:r>
-              <w:rPr>
-                <w:sz w:val="14"/>
-              </w:rPr>
-              <w:t>5.95</w:t>
-            </w:r>
-          </w:p>
-        </w:tc>
-        <w:tc>
-          <w:tcPr>
-            <w:tcW w:type="dxa" w:w="1119"/>
-            <w:vAlign w:val="center"/>
-          </w:tcPr>
-          <w:p>
-            <w:pPr>
-              <w:spacing w:after="0"/>
-            </w:pPr>
-            <w:r>
-              <w:rPr>
-                <w:sz w:val="14"/>
-              </w:rPr>
-              <w:t>Pass; P5 timeout</w:t>
+            <w:tcW w:type="dxa" w:w="970"/>
+            <w:vAlign w:val="center"/>
+          </w:tcPr>
+          <w:p>
+            <w:pPr>
+              <w:spacing w:after="0"/>
+            </w:pPr>
+            <w:r>
+              <w:rPr>
+                <w:sz w:val="14"/>
+              </w:rPr>
+              <w:t>65.00 / 64.89 / 67.43</w:t>
+            </w:r>
+          </w:p>
+        </w:tc>
+        <w:tc>
+          <w:tcPr>
+            <w:tcW w:type="dxa" w:w="970"/>
+            <w:vAlign w:val="center"/>
+          </w:tcPr>
+          <w:p>
+            <w:pPr>
+              <w:spacing w:after="0"/>
+            </w:pPr>
+            <w:r>
+              <w:rPr>
+                <w:sz w:val="14"/>
+              </w:rPr>
+              <w:t>0.00 / 0.00 / 0.00</w:t>
+            </w:r>
+          </w:p>
+        </w:tc>
+        <w:tc>
+          <w:tcPr>
+            <w:tcW w:type="dxa" w:w="970"/>
+            <w:vAlign w:val="center"/>
+          </w:tcPr>
+          <w:p>
+            <w:pPr>
+              <w:spacing w:after="0"/>
+            </w:pPr>
+            <w:r>
+              <w:rPr>
+                <w:sz w:val="14"/>
+              </w:rPr>
+              <w:t>65.00 / 64.89 / 67.43</w:t>
+            </w:r>
+          </w:p>
+        </w:tc>
+        <w:tc>
+          <w:tcPr>
+            <w:tcW w:type="dxa" w:w="970"/>
+            <w:vAlign w:val="center"/>
+          </w:tcPr>
+          <w:p>
+            <w:pPr>
+              <w:spacing w:after="0"/>
+            </w:pPr>
+            <w:r>
+              <w:rPr>
+                <w:sz w:val="14"/>
+              </w:rPr>
+              <w:t>0.00 / 0.00 / 0.00</w:t>
             </w:r>
           </w:p>
         </w:tc>
@@ -10037,7 +12915,7 @@
         </w:trPr>
         <w:tc>
           <w:tcPr>
-            <w:tcW w:type="dxa" w:w="1119"/>
+            <w:tcW w:type="dxa" w:w="970"/>
             <w:vAlign w:val="center"/>
             <w:shd w:fill="EAF2F8"/>
           </w:tcPr>
@@ -10055,7 +12933,7 @@
         </w:tc>
         <w:tc>
           <w:tcPr>
-            <w:tcW w:type="dxa" w:w="1119"/>
+            <w:tcW w:type="dxa" w:w="970"/>
             <w:vAlign w:val="center"/>
             <w:shd w:fill="EAF2F8"/>
           </w:tcPr>
@@ -10073,7 +12951,7 @@
         </w:tc>
         <w:tc>
           <w:tcPr>
-            <w:tcW w:type="dxa" w:w="1119"/>
+            <w:tcW w:type="dxa" w:w="970"/>
             <w:vAlign w:val="center"/>
             <w:shd w:fill="EAF2F8"/>
           </w:tcPr>
@@ -10091,7 +12969,7 @@
         </w:tc>
         <w:tc>
           <w:tcPr>
-            <w:tcW w:type="dxa" w:w="1119"/>
+            <w:tcW w:type="dxa" w:w="970"/>
             <w:vAlign w:val="center"/>
             <w:shd w:fill="EAF2F8"/>
           </w:tcPr>
@@ -10109,7 +12987,7 @@
         </w:tc>
         <w:tc>
           <w:tcPr>
-            <w:tcW w:type="dxa" w:w="1119"/>
+            <w:tcW w:type="dxa" w:w="970"/>
             <w:vAlign w:val="center"/>
             <w:shd w:fill="EAF2F8"/>
           </w:tcPr>
@@ -10127,7 +13005,7 @@
         </w:tc>
         <w:tc>
           <w:tcPr>
-            <w:tcW w:type="dxa" w:w="1119"/>
+            <w:tcW w:type="dxa" w:w="970"/>
             <w:vAlign w:val="center"/>
             <w:shd w:fill="EAF2F8"/>
           </w:tcPr>
@@ -10145,7 +13023,7 @@
         </w:tc>
         <w:tc>
           <w:tcPr>
-            <w:tcW w:type="dxa" w:w="1119"/>
+            <w:tcW w:type="dxa" w:w="970"/>
             <w:vAlign w:val="center"/>
             <w:shd w:fill="EAF2F8"/>
           </w:tcPr>
@@ -10163,25 +13041,25 @@
         </w:tc>
         <w:tc>
           <w:tcPr>
-            <w:tcW w:type="dxa" w:w="1119"/>
-            <w:vAlign w:val="center"/>
-            <w:shd w:fill="EAF2F8"/>
-          </w:tcPr>
-          <w:p>
-            <w:pPr>
-              <w:spacing w:after="0"/>
-            </w:pPr>
-            <w:r>
-              <w:rPr>
-                <w:sz w:val="14"/>
-              </w:rPr>
-              <w:t>3588.754</w:t>
-            </w:r>
-          </w:p>
-        </w:tc>
-        <w:tc>
-          <w:tcPr>
-            <w:tcW w:type="dxa" w:w="1119"/>
+            <w:tcW w:type="dxa" w:w="970"/>
+            <w:vAlign w:val="center"/>
+            <w:shd w:fill="EAF2F8"/>
+          </w:tcPr>
+          <w:p>
+            <w:pPr>
+              <w:spacing w:after="0"/>
+            </w:pPr>
+            <w:r>
+              <w:rPr>
+                <w:sz w:val="14"/>
+              </w:rPr>
+              <w:t>3589.137</w:t>
+            </w:r>
+          </w:p>
+        </w:tc>
+        <w:tc>
+          <w:tcPr>
+            <w:tcW w:type="dxa" w:w="970"/>
             <w:vAlign w:val="center"/>
             <w:shd w:fill="EAF2F8"/>
           </w:tcPr>
@@ -10199,25 +13077,25 @@
         </w:tc>
         <w:tc>
           <w:tcPr>
-            <w:tcW w:type="dxa" w:w="1119"/>
-            <w:vAlign w:val="center"/>
-            <w:shd w:fill="EAF2F8"/>
-          </w:tcPr>
-          <w:p>
-            <w:pPr>
-              <w:spacing w:after="0"/>
-            </w:pPr>
-            <w:r>
-              <w:rPr>
-                <w:sz w:val="14"/>
-              </w:rPr>
-              <w:t>150.086</w:t>
-            </w:r>
-          </w:p>
-        </w:tc>
-        <w:tc>
-          <w:tcPr>
-            <w:tcW w:type="dxa" w:w="1119"/>
+            <w:tcW w:type="dxa" w:w="970"/>
+            <w:vAlign w:val="center"/>
+            <w:shd w:fill="EAF2F8"/>
+          </w:tcPr>
+          <w:p>
+            <w:pPr>
+              <w:spacing w:after="0"/>
+            </w:pPr>
+            <w:r>
+              <w:rPr>
+                <w:sz w:val="14"/>
+              </w:rPr>
+              <w:t>140.418</w:t>
+            </w:r>
+          </w:p>
+        </w:tc>
+        <w:tc>
+          <w:tcPr>
+            <w:tcW w:type="dxa" w:w="970"/>
             <w:vAlign w:val="center"/>
             <w:shd w:fill="EAF2F8"/>
           </w:tcPr>
@@ -10235,37 +13113,73 @@
         </w:tc>
         <w:tc>
           <w:tcPr>
-            <w:tcW w:type="dxa" w:w="1119"/>
-            <w:vAlign w:val="center"/>
-            <w:shd w:fill="EAF2F8"/>
-          </w:tcPr>
-          <w:p>
-            <w:pPr>
-              <w:spacing w:after="0"/>
-            </w:pPr>
-            <w:r>
-              <w:rPr>
-                <w:sz w:val="14"/>
-              </w:rPr>
-              <w:t>0.70</w:t>
-            </w:r>
-          </w:p>
-        </w:tc>
-        <w:tc>
-          <w:tcPr>
-            <w:tcW w:type="dxa" w:w="1119"/>
-            <w:vAlign w:val="center"/>
-            <w:shd w:fill="EAF2F8"/>
-          </w:tcPr>
-          <w:p>
-            <w:pPr>
-              <w:spacing w:after="0"/>
-            </w:pPr>
-            <w:r>
-              <w:rPr>
-                <w:sz w:val="14"/>
-              </w:rPr>
-              <w:t>Pass; severe quality failure</w:t>
+            <w:tcW w:type="dxa" w:w="970"/>
+            <w:vAlign w:val="center"/>
+            <w:shd w:fill="EAF2F8"/>
+          </w:tcPr>
+          <w:p>
+            <w:pPr>
+              <w:spacing w:after="0"/>
+            </w:pPr>
+            <w:r>
+              <w:rPr>
+                <w:sz w:val="14"/>
+              </w:rPr>
+              <w:t>65.45 / 65.27 / 67.58</w:t>
+            </w:r>
+          </w:p>
+        </w:tc>
+        <w:tc>
+          <w:tcPr>
+            <w:tcW w:type="dxa" w:w="970"/>
+            <w:vAlign w:val="center"/>
+            <w:shd w:fill="EAF2F8"/>
+          </w:tcPr>
+          <w:p>
+            <w:pPr>
+              <w:spacing w:after="0"/>
+            </w:pPr>
+            <w:r>
+              <w:rPr>
+                <w:sz w:val="14"/>
+              </w:rPr>
+              <w:t>0.00 / 0.00 / 0.00</w:t>
+            </w:r>
+          </w:p>
+        </w:tc>
+        <w:tc>
+          <w:tcPr>
+            <w:tcW w:type="dxa" w:w="970"/>
+            <w:vAlign w:val="center"/>
+            <w:shd w:fill="EAF2F8"/>
+          </w:tcPr>
+          <w:p>
+            <w:pPr>
+              <w:spacing w:after="0"/>
+            </w:pPr>
+            <w:r>
+              <w:rPr>
+                <w:sz w:val="14"/>
+              </w:rPr>
+              <w:t>65.45 / 65.27 / 67.58</w:t>
+            </w:r>
+          </w:p>
+        </w:tc>
+        <w:tc>
+          <w:tcPr>
+            <w:tcW w:type="dxa" w:w="970"/>
+            <w:vAlign w:val="center"/>
+            <w:shd w:fill="EAF2F8"/>
+          </w:tcPr>
+          <w:p>
+            <w:pPr>
+              <w:spacing w:after="0"/>
+            </w:pPr>
+            <w:r>
+              <w:rPr>
+                <w:sz w:val="14"/>
+              </w:rPr>
+              <w:t>0.00 / 0.00 / 0.00</w:t>
             </w:r>
           </w:p>
         </w:tc>
@@ -10276,7 +13190,7 @@
         </w:trPr>
         <w:tc>
           <w:tcPr>
-            <w:tcW w:type="dxa" w:w="1119"/>
+            <w:tcW w:type="dxa" w:w="970"/>
             <w:vAlign w:val="center"/>
           </w:tcPr>
           <w:p>
@@ -10293,7 +13207,7 @@
         </w:tc>
         <w:tc>
           <w:tcPr>
-            <w:tcW w:type="dxa" w:w="1119"/>
+            <w:tcW w:type="dxa" w:w="970"/>
             <w:vAlign w:val="center"/>
           </w:tcPr>
           <w:p>
@@ -10310,7 +13224,7 @@
         </w:tc>
         <w:tc>
           <w:tcPr>
-            <w:tcW w:type="dxa" w:w="1119"/>
+            <w:tcW w:type="dxa" w:w="970"/>
             <w:vAlign w:val="center"/>
           </w:tcPr>
           <w:p>
@@ -10327,7 +13241,7 @@
         </w:tc>
         <w:tc>
           <w:tcPr>
-            <w:tcW w:type="dxa" w:w="1119"/>
+            <w:tcW w:type="dxa" w:w="970"/>
             <w:vAlign w:val="center"/>
           </w:tcPr>
           <w:p>
@@ -10344,7 +13258,7 @@
         </w:tc>
         <w:tc>
           <w:tcPr>
-            <w:tcW w:type="dxa" w:w="1119"/>
+            <w:tcW w:type="dxa" w:w="970"/>
             <w:vAlign w:val="center"/>
           </w:tcPr>
           <w:p>
@@ -10361,7 +13275,7 @@
         </w:tc>
         <w:tc>
           <w:tcPr>
-            <w:tcW w:type="dxa" w:w="1119"/>
+            <w:tcW w:type="dxa" w:w="970"/>
             <w:vAlign w:val="center"/>
           </w:tcPr>
           <w:p>
@@ -10378,7 +13292,7 @@
         </w:tc>
         <w:tc>
           <w:tcPr>
-            <w:tcW w:type="dxa" w:w="1119"/>
+            <w:tcW w:type="dxa" w:w="970"/>
             <w:vAlign w:val="center"/>
           </w:tcPr>
           <w:p>
@@ -10395,24 +13309,24 @@
         </w:tc>
         <w:tc>
           <w:tcPr>
-            <w:tcW w:type="dxa" w:w="1119"/>
-            <w:vAlign w:val="center"/>
-          </w:tcPr>
-          <w:p>
-            <w:pPr>
-              <w:spacing w:after="0"/>
-            </w:pPr>
-            <w:r>
-              <w:rPr>
-                <w:sz w:val="14"/>
-              </w:rPr>
-              <w:t>8914.633</w:t>
-            </w:r>
-          </w:p>
-        </w:tc>
-        <w:tc>
-          <w:tcPr>
-            <w:tcW w:type="dxa" w:w="1119"/>
+            <w:tcW w:type="dxa" w:w="970"/>
+            <w:vAlign w:val="center"/>
+          </w:tcPr>
+          <w:p>
+            <w:pPr>
+              <w:spacing w:after="0"/>
+            </w:pPr>
+            <w:r>
+              <w:rPr>
+                <w:sz w:val="14"/>
+              </w:rPr>
+              <w:t>8916.195</w:t>
+            </w:r>
+          </w:p>
+        </w:tc>
+        <w:tc>
+          <w:tcPr>
+            <w:tcW w:type="dxa" w:w="970"/>
             <w:vAlign w:val="center"/>
           </w:tcPr>
           <w:p>
@@ -10429,24 +13343,24 @@
         </w:tc>
         <w:tc>
           <w:tcPr>
-            <w:tcW w:type="dxa" w:w="1119"/>
-            <w:vAlign w:val="center"/>
-          </w:tcPr>
-          <w:p>
-            <w:pPr>
-              <w:spacing w:after="0"/>
-            </w:pPr>
-            <w:r>
-              <w:rPr>
-                <w:sz w:val="14"/>
-              </w:rPr>
-              <w:t>459.308</w:t>
-            </w:r>
-          </w:p>
-        </w:tc>
-        <w:tc>
-          <w:tcPr>
-            <w:tcW w:type="dxa" w:w="1119"/>
+            <w:tcW w:type="dxa" w:w="970"/>
+            <w:vAlign w:val="center"/>
+          </w:tcPr>
+          <w:p>
+            <w:pPr>
+              <w:spacing w:after="0"/>
+            </w:pPr>
+            <w:r>
+              <w:rPr>
+                <w:sz w:val="14"/>
+              </w:rPr>
+              <w:t>366.771</w:t>
+            </w:r>
+          </w:p>
+        </w:tc>
+        <w:tc>
+          <w:tcPr>
+            <w:tcW w:type="dxa" w:w="970"/>
             <w:vAlign w:val="center"/>
           </w:tcPr>
           <w:p>
@@ -10463,35 +13377,69 @@
         </w:tc>
         <w:tc>
           <w:tcPr>
-            <w:tcW w:type="dxa" w:w="1119"/>
-            <w:vAlign w:val="center"/>
-          </w:tcPr>
-          <w:p>
-            <w:pPr>
-              <w:spacing w:after="0"/>
-            </w:pPr>
-            <w:r>
-              <w:rPr>
-                <w:sz w:val="14"/>
-              </w:rPr>
-              <w:t>5.69</w:t>
-            </w:r>
-          </w:p>
-        </w:tc>
-        <w:tc>
-          <w:tcPr>
-            <w:tcW w:type="dxa" w:w="1119"/>
-            <w:vAlign w:val="center"/>
-          </w:tcPr>
-          <w:p>
-            <w:pPr>
-              <w:spacing w:after="0"/>
-            </w:pPr>
-            <w:r>
-              <w:rPr>
-                <w:sz w:val="14"/>
-              </w:rPr>
-              <w:t>Pass; P5 safety-blocked</w:t>
+            <w:tcW w:type="dxa" w:w="970"/>
+            <w:vAlign w:val="center"/>
+          </w:tcPr>
+          <w:p>
+            <w:pPr>
+              <w:spacing w:after="0"/>
+            </w:pPr>
+            <w:r>
+              <w:rPr>
+                <w:sz w:val="14"/>
+              </w:rPr>
+              <w:t>65.07 / 65.28 / 67.58</w:t>
+            </w:r>
+          </w:p>
+        </w:tc>
+        <w:tc>
+          <w:tcPr>
+            <w:tcW w:type="dxa" w:w="970"/>
+            <w:vAlign w:val="center"/>
+          </w:tcPr>
+          <w:p>
+            <w:pPr>
+              <w:spacing w:after="0"/>
+            </w:pPr>
+            <w:r>
+              <w:rPr>
+                <w:sz w:val="14"/>
+              </w:rPr>
+              <w:t>0.00 / 0.00 / 0.00</w:t>
+            </w:r>
+          </w:p>
+        </w:tc>
+        <w:tc>
+          <w:tcPr>
+            <w:tcW w:type="dxa" w:w="970"/>
+            <w:vAlign w:val="center"/>
+          </w:tcPr>
+          <w:p>
+            <w:pPr>
+              <w:spacing w:after="0"/>
+            </w:pPr>
+            <w:r>
+              <w:rPr>
+                <w:sz w:val="14"/>
+              </w:rPr>
+              <w:t>65.07 / 65.28 / 67.58</w:t>
+            </w:r>
+          </w:p>
+        </w:tc>
+        <w:tc>
+          <w:tcPr>
+            <w:tcW w:type="dxa" w:w="970"/>
+            <w:vAlign w:val="center"/>
+          </w:tcPr>
+          <w:p>
+            <w:pPr>
+              <w:spacing w:after="0"/>
+            </w:pPr>
+            <w:r>
+              <w:rPr>
+                <w:sz w:val="14"/>
+              </w:rPr>
+              <w:t>0.00 / 0.00 / 0.00</w:t>
             </w:r>
           </w:p>
         </w:tc>
@@ -10502,7 +13450,7 @@
         </w:trPr>
         <w:tc>
           <w:tcPr>
-            <w:tcW w:type="dxa" w:w="1119"/>
+            <w:tcW w:type="dxa" w:w="970"/>
             <w:vAlign w:val="center"/>
             <w:shd w:fill="EAF2F8"/>
           </w:tcPr>
@@ -10520,7 +13468,7 @@
         </w:tc>
         <w:tc>
           <w:tcPr>
-            <w:tcW w:type="dxa" w:w="1119"/>
+            <w:tcW w:type="dxa" w:w="970"/>
             <w:vAlign w:val="center"/>
             <w:shd w:fill="EAF2F8"/>
           </w:tcPr>
@@ -10538,7 +13486,7 @@
         </w:tc>
         <w:tc>
           <w:tcPr>
-            <w:tcW w:type="dxa" w:w="1119"/>
+            <w:tcW w:type="dxa" w:w="970"/>
             <w:vAlign w:val="center"/>
             <w:shd w:fill="EAF2F8"/>
           </w:tcPr>
@@ -10556,7 +13504,7 @@
         </w:tc>
         <w:tc>
           <w:tcPr>
-            <w:tcW w:type="dxa" w:w="1119"/>
+            <w:tcW w:type="dxa" w:w="970"/>
             <w:vAlign w:val="center"/>
             <w:shd w:fill="EAF2F8"/>
           </w:tcPr>
@@ -10574,7 +13522,7 @@
         </w:tc>
         <w:tc>
           <w:tcPr>
-            <w:tcW w:type="dxa" w:w="1119"/>
+            <w:tcW w:type="dxa" w:w="970"/>
             <w:vAlign w:val="center"/>
             <w:shd w:fill="EAF2F8"/>
           </w:tcPr>
@@ -10592,7 +13540,7 @@
         </w:tc>
         <w:tc>
           <w:tcPr>
-            <w:tcW w:type="dxa" w:w="1119"/>
+            <w:tcW w:type="dxa" w:w="970"/>
             <w:vAlign w:val="center"/>
             <w:shd w:fill="EAF2F8"/>
           </w:tcPr>
@@ -10610,7 +13558,7 @@
         </w:tc>
         <w:tc>
           <w:tcPr>
-            <w:tcW w:type="dxa" w:w="1119"/>
+            <w:tcW w:type="dxa" w:w="970"/>
             <w:vAlign w:val="center"/>
             <w:shd w:fill="EAF2F8"/>
           </w:tcPr>
@@ -10628,25 +13576,25 @@
         </w:tc>
         <w:tc>
           <w:tcPr>
-            <w:tcW w:type="dxa" w:w="1119"/>
-            <w:vAlign w:val="center"/>
-            <w:shd w:fill="EAF2F8"/>
-          </w:tcPr>
-          <w:p>
-            <w:pPr>
-              <w:spacing w:after="0"/>
-            </w:pPr>
-            <w:r>
-              <w:rPr>
-                <w:sz w:val="14"/>
-              </w:rPr>
-              <w:t>9235.957</w:t>
-            </w:r>
-          </w:p>
-        </w:tc>
-        <w:tc>
-          <w:tcPr>
-            <w:tcW w:type="dxa" w:w="1119"/>
+            <w:tcW w:type="dxa" w:w="970"/>
+            <w:vAlign w:val="center"/>
+            <w:shd w:fill="EAF2F8"/>
+          </w:tcPr>
+          <w:p>
+            <w:pPr>
+              <w:spacing w:after="0"/>
+            </w:pPr>
+            <w:r>
+              <w:rPr>
+                <w:sz w:val="14"/>
+              </w:rPr>
+              <w:t>9236.535</w:t>
+            </w:r>
+          </w:p>
+        </w:tc>
+        <w:tc>
+          <w:tcPr>
+            <w:tcW w:type="dxa" w:w="970"/>
             <w:vAlign w:val="center"/>
             <w:shd w:fill="EAF2F8"/>
           </w:tcPr>
@@ -10664,25 +13612,25 @@
         </w:tc>
         <w:tc>
           <w:tcPr>
-            <w:tcW w:type="dxa" w:w="1119"/>
-            <w:vAlign w:val="center"/>
-            <w:shd w:fill="EAF2F8"/>
-          </w:tcPr>
-          <w:p>
-            <w:pPr>
-              <w:spacing w:after="0"/>
-            </w:pPr>
-            <w:r>
-              <w:rPr>
-                <w:sz w:val="14"/>
-              </w:rPr>
-              <w:t>334.844</w:t>
-            </w:r>
-          </w:p>
-        </w:tc>
-        <w:tc>
-          <w:tcPr>
-            <w:tcW w:type="dxa" w:w="1119"/>
+            <w:tcW w:type="dxa" w:w="970"/>
+            <w:vAlign w:val="center"/>
+            <w:shd w:fill="EAF2F8"/>
+          </w:tcPr>
+          <w:p>
+            <w:pPr>
+              <w:spacing w:after="0"/>
+            </w:pPr>
+            <w:r>
+              <w:rPr>
+                <w:sz w:val="14"/>
+              </w:rPr>
+              <w:t>350.377</w:t>
+            </w:r>
+          </w:p>
+        </w:tc>
+        <w:tc>
+          <w:tcPr>
+            <w:tcW w:type="dxa" w:w="970"/>
             <w:vAlign w:val="center"/>
             <w:shd w:fill="EAF2F8"/>
           </w:tcPr>
@@ -10700,37 +13648,73 @@
         </w:tc>
         <w:tc>
           <w:tcPr>
-            <w:tcW w:type="dxa" w:w="1119"/>
-            <w:vAlign w:val="center"/>
-            <w:shd w:fill="EAF2F8"/>
-          </w:tcPr>
-          <w:p>
-            <w:pPr>
-              <w:spacing w:after="0"/>
-            </w:pPr>
-            <w:r>
-              <w:rPr>
-                <w:sz w:val="14"/>
-              </w:rPr>
-              <w:t>5.69</w:t>
-            </w:r>
-          </w:p>
-        </w:tc>
-        <w:tc>
-          <w:tcPr>
-            <w:tcW w:type="dxa" w:w="1119"/>
-            <w:vAlign w:val="center"/>
-            <w:shd w:fill="EAF2F8"/>
-          </w:tcPr>
-          <w:p>
-            <w:pPr>
-              <w:spacing w:after="0"/>
-            </w:pPr>
-            <w:r>
-              <w:rPr>
-                <w:sz w:val="14"/>
-              </w:rPr>
-              <w:t>Pass - controlled bypass; P5 safety-blocked</w:t>
+            <w:tcW w:type="dxa" w:w="970"/>
+            <w:vAlign w:val="center"/>
+            <w:shd w:fill="EAF2F8"/>
+          </w:tcPr>
+          <w:p>
+            <w:pPr>
+              <w:spacing w:after="0"/>
+            </w:pPr>
+            <w:r>
+              <w:rPr>
+                <w:sz w:val="14"/>
+              </w:rPr>
+              <w:t>65.15 / 65.38 / 67.71</w:t>
+            </w:r>
+          </w:p>
+        </w:tc>
+        <w:tc>
+          <w:tcPr>
+            <w:tcW w:type="dxa" w:w="970"/>
+            <w:vAlign w:val="center"/>
+            <w:shd w:fill="EAF2F8"/>
+          </w:tcPr>
+          <w:p>
+            <w:pPr>
+              <w:spacing w:after="0"/>
+            </w:pPr>
+            <w:r>
+              <w:rPr>
+                <w:sz w:val="14"/>
+              </w:rPr>
+              <w:t>0.00 / 0.00 / 0.00</w:t>
+            </w:r>
+          </w:p>
+        </w:tc>
+        <w:tc>
+          <w:tcPr>
+            <w:tcW w:type="dxa" w:w="970"/>
+            <w:vAlign w:val="center"/>
+            <w:shd w:fill="EAF2F8"/>
+          </w:tcPr>
+          <w:p>
+            <w:pPr>
+              <w:spacing w:after="0"/>
+            </w:pPr>
+            <w:r>
+              <w:rPr>
+                <w:sz w:val="14"/>
+              </w:rPr>
+              <w:t>65.15 / 65.38 / 67.71</w:t>
+            </w:r>
+          </w:p>
+        </w:tc>
+        <w:tc>
+          <w:tcPr>
+            <w:tcW w:type="dxa" w:w="970"/>
+            <w:vAlign w:val="center"/>
+            <w:shd w:fill="EAF2F8"/>
+          </w:tcPr>
+          <w:p>
+            <w:pPr>
+              <w:spacing w:after="0"/>
+            </w:pPr>
+            <w:r>
+              <w:rPr>
+                <w:sz w:val="14"/>
+              </w:rPr>
+              <w:t>0.00 / 0.00 / 0.00</w:t>
             </w:r>
           </w:p>
         </w:tc>
@@ -10741,7 +13725,7 @@
         </w:trPr>
         <w:tc>
           <w:tcPr>
-            <w:tcW w:type="dxa" w:w="1119"/>
+            <w:tcW w:type="dxa" w:w="970"/>
             <w:vAlign w:val="center"/>
           </w:tcPr>
           <w:p>
@@ -10758,7 +13742,7 @@
         </w:tc>
         <w:tc>
           <w:tcPr>
-            <w:tcW w:type="dxa" w:w="1119"/>
+            <w:tcW w:type="dxa" w:w="970"/>
             <w:vAlign w:val="center"/>
           </w:tcPr>
           <w:p>
@@ -10775,7 +13759,7 @@
         </w:tc>
         <w:tc>
           <w:tcPr>
-            <w:tcW w:type="dxa" w:w="1119"/>
+            <w:tcW w:type="dxa" w:w="970"/>
             <w:vAlign w:val="center"/>
           </w:tcPr>
           <w:p>
@@ -10792,7 +13776,7 @@
         </w:tc>
         <w:tc>
           <w:tcPr>
-            <w:tcW w:type="dxa" w:w="1119"/>
+            <w:tcW w:type="dxa" w:w="970"/>
             <w:vAlign w:val="center"/>
           </w:tcPr>
           <w:p>
@@ -10809,7 +13793,7 @@
         </w:tc>
         <w:tc>
           <w:tcPr>
-            <w:tcW w:type="dxa" w:w="1119"/>
+            <w:tcW w:type="dxa" w:w="970"/>
             <w:vAlign w:val="center"/>
           </w:tcPr>
           <w:p>
@@ -10826,7 +13810,7 @@
         </w:tc>
         <w:tc>
           <w:tcPr>
-            <w:tcW w:type="dxa" w:w="1119"/>
+            <w:tcW w:type="dxa" w:w="970"/>
             <w:vAlign w:val="center"/>
           </w:tcPr>
           <w:p>
@@ -10843,7 +13827,7 @@
         </w:tc>
         <w:tc>
           <w:tcPr>
-            <w:tcW w:type="dxa" w:w="1119"/>
+            <w:tcW w:type="dxa" w:w="970"/>
             <w:vAlign w:val="center"/>
           </w:tcPr>
           <w:p>
@@ -10860,24 +13844,24 @@
         </w:tc>
         <w:tc>
           <w:tcPr>
-            <w:tcW w:type="dxa" w:w="1119"/>
-            <w:vAlign w:val="center"/>
-          </w:tcPr>
-          <w:p>
-            <w:pPr>
-              <w:spacing w:after="0"/>
-            </w:pPr>
-            <w:r>
-              <w:rPr>
-                <w:sz w:val="14"/>
-              </w:rPr>
-              <w:t>8934.840</w:t>
-            </w:r>
-          </w:p>
-        </w:tc>
-        <w:tc>
-          <w:tcPr>
-            <w:tcW w:type="dxa" w:w="1119"/>
+            <w:tcW w:type="dxa" w:w="970"/>
+            <w:vAlign w:val="center"/>
+          </w:tcPr>
+          <w:p>
+            <w:pPr>
+              <w:spacing w:after="0"/>
+            </w:pPr>
+            <w:r>
+              <w:rPr>
+                <w:sz w:val="14"/>
+              </w:rPr>
+              <w:t>8936.547</w:t>
+            </w:r>
+          </w:p>
+        </w:tc>
+        <w:tc>
+          <w:tcPr>
+            <w:tcW w:type="dxa" w:w="970"/>
             <w:vAlign w:val="center"/>
           </w:tcPr>
           <w:p>
@@ -10894,24 +13878,24 @@
         </w:tc>
         <w:tc>
           <w:tcPr>
-            <w:tcW w:type="dxa" w:w="1119"/>
-            <w:vAlign w:val="center"/>
-          </w:tcPr>
-          <w:p>
-            <w:pPr>
-              <w:spacing w:after="0"/>
-            </w:pPr>
-            <w:r>
-              <w:rPr>
-                <w:sz w:val="14"/>
-              </w:rPr>
-              <w:t>540.412</w:t>
-            </w:r>
-          </w:p>
-        </w:tc>
-        <w:tc>
-          <w:tcPr>
-            <w:tcW w:type="dxa" w:w="1119"/>
+            <w:tcW w:type="dxa" w:w="970"/>
+            <w:vAlign w:val="center"/>
+          </w:tcPr>
+          <w:p>
+            <w:pPr>
+              <w:spacing w:after="0"/>
+            </w:pPr>
+            <w:r>
+              <w:rPr>
+                <w:sz w:val="14"/>
+              </w:rPr>
+              <w:t>341.672</w:t>
+            </w:r>
+          </w:p>
+        </w:tc>
+        <w:tc>
+          <w:tcPr>
+            <w:tcW w:type="dxa" w:w="970"/>
             <w:vAlign w:val="center"/>
           </w:tcPr>
           <w:p>
@@ -10928,35 +13912,69 @@
         </w:tc>
         <w:tc>
           <w:tcPr>
-            <w:tcW w:type="dxa" w:w="1119"/>
-            <w:vAlign w:val="center"/>
-          </w:tcPr>
-          <w:p>
-            <w:pPr>
-              <w:spacing w:after="0"/>
-            </w:pPr>
-            <w:r>
-              <w:rPr>
-                <w:sz w:val="14"/>
-              </w:rPr>
-              <w:t>6.69</w:t>
-            </w:r>
-          </w:p>
-        </w:tc>
-        <w:tc>
-          <w:tcPr>
-            <w:tcW w:type="dxa" w:w="1119"/>
-            <w:vAlign w:val="center"/>
-          </w:tcPr>
-          <w:p>
-            <w:pPr>
-              <w:spacing w:after="0"/>
-            </w:pPr>
-            <w:r>
-              <w:rPr>
-                <w:sz w:val="14"/>
-              </w:rPr>
-              <w:t>Pass; P5 safety-blocked</w:t>
+            <w:tcW w:type="dxa" w:w="970"/>
+            <w:vAlign w:val="center"/>
+          </w:tcPr>
+          <w:p>
+            <w:pPr>
+              <w:spacing w:after="0"/>
+            </w:pPr>
+            <w:r>
+              <w:rPr>
+                <w:sz w:val="14"/>
+              </w:rPr>
+              <w:t>64.95 / 65.51 / 67.57</w:t>
+            </w:r>
+          </w:p>
+        </w:tc>
+        <w:tc>
+          <w:tcPr>
+            <w:tcW w:type="dxa" w:w="970"/>
+            <w:vAlign w:val="center"/>
+          </w:tcPr>
+          <w:p>
+            <w:pPr>
+              <w:spacing w:after="0"/>
+            </w:pPr>
+            <w:r>
+              <w:rPr>
+                <w:sz w:val="14"/>
+              </w:rPr>
+              <w:t>0.00 / 0.00 / 0.00</w:t>
+            </w:r>
+          </w:p>
+        </w:tc>
+        <w:tc>
+          <w:tcPr>
+            <w:tcW w:type="dxa" w:w="970"/>
+            <w:vAlign w:val="center"/>
+          </w:tcPr>
+          <w:p>
+            <w:pPr>
+              <w:spacing w:after="0"/>
+            </w:pPr>
+            <w:r>
+              <w:rPr>
+                <w:sz w:val="14"/>
+              </w:rPr>
+              <w:t>64.95 / 65.51 / 67.57</w:t>
+            </w:r>
+          </w:p>
+        </w:tc>
+        <w:tc>
+          <w:tcPr>
+            <w:tcW w:type="dxa" w:w="970"/>
+            <w:vAlign w:val="center"/>
+          </w:tcPr>
+          <w:p>
+            <w:pPr>
+              <w:spacing w:after="0"/>
+            </w:pPr>
+            <w:r>
+              <w:rPr>
+                <w:sz w:val="14"/>
+              </w:rPr>
+              <w:t>0.00 / 0.00 / 0.00</w:t>
             </w:r>
           </w:p>
         </w:tc>
@@ -10967,7 +13985,7 @@
         </w:trPr>
         <w:tc>
           <w:tcPr>
-            <w:tcW w:type="dxa" w:w="1119"/>
+            <w:tcW w:type="dxa" w:w="970"/>
             <w:vAlign w:val="center"/>
             <w:shd w:fill="EAF2F8"/>
           </w:tcPr>
@@ -10985,7 +14003,7 @@
         </w:tc>
         <w:tc>
           <w:tcPr>
-            <w:tcW w:type="dxa" w:w="1119"/>
+            <w:tcW w:type="dxa" w:w="970"/>
             <w:vAlign w:val="center"/>
             <w:shd w:fill="EAF2F8"/>
           </w:tcPr>
@@ -11003,7 +14021,7 @@
         </w:tc>
         <w:tc>
           <w:tcPr>
-            <w:tcW w:type="dxa" w:w="1119"/>
+            <w:tcW w:type="dxa" w:w="970"/>
             <w:vAlign w:val="center"/>
             <w:shd w:fill="EAF2F8"/>
           </w:tcPr>
@@ -11021,7 +14039,7 @@
         </w:tc>
         <w:tc>
           <w:tcPr>
-            <w:tcW w:type="dxa" w:w="1119"/>
+            <w:tcW w:type="dxa" w:w="970"/>
             <w:vAlign w:val="center"/>
             <w:shd w:fill="EAF2F8"/>
           </w:tcPr>
@@ -11039,7 +14057,7 @@
         </w:tc>
         <w:tc>
           <w:tcPr>
-            <w:tcW w:type="dxa" w:w="1119"/>
+            <w:tcW w:type="dxa" w:w="970"/>
             <w:vAlign w:val="center"/>
             <w:shd w:fill="EAF2F8"/>
           </w:tcPr>
@@ -11057,7 +14075,7 @@
         </w:tc>
         <w:tc>
           <w:tcPr>
-            <w:tcW w:type="dxa" w:w="1119"/>
+            <w:tcW w:type="dxa" w:w="970"/>
             <w:vAlign w:val="center"/>
             <w:shd w:fill="EAF2F8"/>
           </w:tcPr>
@@ -11075,7 +14093,7 @@
         </w:tc>
         <w:tc>
           <w:tcPr>
-            <w:tcW w:type="dxa" w:w="1119"/>
+            <w:tcW w:type="dxa" w:w="970"/>
             <w:vAlign w:val="center"/>
             <w:shd w:fill="EAF2F8"/>
           </w:tcPr>
@@ -11093,25 +14111,25 @@
         </w:tc>
         <w:tc>
           <w:tcPr>
-            <w:tcW w:type="dxa" w:w="1119"/>
-            <w:vAlign w:val="center"/>
-            <w:shd w:fill="EAF2F8"/>
-          </w:tcPr>
-          <w:p>
-            <w:pPr>
-              <w:spacing w:after="0"/>
-            </w:pPr>
-            <w:r>
-              <w:rPr>
-                <w:sz w:val="14"/>
-              </w:rPr>
-              <w:t>8767.055</w:t>
-            </w:r>
-          </w:p>
-        </w:tc>
-        <w:tc>
-          <w:tcPr>
-            <w:tcW w:type="dxa" w:w="1119"/>
+            <w:tcW w:type="dxa" w:w="970"/>
+            <w:vAlign w:val="center"/>
+            <w:shd w:fill="EAF2F8"/>
+          </w:tcPr>
+          <w:p>
+            <w:pPr>
+              <w:spacing w:after="0"/>
+            </w:pPr>
+            <w:r>
+              <w:rPr>
+                <w:sz w:val="14"/>
+              </w:rPr>
+              <w:t>8767.629</w:t>
+            </w:r>
+          </w:p>
+        </w:tc>
+        <w:tc>
+          <w:tcPr>
+            <w:tcW w:type="dxa" w:w="970"/>
             <w:vAlign w:val="center"/>
             <w:shd w:fill="EAF2F8"/>
           </w:tcPr>
@@ -11129,25 +14147,25 @@
         </w:tc>
         <w:tc>
           <w:tcPr>
-            <w:tcW w:type="dxa" w:w="1119"/>
-            <w:vAlign w:val="center"/>
-            <w:shd w:fill="EAF2F8"/>
-          </w:tcPr>
-          <w:p>
-            <w:pPr>
-              <w:spacing w:after="0"/>
-            </w:pPr>
-            <w:r>
-              <w:rPr>
-                <w:sz w:val="14"/>
-              </w:rPr>
-              <w:t>332.794</w:t>
-            </w:r>
-          </w:p>
-        </w:tc>
-        <w:tc>
-          <w:tcPr>
-            <w:tcW w:type="dxa" w:w="1119"/>
+            <w:tcW w:type="dxa" w:w="970"/>
+            <w:vAlign w:val="center"/>
+            <w:shd w:fill="EAF2F8"/>
+          </w:tcPr>
+          <w:p>
+            <w:pPr>
+              <w:spacing w:after="0"/>
+            </w:pPr>
+            <w:r>
+              <w:rPr>
+                <w:sz w:val="14"/>
+              </w:rPr>
+              <w:t>278.364</w:t>
+            </w:r>
+          </w:p>
+        </w:tc>
+        <w:tc>
+          <w:tcPr>
+            <w:tcW w:type="dxa" w:w="970"/>
             <w:vAlign w:val="center"/>
             <w:shd w:fill="EAF2F8"/>
           </w:tcPr>
@@ -11165,37 +14183,73 @@
         </w:tc>
         <w:tc>
           <w:tcPr>
-            <w:tcW w:type="dxa" w:w="1119"/>
-            <w:vAlign w:val="center"/>
-            <w:shd w:fill="EAF2F8"/>
-          </w:tcPr>
-          <w:p>
-            <w:pPr>
-              <w:spacing w:after="0"/>
-            </w:pPr>
-            <w:r>
-              <w:rPr>
-                <w:sz w:val="14"/>
-              </w:rPr>
-              <w:t>5.97</w:t>
-            </w:r>
-          </w:p>
-        </w:tc>
-        <w:tc>
-          <w:tcPr>
-            <w:tcW w:type="dxa" w:w="1119"/>
-            <w:vAlign w:val="center"/>
-            <w:shd w:fill="EAF2F8"/>
-          </w:tcPr>
-          <w:p>
-            <w:pPr>
-              <w:spacing w:after="0"/>
-            </w:pPr>
-            <w:r>
-              <w:rPr>
-                <w:sz w:val="14"/>
-              </w:rPr>
-              <w:t>Pass; P5 safety-blocked</w:t>
+            <w:tcW w:type="dxa" w:w="970"/>
+            <w:vAlign w:val="center"/>
+            <w:shd w:fill="EAF2F8"/>
+          </w:tcPr>
+          <w:p>
+            <w:pPr>
+              <w:spacing w:after="0"/>
+            </w:pPr>
+            <w:r>
+              <w:rPr>
+                <w:sz w:val="14"/>
+              </w:rPr>
+              <w:t>65.36 / 65.74 / 67.29</w:t>
+            </w:r>
+          </w:p>
+        </w:tc>
+        <w:tc>
+          <w:tcPr>
+            <w:tcW w:type="dxa" w:w="970"/>
+            <w:vAlign w:val="center"/>
+            <w:shd w:fill="EAF2F8"/>
+          </w:tcPr>
+          <w:p>
+            <w:pPr>
+              <w:spacing w:after="0"/>
+            </w:pPr>
+            <w:r>
+              <w:rPr>
+                <w:sz w:val="14"/>
+              </w:rPr>
+              <w:t>0.00 / 0.00 / 0.00</w:t>
+            </w:r>
+          </w:p>
+        </w:tc>
+        <w:tc>
+          <w:tcPr>
+            <w:tcW w:type="dxa" w:w="970"/>
+            <w:vAlign w:val="center"/>
+            <w:shd w:fill="EAF2F8"/>
+          </w:tcPr>
+          <w:p>
+            <w:pPr>
+              <w:spacing w:after="0"/>
+            </w:pPr>
+            <w:r>
+              <w:rPr>
+                <w:sz w:val="14"/>
+              </w:rPr>
+              <w:t>65.36 / 65.74 / 67.29</w:t>
+            </w:r>
+          </w:p>
+        </w:tc>
+        <w:tc>
+          <w:tcPr>
+            <w:tcW w:type="dxa" w:w="970"/>
+            <w:vAlign w:val="center"/>
+            <w:shd w:fill="EAF2F8"/>
+          </w:tcPr>
+          <w:p>
+            <w:pPr>
+              <w:spacing w:after="0"/>
+            </w:pPr>
+            <w:r>
+              <w:rPr>
+                <w:sz w:val="14"/>
+              </w:rPr>
+              <w:t>0.00 / 0.00 / 0.00</w:t>
             </w:r>
           </w:p>
         </w:tc>
@@ -11206,7 +14260,7 @@
         </w:trPr>
         <w:tc>
           <w:tcPr>
-            <w:tcW w:type="dxa" w:w="1119"/>
+            <w:tcW w:type="dxa" w:w="970"/>
             <w:vAlign w:val="center"/>
           </w:tcPr>
           <w:p>
@@ -11223,7 +14277,7 @@
         </w:tc>
         <w:tc>
           <w:tcPr>
-            <w:tcW w:type="dxa" w:w="1119"/>
+            <w:tcW w:type="dxa" w:w="970"/>
             <w:vAlign w:val="center"/>
           </w:tcPr>
           <w:p>
@@ -11240,7 +14294,7 @@
         </w:tc>
         <w:tc>
           <w:tcPr>
-            <w:tcW w:type="dxa" w:w="1119"/>
+            <w:tcW w:type="dxa" w:w="970"/>
             <w:vAlign w:val="center"/>
           </w:tcPr>
           <w:p>
@@ -11257,7 +14311,7 @@
         </w:tc>
         <w:tc>
           <w:tcPr>
-            <w:tcW w:type="dxa" w:w="1119"/>
+            <w:tcW w:type="dxa" w:w="970"/>
             <w:vAlign w:val="center"/>
           </w:tcPr>
           <w:p>
@@ -11274,7 +14328,7 @@
         </w:tc>
         <w:tc>
           <w:tcPr>
-            <w:tcW w:type="dxa" w:w="1119"/>
+            <w:tcW w:type="dxa" w:w="970"/>
             <w:vAlign w:val="center"/>
           </w:tcPr>
           <w:p>
@@ -11291,7 +14345,7 @@
         </w:tc>
         <w:tc>
           <w:tcPr>
-            <w:tcW w:type="dxa" w:w="1119"/>
+            <w:tcW w:type="dxa" w:w="970"/>
             <w:vAlign w:val="center"/>
           </w:tcPr>
           <w:p>
@@ -11308,7 +14362,7 @@
         </w:tc>
         <w:tc>
           <w:tcPr>
-            <w:tcW w:type="dxa" w:w="1119"/>
+            <w:tcW w:type="dxa" w:w="970"/>
             <w:vAlign w:val="center"/>
           </w:tcPr>
           <w:p>
@@ -11325,24 +14379,24 @@
         </w:tc>
         <w:tc>
           <w:tcPr>
-            <w:tcW w:type="dxa" w:w="1119"/>
-            <w:vAlign w:val="center"/>
-          </w:tcPr>
-          <w:p>
-            <w:pPr>
-              <w:spacing w:after="0"/>
-            </w:pPr>
-            <w:r>
-              <w:rPr>
-                <w:sz w:val="14"/>
-              </w:rPr>
-              <w:t>8720.383</w:t>
-            </w:r>
-          </w:p>
-        </w:tc>
-        <w:tc>
-          <w:tcPr>
-            <w:tcW w:type="dxa" w:w="1119"/>
+            <w:tcW w:type="dxa" w:w="970"/>
+            <w:vAlign w:val="center"/>
+          </w:tcPr>
+          <w:p>
+            <w:pPr>
+              <w:spacing w:after="0"/>
+            </w:pPr>
+            <w:r>
+              <w:rPr>
+                <w:sz w:val="14"/>
+              </w:rPr>
+              <w:t>8721.734</w:t>
+            </w:r>
+          </w:p>
+        </w:tc>
+        <w:tc>
+          <w:tcPr>
+            <w:tcW w:type="dxa" w:w="970"/>
             <w:vAlign w:val="center"/>
           </w:tcPr>
           <w:p>
@@ -11359,24 +14413,24 @@
         </w:tc>
         <w:tc>
           <w:tcPr>
-            <w:tcW w:type="dxa" w:w="1119"/>
-            <w:vAlign w:val="center"/>
-          </w:tcPr>
-          <w:p>
-            <w:pPr>
-              <w:spacing w:after="0"/>
-            </w:pPr>
-            <w:r>
-              <w:rPr>
-                <w:sz w:val="14"/>
-              </w:rPr>
-              <w:t>339.918</w:t>
-            </w:r>
-          </w:p>
-        </w:tc>
-        <w:tc>
-          <w:tcPr>
-            <w:tcW w:type="dxa" w:w="1119"/>
+            <w:tcW w:type="dxa" w:w="970"/>
+            <w:vAlign w:val="center"/>
+          </w:tcPr>
+          <w:p>
+            <w:pPr>
+              <w:spacing w:after="0"/>
+            </w:pPr>
+            <w:r>
+              <w:rPr>
+                <w:sz w:val="14"/>
+              </w:rPr>
+              <w:t>304.354</w:t>
+            </w:r>
+          </w:p>
+        </w:tc>
+        <w:tc>
+          <w:tcPr>
+            <w:tcW w:type="dxa" w:w="970"/>
             <w:vAlign w:val="center"/>
           </w:tcPr>
           <w:p>
@@ -11393,35 +14447,69 @@
         </w:tc>
         <w:tc>
           <w:tcPr>
-            <w:tcW w:type="dxa" w:w="1119"/>
-            <w:vAlign w:val="center"/>
-          </w:tcPr>
-          <w:p>
-            <w:pPr>
-              <w:spacing w:after="0"/>
-            </w:pPr>
-            <w:r>
-              <w:rPr>
-                <w:sz w:val="14"/>
-              </w:rPr>
-              <w:t>6.67</w:t>
-            </w:r>
-          </w:p>
-        </w:tc>
-        <w:tc>
-          <w:tcPr>
-            <w:tcW w:type="dxa" w:w="1119"/>
-            <w:vAlign w:val="center"/>
-          </w:tcPr>
-          <w:p>
-            <w:pPr>
-              <w:spacing w:after="0"/>
-            </w:pPr>
-            <w:r>
-              <w:rPr>
-                <w:sz w:val="14"/>
-              </w:rPr>
-              <w:t>Pass; P5 safety-blocked</w:t>
+            <w:tcW w:type="dxa" w:w="970"/>
+            <w:vAlign w:val="center"/>
+          </w:tcPr>
+          <w:p>
+            <w:pPr>
+              <w:spacing w:after="0"/>
+            </w:pPr>
+            <w:r>
+              <w:rPr>
+                <w:sz w:val="14"/>
+              </w:rPr>
+              <w:t>65.30 / 65.71 / 67.39</w:t>
+            </w:r>
+          </w:p>
+        </w:tc>
+        <w:tc>
+          <w:tcPr>
+            <w:tcW w:type="dxa" w:w="970"/>
+            <w:vAlign w:val="center"/>
+          </w:tcPr>
+          <w:p>
+            <w:pPr>
+              <w:spacing w:after="0"/>
+            </w:pPr>
+            <w:r>
+              <w:rPr>
+                <w:sz w:val="14"/>
+              </w:rPr>
+              <w:t>0.00 / 0.00 / 0.00</w:t>
+            </w:r>
+          </w:p>
+        </w:tc>
+        <w:tc>
+          <w:tcPr>
+            <w:tcW w:type="dxa" w:w="970"/>
+            <w:vAlign w:val="center"/>
+          </w:tcPr>
+          <w:p>
+            <w:pPr>
+              <w:spacing w:after="0"/>
+            </w:pPr>
+            <w:r>
+              <w:rPr>
+                <w:sz w:val="14"/>
+              </w:rPr>
+              <w:t>65.30 / 65.71 / 67.39</w:t>
+            </w:r>
+          </w:p>
+        </w:tc>
+        <w:tc>
+          <w:tcPr>
+            <w:tcW w:type="dxa" w:w="970"/>
+            <w:vAlign w:val="center"/>
+          </w:tcPr>
+          <w:p>
+            <w:pPr>
+              <w:spacing w:after="0"/>
+            </w:pPr>
+            <w:r>
+              <w:rPr>
+                <w:sz w:val="14"/>
+              </w:rPr>
+              <w:t>0.00 / 0.00 / 0.00</w:t>
             </w:r>
           </w:p>
         </w:tc>
@@ -11432,7 +14520,7 @@
         </w:trPr>
         <w:tc>
           <w:tcPr>
-            <w:tcW w:type="dxa" w:w="1119"/>
+            <w:tcW w:type="dxa" w:w="970"/>
             <w:vAlign w:val="center"/>
             <w:shd w:fill="EAF2F8"/>
           </w:tcPr>
@@ -11450,7 +14538,7 @@
         </w:tc>
         <w:tc>
           <w:tcPr>
-            <w:tcW w:type="dxa" w:w="1119"/>
+            <w:tcW w:type="dxa" w:w="970"/>
             <w:vAlign w:val="center"/>
             <w:shd w:fill="EAF2F8"/>
           </w:tcPr>
@@ -11468,7 +14556,7 @@
         </w:tc>
         <w:tc>
           <w:tcPr>
-            <w:tcW w:type="dxa" w:w="1119"/>
+            <w:tcW w:type="dxa" w:w="970"/>
             <w:vAlign w:val="center"/>
             <w:shd w:fill="EAF2F8"/>
           </w:tcPr>
@@ -11486,7 +14574,7 @@
         </w:tc>
         <w:tc>
           <w:tcPr>
-            <w:tcW w:type="dxa" w:w="1119"/>
+            <w:tcW w:type="dxa" w:w="970"/>
             <w:vAlign w:val="center"/>
             <w:shd w:fill="EAF2F8"/>
           </w:tcPr>
@@ -11504,7 +14592,7 @@
         </w:tc>
         <w:tc>
           <w:tcPr>
-            <w:tcW w:type="dxa" w:w="1119"/>
+            <w:tcW w:type="dxa" w:w="970"/>
             <w:vAlign w:val="center"/>
             <w:shd w:fill="EAF2F8"/>
           </w:tcPr>
@@ -11522,7 +14610,7 @@
         </w:tc>
         <w:tc>
           <w:tcPr>
-            <w:tcW w:type="dxa" w:w="1119"/>
+            <w:tcW w:type="dxa" w:w="970"/>
             <w:vAlign w:val="center"/>
             <w:shd w:fill="EAF2F8"/>
           </w:tcPr>
@@ -11540,7 +14628,7 @@
         </w:tc>
         <w:tc>
           <w:tcPr>
-            <w:tcW w:type="dxa" w:w="1119"/>
+            <w:tcW w:type="dxa" w:w="970"/>
             <w:vAlign w:val="center"/>
             <w:shd w:fill="EAF2F8"/>
           </w:tcPr>
@@ -11558,25 +14646,25 @@
         </w:tc>
         <w:tc>
           <w:tcPr>
-            <w:tcW w:type="dxa" w:w="1119"/>
-            <w:vAlign w:val="center"/>
-            <w:shd w:fill="EAF2F8"/>
-          </w:tcPr>
-          <w:p>
-            <w:pPr>
-              <w:spacing w:after="0"/>
-            </w:pPr>
-            <w:r>
-              <w:rPr>
-                <w:sz w:val="14"/>
-              </w:rPr>
-              <w:t>2903.941</w:t>
-            </w:r>
-          </w:p>
-        </w:tc>
-        <w:tc>
-          <w:tcPr>
-            <w:tcW w:type="dxa" w:w="1119"/>
+            <w:tcW w:type="dxa" w:w="970"/>
+            <w:vAlign w:val="center"/>
+            <w:shd w:fill="EAF2F8"/>
+          </w:tcPr>
+          <w:p>
+            <w:pPr>
+              <w:spacing w:after="0"/>
+            </w:pPr>
+            <w:r>
+              <w:rPr>
+                <w:sz w:val="14"/>
+              </w:rPr>
+              <w:t>2905.742</w:t>
+            </w:r>
+          </w:p>
+        </w:tc>
+        <w:tc>
+          <w:tcPr>
+            <w:tcW w:type="dxa" w:w="970"/>
             <w:vAlign w:val="center"/>
             <w:shd w:fill="EAF2F8"/>
           </w:tcPr>
@@ -11594,25 +14682,25 @@
         </w:tc>
         <w:tc>
           <w:tcPr>
-            <w:tcW w:type="dxa" w:w="1119"/>
-            <w:vAlign w:val="center"/>
-            <w:shd w:fill="EAF2F8"/>
-          </w:tcPr>
-          <w:p>
-            <w:pPr>
-              <w:spacing w:after="0"/>
-            </w:pPr>
-            <w:r>
-              <w:rPr>
-                <w:sz w:val="14"/>
-              </w:rPr>
-              <w:t>203.267</w:t>
-            </w:r>
-          </w:p>
-        </w:tc>
-        <w:tc>
-          <w:tcPr>
-            <w:tcW w:type="dxa" w:w="1119"/>
+            <w:tcW w:type="dxa" w:w="970"/>
+            <w:vAlign w:val="center"/>
+            <w:shd w:fill="EAF2F8"/>
+          </w:tcPr>
+          <w:p>
+            <w:pPr>
+              <w:spacing w:after="0"/>
+            </w:pPr>
+            <w:r>
+              <w:rPr>
+                <w:sz w:val="14"/>
+              </w:rPr>
+              <w:t>177.658</w:t>
+            </w:r>
+          </w:p>
+        </w:tc>
+        <w:tc>
+          <w:tcPr>
+            <w:tcW w:type="dxa" w:w="970"/>
             <w:vAlign w:val="center"/>
             <w:shd w:fill="EAF2F8"/>
           </w:tcPr>
@@ -11630,37 +14718,73 @@
         </w:tc>
         <w:tc>
           <w:tcPr>
-            <w:tcW w:type="dxa" w:w="1119"/>
-            <w:vAlign w:val="center"/>
-            <w:shd w:fill="EAF2F8"/>
-          </w:tcPr>
-          <w:p>
-            <w:pPr>
-              <w:spacing w:after="0"/>
-            </w:pPr>
-            <w:r>
-              <w:rPr>
-                <w:sz w:val="14"/>
-              </w:rPr>
-              <w:t>6.72</w:t>
-            </w:r>
-          </w:p>
-        </w:tc>
-        <w:tc>
-          <w:tcPr>
-            <w:tcW w:type="dxa" w:w="1119"/>
-            <w:vAlign w:val="center"/>
-            <w:shd w:fill="EAF2F8"/>
-          </w:tcPr>
-          <w:p>
-            <w:pPr>
-              <w:spacing w:after="0"/>
-            </w:pPr>
-            <w:r>
-              <w:rPr>
-                <w:sz w:val="14"/>
-              </w:rPr>
-              <w:t>Pass</w:t>
+            <w:tcW w:type="dxa" w:w="970"/>
+            <w:vAlign w:val="center"/>
+            <w:shd w:fill="EAF2F8"/>
+          </w:tcPr>
+          <w:p>
+            <w:pPr>
+              <w:spacing w:after="0"/>
+            </w:pPr>
+            <w:r>
+              <w:rPr>
+                <w:sz w:val="14"/>
+              </w:rPr>
+              <w:t>64.43 / 64.88 / 66.82</w:t>
+            </w:r>
+          </w:p>
+        </w:tc>
+        <w:tc>
+          <w:tcPr>
+            <w:tcW w:type="dxa" w:w="970"/>
+            <w:vAlign w:val="center"/>
+            <w:shd w:fill="EAF2F8"/>
+          </w:tcPr>
+          <w:p>
+            <w:pPr>
+              <w:spacing w:after="0"/>
+            </w:pPr>
+            <w:r>
+              <w:rPr>
+                <w:sz w:val="14"/>
+              </w:rPr>
+              <w:t>25.74 / 25.00 / 43.00</w:t>
+            </w:r>
+          </w:p>
+        </w:tc>
+        <w:tc>
+          <w:tcPr>
+            <w:tcW w:type="dxa" w:w="970"/>
+            <w:vAlign w:val="center"/>
+            <w:shd w:fill="EAF2F8"/>
+          </w:tcPr>
+          <w:p>
+            <w:pPr>
+              <w:spacing w:after="0"/>
+            </w:pPr>
+            <w:r>
+              <w:rPr>
+                <w:sz w:val="14"/>
+              </w:rPr>
+              <w:t>64.43 / 64.88 / 66.82</w:t>
+            </w:r>
+          </w:p>
+        </w:tc>
+        <w:tc>
+          <w:tcPr>
+            <w:tcW w:type="dxa" w:w="970"/>
+            <w:vAlign w:val="center"/>
+            <w:shd w:fill="EAF2F8"/>
+          </w:tcPr>
+          <w:p>
+            <w:pPr>
+              <w:spacing w:after="0"/>
+            </w:pPr>
+            <w:r>
+              <w:rPr>
+                <w:sz w:val="14"/>
+              </w:rPr>
+              <w:t>25.74 / 25.00 / 43.00</w:t>
             </w:r>
           </w:p>
         </w:tc>
@@ -11671,7 +14795,7 @@
         </w:trPr>
         <w:tc>
           <w:tcPr>
-            <w:tcW w:type="dxa" w:w="1119"/>
+            <w:tcW w:type="dxa" w:w="970"/>
             <w:vAlign w:val="center"/>
           </w:tcPr>
           <w:p>
@@ -11688,7 +14812,7 @@
         </w:tc>
         <w:tc>
           <w:tcPr>
-            <w:tcW w:type="dxa" w:w="1119"/>
+            <w:tcW w:type="dxa" w:w="970"/>
             <w:vAlign w:val="center"/>
           </w:tcPr>
           <w:p>
@@ -11705,7 +14829,7 @@
         </w:tc>
         <w:tc>
           <w:tcPr>
-            <w:tcW w:type="dxa" w:w="1119"/>
+            <w:tcW w:type="dxa" w:w="970"/>
             <w:vAlign w:val="center"/>
           </w:tcPr>
           <w:p>
@@ -11722,7 +14846,7 @@
         </w:tc>
         <w:tc>
           <w:tcPr>
-            <w:tcW w:type="dxa" w:w="1119"/>
+            <w:tcW w:type="dxa" w:w="970"/>
             <w:vAlign w:val="center"/>
           </w:tcPr>
           <w:p>
@@ -11739,7 +14863,7 @@
         </w:tc>
         <w:tc>
           <w:tcPr>
-            <w:tcW w:type="dxa" w:w="1119"/>
+            <w:tcW w:type="dxa" w:w="970"/>
             <w:vAlign w:val="center"/>
           </w:tcPr>
           <w:p>
@@ -11756,7 +14880,7 @@
         </w:tc>
         <w:tc>
           <w:tcPr>
-            <w:tcW w:type="dxa" w:w="1119"/>
+            <w:tcW w:type="dxa" w:w="970"/>
             <w:vAlign w:val="center"/>
           </w:tcPr>
           <w:p>
@@ -11773,7 +14897,7 @@
         </w:tc>
         <w:tc>
           <w:tcPr>
-            <w:tcW w:type="dxa" w:w="1119"/>
+            <w:tcW w:type="dxa" w:w="970"/>
             <w:vAlign w:val="center"/>
           </w:tcPr>
           <w:p>
@@ -11790,24 +14914,24 @@
         </w:tc>
         <w:tc>
           <w:tcPr>
-            <w:tcW w:type="dxa" w:w="1119"/>
-            <w:vAlign w:val="center"/>
-          </w:tcPr>
-          <w:p>
-            <w:pPr>
-              <w:spacing w:after="0"/>
-            </w:pPr>
-            <w:r>
-              <w:rPr>
-                <w:sz w:val="14"/>
-              </w:rPr>
-              <w:t>2705.563</w:t>
-            </w:r>
-          </w:p>
-        </w:tc>
-        <w:tc>
-          <w:tcPr>
-            <w:tcW w:type="dxa" w:w="1119"/>
+            <w:tcW w:type="dxa" w:w="970"/>
+            <w:vAlign w:val="center"/>
+          </w:tcPr>
+          <w:p>
+            <w:pPr>
+              <w:spacing w:after="0"/>
+            </w:pPr>
+            <w:r>
+              <w:rPr>
+                <w:sz w:val="14"/>
+              </w:rPr>
+              <w:t>2707.188</w:t>
+            </w:r>
+          </w:p>
+        </w:tc>
+        <w:tc>
+          <w:tcPr>
+            <w:tcW w:type="dxa" w:w="970"/>
             <w:vAlign w:val="center"/>
           </w:tcPr>
           <w:p>
@@ -11824,24 +14948,24 @@
         </w:tc>
         <w:tc>
           <w:tcPr>
-            <w:tcW w:type="dxa" w:w="1119"/>
-            <w:vAlign w:val="center"/>
-          </w:tcPr>
-          <w:p>
-            <w:pPr>
-              <w:spacing w:after="0"/>
-            </w:pPr>
-            <w:r>
-              <w:rPr>
-                <w:sz w:val="14"/>
-              </w:rPr>
-              <w:t>224.509</w:t>
-            </w:r>
-          </w:p>
-        </w:tc>
-        <w:tc>
-          <w:tcPr>
-            <w:tcW w:type="dxa" w:w="1119"/>
+            <w:tcW w:type="dxa" w:w="970"/>
+            <w:vAlign w:val="center"/>
+          </w:tcPr>
+          <w:p>
+            <w:pPr>
+              <w:spacing w:after="0"/>
+            </w:pPr>
+            <w:r>
+              <w:rPr>
+                <w:sz w:val="14"/>
+              </w:rPr>
+              <w:t>179.577</w:t>
+            </w:r>
+          </w:p>
+        </w:tc>
+        <w:tc>
+          <w:tcPr>
+            <w:tcW w:type="dxa" w:w="970"/>
             <w:vAlign w:val="center"/>
           </w:tcPr>
           <w:p>
@@ -11858,35 +14982,69 @@
         </w:tc>
         <w:tc>
           <w:tcPr>
-            <w:tcW w:type="dxa" w:w="1119"/>
-            <w:vAlign w:val="center"/>
-          </w:tcPr>
-          <w:p>
-            <w:pPr>
-              <w:spacing w:after="0"/>
-            </w:pPr>
-            <w:r>
-              <w:rPr>
-                <w:sz w:val="14"/>
-              </w:rPr>
-              <w:t>6.22</w:t>
-            </w:r>
-          </w:p>
-        </w:tc>
-        <w:tc>
-          <w:tcPr>
-            <w:tcW w:type="dxa" w:w="1119"/>
-            <w:vAlign w:val="center"/>
-          </w:tcPr>
-          <w:p>
-            <w:pPr>
-              <w:spacing w:after="0"/>
-            </w:pPr>
-            <w:r>
-              <w:rPr>
-                <w:sz w:val="14"/>
-              </w:rPr>
-              <w:t>Pass</w:t>
+            <w:tcW w:type="dxa" w:w="970"/>
+            <w:vAlign w:val="center"/>
+          </w:tcPr>
+          <w:p>
+            <w:pPr>
+              <w:spacing w:after="0"/>
+            </w:pPr>
+            <w:r>
+              <w:rPr>
+                <w:sz w:val="14"/>
+              </w:rPr>
+              <w:t>65.30 / 65.80 / 67.28</w:t>
+            </w:r>
+          </w:p>
+        </w:tc>
+        <w:tc>
+          <w:tcPr>
+            <w:tcW w:type="dxa" w:w="970"/>
+            <w:vAlign w:val="center"/>
+          </w:tcPr>
+          <w:p>
+            <w:pPr>
+              <w:spacing w:after="0"/>
+            </w:pPr>
+            <w:r>
+              <w:rPr>
+                <w:sz w:val="14"/>
+              </w:rPr>
+              <w:t>25.71 / 23.00 / 41.00</w:t>
+            </w:r>
+          </w:p>
+        </w:tc>
+        <w:tc>
+          <w:tcPr>
+            <w:tcW w:type="dxa" w:w="970"/>
+            <w:vAlign w:val="center"/>
+          </w:tcPr>
+          <w:p>
+            <w:pPr>
+              <w:spacing w:after="0"/>
+            </w:pPr>
+            <w:r>
+              <w:rPr>
+                <w:sz w:val="14"/>
+              </w:rPr>
+              <w:t>65.30 / 65.80 / 67.28</w:t>
+            </w:r>
+          </w:p>
+        </w:tc>
+        <w:tc>
+          <w:tcPr>
+            <w:tcW w:type="dxa" w:w="970"/>
+            <w:vAlign w:val="center"/>
+          </w:tcPr>
+          <w:p>
+            <w:pPr>
+              <w:spacing w:after="0"/>
+            </w:pPr>
+            <w:r>
+              <w:rPr>
+                <w:sz w:val="14"/>
+              </w:rPr>
+              <w:t>25.71 / 23.00 / 41.00</w:t>
             </w:r>
           </w:p>
         </w:tc>
@@ -11897,7 +15055,7 @@
         </w:trPr>
         <w:tc>
           <w:tcPr>
-            <w:tcW w:type="dxa" w:w="1119"/>
+            <w:tcW w:type="dxa" w:w="970"/>
             <w:vAlign w:val="center"/>
             <w:shd w:fill="EAF2F8"/>
           </w:tcPr>
@@ -11915,7 +15073,7 @@
         </w:tc>
         <w:tc>
           <w:tcPr>
-            <w:tcW w:type="dxa" w:w="1119"/>
+            <w:tcW w:type="dxa" w:w="970"/>
             <w:vAlign w:val="center"/>
             <w:shd w:fill="EAF2F8"/>
           </w:tcPr>
@@ -11933,7 +15091,7 @@
         </w:tc>
         <w:tc>
           <w:tcPr>
-            <w:tcW w:type="dxa" w:w="1119"/>
+            <w:tcW w:type="dxa" w:w="970"/>
             <w:vAlign w:val="center"/>
             <w:shd w:fill="EAF2F8"/>
           </w:tcPr>
@@ -11951,7 +15109,7 @@
         </w:tc>
         <w:tc>
           <w:tcPr>
-            <w:tcW w:type="dxa" w:w="1119"/>
+            <w:tcW w:type="dxa" w:w="970"/>
             <w:vAlign w:val="center"/>
             <w:shd w:fill="EAF2F8"/>
           </w:tcPr>
@@ -11969,7 +15127,7 @@
         </w:tc>
         <w:tc>
           <w:tcPr>
-            <w:tcW w:type="dxa" w:w="1119"/>
+            <w:tcW w:type="dxa" w:w="970"/>
             <w:vAlign w:val="center"/>
             <w:shd w:fill="EAF2F8"/>
           </w:tcPr>
@@ -11987,7 +15145,7 @@
         </w:tc>
         <w:tc>
           <w:tcPr>
-            <w:tcW w:type="dxa" w:w="1119"/>
+            <w:tcW w:type="dxa" w:w="970"/>
             <w:vAlign w:val="center"/>
             <w:shd w:fill="EAF2F8"/>
           </w:tcPr>
@@ -12005,7 +15163,7 @@
         </w:tc>
         <w:tc>
           <w:tcPr>
-            <w:tcW w:type="dxa" w:w="1119"/>
+            <w:tcW w:type="dxa" w:w="970"/>
             <w:vAlign w:val="center"/>
             <w:shd w:fill="EAF2F8"/>
           </w:tcPr>
@@ -12023,25 +15181,25 @@
         </w:tc>
         <w:tc>
           <w:tcPr>
-            <w:tcW w:type="dxa" w:w="1119"/>
-            <w:vAlign w:val="center"/>
-            <w:shd w:fill="EAF2F8"/>
-          </w:tcPr>
-          <w:p>
-            <w:pPr>
-              <w:spacing w:after="0"/>
-            </w:pPr>
-            <w:r>
-              <w:rPr>
-                <w:sz w:val="14"/>
-              </w:rPr>
-              <w:t>4541.016</w:t>
-            </w:r>
-          </w:p>
-        </w:tc>
-        <w:tc>
-          <w:tcPr>
-            <w:tcW w:type="dxa" w:w="1119"/>
+            <w:tcW w:type="dxa" w:w="970"/>
+            <w:vAlign w:val="center"/>
+            <w:shd w:fill="EAF2F8"/>
+          </w:tcPr>
+          <w:p>
+            <w:pPr>
+              <w:spacing w:after="0"/>
+            </w:pPr>
+            <w:r>
+              <w:rPr>
+                <w:sz w:val="14"/>
+              </w:rPr>
+              <w:t>4542.570</w:t>
+            </w:r>
+          </w:p>
+        </w:tc>
+        <w:tc>
+          <w:tcPr>
+            <w:tcW w:type="dxa" w:w="970"/>
             <w:vAlign w:val="center"/>
             <w:shd w:fill="EAF2F8"/>
           </w:tcPr>
@@ -12059,25 +15217,25 @@
         </w:tc>
         <w:tc>
           <w:tcPr>
-            <w:tcW w:type="dxa" w:w="1119"/>
-            <w:vAlign w:val="center"/>
-            <w:shd w:fill="EAF2F8"/>
-          </w:tcPr>
-          <w:p>
-            <w:pPr>
-              <w:spacing w:after="0"/>
-            </w:pPr>
-            <w:r>
-              <w:rPr>
-                <w:sz w:val="14"/>
-              </w:rPr>
-              <w:t>410.507</w:t>
-            </w:r>
-          </w:p>
-        </w:tc>
-        <w:tc>
-          <w:tcPr>
-            <w:tcW w:type="dxa" w:w="1119"/>
+            <w:tcW w:type="dxa" w:w="970"/>
+            <w:vAlign w:val="center"/>
+            <w:shd w:fill="EAF2F8"/>
+          </w:tcPr>
+          <w:p>
+            <w:pPr>
+              <w:spacing w:after="0"/>
+            </w:pPr>
+            <w:r>
+              <w:rPr>
+                <w:sz w:val="14"/>
+              </w:rPr>
+              <w:t>438.734</w:t>
+            </w:r>
+          </w:p>
+        </w:tc>
+        <w:tc>
+          <w:tcPr>
+            <w:tcW w:type="dxa" w:w="970"/>
             <w:vAlign w:val="center"/>
             <w:shd w:fill="EAF2F8"/>
           </w:tcPr>
@@ -12095,37 +15253,73 @@
         </w:tc>
         <w:tc>
           <w:tcPr>
-            <w:tcW w:type="dxa" w:w="1119"/>
-            <w:vAlign w:val="center"/>
-            <w:shd w:fill="EAF2F8"/>
-          </w:tcPr>
-          <w:p>
-            <w:pPr>
-              <w:spacing w:after="0"/>
-            </w:pPr>
-            <w:r>
-              <w:rPr>
-                <w:sz w:val="14"/>
-              </w:rPr>
-              <w:t>7.22</w:t>
-            </w:r>
-          </w:p>
-        </w:tc>
-        <w:tc>
-          <w:tcPr>
-            <w:tcW w:type="dxa" w:w="1119"/>
-            <w:vAlign w:val="center"/>
-            <w:shd w:fill="EAF2F8"/>
-          </w:tcPr>
-          <w:p>
-            <w:pPr>
-              <w:spacing w:after="0"/>
-            </w:pPr>
-            <w:r>
-              <w:rPr>
-                <w:sz w:val="14"/>
-              </w:rPr>
-              <w:t>Pass</w:t>
+            <w:tcW w:type="dxa" w:w="970"/>
+            <w:vAlign w:val="center"/>
+            <w:shd w:fill="EAF2F8"/>
+          </w:tcPr>
+          <w:p>
+            <w:pPr>
+              <w:spacing w:after="0"/>
+            </w:pPr>
+            <w:r>
+              <w:rPr>
+                <w:sz w:val="14"/>
+              </w:rPr>
+              <w:t>2.17 / 2.21 / 2.96</w:t>
+            </w:r>
+          </w:p>
+        </w:tc>
+        <w:tc>
+          <w:tcPr>
+            <w:tcW w:type="dxa" w:w="970"/>
+            <w:vAlign w:val="center"/>
+            <w:shd w:fill="EAF2F8"/>
+          </w:tcPr>
+          <w:p>
+            <w:pPr>
+              <w:spacing w:after="0"/>
+            </w:pPr>
+            <w:r>
+              <w:rPr>
+                <w:sz w:val="14"/>
+              </w:rPr>
+              <w:t>92.44 / 96.00 / 100.00</w:t>
+            </w:r>
+          </w:p>
+        </w:tc>
+        <w:tc>
+          <w:tcPr>
+            <w:tcW w:type="dxa" w:w="970"/>
+            <w:vAlign w:val="center"/>
+            <w:shd w:fill="EAF2F8"/>
+          </w:tcPr>
+          <w:p>
+            <w:pPr>
+              <w:spacing w:after="0"/>
+            </w:pPr>
+            <w:r>
+              <w:rPr>
+                <w:sz w:val="14"/>
+              </w:rPr>
+              <w:t>2.17 / 2.21 / 2.96</w:t>
+            </w:r>
+          </w:p>
+        </w:tc>
+        <w:tc>
+          <w:tcPr>
+            <w:tcW w:type="dxa" w:w="970"/>
+            <w:vAlign w:val="center"/>
+            <w:shd w:fill="EAF2F8"/>
+          </w:tcPr>
+          <w:p>
+            <w:pPr>
+              <w:spacing w:after="0"/>
+            </w:pPr>
+            <w:r>
+              <w:rPr>
+                <w:sz w:val="14"/>
+              </w:rPr>
+              <w:t>92.44 / 96.00 / 100.00</w:t>
             </w:r>
           </w:p>
         </w:tc>
@@ -12136,7 +15330,7 @@
         </w:trPr>
         <w:tc>
           <w:tcPr>
-            <w:tcW w:type="dxa" w:w="1119"/>
+            <w:tcW w:type="dxa" w:w="970"/>
             <w:vAlign w:val="center"/>
           </w:tcPr>
           <w:p>
@@ -12153,7 +15347,7 @@
         </w:tc>
         <w:tc>
           <w:tcPr>
-            <w:tcW w:type="dxa" w:w="1119"/>
+            <w:tcW w:type="dxa" w:w="970"/>
             <w:vAlign w:val="center"/>
           </w:tcPr>
           <w:p>
@@ -12170,7 +15364,7 @@
         </w:tc>
         <w:tc>
           <w:tcPr>
-            <w:tcW w:type="dxa" w:w="1119"/>
+            <w:tcW w:type="dxa" w:w="970"/>
             <w:vAlign w:val="center"/>
           </w:tcPr>
           <w:p>
@@ -12187,7 +15381,7 @@
         </w:tc>
         <w:tc>
           <w:tcPr>
-            <w:tcW w:type="dxa" w:w="1119"/>
+            <w:tcW w:type="dxa" w:w="970"/>
             <w:vAlign w:val="center"/>
           </w:tcPr>
           <w:p>
@@ -12204,7 +15398,7 @@
         </w:tc>
         <w:tc>
           <w:tcPr>
-            <w:tcW w:type="dxa" w:w="1119"/>
+            <w:tcW w:type="dxa" w:w="970"/>
             <w:vAlign w:val="center"/>
           </w:tcPr>
           <w:p>
@@ -12221,7 +15415,7 @@
         </w:tc>
         <w:tc>
           <w:tcPr>
-            <w:tcW w:type="dxa" w:w="1119"/>
+            <w:tcW w:type="dxa" w:w="970"/>
             <w:vAlign w:val="center"/>
           </w:tcPr>
           <w:p>
@@ -12238,7 +15432,7 @@
         </w:tc>
         <w:tc>
           <w:tcPr>
-            <w:tcW w:type="dxa" w:w="1119"/>
+            <w:tcW w:type="dxa" w:w="970"/>
             <w:vAlign w:val="center"/>
           </w:tcPr>
           <w:p>
@@ -12255,24 +15449,24 @@
         </w:tc>
         <w:tc>
           <w:tcPr>
-            <w:tcW w:type="dxa" w:w="1119"/>
-            <w:vAlign w:val="center"/>
-          </w:tcPr>
-          <w:p>
-            <w:pPr>
-              <w:spacing w:after="0"/>
-            </w:pPr>
-            <w:r>
-              <w:rPr>
-                <w:sz w:val="14"/>
-              </w:rPr>
-              <w:t>6073.473</w:t>
-            </w:r>
-          </w:p>
-        </w:tc>
-        <w:tc>
-          <w:tcPr>
-            <w:tcW w:type="dxa" w:w="1119"/>
+            <w:tcW w:type="dxa" w:w="970"/>
+            <w:vAlign w:val="center"/>
+          </w:tcPr>
+          <w:p>
+            <w:pPr>
+              <w:spacing w:after="0"/>
+            </w:pPr>
+            <w:r>
+              <w:rPr>
+                <w:sz w:val="14"/>
+              </w:rPr>
+              <w:t>6075.352</w:t>
+            </w:r>
+          </w:p>
+        </w:tc>
+        <w:tc>
+          <w:tcPr>
+            <w:tcW w:type="dxa" w:w="970"/>
             <w:vAlign w:val="center"/>
           </w:tcPr>
           <w:p>
@@ -12289,24 +15483,24 @@
         </w:tc>
         <w:tc>
           <w:tcPr>
-            <w:tcW w:type="dxa" w:w="1119"/>
-            <w:vAlign w:val="center"/>
-          </w:tcPr>
-          <w:p>
-            <w:pPr>
-              <w:spacing w:after="0"/>
-            </w:pPr>
-            <w:r>
-              <w:rPr>
-                <w:sz w:val="14"/>
-              </w:rPr>
-              <w:t>639.484</w:t>
-            </w:r>
-          </w:p>
-        </w:tc>
-        <w:tc>
-          <w:tcPr>
-            <w:tcW w:type="dxa" w:w="1119"/>
+            <w:tcW w:type="dxa" w:w="970"/>
+            <w:vAlign w:val="center"/>
+          </w:tcPr>
+          <w:p>
+            <w:pPr>
+              <w:spacing w:after="0"/>
+            </w:pPr>
+            <w:r>
+              <w:rPr>
+                <w:sz w:val="14"/>
+              </w:rPr>
+              <w:t>540.764</w:t>
+            </w:r>
+          </w:p>
+        </w:tc>
+        <w:tc>
+          <w:tcPr>
+            <w:tcW w:type="dxa" w:w="970"/>
             <w:vAlign w:val="center"/>
           </w:tcPr>
           <w:p>
@@ -12323,35 +15517,69 @@
         </w:tc>
         <w:tc>
           <w:tcPr>
-            <w:tcW w:type="dxa" w:w="1119"/>
-            <w:vAlign w:val="center"/>
-          </w:tcPr>
-          <w:p>
-            <w:pPr>
-              <w:spacing w:after="0"/>
-            </w:pPr>
-            <w:r>
-              <w:rPr>
-                <w:sz w:val="14"/>
-              </w:rPr>
-              <w:t>8.36</w:t>
-            </w:r>
-          </w:p>
-        </w:tc>
-        <w:tc>
-          <w:tcPr>
-            <w:tcW w:type="dxa" w:w="1119"/>
-            <w:vAlign w:val="center"/>
-          </w:tcPr>
-          <w:p>
-            <w:pPr>
-              <w:spacing w:after="0"/>
-            </w:pPr>
-            <w:r>
-              <w:rPr>
-                <w:sz w:val="14"/>
-              </w:rPr>
-              <w:t>Pass</w:t>
+            <w:tcW w:type="dxa" w:w="970"/>
+            <w:vAlign w:val="center"/>
+          </w:tcPr>
+          <w:p>
+            <w:pPr>
+              <w:spacing w:after="0"/>
+            </w:pPr>
+            <w:r>
+              <w:rPr>
+                <w:sz w:val="14"/>
+              </w:rPr>
+              <w:t>65.41 / 65.41 / 67.44</w:t>
+            </w:r>
+          </w:p>
+        </w:tc>
+        <w:tc>
+          <w:tcPr>
+            <w:tcW w:type="dxa" w:w="970"/>
+            <w:vAlign w:val="center"/>
+          </w:tcPr>
+          <w:p>
+            <w:pPr>
+              <w:spacing w:after="0"/>
+            </w:pPr>
+            <w:r>
+              <w:rPr>
+                <w:sz w:val="14"/>
+              </w:rPr>
+              <w:t>26.00 / 26.00 / 44.00</w:t>
+            </w:r>
+          </w:p>
+        </w:tc>
+        <w:tc>
+          <w:tcPr>
+            <w:tcW w:type="dxa" w:w="970"/>
+            <w:vAlign w:val="center"/>
+          </w:tcPr>
+          <w:p>
+            <w:pPr>
+              <w:spacing w:after="0"/>
+            </w:pPr>
+            <w:r>
+              <w:rPr>
+                <w:sz w:val="14"/>
+              </w:rPr>
+              <w:t>65.41 / 65.41 / 67.44</w:t>
+            </w:r>
+          </w:p>
+        </w:tc>
+        <w:tc>
+          <w:tcPr>
+            <w:tcW w:type="dxa" w:w="970"/>
+            <w:vAlign w:val="center"/>
+          </w:tcPr>
+          <w:p>
+            <w:pPr>
+              <w:spacing w:after="0"/>
+            </w:pPr>
+            <w:r>
+              <w:rPr>
+                <w:sz w:val="14"/>
+              </w:rPr>
+              <w:t>26.00 / 26.00 / 44.00</w:t>
             </w:r>
           </w:p>
         </w:tc>
@@ -12362,7 +15590,7 @@
         </w:trPr>
         <w:tc>
           <w:tcPr>
-            <w:tcW w:type="dxa" w:w="1119"/>
+            <w:tcW w:type="dxa" w:w="970"/>
             <w:vAlign w:val="center"/>
             <w:shd w:fill="EAF2F8"/>
           </w:tcPr>
@@ -12380,7 +15608,7 @@
         </w:tc>
         <w:tc>
           <w:tcPr>
-            <w:tcW w:type="dxa" w:w="1119"/>
+            <w:tcW w:type="dxa" w:w="970"/>
             <w:vAlign w:val="center"/>
             <w:shd w:fill="EAF2F8"/>
           </w:tcPr>
@@ -12398,7 +15626,7 @@
         </w:tc>
         <w:tc>
           <w:tcPr>
-            <w:tcW w:type="dxa" w:w="1119"/>
+            <w:tcW w:type="dxa" w:w="970"/>
             <w:vAlign w:val="center"/>
             <w:shd w:fill="EAF2F8"/>
           </w:tcPr>
@@ -12416,7 +15644,7 @@
         </w:tc>
         <w:tc>
           <w:tcPr>
-            <w:tcW w:type="dxa" w:w="1119"/>
+            <w:tcW w:type="dxa" w:w="970"/>
             <w:vAlign w:val="center"/>
             <w:shd w:fill="EAF2F8"/>
           </w:tcPr>
@@ -12434,7 +15662,7 @@
         </w:tc>
         <w:tc>
           <w:tcPr>
-            <w:tcW w:type="dxa" w:w="1119"/>
+            <w:tcW w:type="dxa" w:w="970"/>
             <w:vAlign w:val="center"/>
             <w:shd w:fill="EAF2F8"/>
           </w:tcPr>
@@ -12452,7 +15680,7 @@
         </w:tc>
         <w:tc>
           <w:tcPr>
-            <w:tcW w:type="dxa" w:w="1119"/>
+            <w:tcW w:type="dxa" w:w="970"/>
             <w:vAlign w:val="center"/>
             <w:shd w:fill="EAF2F8"/>
           </w:tcPr>
@@ -12470,7 +15698,7 @@
         </w:tc>
         <w:tc>
           <w:tcPr>
-            <w:tcW w:type="dxa" w:w="1119"/>
+            <w:tcW w:type="dxa" w:w="970"/>
             <w:vAlign w:val="center"/>
             <w:shd w:fill="EAF2F8"/>
           </w:tcPr>
@@ -12488,25 +15716,25 @@
         </w:tc>
         <w:tc>
           <w:tcPr>
-            <w:tcW w:type="dxa" w:w="1119"/>
-            <w:vAlign w:val="center"/>
-            <w:shd w:fill="EAF2F8"/>
-          </w:tcPr>
-          <w:p>
-            <w:pPr>
-              <w:spacing w:after="0"/>
-            </w:pPr>
-            <w:r>
-              <w:rPr>
-                <w:sz w:val="14"/>
-              </w:rPr>
-              <w:t>5868.852</w:t>
-            </w:r>
-          </w:p>
-        </w:tc>
-        <w:tc>
-          <w:tcPr>
-            <w:tcW w:type="dxa" w:w="1119"/>
+            <w:tcW w:type="dxa" w:w="970"/>
+            <w:vAlign w:val="center"/>
+            <w:shd w:fill="EAF2F8"/>
+          </w:tcPr>
+          <w:p>
+            <w:pPr>
+              <w:spacing w:after="0"/>
+            </w:pPr>
+            <w:r>
+              <w:rPr>
+                <w:sz w:val="14"/>
+              </w:rPr>
+              <w:t>5869.441</w:t>
+            </w:r>
+          </w:p>
+        </w:tc>
+        <w:tc>
+          <w:tcPr>
+            <w:tcW w:type="dxa" w:w="970"/>
             <w:vAlign w:val="center"/>
             <w:shd w:fill="EAF2F8"/>
           </w:tcPr>
@@ -12524,25 +15752,25 @@
         </w:tc>
         <w:tc>
           <w:tcPr>
-            <w:tcW w:type="dxa" w:w="1119"/>
-            <w:vAlign w:val="center"/>
-            <w:shd w:fill="EAF2F8"/>
-          </w:tcPr>
-          <w:p>
-            <w:pPr>
-              <w:spacing w:after="0"/>
-            </w:pPr>
-            <w:r>
-              <w:rPr>
-                <w:sz w:val="14"/>
-              </w:rPr>
-              <w:t>504.813</w:t>
-            </w:r>
-          </w:p>
-        </w:tc>
-        <w:tc>
-          <w:tcPr>
-            <w:tcW w:type="dxa" w:w="1119"/>
+            <w:tcW w:type="dxa" w:w="970"/>
+            <w:vAlign w:val="center"/>
+            <w:shd w:fill="EAF2F8"/>
+          </w:tcPr>
+          <w:p>
+            <w:pPr>
+              <w:spacing w:after="0"/>
+            </w:pPr>
+            <w:r>
+              <w:rPr>
+                <w:sz w:val="14"/>
+              </w:rPr>
+              <w:t>514.448</w:t>
+            </w:r>
+          </w:p>
+        </w:tc>
+        <w:tc>
+          <w:tcPr>
+            <w:tcW w:type="dxa" w:w="970"/>
             <w:vAlign w:val="center"/>
             <w:shd w:fill="EAF2F8"/>
           </w:tcPr>
@@ -12560,37 +15788,73 @@
         </w:tc>
         <w:tc>
           <w:tcPr>
-            <w:tcW w:type="dxa" w:w="1119"/>
-            <w:vAlign w:val="center"/>
-            <w:shd w:fill="EAF2F8"/>
-          </w:tcPr>
-          <w:p>
-            <w:pPr>
-              <w:spacing w:after="0"/>
-            </w:pPr>
-            <w:r>
-              <w:rPr>
-                <w:sz w:val="14"/>
-              </w:rPr>
-              <w:t>7.51</w:t>
-            </w:r>
-          </w:p>
-        </w:tc>
-        <w:tc>
-          <w:tcPr>
-            <w:tcW w:type="dxa" w:w="1119"/>
-            <w:vAlign w:val="center"/>
-            <w:shd w:fill="EAF2F8"/>
-          </w:tcPr>
-          <w:p>
-            <w:pPr>
-              <w:spacing w:after="0"/>
-            </w:pPr>
-            <w:r>
-              <w:rPr>
-                <w:sz w:val="14"/>
-              </w:rPr>
-              <w:t>Pass</w:t>
+            <w:tcW w:type="dxa" w:w="970"/>
+            <w:vAlign w:val="center"/>
+            <w:shd w:fill="EAF2F8"/>
+          </w:tcPr>
+          <w:p>
+            <w:pPr>
+              <w:spacing w:after="0"/>
+            </w:pPr>
+            <w:r>
+              <w:rPr>
+                <w:sz w:val="14"/>
+              </w:rPr>
+              <w:t>65.14 / 65.51 / 67.63</w:t>
+            </w:r>
+          </w:p>
+        </w:tc>
+        <w:tc>
+          <w:tcPr>
+            <w:tcW w:type="dxa" w:w="970"/>
+            <w:vAlign w:val="center"/>
+            <w:shd w:fill="EAF2F8"/>
+          </w:tcPr>
+          <w:p>
+            <w:pPr>
+              <w:spacing w:after="0"/>
+            </w:pPr>
+            <w:r>
+              <w:rPr>
+                <w:sz w:val="14"/>
+              </w:rPr>
+              <w:t>24.94 / 23.00 / 45.00</w:t>
+            </w:r>
+          </w:p>
+        </w:tc>
+        <w:tc>
+          <w:tcPr>
+            <w:tcW w:type="dxa" w:w="970"/>
+            <w:vAlign w:val="center"/>
+            <w:shd w:fill="EAF2F8"/>
+          </w:tcPr>
+          <w:p>
+            <w:pPr>
+              <w:spacing w:after="0"/>
+            </w:pPr>
+            <w:r>
+              <w:rPr>
+                <w:sz w:val="14"/>
+              </w:rPr>
+              <w:t>65.14 / 65.51 / 67.63</w:t>
+            </w:r>
+          </w:p>
+        </w:tc>
+        <w:tc>
+          <w:tcPr>
+            <w:tcW w:type="dxa" w:w="970"/>
+            <w:vAlign w:val="center"/>
+            <w:shd w:fill="EAF2F8"/>
+          </w:tcPr>
+          <w:p>
+            <w:pPr>
+              <w:spacing w:after="0"/>
+            </w:pPr>
+            <w:r>
+              <w:rPr>
+                <w:sz w:val="14"/>
+              </w:rPr>
+              <w:t>24.94 / 23.00 / 45.00</w:t>
             </w:r>
           </w:p>
         </w:tc>
@@ -12601,7 +15865,7 @@
         </w:trPr>
         <w:tc>
           <w:tcPr>
-            <w:tcW w:type="dxa" w:w="1119"/>
+            <w:tcW w:type="dxa" w:w="970"/>
             <w:vAlign w:val="center"/>
           </w:tcPr>
           <w:p>
@@ -12618,7 +15882,7 @@
         </w:tc>
         <w:tc>
           <w:tcPr>
-            <w:tcW w:type="dxa" w:w="1119"/>
+            <w:tcW w:type="dxa" w:w="970"/>
             <w:vAlign w:val="center"/>
           </w:tcPr>
           <w:p>
@@ -12635,7 +15899,7 @@
         </w:tc>
         <w:tc>
           <w:tcPr>
-            <w:tcW w:type="dxa" w:w="1119"/>
+            <w:tcW w:type="dxa" w:w="970"/>
             <w:vAlign w:val="center"/>
           </w:tcPr>
           <w:p>
@@ -12652,7 +15916,7 @@
         </w:tc>
         <w:tc>
           <w:tcPr>
-            <w:tcW w:type="dxa" w:w="1119"/>
+            <w:tcW w:type="dxa" w:w="970"/>
             <w:vAlign w:val="center"/>
           </w:tcPr>
           <w:p>
@@ -12669,7 +15933,7 @@
         </w:tc>
         <w:tc>
           <w:tcPr>
-            <w:tcW w:type="dxa" w:w="1119"/>
+            <w:tcW w:type="dxa" w:w="970"/>
             <w:vAlign w:val="center"/>
           </w:tcPr>
           <w:p>
@@ -12686,7 +15950,7 @@
         </w:tc>
         <w:tc>
           <w:tcPr>
-            <w:tcW w:type="dxa" w:w="1119"/>
+            <w:tcW w:type="dxa" w:w="970"/>
             <w:vAlign w:val="center"/>
           </w:tcPr>
           <w:p>
@@ -12703,7 +15967,7 @@
         </w:tc>
         <w:tc>
           <w:tcPr>
-            <w:tcW w:type="dxa" w:w="1119"/>
+            <w:tcW w:type="dxa" w:w="970"/>
             <w:vAlign w:val="center"/>
           </w:tcPr>
           <w:p>
@@ -12720,24 +15984,24 @@
         </w:tc>
         <w:tc>
           <w:tcPr>
-            <w:tcW w:type="dxa" w:w="1119"/>
-            <w:vAlign w:val="center"/>
-          </w:tcPr>
-          <w:p>
-            <w:pPr>
-              <w:spacing w:after="0"/>
-            </w:pPr>
-            <w:r>
-              <w:rPr>
-                <w:sz w:val="14"/>
-              </w:rPr>
-              <w:t>10455.605</w:t>
-            </w:r>
-          </w:p>
-        </w:tc>
-        <w:tc>
-          <w:tcPr>
-            <w:tcW w:type="dxa" w:w="1119"/>
+            <w:tcW w:type="dxa" w:w="970"/>
+            <w:vAlign w:val="center"/>
+          </w:tcPr>
+          <w:p>
+            <w:pPr>
+              <w:spacing w:after="0"/>
+            </w:pPr>
+            <w:r>
+              <w:rPr>
+                <w:sz w:val="14"/>
+              </w:rPr>
+              <w:t>10456.277</w:t>
+            </w:r>
+          </w:p>
+        </w:tc>
+        <w:tc>
+          <w:tcPr>
+            <w:tcW w:type="dxa" w:w="970"/>
             <w:vAlign w:val="center"/>
           </w:tcPr>
           <w:p>
@@ -12754,24 +16018,24 @@
         </w:tc>
         <w:tc>
           <w:tcPr>
-            <w:tcW w:type="dxa" w:w="1119"/>
-            <w:vAlign w:val="center"/>
-          </w:tcPr>
-          <w:p>
-            <w:pPr>
-              <w:spacing w:after="0"/>
-            </w:pPr>
-            <w:r>
-              <w:rPr>
-                <w:sz w:val="14"/>
-              </w:rPr>
-              <w:t>637.928</w:t>
-            </w:r>
-          </w:p>
-        </w:tc>
-        <w:tc>
-          <w:tcPr>
-            <w:tcW w:type="dxa" w:w="1119"/>
+            <w:tcW w:type="dxa" w:w="970"/>
+            <w:vAlign w:val="center"/>
+          </w:tcPr>
+          <w:p>
+            <w:pPr>
+              <w:spacing w:after="0"/>
+            </w:pPr>
+            <w:r>
+              <w:rPr>
+                <w:sz w:val="14"/>
+              </w:rPr>
+              <w:t>687.208</w:t>
+            </w:r>
+          </w:p>
+        </w:tc>
+        <w:tc>
+          <w:tcPr>
+            <w:tcW w:type="dxa" w:w="970"/>
             <w:vAlign w:val="center"/>
           </w:tcPr>
           <w:p>
@@ -12788,35 +16052,69 @@
         </w:tc>
         <w:tc>
           <w:tcPr>
-            <w:tcW w:type="dxa" w:w="1119"/>
-            <w:vAlign w:val="center"/>
-          </w:tcPr>
-          <w:p>
-            <w:pPr>
-              <w:spacing w:after="0"/>
-            </w:pPr>
-            <w:r>
-              <w:rPr>
-                <w:sz w:val="14"/>
-              </w:rPr>
-              <w:t>6.67</w:t>
-            </w:r>
-          </w:p>
-        </w:tc>
-        <w:tc>
-          <w:tcPr>
-            <w:tcW w:type="dxa" w:w="1119"/>
-            <w:vAlign w:val="center"/>
-          </w:tcPr>
-          <w:p>
-            <w:pPr>
-              <w:spacing w:after="0"/>
-            </w:pPr>
-            <w:r>
-              <w:rPr>
-                <w:sz w:val="14"/>
-              </w:rPr>
-              <w:t>Pass - controlled bypass; P5 safety-blocked</w:t>
+            <w:tcW w:type="dxa" w:w="970"/>
+            <w:vAlign w:val="center"/>
+          </w:tcPr>
+          <w:p>
+            <w:pPr>
+              <w:spacing w:after="0"/>
+            </w:pPr>
+            <w:r>
+              <w:rPr>
+                <w:sz w:val="14"/>
+              </w:rPr>
+              <w:t>2.08 / 2.10 / 2.88</w:t>
+            </w:r>
+          </w:p>
+        </w:tc>
+        <w:tc>
+          <w:tcPr>
+            <w:tcW w:type="dxa" w:w="970"/>
+            <w:vAlign w:val="center"/>
+          </w:tcPr>
+          <w:p>
+            <w:pPr>
+              <w:spacing w:after="0"/>
+            </w:pPr>
+            <w:r>
+              <w:rPr>
+                <w:sz w:val="14"/>
+              </w:rPr>
+              <w:t>95.72 / 97.50 / 100.00</w:t>
+            </w:r>
+          </w:p>
+        </w:tc>
+        <w:tc>
+          <w:tcPr>
+            <w:tcW w:type="dxa" w:w="970"/>
+            <w:vAlign w:val="center"/>
+          </w:tcPr>
+          <w:p>
+            <w:pPr>
+              <w:spacing w:after="0"/>
+            </w:pPr>
+            <w:r>
+              <w:rPr>
+                <w:sz w:val="14"/>
+              </w:rPr>
+              <w:t>2.08 / 2.10 / 2.88</w:t>
+            </w:r>
+          </w:p>
+        </w:tc>
+        <w:tc>
+          <w:tcPr>
+            <w:tcW w:type="dxa" w:w="970"/>
+            <w:vAlign w:val="center"/>
+          </w:tcPr>
+          <w:p>
+            <w:pPr>
+              <w:spacing w:after="0"/>
+            </w:pPr>
+            <w:r>
+              <w:rPr>
+                <w:sz w:val="14"/>
+              </w:rPr>
+              <w:t>95.72 / 97.50 / 100.00</w:t>
             </w:r>
           </w:p>
         </w:tc>

--- a/docs/testing/workbooks/generated/02_AtomicBot_TurboQuant_Controlled_Retest_Workbook_v1.docx
+++ b/docs/testing/workbooks/generated/02_AtomicBot_TurboQuant_Controlled_Retest_Workbook_v1.docx
@@ -1755,7 +1755,7 @@
               <w:rPr>
                 <w:sz w:val="14"/>
               </w:rPr>
-              <w:t>Student with Codex-controlled harness</w:t>
+              <w:t>Student with project tooling-controlled harness</w:t>
             </w:r>
           </w:p>
         </w:tc>
